--- a/technologies/06_CLM/30 Документация/Управление_Директорами_CLM_Методология_реализации_V1.docx
+++ b/technologies/06_CLM/30 Документация/Управление_Директорами_CLM_Методология_реализации_V1.docx
@@ -51,18 +51,18 @@
     </w:p>
     <w:tbl>
       <w:tblPr>
-        <w:tblW w:type="dxa" w:w="9360"/>
+        <w:tblW w:w="9360" w:type="dxa"/>
         <w:jc w:val="center"/>
         <w:tblLayout w:type="fixed"/>
-        <w:tblLook w:firstColumn="1" w:firstRow="1" w:lastColumn="0" w:lastRow="0" w:noHBand="0" w:noVBand="1" w:val="04A0"/>
+        <w:tblLook w:val="04A0" w:firstRow="1" w:lastRow="0" w:firstColumn="1" w:lastColumn="0" w:noHBand="0" w:noVBand="1"/>
         <w:tblInd w:w="120" w:type="dxa"/>
         <w:tblBorders>
-          <w:top w:val="single" w:sz="4" w:space="0" w:color="D8D2C8"/>
-          <w:left w:val="single" w:sz="4" w:space="0" w:color="D8D2C8"/>
-          <w:bottom w:val="single" w:sz="4" w:space="0" w:color="D8D2C8"/>
-          <w:right w:val="single" w:sz="4" w:space="0" w:color="D8D2C8"/>
-          <w:insideH w:val="single" w:sz="4" w:space="0" w:color="D8D2C8"/>
-          <w:insideV w:val="single" w:sz="4" w:space="0" w:color="D8D2C8"/>
+          <w:top w:val="single" w:color="D8D2C8" w:sz="4" w:space="0"/>
+          <w:left w:val="single" w:color="D8D2C8" w:sz="4" w:space="0"/>
+          <w:bottom w:val="single" w:color="D8D2C8" w:sz="4" w:space="0"/>
+          <w:right w:val="single" w:color="D8D2C8" w:sz="4" w:space="0"/>
+          <w:insideH w:val="single" w:color="D8D2C8" w:sz="4" w:space="0"/>
+          <w:insideV w:val="single" w:color="D8D2C8" w:sz="4" w:space="0"/>
         </w:tblBorders>
       </w:tblPr>
       <w:tblGrid>
@@ -71,7 +71,7 @@
       <w:tr>
         <w:tc>
           <w:tcPr>
-            <w:tcW w:type="dxa" w:w="10166"/>
+            <w:tcW w:w="10166" w:type="dxa"/>
             <w:shd w:fill="F3EBDD"/>
             <w:tcMar>
               <w:top w:w="120" w:type="dxa"/>
@@ -131,18 +131,18 @@
     </w:p>
     <w:tbl>
       <w:tblPr>
-        <w:tblW w:type="dxa" w:w="9360"/>
+        <w:tblW w:w="9360" w:type="dxa"/>
         <w:jc w:val="center"/>
         <w:tblLayout w:type="fixed"/>
-        <w:tblLook w:firstColumn="1" w:firstRow="1" w:lastColumn="0" w:lastRow="0" w:noHBand="0" w:noVBand="1" w:val="04A0"/>
+        <w:tblLook w:val="04A0" w:firstRow="1" w:lastRow="0" w:firstColumn="1" w:lastColumn="0" w:noHBand="0" w:noVBand="1"/>
         <w:tblInd w:w="120" w:type="dxa"/>
         <w:tblBorders>
-          <w:top w:val="single" w:sz="4" w:space="0" w:color="D8D2C8"/>
-          <w:left w:val="single" w:sz="4" w:space="0" w:color="D8D2C8"/>
-          <w:bottom w:val="single" w:sz="4" w:space="0" w:color="D8D2C8"/>
-          <w:right w:val="single" w:sz="4" w:space="0" w:color="D8D2C8"/>
-          <w:insideH w:val="single" w:sz="4" w:space="0" w:color="D8D2C8"/>
-          <w:insideV w:val="single" w:sz="4" w:space="0" w:color="D8D2C8"/>
+          <w:top w:val="single" w:color="D8D2C8" w:sz="4" w:space="0"/>
+          <w:left w:val="single" w:color="D8D2C8" w:sz="4" w:space="0"/>
+          <w:bottom w:val="single" w:color="D8D2C8" w:sz="4" w:space="0"/>
+          <w:right w:val="single" w:color="D8D2C8" w:sz="4" w:space="0"/>
+          <w:insideH w:val="single" w:color="D8D2C8" w:sz="4" w:space="0"/>
+          <w:insideV w:val="single" w:color="D8D2C8" w:sz="4" w:space="0"/>
         </w:tblBorders>
       </w:tblPr>
       <w:tblGrid>
@@ -156,7 +156,7 @@
         </w:trPr>
         <w:tc>
           <w:tcPr>
-            <w:tcW w:type="dxa" w:w="2100"/>
+            <w:tcW w:w="2100" w:type="dxa"/>
             <w:shd w:fill="0B1F33"/>
             <w:tcMar>
               <w:top w:w="90" w:type="dxa"/>
@@ -185,7 +185,7 @@
         </w:tc>
         <w:tc>
           <w:tcPr>
-            <w:tcW w:type="dxa" w:w="3900"/>
+            <w:tcW w:w="3900" w:type="dxa"/>
             <w:shd w:fill="0B1F33"/>
             <w:tcMar>
               <w:top w:w="90" w:type="dxa"/>
@@ -214,7 +214,7 @@
         </w:tc>
         <w:tc>
           <w:tcPr>
-            <w:tcW w:type="dxa" w:w="3360"/>
+            <w:tcW w:w="3360" w:type="dxa"/>
             <w:shd w:fill="0B1F33"/>
             <w:tcMar>
               <w:top w:w="90" w:type="dxa"/>
@@ -248,7 +248,7 @@
         </w:trPr>
         <w:tc>
           <w:tcPr>
-            <w:tcW w:type="dxa" w:w="2100"/>
+            <w:tcW w:w="2100" w:type="dxa"/>
             <w:tcMar>
               <w:top w:w="80" w:type="dxa"/>
               <w:start w:w="110" w:type="dxa"/>
@@ -276,7 +276,7 @@
         </w:tc>
         <w:tc>
           <w:tcPr>
-            <w:tcW w:type="dxa" w:w="3900"/>
+            <w:tcW w:w="3900" w:type="dxa"/>
             <w:tcMar>
               <w:top w:w="80" w:type="dxa"/>
               <w:start w:w="110" w:type="dxa"/>
@@ -304,7 +304,7 @@
         </w:tc>
         <w:tc>
           <w:tcPr>
-            <w:tcW w:type="dxa" w:w="3360"/>
+            <w:tcW w:w="3360" w:type="dxa"/>
             <w:tcMar>
               <w:top w:w="80" w:type="dxa"/>
               <w:start w:w="110" w:type="dxa"/>
@@ -337,7 +337,7 @@
         </w:trPr>
         <w:tc>
           <w:tcPr>
-            <w:tcW w:type="dxa" w:w="2100"/>
+            <w:tcW w:w="2100" w:type="dxa"/>
             <w:tcMar>
               <w:top w:w="80" w:type="dxa"/>
               <w:start w:w="110" w:type="dxa"/>
@@ -366,7 +366,7 @@
         </w:tc>
         <w:tc>
           <w:tcPr>
-            <w:tcW w:type="dxa" w:w="3900"/>
+            <w:tcW w:w="3900" w:type="dxa"/>
             <w:tcMar>
               <w:top w:w="80" w:type="dxa"/>
               <w:start w:w="110" w:type="dxa"/>
@@ -395,7 +395,7 @@
         </w:tc>
         <w:tc>
           <w:tcPr>
-            <w:tcW w:type="dxa" w:w="3360"/>
+            <w:tcW w:w="3360" w:type="dxa"/>
             <w:tcMar>
               <w:top w:w="80" w:type="dxa"/>
               <w:start w:w="110" w:type="dxa"/>
@@ -429,7 +429,7 @@
         </w:trPr>
         <w:tc>
           <w:tcPr>
-            <w:tcW w:type="dxa" w:w="2100"/>
+            <w:tcW w:w="2100" w:type="dxa"/>
             <w:tcMar>
               <w:top w:w="80" w:type="dxa"/>
               <w:start w:w="110" w:type="dxa"/>
@@ -457,7 +457,7 @@
         </w:tc>
         <w:tc>
           <w:tcPr>
-            <w:tcW w:type="dxa" w:w="3900"/>
+            <w:tcW w:w="3900" w:type="dxa"/>
             <w:tcMar>
               <w:top w:w="80" w:type="dxa"/>
               <w:start w:w="110" w:type="dxa"/>
@@ -485,7 +485,7 @@
         </w:tc>
         <w:tc>
           <w:tcPr>
-            <w:tcW w:type="dxa" w:w="3360"/>
+            <w:tcW w:w="3360" w:type="dxa"/>
             <w:tcMar>
               <w:top w:w="80" w:type="dxa"/>
               <w:start w:w="110" w:type="dxa"/>
@@ -518,7 +518,7 @@
         </w:trPr>
         <w:tc>
           <w:tcPr>
-            <w:tcW w:type="dxa" w:w="2100"/>
+            <w:tcW w:w="2100" w:type="dxa"/>
             <w:tcMar>
               <w:top w:w="80" w:type="dxa"/>
               <w:start w:w="110" w:type="dxa"/>
@@ -547,7 +547,7 @@
         </w:tc>
         <w:tc>
           <w:tcPr>
-            <w:tcW w:type="dxa" w:w="3900"/>
+            <w:tcW w:w="3900" w:type="dxa"/>
             <w:tcMar>
               <w:top w:w="80" w:type="dxa"/>
               <w:start w:w="110" w:type="dxa"/>
@@ -576,7 +576,7 @@
         </w:tc>
         <w:tc>
           <w:tcPr>
-            <w:tcW w:type="dxa" w:w="3360"/>
+            <w:tcW w:w="3360" w:type="dxa"/>
             <w:tcMar>
               <w:top w:w="80" w:type="dxa"/>
               <w:start w:w="110" w:type="dxa"/>
@@ -623,18 +623,18 @@
     </w:p>
     <w:tbl>
       <w:tblPr>
-        <w:tblW w:type="dxa" w:w="9360"/>
+        <w:tblW w:w="9360" w:type="dxa"/>
         <w:jc w:val="center"/>
         <w:tblLayout w:type="fixed"/>
-        <w:tblLook w:firstColumn="1" w:firstRow="1" w:lastColumn="0" w:lastRow="0" w:noHBand="0" w:noVBand="1" w:val="04A0"/>
+        <w:tblLook w:val="04A0" w:firstRow="1" w:lastRow="0" w:firstColumn="1" w:lastColumn="0" w:noHBand="0" w:noVBand="1"/>
         <w:tblInd w:w="120" w:type="dxa"/>
         <w:tblBorders>
-          <w:top w:val="single" w:sz="4" w:space="0" w:color="FFFFFF"/>
-          <w:left w:val="single" w:sz="4" w:space="0" w:color="FFFFFF"/>
-          <w:bottom w:val="single" w:sz="4" w:space="0" w:color="FFFFFF"/>
-          <w:right w:val="single" w:sz="4" w:space="0" w:color="FFFFFF"/>
-          <w:insideH w:val="single" w:sz="4" w:space="0" w:color="FFFFFF"/>
-          <w:insideV w:val="single" w:sz="4" w:space="0" w:color="FFFFFF"/>
+          <w:top w:val="single" w:color="FFFFFF" w:sz="4" w:space="0"/>
+          <w:left w:val="single" w:color="FFFFFF" w:sz="4" w:space="0"/>
+          <w:bottom w:val="single" w:color="FFFFFF" w:sz="4" w:space="0"/>
+          <w:right w:val="single" w:color="FFFFFF" w:sz="4" w:space="0"/>
+          <w:insideH w:val="single" w:color="FFFFFF" w:sz="4" w:space="0"/>
+          <w:insideV w:val="single" w:color="FFFFFF" w:sz="4" w:space="0"/>
         </w:tblBorders>
       </w:tblPr>
       <w:tblGrid>
@@ -647,7 +647,7 @@
       <w:tr>
         <w:tc>
           <w:tcPr>
-            <w:tcW w:type="dxa" w:w="1872"/>
+            <w:tcW w:w="1872" w:type="dxa"/>
             <w:tcMar>
               <w:top w:w="80" w:type="dxa"/>
               <w:start w:w="80" w:type="dxa"/>
@@ -676,7 +676,7 @@
         </w:tc>
         <w:tc>
           <w:tcPr>
-            <w:tcW w:type="dxa" w:w="1872"/>
+            <w:tcW w:w="1872" w:type="dxa"/>
             <w:tcMar>
               <w:top w:w="80" w:type="dxa"/>
               <w:start w:w="80" w:type="dxa"/>
@@ -705,7 +705,7 @@
         </w:tc>
         <w:tc>
           <w:tcPr>
-            <w:tcW w:type="dxa" w:w="1872"/>
+            <w:tcW w:w="1872" w:type="dxa"/>
             <w:tcMar>
               <w:top w:w="80" w:type="dxa"/>
               <w:start w:w="80" w:type="dxa"/>
@@ -734,7 +734,7 @@
         </w:tc>
         <w:tc>
           <w:tcPr>
-            <w:tcW w:type="dxa" w:w="1872"/>
+            <w:tcW w:w="1872" w:type="dxa"/>
             <w:tcMar>
               <w:top w:w="80" w:type="dxa"/>
               <w:start w:w="80" w:type="dxa"/>
@@ -763,7 +763,7 @@
         </w:tc>
         <w:tc>
           <w:tcPr>
-            <w:tcW w:type="dxa" w:w="1872"/>
+            <w:tcW w:w="1872" w:type="dxa"/>
             <w:tcMar>
               <w:top w:w="80" w:type="dxa"/>
               <w:start w:w="80" w:type="dxa"/>
@@ -794,7 +794,7 @@
       <w:tr>
         <w:tc>
           <w:tcPr>
-            <w:tcW w:type="dxa" w:w="1872"/>
+            <w:tcW w:w="1872" w:type="dxa"/>
             <w:tcMar>
               <w:top w:w="80" w:type="dxa"/>
               <w:start w:w="80" w:type="dxa"/>
@@ -823,7 +823,7 @@
         </w:tc>
         <w:tc>
           <w:tcPr>
-            <w:tcW w:type="dxa" w:w="1872"/>
+            <w:tcW w:w="1872" w:type="dxa"/>
             <w:tcMar>
               <w:top w:w="80" w:type="dxa"/>
               <w:start w:w="80" w:type="dxa"/>
@@ -852,7 +852,7 @@
         </w:tc>
         <w:tc>
           <w:tcPr>
-            <w:tcW w:type="dxa" w:w="1872"/>
+            <w:tcW w:w="1872" w:type="dxa"/>
             <w:tcMar>
               <w:top w:w="80" w:type="dxa"/>
               <w:start w:w="80" w:type="dxa"/>
@@ -881,7 +881,7 @@
         </w:tc>
         <w:tc>
           <w:tcPr>
-            <w:tcW w:type="dxa" w:w="1872"/>
+            <w:tcW w:w="1872" w:type="dxa"/>
             <w:tcMar>
               <w:top w:w="80" w:type="dxa"/>
               <w:start w:w="80" w:type="dxa"/>
@@ -910,7 +910,7 @@
         </w:tc>
         <w:tc>
           <w:tcPr>
-            <w:tcW w:type="dxa" w:w="1872"/>
+            <w:tcW w:w="1872" w:type="dxa"/>
             <w:tcMar>
               <w:top w:w="80" w:type="dxa"/>
               <w:start w:w="80" w:type="dxa"/>
@@ -957,18 +957,18 @@
     </w:p>
     <w:tbl>
       <w:tblPr>
-        <w:tblW w:type="dxa" w:w="9360"/>
+        <w:tblW w:w="9360" w:type="dxa"/>
         <w:jc w:val="center"/>
         <w:tblLayout w:type="fixed"/>
-        <w:tblLook w:firstColumn="1" w:firstRow="1" w:lastColumn="0" w:lastRow="0" w:noHBand="0" w:noVBand="1" w:val="04A0"/>
+        <w:tblLook w:val="04A0" w:firstRow="1" w:lastRow="0" w:firstColumn="1" w:lastColumn="0" w:noHBand="0" w:noVBand="1"/>
         <w:tblInd w:w="120" w:type="dxa"/>
         <w:tblBorders>
-          <w:top w:val="single" w:sz="4" w:space="0" w:color="D8D2C8"/>
-          <w:left w:val="single" w:sz="4" w:space="0" w:color="D8D2C8"/>
-          <w:bottom w:val="single" w:sz="4" w:space="0" w:color="D8D2C8"/>
-          <w:right w:val="single" w:sz="4" w:space="0" w:color="D8D2C8"/>
-          <w:insideH w:val="single" w:sz="4" w:space="0" w:color="D8D2C8"/>
-          <w:insideV w:val="single" w:sz="4" w:space="0" w:color="D8D2C8"/>
+          <w:top w:val="single" w:color="D8D2C8" w:sz="4" w:space="0"/>
+          <w:left w:val="single" w:color="D8D2C8" w:sz="4" w:space="0"/>
+          <w:bottom w:val="single" w:color="D8D2C8" w:sz="4" w:space="0"/>
+          <w:right w:val="single" w:color="D8D2C8" w:sz="4" w:space="0"/>
+          <w:insideH w:val="single" w:color="D8D2C8" w:sz="4" w:space="0"/>
+          <w:insideV w:val="single" w:color="D8D2C8" w:sz="4" w:space="0"/>
         </w:tblBorders>
       </w:tblPr>
       <w:tblGrid>
@@ -984,7 +984,7 @@
         </w:trPr>
         <w:tc>
           <w:tcPr>
-            <w:tcW w:type="dxa" w:w="1300"/>
+            <w:tcW w:w="1300" w:type="dxa"/>
             <w:shd w:fill="0F766E"/>
             <w:tcMar>
               <w:top w:w="90" w:type="dxa"/>
@@ -1013,7 +1013,7 @@
         </w:tc>
         <w:tc>
           <w:tcPr>
-            <w:tcW w:type="dxa" w:w="2050"/>
+            <w:tcW w:w="2050" w:type="dxa"/>
             <w:shd w:fill="0F766E"/>
             <w:tcMar>
               <w:top w:w="90" w:type="dxa"/>
@@ -1042,7 +1042,7 @@
         </w:tc>
         <w:tc>
           <w:tcPr>
-            <w:tcW w:type="dxa" w:w="2750"/>
+            <w:tcW w:w="2750" w:type="dxa"/>
             <w:shd w:fill="0F766E"/>
             <w:tcMar>
               <w:top w:w="90" w:type="dxa"/>
@@ -1071,7 +1071,7 @@
         </w:tc>
         <w:tc>
           <w:tcPr>
-            <w:tcW w:type="dxa" w:w="1900"/>
+            <w:tcW w:w="1900" w:type="dxa"/>
             <w:shd w:fill="0F766E"/>
             <w:tcMar>
               <w:top w:w="90" w:type="dxa"/>
@@ -1100,7 +1100,7 @@
         </w:tc>
         <w:tc>
           <w:tcPr>
-            <w:tcW w:type="dxa" w:w="1360"/>
+            <w:tcW w:w="1360" w:type="dxa"/>
             <w:shd w:fill="0F766E"/>
             <w:tcMar>
               <w:top w:w="90" w:type="dxa"/>
@@ -1134,7 +1134,7 @@
         </w:trPr>
         <w:tc>
           <w:tcPr>
-            <w:tcW w:type="dxa" w:w="1300"/>
+            <w:tcW w:w="1300" w:type="dxa"/>
             <w:tcMar>
               <w:top w:w="80" w:type="dxa"/>
               <w:start w:w="110" w:type="dxa"/>
@@ -1162,7 +1162,7 @@
         </w:tc>
         <w:tc>
           <w:tcPr>
-            <w:tcW w:type="dxa" w:w="2050"/>
+            <w:tcW w:w="2050" w:type="dxa"/>
             <w:tcMar>
               <w:top w:w="80" w:type="dxa"/>
               <w:start w:w="110" w:type="dxa"/>
@@ -1190,7 +1190,7 @@
         </w:tc>
         <w:tc>
           <w:tcPr>
-            <w:tcW w:type="dxa" w:w="2750"/>
+            <w:tcW w:w="2750" w:type="dxa"/>
             <w:tcMar>
               <w:top w:w="80" w:type="dxa"/>
               <w:start w:w="110" w:type="dxa"/>
@@ -1218,7 +1218,7 @@
         </w:tc>
         <w:tc>
           <w:tcPr>
-            <w:tcW w:type="dxa" w:w="1900"/>
+            <w:tcW w:w="1900" w:type="dxa"/>
             <w:tcMar>
               <w:top w:w="80" w:type="dxa"/>
               <w:start w:w="110" w:type="dxa"/>
@@ -1246,7 +1246,7 @@
         </w:tc>
         <w:tc>
           <w:tcPr>
-            <w:tcW w:type="dxa" w:w="1360"/>
+            <w:tcW w:w="1360" w:type="dxa"/>
             <w:tcMar>
               <w:top w:w="80" w:type="dxa"/>
               <w:start w:w="110" w:type="dxa"/>
@@ -1279,7 +1279,7 @@
         </w:trPr>
         <w:tc>
           <w:tcPr>
-            <w:tcW w:type="dxa" w:w="1300"/>
+            <w:tcW w:w="1300" w:type="dxa"/>
             <w:tcMar>
               <w:top w:w="80" w:type="dxa"/>
               <w:start w:w="110" w:type="dxa"/>
@@ -1308,7 +1308,7 @@
         </w:tc>
         <w:tc>
           <w:tcPr>
-            <w:tcW w:type="dxa" w:w="2050"/>
+            <w:tcW w:w="2050" w:type="dxa"/>
             <w:tcMar>
               <w:top w:w="80" w:type="dxa"/>
               <w:start w:w="110" w:type="dxa"/>
@@ -1337,7 +1337,7 @@
         </w:tc>
         <w:tc>
           <w:tcPr>
-            <w:tcW w:type="dxa" w:w="2750"/>
+            <w:tcW w:w="2750" w:type="dxa"/>
             <w:tcMar>
               <w:top w:w="80" w:type="dxa"/>
               <w:start w:w="110" w:type="dxa"/>
@@ -1366,7 +1366,7 @@
         </w:tc>
         <w:tc>
           <w:tcPr>
-            <w:tcW w:type="dxa" w:w="1900"/>
+            <w:tcW w:w="1900" w:type="dxa"/>
             <w:tcMar>
               <w:top w:w="80" w:type="dxa"/>
               <w:start w:w="110" w:type="dxa"/>
@@ -1380,22 +1380,14 @@
             <w:pPr>
               <w:spacing w:after="0" w:line="254" w:lineRule="auto"/>
             </w:pPr>
-            <w:r/>
             <w:r>
-              <w:rPr>
-                <w:rFonts w:ascii="Calibri" w:hAnsi="Calibri" w:eastAsia="Calibri"/>
-                <w:b w:val="0"/>
-                <w:i w:val="0"/>
-                <w:color w:val="111827"/>
-                <w:sz w:val="14"/>
-              </w:rPr>
-              <w:t>Карта разрывов, первичный маршрут.</w:t>
+              <w:t xml:space="preserve">Карта C-level-разрывов и протокол вердикта.</w:t>
             </w:r>
           </w:p>
         </w:tc>
         <w:tc>
           <w:tcPr>
-            <w:tcW w:type="dxa" w:w="1360"/>
+            <w:tcW w:w="1360" w:type="dxa"/>
             <w:tcMar>
               <w:top w:w="80" w:type="dxa"/>
               <w:start w:w="110" w:type="dxa"/>
@@ -1409,16 +1401,8 @@
             <w:pPr>
               <w:spacing w:after="0" w:line="254" w:lineRule="auto"/>
             </w:pPr>
-            <w:r/>
             <w:r>
-              <w:rPr>
-                <w:rFonts w:ascii="Calibri" w:hAnsi="Calibri" w:eastAsia="Calibri"/>
-                <w:b w:val="0"/>
-                <w:i w:val="0"/>
-                <w:color w:val="111827"/>
-                <w:sz w:val="14"/>
-              </w:rPr>
-              <w:t>Сессия / Сопровождение / стоп.</w:t>
+              <w:t xml:space="preserve">GO → Сессия; GO при условиях → закрыть условия внутри Диагностики, затем Сессия; HOLD → пауза с возвратом в Диагностику; STOP / NO FIT → завершить.</w:t>
             </w:r>
           </w:p>
         </w:tc>
@@ -1429,7 +1413,7 @@
         </w:trPr>
         <w:tc>
           <w:tcPr>
-            <w:tcW w:type="dxa" w:w="1300"/>
+            <w:tcW w:w="1300" w:type="dxa"/>
             <w:tcMar>
               <w:top w:w="80" w:type="dxa"/>
               <w:start w:w="110" w:type="dxa"/>
@@ -1457,7 +1441,7 @@
         </w:tc>
         <w:tc>
           <w:tcPr>
-            <w:tcW w:type="dxa" w:w="2050"/>
+            <w:tcW w:w="2050" w:type="dxa"/>
             <w:tcMar>
               <w:top w:w="80" w:type="dxa"/>
               <w:start w:w="110" w:type="dxa"/>
@@ -1485,7 +1469,7 @@
         </w:tc>
         <w:tc>
           <w:tcPr>
-            <w:tcW w:type="dxa" w:w="2750"/>
+            <w:tcW w:w="2750" w:type="dxa"/>
             <w:tcMar>
               <w:top w:w="80" w:type="dxa"/>
               <w:start w:w="110" w:type="dxa"/>
@@ -1513,7 +1497,7 @@
         </w:tc>
         <w:tc>
           <w:tcPr>
-            <w:tcW w:type="dxa" w:w="1900"/>
+            <w:tcW w:w="1900" w:type="dxa"/>
             <w:tcMar>
               <w:top w:w="80" w:type="dxa"/>
               <w:start w:w="110" w:type="dxa"/>
@@ -1541,7 +1525,7 @@
         </w:tc>
         <w:tc>
           <w:tcPr>
-            <w:tcW w:type="dxa" w:w="1360"/>
+            <w:tcW w:w="1360" w:type="dxa"/>
             <w:tcMar>
               <w:top w:w="80" w:type="dxa"/>
               <w:start w:w="110" w:type="dxa"/>
@@ -1554,16 +1538,8 @@
             <w:pPr>
               <w:spacing w:after="0" w:line="254" w:lineRule="auto"/>
             </w:pPr>
-            <w:r/>
             <w:r>
-              <w:rPr>
-                <w:rFonts w:ascii="Calibri" w:hAnsi="Calibri" w:eastAsia="Calibri"/>
-                <w:b w:val="0"/>
-                <w:i w:val="0"/>
-                <w:color w:val="111827"/>
-                <w:sz w:val="14"/>
-              </w:rPr>
-              <w:t>Спринт / Сопровождение / пауза.</w:t>
+              <w:t xml:space="preserve">Паспорт Спринта готов → Спринт; паспорт не готов → доработка в Сессии; обязательный блокер → STOP.</w:t>
             </w:r>
           </w:p>
         </w:tc>
@@ -1574,7 +1550,7 @@
         </w:trPr>
         <w:tc>
           <w:tcPr>
-            <w:tcW w:type="dxa" w:w="1300"/>
+            <w:tcW w:w="1300" w:type="dxa"/>
             <w:tcMar>
               <w:top w:w="80" w:type="dxa"/>
               <w:start w:w="110" w:type="dxa"/>
@@ -1603,7 +1579,7 @@
         </w:tc>
         <w:tc>
           <w:tcPr>
-            <w:tcW w:type="dxa" w:w="2050"/>
+            <w:tcW w:w="2050" w:type="dxa"/>
             <w:tcMar>
               <w:top w:w="80" w:type="dxa"/>
               <w:start w:w="110" w:type="dxa"/>
@@ -1632,7 +1608,7 @@
         </w:tc>
         <w:tc>
           <w:tcPr>
-            <w:tcW w:type="dxa" w:w="2750"/>
+            <w:tcW w:w="2750" w:type="dxa"/>
             <w:tcMar>
               <w:top w:w="80" w:type="dxa"/>
               <w:start w:w="110" w:type="dxa"/>
@@ -1661,7 +1637,7 @@
         </w:tc>
         <w:tc>
           <w:tcPr>
-            <w:tcW w:type="dxa" w:w="1900"/>
+            <w:tcW w:w="1900" w:type="dxa"/>
             <w:tcMar>
               <w:top w:w="80" w:type="dxa"/>
               <w:start w:w="110" w:type="dxa"/>
@@ -1690,7 +1666,7 @@
         </w:tc>
         <w:tc>
           <w:tcPr>
-            <w:tcW w:type="dxa" w:w="1360"/>
+            <w:tcW w:w="1360" w:type="dxa"/>
             <w:tcMar>
               <w:top w:w="80" w:type="dxa"/>
               <w:start w:w="110" w:type="dxa"/>
@@ -1704,16 +1680,8 @@
             <w:pPr>
               <w:spacing w:after="0" w:line="254" w:lineRule="auto"/>
             </w:pPr>
-            <w:r/>
             <w:r>
-              <w:rPr>
-                <w:rFonts w:ascii="Calibri" w:hAnsi="Calibri" w:eastAsia="Calibri"/>
-                <w:b w:val="0"/>
-                <w:i w:val="0"/>
-                <w:color w:val="111827"/>
-                <w:sz w:val="14"/>
-              </w:rPr>
-              <w:t>Масштабировать / доработать / остановить.</w:t>
+              <w:t xml:space="preserve">Внедренный результат → Сопровождение при необходимости или завершение; исправимое отклонение → продолжить Спринт; неверная исходная архитектура → Сессия; неустранимый блокер → STOP.</w:t>
             </w:r>
           </w:p>
         </w:tc>
@@ -1724,7 +1692,7 @@
         </w:trPr>
         <w:tc>
           <w:tcPr>
-            <w:tcW w:type="dxa" w:w="1300"/>
+            <w:tcW w:w="1300" w:type="dxa"/>
             <w:tcMar>
               <w:top w:w="80" w:type="dxa"/>
               <w:start w:w="110" w:type="dxa"/>
@@ -1752,7 +1720,7 @@
         </w:tc>
         <w:tc>
           <w:tcPr>
-            <w:tcW w:type="dxa" w:w="2050"/>
+            <w:tcW w:w="2050" w:type="dxa"/>
             <w:tcMar>
               <w:top w:w="80" w:type="dxa"/>
               <w:start w:w="110" w:type="dxa"/>
@@ -1780,7 +1748,7 @@
         </w:tc>
         <w:tc>
           <w:tcPr>
-            <w:tcW w:type="dxa" w:w="2750"/>
+            <w:tcW w:w="2750" w:type="dxa"/>
             <w:tcMar>
               <w:top w:w="80" w:type="dxa"/>
               <w:start w:w="110" w:type="dxa"/>
@@ -1808,7 +1776,7 @@
         </w:tc>
         <w:tc>
           <w:tcPr>
-            <w:tcW w:type="dxa" w:w="1900"/>
+            <w:tcW w:w="1900" w:type="dxa"/>
             <w:tcMar>
               <w:top w:w="80" w:type="dxa"/>
               <w:start w:w="110" w:type="dxa"/>
@@ -1836,7 +1804,7 @@
         </w:tc>
         <w:tc>
           <w:tcPr>
-            <w:tcW w:type="dxa" w:w="1360"/>
+            <w:tcW w:w="1360" w:type="dxa"/>
             <w:tcMar>
               <w:top w:w="80" w:type="dxa"/>
               <w:start w:w="110" w:type="dxa"/>
@@ -1849,16 +1817,8 @@
             <w:pPr>
               <w:spacing w:after="0" w:line="254" w:lineRule="auto"/>
             </w:pPr>
-            <w:r/>
             <w:r>
-              <w:rPr>
-                <w:rFonts w:ascii="Calibri" w:hAnsi="Calibri" w:eastAsia="Calibri"/>
-                <w:b w:val="0"/>
-                <w:i w:val="0"/>
-                <w:color w:val="111827"/>
-                <w:sz w:val="14"/>
-              </w:rPr>
-              <w:t>Продолжить / новый спринт / завершить.</w:t>
+              <w:t xml:space="preserve">Удерживать → продолжить Сопровождение; ограниченная корректировка → новый Спринт; изменение архитектуры → Сессия; стабильный результат → завершить.</w:t>
             </w:r>
           </w:p>
         </w:tc>
@@ -1882,18 +1842,18 @@
     </w:p>
     <w:tbl>
       <w:tblPr>
-        <w:tblW w:type="dxa" w:w="9360"/>
+        <w:tblW w:w="9360" w:type="dxa"/>
         <w:jc w:val="center"/>
         <w:tblLayout w:type="fixed"/>
-        <w:tblLook w:firstColumn="1" w:firstRow="1" w:lastColumn="0" w:lastRow="0" w:noHBand="0" w:noVBand="1" w:val="04A0"/>
+        <w:tblLook w:val="04A0" w:firstRow="1" w:lastRow="0" w:firstColumn="1" w:lastColumn="0" w:noHBand="0" w:noVBand="1"/>
         <w:tblInd w:w="120" w:type="dxa"/>
         <w:tblBorders>
-          <w:top w:val="single" w:sz="4" w:space="0" w:color="D8D2C8"/>
-          <w:left w:val="single" w:sz="4" w:space="0" w:color="D8D2C8"/>
-          <w:bottom w:val="single" w:sz="4" w:space="0" w:color="D8D2C8"/>
-          <w:right w:val="single" w:sz="4" w:space="0" w:color="D8D2C8"/>
-          <w:insideH w:val="single" w:sz="4" w:space="0" w:color="D8D2C8"/>
-          <w:insideV w:val="single" w:sz="4" w:space="0" w:color="D8D2C8"/>
+          <w:top w:val="single" w:color="D8D2C8" w:sz="4" w:space="0"/>
+          <w:left w:val="single" w:color="D8D2C8" w:sz="4" w:space="0"/>
+          <w:bottom w:val="single" w:color="D8D2C8" w:sz="4" w:space="0"/>
+          <w:right w:val="single" w:color="D8D2C8" w:sz="4" w:space="0"/>
+          <w:insideH w:val="single" w:color="D8D2C8" w:sz="4" w:space="0"/>
+          <w:insideV w:val="single" w:color="D8D2C8" w:sz="4" w:space="0"/>
         </w:tblBorders>
       </w:tblPr>
       <w:tblGrid>
@@ -1907,7 +1867,7 @@
         </w:trPr>
         <w:tc>
           <w:tcPr>
-            <w:tcW w:type="dxa" w:w="1600"/>
+            <w:tcW w:w="1600" w:type="dxa"/>
             <w:shd w:fill="0B1F33"/>
             <w:tcMar>
               <w:top w:w="90" w:type="dxa"/>
@@ -1936,7 +1896,7 @@
         </w:tc>
         <w:tc>
           <w:tcPr>
-            <w:tcW w:type="dxa" w:w="4750"/>
+            <w:tcW w:w="4750" w:type="dxa"/>
             <w:shd w:fill="0B1F33"/>
             <w:tcMar>
               <w:top w:w="90" w:type="dxa"/>
@@ -1965,7 +1925,7 @@
         </w:tc>
         <w:tc>
           <w:tcPr>
-            <w:tcW w:type="dxa" w:w="3010"/>
+            <w:tcW w:w="3010" w:type="dxa"/>
             <w:shd w:fill="0B1F33"/>
             <w:tcMar>
               <w:top w:w="90" w:type="dxa"/>
@@ -1999,7 +1959,7 @@
         </w:trPr>
         <w:tc>
           <w:tcPr>
-            <w:tcW w:type="dxa" w:w="1600"/>
+            <w:tcW w:w="1600" w:type="dxa"/>
             <w:tcMar>
               <w:top w:w="80" w:type="dxa"/>
               <w:start w:w="110" w:type="dxa"/>
@@ -2027,7 +1987,7 @@
         </w:tc>
         <w:tc>
           <w:tcPr>
-            <w:tcW w:type="dxa" w:w="4750"/>
+            <w:tcW w:w="4750" w:type="dxa"/>
             <w:tcMar>
               <w:top w:w="80" w:type="dxa"/>
               <w:start w:w="110" w:type="dxa"/>
@@ -2055,7 +2015,7 @@
         </w:tc>
         <w:tc>
           <w:tcPr>
-            <w:tcW w:type="dxa" w:w="3010"/>
+            <w:tcW w:w="3010" w:type="dxa"/>
             <w:tcMar>
               <w:top w:w="80" w:type="dxa"/>
               <w:start w:w="110" w:type="dxa"/>
@@ -2088,7 +2048,7 @@
         </w:trPr>
         <w:tc>
           <w:tcPr>
-            <w:tcW w:type="dxa" w:w="1600"/>
+            <w:tcW w:w="1600" w:type="dxa"/>
             <w:tcMar>
               <w:top w:w="80" w:type="dxa"/>
               <w:start w:w="110" w:type="dxa"/>
@@ -2117,7 +2077,7 @@
         </w:tc>
         <w:tc>
           <w:tcPr>
-            <w:tcW w:type="dxa" w:w="4750"/>
+            <w:tcW w:w="4750" w:type="dxa"/>
             <w:tcMar>
               <w:top w:w="80" w:type="dxa"/>
               <w:start w:w="110" w:type="dxa"/>
@@ -2146,7 +2106,7 @@
         </w:tc>
         <w:tc>
           <w:tcPr>
-            <w:tcW w:type="dxa" w:w="3010"/>
+            <w:tcW w:w="3010" w:type="dxa"/>
             <w:tcMar>
               <w:top w:w="80" w:type="dxa"/>
               <w:start w:w="110" w:type="dxa"/>
@@ -2180,7 +2140,7 @@
         </w:trPr>
         <w:tc>
           <w:tcPr>
-            <w:tcW w:type="dxa" w:w="1600"/>
+            <w:tcW w:w="1600" w:type="dxa"/>
             <w:tcMar>
               <w:top w:w="80" w:type="dxa"/>
               <w:start w:w="110" w:type="dxa"/>
@@ -2208,7 +2168,7 @@
         </w:tc>
         <w:tc>
           <w:tcPr>
-            <w:tcW w:type="dxa" w:w="4750"/>
+            <w:tcW w:w="4750" w:type="dxa"/>
             <w:tcMar>
               <w:top w:w="80" w:type="dxa"/>
               <w:start w:w="110" w:type="dxa"/>
@@ -2236,7 +2196,7 @@
         </w:tc>
         <w:tc>
           <w:tcPr>
-            <w:tcW w:type="dxa" w:w="3010"/>
+            <w:tcW w:w="3010" w:type="dxa"/>
             <w:tcMar>
               <w:top w:w="80" w:type="dxa"/>
               <w:start w:w="110" w:type="dxa"/>
@@ -2269,7 +2229,7 @@
         </w:trPr>
         <w:tc>
           <w:tcPr>
-            <w:tcW w:type="dxa" w:w="1600"/>
+            <w:tcW w:w="1600" w:type="dxa"/>
             <w:tcMar>
               <w:top w:w="80" w:type="dxa"/>
               <w:start w:w="110" w:type="dxa"/>
@@ -2298,7 +2258,7 @@
         </w:tc>
         <w:tc>
           <w:tcPr>
-            <w:tcW w:type="dxa" w:w="4750"/>
+            <w:tcW w:w="4750" w:type="dxa"/>
             <w:tcMar>
               <w:top w:w="80" w:type="dxa"/>
               <w:start w:w="110" w:type="dxa"/>
@@ -2327,7 +2287,7 @@
         </w:tc>
         <w:tc>
           <w:tcPr>
-            <w:tcW w:type="dxa" w:w="3010"/>
+            <w:tcW w:w="3010" w:type="dxa"/>
             <w:tcMar>
               <w:top w:w="80" w:type="dxa"/>
               <w:start w:w="110" w:type="dxa"/>
@@ -2361,7 +2321,7 @@
         </w:trPr>
         <w:tc>
           <w:tcPr>
-            <w:tcW w:type="dxa" w:w="1600"/>
+            <w:tcW w:w="1600" w:type="dxa"/>
             <w:tcMar>
               <w:top w:w="80" w:type="dxa"/>
               <w:start w:w="110" w:type="dxa"/>
@@ -2389,7 +2349,7 @@
         </w:tc>
         <w:tc>
           <w:tcPr>
-            <w:tcW w:type="dxa" w:w="4750"/>
+            <w:tcW w:w="4750" w:type="dxa"/>
             <w:tcMar>
               <w:top w:w="80" w:type="dxa"/>
               <w:start w:w="110" w:type="dxa"/>
@@ -2417,7 +2377,7 @@
         </w:tc>
         <w:tc>
           <w:tcPr>
-            <w:tcW w:type="dxa" w:w="3010"/>
+            <w:tcW w:w="3010" w:type="dxa"/>
             <w:tcMar>
               <w:top w:w="80" w:type="dxa"/>
               <w:start w:w="110" w:type="dxa"/>
@@ -2450,7 +2410,7 @@
         </w:trPr>
         <w:tc>
           <w:tcPr>
-            <w:tcW w:type="dxa" w:w="1600"/>
+            <w:tcW w:w="1600" w:type="dxa"/>
             <w:tcMar>
               <w:top w:w="80" w:type="dxa"/>
               <w:start w:w="110" w:type="dxa"/>
@@ -2479,7 +2439,7 @@
         </w:tc>
         <w:tc>
           <w:tcPr>
-            <w:tcW w:type="dxa" w:w="4750"/>
+            <w:tcW w:w="4750" w:type="dxa"/>
             <w:tcMar>
               <w:top w:w="80" w:type="dxa"/>
               <w:start w:w="110" w:type="dxa"/>
@@ -2508,7 +2468,7 @@
         </w:tc>
         <w:tc>
           <w:tcPr>
-            <w:tcW w:type="dxa" w:w="3010"/>
+            <w:tcW w:w="3010" w:type="dxa"/>
             <w:tcMar>
               <w:top w:w="80" w:type="dxa"/>
               <w:start w:w="110" w:type="dxa"/>
@@ -2542,7 +2502,7 @@
         </w:trPr>
         <w:tc>
           <w:tcPr>
-            <w:tcW w:type="dxa" w:w="1600"/>
+            <w:tcW w:w="1600" w:type="dxa"/>
             <w:tcMar>
               <w:top w:w="80" w:type="dxa"/>
               <w:start w:w="110" w:type="dxa"/>
@@ -2570,7 +2530,7 @@
         </w:tc>
         <w:tc>
           <w:tcPr>
-            <w:tcW w:type="dxa" w:w="4750"/>
+            <w:tcW w:w="4750" w:type="dxa"/>
             <w:tcMar>
               <w:top w:w="80" w:type="dxa"/>
               <w:start w:w="110" w:type="dxa"/>
@@ -2598,7 +2558,7 @@
         </w:tc>
         <w:tc>
           <w:tcPr>
-            <w:tcW w:type="dxa" w:w="3010"/>
+            <w:tcW w:w="3010" w:type="dxa"/>
             <w:tcMar>
               <w:top w:w="80" w:type="dxa"/>
               <w:start w:w="110" w:type="dxa"/>
@@ -2644,18 +2604,18 @@
     </w:p>
     <w:tbl>
       <w:tblPr>
-        <w:tblW w:type="dxa" w:w="9360"/>
+        <w:tblW w:w="9360" w:type="dxa"/>
         <w:jc w:val="center"/>
         <w:tblLayout w:type="fixed"/>
-        <w:tblLook w:firstColumn="1" w:firstRow="1" w:lastColumn="0" w:lastRow="0" w:noHBand="0" w:noVBand="1" w:val="04A0"/>
+        <w:tblLook w:val="04A0" w:firstRow="1" w:lastRow="0" w:firstColumn="1" w:lastColumn="0" w:noHBand="0" w:noVBand="1"/>
         <w:tblInd w:w="120" w:type="dxa"/>
         <w:tblBorders>
-          <w:top w:val="single" w:sz="4" w:space="0" w:color="D8D2C8"/>
-          <w:left w:val="single" w:sz="4" w:space="0" w:color="D8D2C8"/>
-          <w:bottom w:val="single" w:sz="4" w:space="0" w:color="D8D2C8"/>
-          <w:right w:val="single" w:sz="4" w:space="0" w:color="D8D2C8"/>
-          <w:insideH w:val="single" w:sz="4" w:space="0" w:color="D8D2C8"/>
-          <w:insideV w:val="single" w:sz="4" w:space="0" w:color="D8D2C8"/>
+          <w:top w:val="single" w:color="D8D2C8" w:sz="4" w:space="0"/>
+          <w:left w:val="single" w:color="D8D2C8" w:sz="4" w:space="0"/>
+          <w:bottom w:val="single" w:color="D8D2C8" w:sz="4" w:space="0"/>
+          <w:right w:val="single" w:color="D8D2C8" w:sz="4" w:space="0"/>
+          <w:insideH w:val="single" w:color="D8D2C8" w:sz="4" w:space="0"/>
+          <w:insideV w:val="single" w:color="D8D2C8" w:sz="4" w:space="0"/>
         </w:tblBorders>
       </w:tblPr>
       <w:tblGrid>
@@ -2669,7 +2629,7 @@
         </w:trPr>
         <w:tc>
           <w:tcPr>
-            <w:tcW w:type="dxa" w:w="1500"/>
+            <w:tcW w:w="1500" w:type="dxa"/>
             <w:shd w:fill="0B1F33"/>
             <w:tcMar>
               <w:top w:w="90" w:type="dxa"/>
@@ -2698,7 +2658,7 @@
         </w:tc>
         <w:tc>
           <w:tcPr>
-            <w:tcW w:type="dxa" w:w="4200"/>
+            <w:tcW w:w="4200" w:type="dxa"/>
             <w:shd w:fill="0B1F33"/>
             <w:tcMar>
               <w:top w:w="90" w:type="dxa"/>
@@ -2727,7 +2687,7 @@
         </w:tc>
         <w:tc>
           <w:tcPr>
-            <w:tcW w:type="dxa" w:w="3660"/>
+            <w:tcW w:w="3660" w:type="dxa"/>
             <w:shd w:fill="0B1F33"/>
             <w:tcMar>
               <w:top w:w="90" w:type="dxa"/>
@@ -2761,7 +2721,7 @@
         </w:trPr>
         <w:tc>
           <w:tcPr>
-            <w:tcW w:type="dxa" w:w="1500"/>
+            <w:tcW w:w="1500" w:type="dxa"/>
             <w:tcMar>
               <w:top w:w="80" w:type="dxa"/>
               <w:start w:w="110" w:type="dxa"/>
@@ -2789,7 +2749,7 @@
         </w:tc>
         <w:tc>
           <w:tcPr>
-            <w:tcW w:type="dxa" w:w="4200"/>
+            <w:tcW w:w="4200" w:type="dxa"/>
             <w:tcMar>
               <w:top w:w="80" w:type="dxa"/>
               <w:start w:w="110" w:type="dxa"/>
@@ -2817,7 +2777,7 @@
         </w:tc>
         <w:tc>
           <w:tcPr>
-            <w:tcW w:type="dxa" w:w="3660"/>
+            <w:tcW w:w="3660" w:type="dxa"/>
             <w:tcMar>
               <w:top w:w="80" w:type="dxa"/>
               <w:start w:w="110" w:type="dxa"/>
@@ -2850,7 +2810,7 @@
         </w:trPr>
         <w:tc>
           <w:tcPr>
-            <w:tcW w:type="dxa" w:w="1500"/>
+            <w:tcW w:w="1500" w:type="dxa"/>
             <w:tcMar>
               <w:top w:w="80" w:type="dxa"/>
               <w:start w:w="110" w:type="dxa"/>
@@ -2879,7 +2839,7 @@
         </w:tc>
         <w:tc>
           <w:tcPr>
-            <w:tcW w:type="dxa" w:w="4200"/>
+            <w:tcW w:w="4200" w:type="dxa"/>
             <w:tcMar>
               <w:top w:w="80" w:type="dxa"/>
               <w:start w:w="110" w:type="dxa"/>
@@ -2908,7 +2868,7 @@
         </w:tc>
         <w:tc>
           <w:tcPr>
-            <w:tcW w:type="dxa" w:w="3660"/>
+            <w:tcW w:w="3660" w:type="dxa"/>
             <w:tcMar>
               <w:top w:w="80" w:type="dxa"/>
               <w:start w:w="110" w:type="dxa"/>
@@ -2942,7 +2902,7 @@
         </w:trPr>
         <w:tc>
           <w:tcPr>
-            <w:tcW w:type="dxa" w:w="1500"/>
+            <w:tcW w:w="1500" w:type="dxa"/>
             <w:tcMar>
               <w:top w:w="80" w:type="dxa"/>
               <w:start w:w="110" w:type="dxa"/>
@@ -2970,7 +2930,7 @@
         </w:tc>
         <w:tc>
           <w:tcPr>
-            <w:tcW w:type="dxa" w:w="4200"/>
+            <w:tcW w:w="4200" w:type="dxa"/>
             <w:tcMar>
               <w:top w:w="80" w:type="dxa"/>
               <w:start w:w="110" w:type="dxa"/>
@@ -2998,7 +2958,7 @@
         </w:tc>
         <w:tc>
           <w:tcPr>
-            <w:tcW w:type="dxa" w:w="3660"/>
+            <w:tcW w:w="3660" w:type="dxa"/>
             <w:tcMar>
               <w:top w:w="80" w:type="dxa"/>
               <w:start w:w="110" w:type="dxa"/>
@@ -3031,7 +2991,7 @@
         </w:trPr>
         <w:tc>
           <w:tcPr>
-            <w:tcW w:type="dxa" w:w="1500"/>
+            <w:tcW w:w="1500" w:type="dxa"/>
             <w:tcMar>
               <w:top w:w="80" w:type="dxa"/>
               <w:start w:w="110" w:type="dxa"/>
@@ -3060,7 +3020,7 @@
         </w:tc>
         <w:tc>
           <w:tcPr>
-            <w:tcW w:type="dxa" w:w="4200"/>
+            <w:tcW w:w="4200" w:type="dxa"/>
             <w:tcMar>
               <w:top w:w="80" w:type="dxa"/>
               <w:start w:w="110" w:type="dxa"/>
@@ -3089,7 +3049,7 @@
         </w:tc>
         <w:tc>
           <w:tcPr>
-            <w:tcW w:type="dxa" w:w="3660"/>
+            <w:tcW w:w="3660" w:type="dxa"/>
             <w:tcMar>
               <w:top w:w="80" w:type="dxa"/>
               <w:start w:w="110" w:type="dxa"/>
@@ -3123,7 +3083,7 @@
         </w:trPr>
         <w:tc>
           <w:tcPr>
-            <w:tcW w:type="dxa" w:w="1500"/>
+            <w:tcW w:w="1500" w:type="dxa"/>
             <w:tcMar>
               <w:top w:w="80" w:type="dxa"/>
               <w:start w:w="110" w:type="dxa"/>
@@ -3151,7 +3111,7 @@
         </w:tc>
         <w:tc>
           <w:tcPr>
-            <w:tcW w:type="dxa" w:w="4200"/>
+            <w:tcW w:w="4200" w:type="dxa"/>
             <w:tcMar>
               <w:top w:w="80" w:type="dxa"/>
               <w:start w:w="110" w:type="dxa"/>
@@ -3179,7 +3139,7 @@
         </w:tc>
         <w:tc>
           <w:tcPr>
-            <w:tcW w:type="dxa" w:w="3660"/>
+            <w:tcW w:w="3660" w:type="dxa"/>
             <w:tcMar>
               <w:top w:w="80" w:type="dxa"/>
               <w:start w:w="110" w:type="dxa"/>
@@ -3212,7 +3172,7 @@
         </w:trPr>
         <w:tc>
           <w:tcPr>
-            <w:tcW w:type="dxa" w:w="1500"/>
+            <w:tcW w:w="1500" w:type="dxa"/>
             <w:tcMar>
               <w:top w:w="80" w:type="dxa"/>
               <w:start w:w="110" w:type="dxa"/>
@@ -3241,7 +3201,7 @@
         </w:tc>
         <w:tc>
           <w:tcPr>
-            <w:tcW w:type="dxa" w:w="4200"/>
+            <w:tcW w:w="4200" w:type="dxa"/>
             <w:tcMar>
               <w:top w:w="80" w:type="dxa"/>
               <w:start w:w="110" w:type="dxa"/>
@@ -3270,7 +3230,7 @@
         </w:tc>
         <w:tc>
           <w:tcPr>
-            <w:tcW w:type="dxa" w:w="3660"/>
+            <w:tcW w:w="3660" w:type="dxa"/>
             <w:tcMar>
               <w:top w:w="80" w:type="dxa"/>
               <w:start w:w="110" w:type="dxa"/>
@@ -3317,18 +3277,18 @@
     </w:p>
     <w:tbl>
       <w:tblPr>
-        <w:tblW w:type="dxa" w:w="9360"/>
+        <w:tblW w:w="9360" w:type="dxa"/>
         <w:jc w:val="center"/>
         <w:tblLayout w:type="fixed"/>
-        <w:tblLook w:firstColumn="1" w:firstRow="1" w:lastColumn="0" w:lastRow="0" w:noHBand="0" w:noVBand="1" w:val="04A0"/>
+        <w:tblLook w:val="04A0" w:firstRow="1" w:lastRow="0" w:firstColumn="1" w:lastColumn="0" w:noHBand="0" w:noVBand="1"/>
         <w:tblInd w:w="120" w:type="dxa"/>
         <w:tblBorders>
-          <w:top w:val="single" w:sz="4" w:space="0" w:color="D8D2C8"/>
-          <w:left w:val="single" w:sz="4" w:space="0" w:color="D8D2C8"/>
-          <w:bottom w:val="single" w:sz="4" w:space="0" w:color="D8D2C8"/>
-          <w:right w:val="single" w:sz="4" w:space="0" w:color="D8D2C8"/>
-          <w:insideH w:val="single" w:sz="4" w:space="0" w:color="D8D2C8"/>
-          <w:insideV w:val="single" w:sz="4" w:space="0" w:color="D8D2C8"/>
+          <w:top w:val="single" w:color="D8D2C8" w:sz="4" w:space="0"/>
+          <w:left w:val="single" w:color="D8D2C8" w:sz="4" w:space="0"/>
+          <w:bottom w:val="single" w:color="D8D2C8" w:sz="4" w:space="0"/>
+          <w:right w:val="single" w:color="D8D2C8" w:sz="4" w:space="0"/>
+          <w:insideH w:val="single" w:color="D8D2C8" w:sz="4" w:space="0"/>
+          <w:insideV w:val="single" w:color="D8D2C8" w:sz="4" w:space="0"/>
         </w:tblBorders>
       </w:tblPr>
       <w:tblGrid>
@@ -3342,7 +3302,7 @@
         </w:trPr>
         <w:tc>
           <w:tcPr>
-            <w:tcW w:type="dxa" w:w="1800"/>
+            <w:tcW w:w="1800" w:type="dxa"/>
             <w:shd w:fill="0F766E"/>
             <w:tcMar>
               <w:top w:w="90" w:type="dxa"/>
@@ -3371,7 +3331,7 @@
         </w:tc>
         <w:tc>
           <w:tcPr>
-            <w:tcW w:type="dxa" w:w="4300"/>
+            <w:tcW w:w="4300" w:type="dxa"/>
             <w:shd w:fill="0F766E"/>
             <w:tcMar>
               <w:top w:w="90" w:type="dxa"/>
@@ -3400,7 +3360,7 @@
         </w:tc>
         <w:tc>
           <w:tcPr>
-            <w:tcW w:type="dxa" w:w="3260"/>
+            <w:tcW w:w="3260" w:type="dxa"/>
             <w:shd w:fill="0F766E"/>
             <w:tcMar>
               <w:top w:w="90" w:type="dxa"/>
@@ -3434,7 +3394,7 @@
         </w:trPr>
         <w:tc>
           <w:tcPr>
-            <w:tcW w:type="dxa" w:w="1800"/>
+            <w:tcW w:w="1800" w:type="dxa"/>
             <w:tcMar>
               <w:top w:w="80" w:type="dxa"/>
               <w:start w:w="110" w:type="dxa"/>
@@ -3462,7 +3422,7 @@
         </w:tc>
         <w:tc>
           <w:tcPr>
-            <w:tcW w:type="dxa" w:w="4300"/>
+            <w:tcW w:w="4300" w:type="dxa"/>
             <w:tcMar>
               <w:top w:w="80" w:type="dxa"/>
               <w:start w:w="110" w:type="dxa"/>
@@ -3490,7 +3450,7 @@
         </w:tc>
         <w:tc>
           <w:tcPr>
-            <w:tcW w:type="dxa" w:w="3260"/>
+            <w:tcW w:w="3260" w:type="dxa"/>
             <w:tcMar>
               <w:top w:w="80" w:type="dxa"/>
               <w:start w:w="110" w:type="dxa"/>
@@ -3523,7 +3483,7 @@
         </w:trPr>
         <w:tc>
           <w:tcPr>
-            <w:tcW w:type="dxa" w:w="1800"/>
+            <w:tcW w:w="1800" w:type="dxa"/>
             <w:tcMar>
               <w:top w:w="80" w:type="dxa"/>
               <w:start w:w="110" w:type="dxa"/>
@@ -3552,7 +3512,7 @@
         </w:tc>
         <w:tc>
           <w:tcPr>
-            <w:tcW w:type="dxa" w:w="4300"/>
+            <w:tcW w:w="4300" w:type="dxa"/>
             <w:tcMar>
               <w:top w:w="80" w:type="dxa"/>
               <w:start w:w="110" w:type="dxa"/>
@@ -3581,7 +3541,7 @@
         </w:tc>
         <w:tc>
           <w:tcPr>
-            <w:tcW w:type="dxa" w:w="3260"/>
+            <w:tcW w:w="3260" w:type="dxa"/>
             <w:tcMar>
               <w:top w:w="80" w:type="dxa"/>
               <w:start w:w="110" w:type="dxa"/>
@@ -3615,7 +3575,7 @@
         </w:trPr>
         <w:tc>
           <w:tcPr>
-            <w:tcW w:type="dxa" w:w="1800"/>
+            <w:tcW w:w="1800" w:type="dxa"/>
             <w:tcMar>
               <w:top w:w="80" w:type="dxa"/>
               <w:start w:w="110" w:type="dxa"/>
@@ -3643,7 +3603,7 @@
         </w:tc>
         <w:tc>
           <w:tcPr>
-            <w:tcW w:type="dxa" w:w="4300"/>
+            <w:tcW w:w="4300" w:type="dxa"/>
             <w:tcMar>
               <w:top w:w="80" w:type="dxa"/>
               <w:start w:w="110" w:type="dxa"/>
@@ -3671,7 +3631,7 @@
         </w:tc>
         <w:tc>
           <w:tcPr>
-            <w:tcW w:type="dxa" w:w="3260"/>
+            <w:tcW w:w="3260" w:type="dxa"/>
             <w:tcMar>
               <w:top w:w="80" w:type="dxa"/>
               <w:start w:w="110" w:type="dxa"/>
@@ -3717,18 +3677,18 @@
     </w:p>
     <w:tbl>
       <w:tblPr>
-        <w:tblW w:type="dxa" w:w="9360"/>
+        <w:tblW w:w="9360" w:type="dxa"/>
         <w:jc w:val="center"/>
         <w:tblLayout w:type="fixed"/>
-        <w:tblLook w:firstColumn="1" w:firstRow="1" w:lastColumn="0" w:lastRow="0" w:noHBand="0" w:noVBand="1" w:val="04A0"/>
+        <w:tblLook w:val="04A0" w:firstRow="1" w:lastRow="0" w:firstColumn="1" w:lastColumn="0" w:noHBand="0" w:noVBand="1"/>
         <w:tblInd w:w="120" w:type="dxa"/>
         <w:tblBorders>
-          <w:top w:val="single" w:sz="4" w:space="0" w:color="D8D2C8"/>
-          <w:left w:val="single" w:sz="4" w:space="0" w:color="D8D2C8"/>
-          <w:bottom w:val="single" w:sz="4" w:space="0" w:color="D8D2C8"/>
-          <w:right w:val="single" w:sz="4" w:space="0" w:color="D8D2C8"/>
-          <w:insideH w:val="single" w:sz="4" w:space="0" w:color="D8D2C8"/>
-          <w:insideV w:val="single" w:sz="4" w:space="0" w:color="D8D2C8"/>
+          <w:top w:val="single" w:color="D8D2C8" w:sz="4" w:space="0"/>
+          <w:left w:val="single" w:color="D8D2C8" w:sz="4" w:space="0"/>
+          <w:bottom w:val="single" w:color="D8D2C8" w:sz="4" w:space="0"/>
+          <w:right w:val="single" w:color="D8D2C8" w:sz="4" w:space="0"/>
+          <w:insideH w:val="single" w:color="D8D2C8" w:sz="4" w:space="0"/>
+          <w:insideV w:val="single" w:color="D8D2C8" w:sz="4" w:space="0"/>
         </w:tblBorders>
       </w:tblPr>
       <w:tblGrid>
@@ -3742,7 +3702,7 @@
         </w:trPr>
         <w:tc>
           <w:tcPr>
-            <w:tcW w:type="dxa" w:w="2100"/>
+            <w:tcW w:w="2100" w:type="dxa"/>
             <w:shd w:fill="0B1F33"/>
             <w:tcMar>
               <w:top w:w="90" w:type="dxa"/>
@@ -3771,7 +3731,7 @@
         </w:tc>
         <w:tc>
           <w:tcPr>
-            <w:tcW w:type="dxa" w:w="4300"/>
+            <w:tcW w:w="4300" w:type="dxa"/>
             <w:shd w:fill="0B1F33"/>
             <w:tcMar>
               <w:top w:w="90" w:type="dxa"/>
@@ -3800,7 +3760,7 @@
         </w:tc>
         <w:tc>
           <w:tcPr>
-            <w:tcW w:type="dxa" w:w="2960"/>
+            <w:tcW w:w="2960" w:type="dxa"/>
             <w:shd w:fill="0B1F33"/>
             <w:tcMar>
               <w:top w:w="90" w:type="dxa"/>
@@ -3834,7 +3794,7 @@
         </w:trPr>
         <w:tc>
           <w:tcPr>
-            <w:tcW w:type="dxa" w:w="2100"/>
+            <w:tcW w:w="2100" w:type="dxa"/>
             <w:tcMar>
               <w:top w:w="80" w:type="dxa"/>
               <w:start w:w="110" w:type="dxa"/>
@@ -3862,7 +3822,7 @@
         </w:tc>
         <w:tc>
           <w:tcPr>
-            <w:tcW w:type="dxa" w:w="4300"/>
+            <w:tcW w:w="4300" w:type="dxa"/>
             <w:tcMar>
               <w:top w:w="80" w:type="dxa"/>
               <w:start w:w="110" w:type="dxa"/>
@@ -3890,7 +3850,7 @@
         </w:tc>
         <w:tc>
           <w:tcPr>
-            <w:tcW w:type="dxa" w:w="2960"/>
+            <w:tcW w:w="2960" w:type="dxa"/>
             <w:tcMar>
               <w:top w:w="80" w:type="dxa"/>
               <w:start w:w="110" w:type="dxa"/>
@@ -3923,7 +3883,7 @@
         </w:trPr>
         <w:tc>
           <w:tcPr>
-            <w:tcW w:type="dxa" w:w="2100"/>
+            <w:tcW w:w="2100" w:type="dxa"/>
             <w:tcMar>
               <w:top w:w="80" w:type="dxa"/>
               <w:start w:w="110" w:type="dxa"/>
@@ -3952,7 +3912,7 @@
         </w:tc>
         <w:tc>
           <w:tcPr>
-            <w:tcW w:type="dxa" w:w="4300"/>
+            <w:tcW w:w="4300" w:type="dxa"/>
             <w:tcMar>
               <w:top w:w="80" w:type="dxa"/>
               <w:start w:w="110" w:type="dxa"/>
@@ -3981,7 +3941,7 @@
         </w:tc>
         <w:tc>
           <w:tcPr>
-            <w:tcW w:type="dxa" w:w="2960"/>
+            <w:tcW w:w="2960" w:type="dxa"/>
             <w:tcMar>
               <w:top w:w="80" w:type="dxa"/>
               <w:start w:w="110" w:type="dxa"/>
@@ -4015,7 +3975,7 @@
         </w:trPr>
         <w:tc>
           <w:tcPr>
-            <w:tcW w:type="dxa" w:w="2100"/>
+            <w:tcW w:w="2100" w:type="dxa"/>
             <w:tcMar>
               <w:top w:w="80" w:type="dxa"/>
               <w:start w:w="110" w:type="dxa"/>
@@ -4043,7 +4003,7 @@
         </w:tc>
         <w:tc>
           <w:tcPr>
-            <w:tcW w:type="dxa" w:w="4300"/>
+            <w:tcW w:w="4300" w:type="dxa"/>
             <w:tcMar>
               <w:top w:w="80" w:type="dxa"/>
               <w:start w:w="110" w:type="dxa"/>
@@ -4071,7 +4031,7 @@
         </w:tc>
         <w:tc>
           <w:tcPr>
-            <w:tcW w:type="dxa" w:w="2960"/>
+            <w:tcW w:w="2960" w:type="dxa"/>
             <w:tcMar>
               <w:top w:w="80" w:type="dxa"/>
               <w:start w:w="110" w:type="dxa"/>
@@ -4104,7 +4064,7 @@
         </w:trPr>
         <w:tc>
           <w:tcPr>
-            <w:tcW w:type="dxa" w:w="2100"/>
+            <w:tcW w:w="2100" w:type="dxa"/>
             <w:tcMar>
               <w:top w:w="80" w:type="dxa"/>
               <w:start w:w="110" w:type="dxa"/>
@@ -4133,7 +4093,7 @@
         </w:tc>
         <w:tc>
           <w:tcPr>
-            <w:tcW w:type="dxa" w:w="4300"/>
+            <w:tcW w:w="4300" w:type="dxa"/>
             <w:tcMar>
               <w:top w:w="80" w:type="dxa"/>
               <w:start w:w="110" w:type="dxa"/>
@@ -4162,7 +4122,7 @@
         </w:tc>
         <w:tc>
           <w:tcPr>
-            <w:tcW w:type="dxa" w:w="2960"/>
+            <w:tcW w:w="2960" w:type="dxa"/>
             <w:tcMar>
               <w:top w:w="80" w:type="dxa"/>
               <w:start w:w="110" w:type="dxa"/>
@@ -4209,18 +4169,18 @@
     </w:p>
     <w:tbl>
       <w:tblPr>
-        <w:tblW w:type="dxa" w:w="9360"/>
+        <w:tblW w:w="9360" w:type="dxa"/>
         <w:jc w:val="center"/>
         <w:tblLayout w:type="fixed"/>
-        <w:tblLook w:firstColumn="1" w:firstRow="1" w:lastColumn="0" w:lastRow="0" w:noHBand="0" w:noVBand="1" w:val="04A0"/>
+        <w:tblLook w:val="04A0" w:firstRow="1" w:lastRow="0" w:firstColumn="1" w:lastColumn="0" w:noHBand="0" w:noVBand="1"/>
         <w:tblInd w:w="120" w:type="dxa"/>
         <w:tblBorders>
-          <w:top w:val="single" w:sz="4" w:space="0" w:color="D8D2C8"/>
-          <w:left w:val="single" w:sz="4" w:space="0" w:color="D8D2C8"/>
-          <w:bottom w:val="single" w:sz="4" w:space="0" w:color="D8D2C8"/>
-          <w:right w:val="single" w:sz="4" w:space="0" w:color="D8D2C8"/>
-          <w:insideH w:val="single" w:sz="4" w:space="0" w:color="D8D2C8"/>
-          <w:insideV w:val="single" w:sz="4" w:space="0" w:color="D8D2C8"/>
+          <w:top w:val="single" w:color="D8D2C8" w:sz="4" w:space="0"/>
+          <w:left w:val="single" w:color="D8D2C8" w:sz="4" w:space="0"/>
+          <w:bottom w:val="single" w:color="D8D2C8" w:sz="4" w:space="0"/>
+          <w:right w:val="single" w:color="D8D2C8" w:sz="4" w:space="0"/>
+          <w:insideH w:val="single" w:color="D8D2C8" w:sz="4" w:space="0"/>
+          <w:insideV w:val="single" w:color="D8D2C8" w:sz="4" w:space="0"/>
         </w:tblBorders>
       </w:tblPr>
       <w:tblGrid>
@@ -4234,7 +4194,7 @@
         </w:trPr>
         <w:tc>
           <w:tcPr>
-            <w:tcW w:type="dxa" w:w="2500"/>
+            <w:tcW w:w="2500" w:type="dxa"/>
             <w:shd w:fill="0B1F33"/>
             <w:tcMar>
               <w:top w:w="90" w:type="dxa"/>
@@ -4263,7 +4223,7 @@
         </w:tc>
         <w:tc>
           <w:tcPr>
-            <w:tcW w:type="dxa" w:w="3350"/>
+            <w:tcW w:w="3350" w:type="dxa"/>
             <w:shd w:fill="0B1F33"/>
             <w:tcMar>
               <w:top w:w="90" w:type="dxa"/>
@@ -4292,7 +4252,7 @@
         </w:tc>
         <w:tc>
           <w:tcPr>
-            <w:tcW w:type="dxa" w:w="3510"/>
+            <w:tcW w:w="3510" w:type="dxa"/>
             <w:shd w:fill="0B1F33"/>
             <w:tcMar>
               <w:top w:w="90" w:type="dxa"/>
@@ -4326,7 +4286,7 @@
         </w:trPr>
         <w:tc>
           <w:tcPr>
-            <w:tcW w:type="dxa" w:w="2500"/>
+            <w:tcW w:w="2500" w:type="dxa"/>
             <w:tcMar>
               <w:top w:w="80" w:type="dxa"/>
               <w:start w:w="110" w:type="dxa"/>
@@ -4354,7 +4314,7 @@
         </w:tc>
         <w:tc>
           <w:tcPr>
-            <w:tcW w:type="dxa" w:w="3350"/>
+            <w:tcW w:w="3350" w:type="dxa"/>
             <w:tcMar>
               <w:top w:w="80" w:type="dxa"/>
               <w:start w:w="110" w:type="dxa"/>
@@ -4382,7 +4342,7 @@
         </w:tc>
         <w:tc>
           <w:tcPr>
-            <w:tcW w:type="dxa" w:w="3510"/>
+            <w:tcW w:w="3510" w:type="dxa"/>
             <w:tcMar>
               <w:top w:w="80" w:type="dxa"/>
               <w:start w:w="110" w:type="dxa"/>
@@ -4415,7 +4375,7 @@
         </w:trPr>
         <w:tc>
           <w:tcPr>
-            <w:tcW w:type="dxa" w:w="2500"/>
+            <w:tcW w:w="2500" w:type="dxa"/>
             <w:tcMar>
               <w:top w:w="80" w:type="dxa"/>
               <w:start w:w="110" w:type="dxa"/>
@@ -4444,7 +4404,7 @@
         </w:tc>
         <w:tc>
           <w:tcPr>
-            <w:tcW w:type="dxa" w:w="3350"/>
+            <w:tcW w:w="3350" w:type="dxa"/>
             <w:tcMar>
               <w:top w:w="80" w:type="dxa"/>
               <w:start w:w="110" w:type="dxa"/>
@@ -4473,7 +4433,7 @@
         </w:tc>
         <w:tc>
           <w:tcPr>
-            <w:tcW w:type="dxa" w:w="3510"/>
+            <w:tcW w:w="3510" w:type="dxa"/>
             <w:tcMar>
               <w:top w:w="80" w:type="dxa"/>
               <w:start w:w="110" w:type="dxa"/>
@@ -4507,7 +4467,7 @@
         </w:trPr>
         <w:tc>
           <w:tcPr>
-            <w:tcW w:type="dxa" w:w="2500"/>
+            <w:tcW w:w="2500" w:type="dxa"/>
             <w:tcMar>
               <w:top w:w="80" w:type="dxa"/>
               <w:start w:w="110" w:type="dxa"/>
@@ -4535,7 +4495,7 @@
         </w:tc>
         <w:tc>
           <w:tcPr>
-            <w:tcW w:type="dxa" w:w="3350"/>
+            <w:tcW w:w="3350" w:type="dxa"/>
             <w:tcMar>
               <w:top w:w="80" w:type="dxa"/>
               <w:start w:w="110" w:type="dxa"/>
@@ -4563,7 +4523,7 @@
         </w:tc>
         <w:tc>
           <w:tcPr>
-            <w:tcW w:type="dxa" w:w="3510"/>
+            <w:tcW w:w="3510" w:type="dxa"/>
             <w:tcMar>
               <w:top w:w="80" w:type="dxa"/>
               <w:start w:w="110" w:type="dxa"/>
@@ -4596,7 +4556,7 @@
         </w:trPr>
         <w:tc>
           <w:tcPr>
-            <w:tcW w:type="dxa" w:w="2500"/>
+            <w:tcW w:w="2500" w:type="dxa"/>
             <w:tcMar>
               <w:top w:w="80" w:type="dxa"/>
               <w:start w:w="110" w:type="dxa"/>
@@ -4625,7 +4585,7 @@
         </w:tc>
         <w:tc>
           <w:tcPr>
-            <w:tcW w:type="dxa" w:w="3350"/>
+            <w:tcW w:w="3350" w:type="dxa"/>
             <w:tcMar>
               <w:top w:w="80" w:type="dxa"/>
               <w:start w:w="110" w:type="dxa"/>
@@ -4654,7 +4614,7 @@
         </w:tc>
         <w:tc>
           <w:tcPr>
-            <w:tcW w:type="dxa" w:w="3510"/>
+            <w:tcW w:w="3510" w:type="dxa"/>
             <w:tcMar>
               <w:top w:w="80" w:type="dxa"/>
               <w:start w:w="110" w:type="dxa"/>
@@ -4688,7 +4648,7 @@
         </w:trPr>
         <w:tc>
           <w:tcPr>
-            <w:tcW w:type="dxa" w:w="2500"/>
+            <w:tcW w:w="2500" w:type="dxa"/>
             <w:tcMar>
               <w:top w:w="80" w:type="dxa"/>
               <w:start w:w="110" w:type="dxa"/>
@@ -4716,7 +4676,7 @@
         </w:tc>
         <w:tc>
           <w:tcPr>
-            <w:tcW w:type="dxa" w:w="3350"/>
+            <w:tcW w:w="3350" w:type="dxa"/>
             <w:tcMar>
               <w:top w:w="80" w:type="dxa"/>
               <w:start w:w="110" w:type="dxa"/>
@@ -4744,7 +4704,7 @@
         </w:tc>
         <w:tc>
           <w:tcPr>
-            <w:tcW w:type="dxa" w:w="3510"/>
+            <w:tcW w:w="3510" w:type="dxa"/>
             <w:tcMar>
               <w:top w:w="80" w:type="dxa"/>
               <w:start w:w="110" w:type="dxa"/>
@@ -4790,18 +4750,18 @@
     </w:p>
     <w:tbl>
       <w:tblPr>
-        <w:tblW w:type="dxa" w:w="9360"/>
+        <w:tblW w:w="9360" w:type="dxa"/>
         <w:jc w:val="center"/>
         <w:tblLayout w:type="fixed"/>
-        <w:tblLook w:firstColumn="1" w:firstRow="1" w:lastColumn="0" w:lastRow="0" w:noHBand="0" w:noVBand="1" w:val="04A0"/>
+        <w:tblLook w:val="04A0" w:firstRow="1" w:lastRow="0" w:firstColumn="1" w:lastColumn="0" w:noHBand="0" w:noVBand="1"/>
         <w:tblInd w:w="120" w:type="dxa"/>
         <w:tblBorders>
-          <w:top w:val="single" w:sz="4" w:space="0" w:color="D8D2C8"/>
-          <w:left w:val="single" w:sz="4" w:space="0" w:color="D8D2C8"/>
-          <w:bottom w:val="single" w:sz="4" w:space="0" w:color="D8D2C8"/>
-          <w:right w:val="single" w:sz="4" w:space="0" w:color="D8D2C8"/>
-          <w:insideH w:val="single" w:sz="4" w:space="0" w:color="D8D2C8"/>
-          <w:insideV w:val="single" w:sz="4" w:space="0" w:color="D8D2C8"/>
+          <w:top w:val="single" w:color="D8D2C8" w:sz="4" w:space="0"/>
+          <w:left w:val="single" w:color="D8D2C8" w:sz="4" w:space="0"/>
+          <w:bottom w:val="single" w:color="D8D2C8" w:sz="4" w:space="0"/>
+          <w:right w:val="single" w:color="D8D2C8" w:sz="4" w:space="0"/>
+          <w:insideH w:val="single" w:color="D8D2C8" w:sz="4" w:space="0"/>
+          <w:insideV w:val="single" w:color="D8D2C8" w:sz="4" w:space="0"/>
         </w:tblBorders>
       </w:tblPr>
       <w:tblGrid>
@@ -4815,7 +4775,7 @@
         </w:trPr>
         <w:tc>
           <w:tcPr>
-            <w:tcW w:type="dxa" w:w="2500"/>
+            <w:tcW w:w="2500" w:type="dxa"/>
             <w:shd w:fill="0B1F33"/>
             <w:tcMar>
               <w:top w:w="90" w:type="dxa"/>
@@ -4844,7 +4804,7 @@
         </w:tc>
         <w:tc>
           <w:tcPr>
-            <w:tcW w:type="dxa" w:w="1800"/>
+            <w:tcW w:w="1800" w:type="dxa"/>
             <w:shd w:fill="0B1F33"/>
             <w:tcMar>
               <w:top w:w="90" w:type="dxa"/>
@@ -4873,7 +4833,7 @@
         </w:tc>
         <w:tc>
           <w:tcPr>
-            <w:tcW w:type="dxa" w:w="5060"/>
+            <w:tcW w:w="5060" w:type="dxa"/>
             <w:shd w:fill="0B1F33"/>
             <w:tcMar>
               <w:top w:w="90" w:type="dxa"/>
@@ -4907,7 +4867,7 @@
         </w:trPr>
         <w:tc>
           <w:tcPr>
-            <w:tcW w:type="dxa" w:w="2500"/>
+            <w:tcW w:w="2500" w:type="dxa"/>
             <w:tcMar>
               <w:top w:w="80" w:type="dxa"/>
               <w:start w:w="110" w:type="dxa"/>
@@ -4935,7 +4895,7 @@
         </w:tc>
         <w:tc>
           <w:tcPr>
-            <w:tcW w:type="dxa" w:w="1800"/>
+            <w:tcW w:w="1800" w:type="dxa"/>
             <w:tcMar>
               <w:top w:w="80" w:type="dxa"/>
               <w:start w:w="110" w:type="dxa"/>
@@ -4963,7 +4923,7 @@
         </w:tc>
         <w:tc>
           <w:tcPr>
-            <w:tcW w:type="dxa" w:w="5060"/>
+            <w:tcW w:w="5060" w:type="dxa"/>
             <w:tcMar>
               <w:top w:w="80" w:type="dxa"/>
               <w:start w:w="110" w:type="dxa"/>
@@ -4996,7 +4956,7 @@
         </w:trPr>
         <w:tc>
           <w:tcPr>
-            <w:tcW w:type="dxa" w:w="2500"/>
+            <w:tcW w:w="2500" w:type="dxa"/>
             <w:tcMar>
               <w:top w:w="80" w:type="dxa"/>
               <w:start w:w="110" w:type="dxa"/>
@@ -5025,7 +4985,7 @@
         </w:tc>
         <w:tc>
           <w:tcPr>
-            <w:tcW w:type="dxa" w:w="1800"/>
+            <w:tcW w:w="1800" w:type="dxa"/>
             <w:tcMar>
               <w:top w:w="80" w:type="dxa"/>
               <w:start w:w="110" w:type="dxa"/>
@@ -5054,7 +5014,7 @@
         </w:tc>
         <w:tc>
           <w:tcPr>
-            <w:tcW w:type="dxa" w:w="5060"/>
+            <w:tcW w:w="5060" w:type="dxa"/>
             <w:tcMar>
               <w:top w:w="80" w:type="dxa"/>
               <w:start w:w="110" w:type="dxa"/>
@@ -5088,7 +5048,7 @@
         </w:trPr>
         <w:tc>
           <w:tcPr>
-            <w:tcW w:type="dxa" w:w="2500"/>
+            <w:tcW w:w="2500" w:type="dxa"/>
             <w:tcMar>
               <w:top w:w="80" w:type="dxa"/>
               <w:start w:w="110" w:type="dxa"/>
@@ -5116,7 +5076,7 @@
         </w:tc>
         <w:tc>
           <w:tcPr>
-            <w:tcW w:type="dxa" w:w="1800"/>
+            <w:tcW w:w="1800" w:type="dxa"/>
             <w:tcMar>
               <w:top w:w="80" w:type="dxa"/>
               <w:start w:w="110" w:type="dxa"/>
@@ -5144,7 +5104,7 @@
         </w:tc>
         <w:tc>
           <w:tcPr>
-            <w:tcW w:type="dxa" w:w="5060"/>
+            <w:tcW w:w="5060" w:type="dxa"/>
             <w:tcMar>
               <w:top w:w="80" w:type="dxa"/>
               <w:start w:w="110" w:type="dxa"/>
@@ -5177,7 +5137,7 @@
         </w:trPr>
         <w:tc>
           <w:tcPr>
-            <w:tcW w:type="dxa" w:w="2500"/>
+            <w:tcW w:w="2500" w:type="dxa"/>
             <w:tcMar>
               <w:top w:w="80" w:type="dxa"/>
               <w:start w:w="110" w:type="dxa"/>
@@ -5206,7 +5166,7 @@
         </w:tc>
         <w:tc>
           <w:tcPr>
-            <w:tcW w:type="dxa" w:w="1800"/>
+            <w:tcW w:w="1800" w:type="dxa"/>
             <w:tcMar>
               <w:top w:w="80" w:type="dxa"/>
               <w:start w:w="110" w:type="dxa"/>
@@ -5235,7 +5195,7 @@
         </w:tc>
         <w:tc>
           <w:tcPr>
-            <w:tcW w:type="dxa" w:w="5060"/>
+            <w:tcW w:w="5060" w:type="dxa"/>
             <w:tcMar>
               <w:top w:w="80" w:type="dxa"/>
               <w:start w:w="110" w:type="dxa"/>
@@ -5399,7 +5359,7 @@
         <w:ind w:left="1440" w:hanging="360"/>
       </w:pPr>
       <w:rPr>
-        <w:rFonts w:ascii="Symbol" w:hAnsi="Symbol" w:hint="default"/>
+        <w:rFonts w:hint="default" w:ascii="Symbol" w:hAnsi="Symbol"/>
       </w:rPr>
     </w:lvl>
   </w:abstractNum>
@@ -5420,7 +5380,7 @@
         <w:ind w:left="1080" w:hanging="360"/>
       </w:pPr>
       <w:rPr>
-        <w:rFonts w:ascii="Symbol" w:hAnsi="Symbol" w:hint="default"/>
+        <w:rFonts w:hint="default" w:ascii="Symbol" w:hAnsi="Symbol"/>
       </w:rPr>
     </w:lvl>
   </w:abstractNum>
@@ -5441,7 +5401,7 @@
         <w:ind w:left="720" w:hanging="360"/>
       </w:pPr>
       <w:rPr>
-        <w:rFonts w:ascii="Symbol" w:hAnsi="Symbol" w:hint="default"/>
+        <w:rFonts w:hint="default" w:ascii="Symbol" w:hAnsi="Symbol"/>
       </w:rPr>
     </w:lvl>
   </w:abstractNum>
@@ -5480,7 +5440,7 @@
         <w:ind w:left="360" w:hanging="360"/>
       </w:pPr>
       <w:rPr>
-        <w:rFonts w:ascii="Symbol" w:hAnsi="Symbol" w:hint="default"/>
+        <w:rFonts w:hint="default" w:ascii="Symbol" w:hAnsi="Symbol"/>
       </w:rPr>
     </w:lvl>
   </w:abstractNum>
@@ -5519,7 +5479,7 @@
   <w:docDefaults>
     <w:rPrDefault>
       <w:rPr>
-        <w:rFonts w:asciiTheme="minorHAnsi" w:eastAsiaTheme="minorEastAsia" w:hAnsiTheme="minorHAnsi" w:cstheme="minorBidi"/>
+        <w:rFonts w:asciiTheme="minorHAnsi" w:hAnsiTheme="minorHAnsi" w:eastAsiaTheme="minorEastAsia" w:cstheme="minorBidi"/>
         <w:sz w:val="22"/>
         <w:szCs w:val="22"/>
         <w:lang w:val="en-US" w:eastAsia="en-US" w:bidi="ar-SA"/>
@@ -5532,8 +5492,8 @@
     </w:pPrDefault>
   </w:docDefaults>
   <w:latentStyles w:defLockedState="0" w:defUIPriority="99" w:defSemiHidden="1" w:defUnhideWhenUsed="1" w:defQFormat="0" w:count="276">
-    <w:lsdException w:name="Normal" w:semiHidden="0" w:uiPriority="0" w:unhideWhenUsed="0" w:qFormat="1"/>
-    <w:lsdException w:name="heading 1" w:semiHidden="0" w:uiPriority="9" w:unhideWhenUsed="0" w:qFormat="1"/>
+    <w:lsdException w:name="Normal" w:uiPriority="0" w:semiHidden="0" w:unhideWhenUsed="0" w:qFormat="1"/>
+    <w:lsdException w:name="heading 1" w:uiPriority="9" w:semiHidden="0" w:unhideWhenUsed="0" w:qFormat="1"/>
     <w:lsdException w:name="heading 2" w:uiPriority="9" w:qFormat="1"/>
     <w:lsdException w:name="heading 3" w:uiPriority="9" w:qFormat="1"/>
     <w:lsdException w:name="heading 4" w:uiPriority="9" w:qFormat="1"/>
@@ -5552,125 +5512,125 @@
     <w:lsdException w:name="toc 8" w:uiPriority="39"/>
     <w:lsdException w:name="toc 9" w:uiPriority="39"/>
     <w:lsdException w:name="caption" w:uiPriority="35" w:qFormat="1"/>
-    <w:lsdException w:name="Title" w:semiHidden="0" w:uiPriority="10" w:unhideWhenUsed="0" w:qFormat="1"/>
+    <w:lsdException w:name="Title" w:uiPriority="10" w:semiHidden="0" w:unhideWhenUsed="0" w:qFormat="1"/>
     <w:lsdException w:name="Default Paragraph Font" w:uiPriority="1"/>
-    <w:lsdException w:name="Subtitle" w:semiHidden="0" w:uiPriority="11" w:unhideWhenUsed="0" w:qFormat="1"/>
-    <w:lsdException w:name="Strong" w:semiHidden="0" w:uiPriority="22" w:unhideWhenUsed="0" w:qFormat="1"/>
-    <w:lsdException w:name="Emphasis" w:semiHidden="0" w:uiPriority="20" w:unhideWhenUsed="0" w:qFormat="1"/>
-    <w:lsdException w:name="Table Grid" w:semiHidden="0" w:uiPriority="59" w:unhideWhenUsed="0"/>
+    <w:lsdException w:name="Subtitle" w:uiPriority="11" w:semiHidden="0" w:unhideWhenUsed="0" w:qFormat="1"/>
+    <w:lsdException w:name="Strong" w:uiPriority="22" w:semiHidden="0" w:unhideWhenUsed="0" w:qFormat="1"/>
+    <w:lsdException w:name="Emphasis" w:uiPriority="20" w:semiHidden="0" w:unhideWhenUsed="0" w:qFormat="1"/>
+    <w:lsdException w:name="Table Grid" w:uiPriority="59" w:semiHidden="0" w:unhideWhenUsed="0"/>
     <w:lsdException w:name="Placeholder Text" w:unhideWhenUsed="0"/>
-    <w:lsdException w:name="No Spacing" w:semiHidden="0" w:uiPriority="1" w:unhideWhenUsed="0" w:qFormat="1"/>
-    <w:lsdException w:name="Light Shading" w:semiHidden="0" w:uiPriority="60" w:unhideWhenUsed="0"/>
-    <w:lsdException w:name="Light List" w:semiHidden="0" w:uiPriority="61" w:unhideWhenUsed="0"/>
-    <w:lsdException w:name="Light Grid" w:semiHidden="0" w:uiPriority="62" w:unhideWhenUsed="0"/>
-    <w:lsdException w:name="Medium Shading 1" w:semiHidden="0" w:uiPriority="63" w:unhideWhenUsed="0"/>
-    <w:lsdException w:name="Medium Shading 2" w:semiHidden="0" w:uiPriority="64" w:unhideWhenUsed="0"/>
-    <w:lsdException w:name="Medium List 1" w:semiHidden="0" w:uiPriority="65" w:unhideWhenUsed="0"/>
-    <w:lsdException w:name="Medium List 2" w:semiHidden="0" w:uiPriority="66" w:unhideWhenUsed="0"/>
-    <w:lsdException w:name="Medium Grid 1" w:semiHidden="0" w:uiPriority="67" w:unhideWhenUsed="0"/>
-    <w:lsdException w:name="Medium Grid 2" w:semiHidden="0" w:uiPriority="68" w:unhideWhenUsed="0"/>
-    <w:lsdException w:name="Medium Grid 3" w:semiHidden="0" w:uiPriority="69" w:unhideWhenUsed="0"/>
-    <w:lsdException w:name="Dark List" w:semiHidden="0" w:uiPriority="70" w:unhideWhenUsed="0"/>
-    <w:lsdException w:name="Colorful Shading" w:semiHidden="0" w:uiPriority="71" w:unhideWhenUsed="0"/>
-    <w:lsdException w:name="Colorful List" w:semiHidden="0" w:uiPriority="72" w:unhideWhenUsed="0"/>
-    <w:lsdException w:name="Colorful Grid" w:semiHidden="0" w:uiPriority="73" w:unhideWhenUsed="0"/>
-    <w:lsdException w:name="Light Shading Accent 1" w:semiHidden="0" w:uiPriority="60" w:unhideWhenUsed="0"/>
-    <w:lsdException w:name="Light List Accent 1" w:semiHidden="0" w:uiPriority="61" w:unhideWhenUsed="0"/>
-    <w:lsdException w:name="Light Grid Accent 1" w:semiHidden="0" w:uiPriority="62" w:unhideWhenUsed="0"/>
-    <w:lsdException w:name="Medium Shading 1 Accent 1" w:semiHidden="0" w:uiPriority="63" w:unhideWhenUsed="0"/>
-    <w:lsdException w:name="Medium Shading 2 Accent 1" w:semiHidden="0" w:uiPriority="64" w:unhideWhenUsed="0"/>
-    <w:lsdException w:name="Medium List 1 Accent 1" w:semiHidden="0" w:uiPriority="65" w:unhideWhenUsed="0"/>
+    <w:lsdException w:name="No Spacing" w:uiPriority="1" w:semiHidden="0" w:unhideWhenUsed="0" w:qFormat="1"/>
+    <w:lsdException w:name="Light Shading" w:uiPriority="60" w:semiHidden="0" w:unhideWhenUsed="0"/>
+    <w:lsdException w:name="Light List" w:uiPriority="61" w:semiHidden="0" w:unhideWhenUsed="0"/>
+    <w:lsdException w:name="Light Grid" w:uiPriority="62" w:semiHidden="0" w:unhideWhenUsed="0"/>
+    <w:lsdException w:name="Medium Shading 1" w:uiPriority="63" w:semiHidden="0" w:unhideWhenUsed="0"/>
+    <w:lsdException w:name="Medium Shading 2" w:uiPriority="64" w:semiHidden="0" w:unhideWhenUsed="0"/>
+    <w:lsdException w:name="Medium List 1" w:uiPriority="65" w:semiHidden="0" w:unhideWhenUsed="0"/>
+    <w:lsdException w:name="Medium List 2" w:uiPriority="66" w:semiHidden="0" w:unhideWhenUsed="0"/>
+    <w:lsdException w:name="Medium Grid 1" w:uiPriority="67" w:semiHidden="0" w:unhideWhenUsed="0"/>
+    <w:lsdException w:name="Medium Grid 2" w:uiPriority="68" w:semiHidden="0" w:unhideWhenUsed="0"/>
+    <w:lsdException w:name="Medium Grid 3" w:uiPriority="69" w:semiHidden="0" w:unhideWhenUsed="0"/>
+    <w:lsdException w:name="Dark List" w:uiPriority="70" w:semiHidden="0" w:unhideWhenUsed="0"/>
+    <w:lsdException w:name="Colorful Shading" w:uiPriority="71" w:semiHidden="0" w:unhideWhenUsed="0"/>
+    <w:lsdException w:name="Colorful List" w:uiPriority="72" w:semiHidden="0" w:unhideWhenUsed="0"/>
+    <w:lsdException w:name="Colorful Grid" w:uiPriority="73" w:semiHidden="0" w:unhideWhenUsed="0"/>
+    <w:lsdException w:name="Light Shading Accent 1" w:uiPriority="60" w:semiHidden="0" w:unhideWhenUsed="0"/>
+    <w:lsdException w:name="Light List Accent 1" w:uiPriority="61" w:semiHidden="0" w:unhideWhenUsed="0"/>
+    <w:lsdException w:name="Light Grid Accent 1" w:uiPriority="62" w:semiHidden="0" w:unhideWhenUsed="0"/>
+    <w:lsdException w:name="Medium Shading 1 Accent 1" w:uiPriority="63" w:semiHidden="0" w:unhideWhenUsed="0"/>
+    <w:lsdException w:name="Medium Shading 2 Accent 1" w:uiPriority="64" w:semiHidden="0" w:unhideWhenUsed="0"/>
+    <w:lsdException w:name="Medium List 1 Accent 1" w:uiPriority="65" w:semiHidden="0" w:unhideWhenUsed="0"/>
     <w:lsdException w:name="Revision" w:unhideWhenUsed="0"/>
-    <w:lsdException w:name="List Paragraph" w:semiHidden="0" w:uiPriority="34" w:unhideWhenUsed="0" w:qFormat="1"/>
-    <w:lsdException w:name="Quote" w:semiHidden="0" w:uiPriority="29" w:unhideWhenUsed="0" w:qFormat="1"/>
-    <w:lsdException w:name="Intense Quote" w:semiHidden="0" w:uiPriority="30" w:unhideWhenUsed="0" w:qFormat="1"/>
-    <w:lsdException w:name="Medium List 2 Accent 1" w:semiHidden="0" w:uiPriority="66" w:unhideWhenUsed="0"/>
-    <w:lsdException w:name="Medium Grid 1 Accent 1" w:semiHidden="0" w:uiPriority="67" w:unhideWhenUsed="0"/>
-    <w:lsdException w:name="Medium Grid 2 Accent 1" w:semiHidden="0" w:uiPriority="68" w:unhideWhenUsed="0"/>
-    <w:lsdException w:name="Medium Grid 3 Accent 1" w:semiHidden="0" w:uiPriority="69" w:unhideWhenUsed="0"/>
-    <w:lsdException w:name="Dark List Accent 1" w:semiHidden="0" w:uiPriority="70" w:unhideWhenUsed="0"/>
-    <w:lsdException w:name="Colorful Shading Accent 1" w:semiHidden="0" w:uiPriority="71" w:unhideWhenUsed="0"/>
-    <w:lsdException w:name="Colorful List Accent 1" w:semiHidden="0" w:uiPriority="72" w:unhideWhenUsed="0"/>
-    <w:lsdException w:name="Colorful Grid Accent 1" w:semiHidden="0" w:uiPriority="73" w:unhideWhenUsed="0"/>
-    <w:lsdException w:name="Light Shading Accent 2" w:semiHidden="0" w:uiPriority="60" w:unhideWhenUsed="0"/>
-    <w:lsdException w:name="Light List Accent 2" w:semiHidden="0" w:uiPriority="61" w:unhideWhenUsed="0"/>
-    <w:lsdException w:name="Light Grid Accent 2" w:semiHidden="0" w:uiPriority="62" w:unhideWhenUsed="0"/>
-    <w:lsdException w:name="Medium Shading 1 Accent 2" w:semiHidden="0" w:uiPriority="63" w:unhideWhenUsed="0"/>
-    <w:lsdException w:name="Medium Shading 2 Accent 2" w:semiHidden="0" w:uiPriority="64" w:unhideWhenUsed="0"/>
-    <w:lsdException w:name="Medium List 1 Accent 2" w:semiHidden="0" w:uiPriority="65" w:unhideWhenUsed="0"/>
-    <w:lsdException w:name="Medium List 2 Accent 2" w:semiHidden="0" w:uiPriority="66" w:unhideWhenUsed="0"/>
-    <w:lsdException w:name="Medium Grid 1 Accent 2" w:semiHidden="0" w:uiPriority="67" w:unhideWhenUsed="0"/>
-    <w:lsdException w:name="Medium Grid 2 Accent 2" w:semiHidden="0" w:uiPriority="68" w:unhideWhenUsed="0"/>
-    <w:lsdException w:name="Medium Grid 3 Accent 2" w:semiHidden="0" w:uiPriority="69" w:unhideWhenUsed="0"/>
-    <w:lsdException w:name="Dark List Accent 2" w:semiHidden="0" w:uiPriority="70" w:unhideWhenUsed="0"/>
-    <w:lsdException w:name="Colorful Shading Accent 2" w:semiHidden="0" w:uiPriority="71" w:unhideWhenUsed="0"/>
-    <w:lsdException w:name="Colorful List Accent 2" w:semiHidden="0" w:uiPriority="72" w:unhideWhenUsed="0"/>
-    <w:lsdException w:name="Colorful Grid Accent 2" w:semiHidden="0" w:uiPriority="73" w:unhideWhenUsed="0"/>
-    <w:lsdException w:name="Light Shading Accent 3" w:semiHidden="0" w:uiPriority="60" w:unhideWhenUsed="0"/>
-    <w:lsdException w:name="Light List Accent 3" w:semiHidden="0" w:uiPriority="61" w:unhideWhenUsed="0"/>
-    <w:lsdException w:name="Light Grid Accent 3" w:semiHidden="0" w:uiPriority="62" w:unhideWhenUsed="0"/>
-    <w:lsdException w:name="Medium Shading 1 Accent 3" w:semiHidden="0" w:uiPriority="63" w:unhideWhenUsed="0"/>
-    <w:lsdException w:name="Medium Shading 2 Accent 3" w:semiHidden="0" w:uiPriority="64" w:unhideWhenUsed="0"/>
-    <w:lsdException w:name="Medium List 1 Accent 3" w:semiHidden="0" w:uiPriority="65" w:unhideWhenUsed="0"/>
-    <w:lsdException w:name="Medium List 2 Accent 3" w:semiHidden="0" w:uiPriority="66" w:unhideWhenUsed="0"/>
-    <w:lsdException w:name="Medium Grid 1 Accent 3" w:semiHidden="0" w:uiPriority="67" w:unhideWhenUsed="0"/>
-    <w:lsdException w:name="Medium Grid 2 Accent 3" w:semiHidden="0" w:uiPriority="68" w:unhideWhenUsed="0"/>
-    <w:lsdException w:name="Medium Grid 3 Accent 3" w:semiHidden="0" w:uiPriority="69" w:unhideWhenUsed="0"/>
-    <w:lsdException w:name="Dark List Accent 3" w:semiHidden="0" w:uiPriority="70" w:unhideWhenUsed="0"/>
-    <w:lsdException w:name="Colorful Shading Accent 3" w:semiHidden="0" w:uiPriority="71" w:unhideWhenUsed="0"/>
-    <w:lsdException w:name="Colorful List Accent 3" w:semiHidden="0" w:uiPriority="72" w:unhideWhenUsed="0"/>
-    <w:lsdException w:name="Colorful Grid Accent 3" w:semiHidden="0" w:uiPriority="73" w:unhideWhenUsed="0"/>
-    <w:lsdException w:name="Light Shading Accent 4" w:semiHidden="0" w:uiPriority="60" w:unhideWhenUsed="0"/>
-    <w:lsdException w:name="Light List Accent 4" w:semiHidden="0" w:uiPriority="61" w:unhideWhenUsed="0"/>
-    <w:lsdException w:name="Light Grid Accent 4" w:semiHidden="0" w:uiPriority="62" w:unhideWhenUsed="0"/>
-    <w:lsdException w:name="Medium Shading 1 Accent 4" w:semiHidden="0" w:uiPriority="63" w:unhideWhenUsed="0"/>
-    <w:lsdException w:name="Medium Shading 2 Accent 4" w:semiHidden="0" w:uiPriority="64" w:unhideWhenUsed="0"/>
-    <w:lsdException w:name="Medium List 1 Accent 4" w:semiHidden="0" w:uiPriority="65" w:unhideWhenUsed="0"/>
-    <w:lsdException w:name="Medium List 2 Accent 4" w:semiHidden="0" w:uiPriority="66" w:unhideWhenUsed="0"/>
-    <w:lsdException w:name="Medium Grid 1 Accent 4" w:semiHidden="0" w:uiPriority="67" w:unhideWhenUsed="0"/>
-    <w:lsdException w:name="Medium Grid 2 Accent 4" w:semiHidden="0" w:uiPriority="68" w:unhideWhenUsed="0"/>
-    <w:lsdException w:name="Medium Grid 3 Accent 4" w:semiHidden="0" w:uiPriority="69" w:unhideWhenUsed="0"/>
-    <w:lsdException w:name="Dark List Accent 4" w:semiHidden="0" w:uiPriority="70" w:unhideWhenUsed="0"/>
-    <w:lsdException w:name="Colorful Shading Accent 4" w:semiHidden="0" w:uiPriority="71" w:unhideWhenUsed="0"/>
-    <w:lsdException w:name="Colorful List Accent 4" w:semiHidden="0" w:uiPriority="72" w:unhideWhenUsed="0"/>
-    <w:lsdException w:name="Colorful Grid Accent 4" w:semiHidden="0" w:uiPriority="73" w:unhideWhenUsed="0"/>
-    <w:lsdException w:name="Light Shading Accent 5" w:semiHidden="0" w:uiPriority="60" w:unhideWhenUsed="0"/>
-    <w:lsdException w:name="Light List Accent 5" w:semiHidden="0" w:uiPriority="61" w:unhideWhenUsed="0"/>
-    <w:lsdException w:name="Light Grid Accent 5" w:semiHidden="0" w:uiPriority="62" w:unhideWhenUsed="0"/>
-    <w:lsdException w:name="Medium Shading 1 Accent 5" w:semiHidden="0" w:uiPriority="63" w:unhideWhenUsed="0"/>
-    <w:lsdException w:name="Medium Shading 2 Accent 5" w:semiHidden="0" w:uiPriority="64" w:unhideWhenUsed="0"/>
-    <w:lsdException w:name="Medium List 1 Accent 5" w:semiHidden="0" w:uiPriority="65" w:unhideWhenUsed="0"/>
-    <w:lsdException w:name="Medium List 2 Accent 5" w:semiHidden="0" w:uiPriority="66" w:unhideWhenUsed="0"/>
-    <w:lsdException w:name="Medium Grid 1 Accent 5" w:semiHidden="0" w:uiPriority="67" w:unhideWhenUsed="0"/>
-    <w:lsdException w:name="Medium Grid 2 Accent 5" w:semiHidden="0" w:uiPriority="68" w:unhideWhenUsed="0"/>
-    <w:lsdException w:name="Medium Grid 3 Accent 5" w:semiHidden="0" w:uiPriority="69" w:unhideWhenUsed="0"/>
-    <w:lsdException w:name="Dark List Accent 5" w:semiHidden="0" w:uiPriority="70" w:unhideWhenUsed="0"/>
-    <w:lsdException w:name="Colorful Shading Accent 5" w:semiHidden="0" w:uiPriority="71" w:unhideWhenUsed="0"/>
-    <w:lsdException w:name="Colorful List Accent 5" w:semiHidden="0" w:uiPriority="72" w:unhideWhenUsed="0"/>
-    <w:lsdException w:name="Colorful Grid Accent 5" w:semiHidden="0" w:uiPriority="73" w:unhideWhenUsed="0"/>
-    <w:lsdException w:name="Light Shading Accent 6" w:semiHidden="0" w:uiPriority="60" w:unhideWhenUsed="0"/>
-    <w:lsdException w:name="Light List Accent 6" w:semiHidden="0" w:uiPriority="61" w:unhideWhenUsed="0"/>
-    <w:lsdException w:name="Light Grid Accent 6" w:semiHidden="0" w:uiPriority="62" w:unhideWhenUsed="0"/>
-    <w:lsdException w:name="Medium Shading 1 Accent 6" w:semiHidden="0" w:uiPriority="63" w:unhideWhenUsed="0"/>
-    <w:lsdException w:name="Medium Shading 2 Accent 6" w:semiHidden="0" w:uiPriority="64" w:unhideWhenUsed="0"/>
-    <w:lsdException w:name="Medium List 1 Accent 6" w:semiHidden="0" w:uiPriority="65" w:unhideWhenUsed="0"/>
-    <w:lsdException w:name="Medium List 2 Accent 6" w:semiHidden="0" w:uiPriority="66" w:unhideWhenUsed="0"/>
-    <w:lsdException w:name="Medium Grid 1 Accent 6" w:semiHidden="0" w:uiPriority="67" w:unhideWhenUsed="0"/>
-    <w:lsdException w:name="Medium Grid 2 Accent 6" w:semiHidden="0" w:uiPriority="68" w:unhideWhenUsed="0"/>
-    <w:lsdException w:name="Medium Grid 3 Accent 6" w:semiHidden="0" w:uiPriority="69" w:unhideWhenUsed="0"/>
-    <w:lsdException w:name="Dark List Accent 6" w:semiHidden="0" w:uiPriority="70" w:unhideWhenUsed="0"/>
-    <w:lsdException w:name="Colorful Shading Accent 6" w:semiHidden="0" w:uiPriority="71" w:unhideWhenUsed="0"/>
-    <w:lsdException w:name="Colorful List Accent 6" w:semiHidden="0" w:uiPriority="72" w:unhideWhenUsed="0"/>
-    <w:lsdException w:name="Colorful Grid Accent 6" w:semiHidden="0" w:uiPriority="73" w:unhideWhenUsed="0"/>
-    <w:lsdException w:name="Subtle Emphasis" w:semiHidden="0" w:uiPriority="19" w:unhideWhenUsed="0" w:qFormat="1"/>
-    <w:lsdException w:name="Intense Emphasis" w:semiHidden="0" w:uiPriority="21" w:unhideWhenUsed="0" w:qFormat="1"/>
-    <w:lsdException w:name="Subtle Reference" w:semiHidden="0" w:uiPriority="31" w:unhideWhenUsed="0" w:qFormat="1"/>
-    <w:lsdException w:name="Intense Reference" w:semiHidden="0" w:uiPriority="32" w:unhideWhenUsed="0" w:qFormat="1"/>
-    <w:lsdException w:name="Book Title" w:semiHidden="0" w:uiPriority="33" w:unhideWhenUsed="0" w:qFormat="1"/>
+    <w:lsdException w:name="List Paragraph" w:uiPriority="34" w:semiHidden="0" w:unhideWhenUsed="0" w:qFormat="1"/>
+    <w:lsdException w:name="Quote" w:uiPriority="29" w:semiHidden="0" w:unhideWhenUsed="0" w:qFormat="1"/>
+    <w:lsdException w:name="Intense Quote" w:uiPriority="30" w:semiHidden="0" w:unhideWhenUsed="0" w:qFormat="1"/>
+    <w:lsdException w:name="Medium List 2 Accent 1" w:uiPriority="66" w:semiHidden="0" w:unhideWhenUsed="0"/>
+    <w:lsdException w:name="Medium Grid 1 Accent 1" w:uiPriority="67" w:semiHidden="0" w:unhideWhenUsed="0"/>
+    <w:lsdException w:name="Medium Grid 2 Accent 1" w:uiPriority="68" w:semiHidden="0" w:unhideWhenUsed="0"/>
+    <w:lsdException w:name="Medium Grid 3 Accent 1" w:uiPriority="69" w:semiHidden="0" w:unhideWhenUsed="0"/>
+    <w:lsdException w:name="Dark List Accent 1" w:uiPriority="70" w:semiHidden="0" w:unhideWhenUsed="0"/>
+    <w:lsdException w:name="Colorful Shading Accent 1" w:uiPriority="71" w:semiHidden="0" w:unhideWhenUsed="0"/>
+    <w:lsdException w:name="Colorful List Accent 1" w:uiPriority="72" w:semiHidden="0" w:unhideWhenUsed="0"/>
+    <w:lsdException w:name="Colorful Grid Accent 1" w:uiPriority="73" w:semiHidden="0" w:unhideWhenUsed="0"/>
+    <w:lsdException w:name="Light Shading Accent 2" w:uiPriority="60" w:semiHidden="0" w:unhideWhenUsed="0"/>
+    <w:lsdException w:name="Light List Accent 2" w:uiPriority="61" w:semiHidden="0" w:unhideWhenUsed="0"/>
+    <w:lsdException w:name="Light Grid Accent 2" w:uiPriority="62" w:semiHidden="0" w:unhideWhenUsed="0"/>
+    <w:lsdException w:name="Medium Shading 1 Accent 2" w:uiPriority="63" w:semiHidden="0" w:unhideWhenUsed="0"/>
+    <w:lsdException w:name="Medium Shading 2 Accent 2" w:uiPriority="64" w:semiHidden="0" w:unhideWhenUsed="0"/>
+    <w:lsdException w:name="Medium List 1 Accent 2" w:uiPriority="65" w:semiHidden="0" w:unhideWhenUsed="0"/>
+    <w:lsdException w:name="Medium List 2 Accent 2" w:uiPriority="66" w:semiHidden="0" w:unhideWhenUsed="0"/>
+    <w:lsdException w:name="Medium Grid 1 Accent 2" w:uiPriority="67" w:semiHidden="0" w:unhideWhenUsed="0"/>
+    <w:lsdException w:name="Medium Grid 2 Accent 2" w:uiPriority="68" w:semiHidden="0" w:unhideWhenUsed="0"/>
+    <w:lsdException w:name="Medium Grid 3 Accent 2" w:uiPriority="69" w:semiHidden="0" w:unhideWhenUsed="0"/>
+    <w:lsdException w:name="Dark List Accent 2" w:uiPriority="70" w:semiHidden="0" w:unhideWhenUsed="0"/>
+    <w:lsdException w:name="Colorful Shading Accent 2" w:uiPriority="71" w:semiHidden="0" w:unhideWhenUsed="0"/>
+    <w:lsdException w:name="Colorful List Accent 2" w:uiPriority="72" w:semiHidden="0" w:unhideWhenUsed="0"/>
+    <w:lsdException w:name="Colorful Grid Accent 2" w:uiPriority="73" w:semiHidden="0" w:unhideWhenUsed="0"/>
+    <w:lsdException w:name="Light Shading Accent 3" w:uiPriority="60" w:semiHidden="0" w:unhideWhenUsed="0"/>
+    <w:lsdException w:name="Light List Accent 3" w:uiPriority="61" w:semiHidden="0" w:unhideWhenUsed="0"/>
+    <w:lsdException w:name="Light Grid Accent 3" w:uiPriority="62" w:semiHidden="0" w:unhideWhenUsed="0"/>
+    <w:lsdException w:name="Medium Shading 1 Accent 3" w:uiPriority="63" w:semiHidden="0" w:unhideWhenUsed="0"/>
+    <w:lsdException w:name="Medium Shading 2 Accent 3" w:uiPriority="64" w:semiHidden="0" w:unhideWhenUsed="0"/>
+    <w:lsdException w:name="Medium List 1 Accent 3" w:uiPriority="65" w:semiHidden="0" w:unhideWhenUsed="0"/>
+    <w:lsdException w:name="Medium List 2 Accent 3" w:uiPriority="66" w:semiHidden="0" w:unhideWhenUsed="0"/>
+    <w:lsdException w:name="Medium Grid 1 Accent 3" w:uiPriority="67" w:semiHidden="0" w:unhideWhenUsed="0"/>
+    <w:lsdException w:name="Medium Grid 2 Accent 3" w:uiPriority="68" w:semiHidden="0" w:unhideWhenUsed="0"/>
+    <w:lsdException w:name="Medium Grid 3 Accent 3" w:uiPriority="69" w:semiHidden="0" w:unhideWhenUsed="0"/>
+    <w:lsdException w:name="Dark List Accent 3" w:uiPriority="70" w:semiHidden="0" w:unhideWhenUsed="0"/>
+    <w:lsdException w:name="Colorful Shading Accent 3" w:uiPriority="71" w:semiHidden="0" w:unhideWhenUsed="0"/>
+    <w:lsdException w:name="Colorful List Accent 3" w:uiPriority="72" w:semiHidden="0" w:unhideWhenUsed="0"/>
+    <w:lsdException w:name="Colorful Grid Accent 3" w:uiPriority="73" w:semiHidden="0" w:unhideWhenUsed="0"/>
+    <w:lsdException w:name="Light Shading Accent 4" w:uiPriority="60" w:semiHidden="0" w:unhideWhenUsed="0"/>
+    <w:lsdException w:name="Light List Accent 4" w:uiPriority="61" w:semiHidden="0" w:unhideWhenUsed="0"/>
+    <w:lsdException w:name="Light Grid Accent 4" w:uiPriority="62" w:semiHidden="0" w:unhideWhenUsed="0"/>
+    <w:lsdException w:name="Medium Shading 1 Accent 4" w:uiPriority="63" w:semiHidden="0" w:unhideWhenUsed="0"/>
+    <w:lsdException w:name="Medium Shading 2 Accent 4" w:uiPriority="64" w:semiHidden="0" w:unhideWhenUsed="0"/>
+    <w:lsdException w:name="Medium List 1 Accent 4" w:uiPriority="65" w:semiHidden="0" w:unhideWhenUsed="0"/>
+    <w:lsdException w:name="Medium List 2 Accent 4" w:uiPriority="66" w:semiHidden="0" w:unhideWhenUsed="0"/>
+    <w:lsdException w:name="Medium Grid 1 Accent 4" w:uiPriority="67" w:semiHidden="0" w:unhideWhenUsed="0"/>
+    <w:lsdException w:name="Medium Grid 2 Accent 4" w:uiPriority="68" w:semiHidden="0" w:unhideWhenUsed="0"/>
+    <w:lsdException w:name="Medium Grid 3 Accent 4" w:uiPriority="69" w:semiHidden="0" w:unhideWhenUsed="0"/>
+    <w:lsdException w:name="Dark List Accent 4" w:uiPriority="70" w:semiHidden="0" w:unhideWhenUsed="0"/>
+    <w:lsdException w:name="Colorful Shading Accent 4" w:uiPriority="71" w:semiHidden="0" w:unhideWhenUsed="0"/>
+    <w:lsdException w:name="Colorful List Accent 4" w:uiPriority="72" w:semiHidden="0" w:unhideWhenUsed="0"/>
+    <w:lsdException w:name="Colorful Grid Accent 4" w:uiPriority="73" w:semiHidden="0" w:unhideWhenUsed="0"/>
+    <w:lsdException w:name="Light Shading Accent 5" w:uiPriority="60" w:semiHidden="0" w:unhideWhenUsed="0"/>
+    <w:lsdException w:name="Light List Accent 5" w:uiPriority="61" w:semiHidden="0" w:unhideWhenUsed="0"/>
+    <w:lsdException w:name="Light Grid Accent 5" w:uiPriority="62" w:semiHidden="0" w:unhideWhenUsed="0"/>
+    <w:lsdException w:name="Medium Shading 1 Accent 5" w:uiPriority="63" w:semiHidden="0" w:unhideWhenUsed="0"/>
+    <w:lsdException w:name="Medium Shading 2 Accent 5" w:uiPriority="64" w:semiHidden="0" w:unhideWhenUsed="0"/>
+    <w:lsdException w:name="Medium List 1 Accent 5" w:uiPriority="65" w:semiHidden="0" w:unhideWhenUsed="0"/>
+    <w:lsdException w:name="Medium List 2 Accent 5" w:uiPriority="66" w:semiHidden="0" w:unhideWhenUsed="0"/>
+    <w:lsdException w:name="Medium Grid 1 Accent 5" w:uiPriority="67" w:semiHidden="0" w:unhideWhenUsed="0"/>
+    <w:lsdException w:name="Medium Grid 2 Accent 5" w:uiPriority="68" w:semiHidden="0" w:unhideWhenUsed="0"/>
+    <w:lsdException w:name="Medium Grid 3 Accent 5" w:uiPriority="69" w:semiHidden="0" w:unhideWhenUsed="0"/>
+    <w:lsdException w:name="Dark List Accent 5" w:uiPriority="70" w:semiHidden="0" w:unhideWhenUsed="0"/>
+    <w:lsdException w:name="Colorful Shading Accent 5" w:uiPriority="71" w:semiHidden="0" w:unhideWhenUsed="0"/>
+    <w:lsdException w:name="Colorful List Accent 5" w:uiPriority="72" w:semiHidden="0" w:unhideWhenUsed="0"/>
+    <w:lsdException w:name="Colorful Grid Accent 5" w:uiPriority="73" w:semiHidden="0" w:unhideWhenUsed="0"/>
+    <w:lsdException w:name="Light Shading Accent 6" w:uiPriority="60" w:semiHidden="0" w:unhideWhenUsed="0"/>
+    <w:lsdException w:name="Light List Accent 6" w:uiPriority="61" w:semiHidden="0" w:unhideWhenUsed="0"/>
+    <w:lsdException w:name="Light Grid Accent 6" w:uiPriority="62" w:semiHidden="0" w:unhideWhenUsed="0"/>
+    <w:lsdException w:name="Medium Shading 1 Accent 6" w:uiPriority="63" w:semiHidden="0" w:unhideWhenUsed="0"/>
+    <w:lsdException w:name="Medium Shading 2 Accent 6" w:uiPriority="64" w:semiHidden="0" w:unhideWhenUsed="0"/>
+    <w:lsdException w:name="Medium List 1 Accent 6" w:uiPriority="65" w:semiHidden="0" w:unhideWhenUsed="0"/>
+    <w:lsdException w:name="Medium List 2 Accent 6" w:uiPriority="66" w:semiHidden="0" w:unhideWhenUsed="0"/>
+    <w:lsdException w:name="Medium Grid 1 Accent 6" w:uiPriority="67" w:semiHidden="0" w:unhideWhenUsed="0"/>
+    <w:lsdException w:name="Medium Grid 2 Accent 6" w:uiPriority="68" w:semiHidden="0" w:unhideWhenUsed="0"/>
+    <w:lsdException w:name="Medium Grid 3 Accent 6" w:uiPriority="69" w:semiHidden="0" w:unhideWhenUsed="0"/>
+    <w:lsdException w:name="Dark List Accent 6" w:uiPriority="70" w:semiHidden="0" w:unhideWhenUsed="0"/>
+    <w:lsdException w:name="Colorful Shading Accent 6" w:uiPriority="71" w:semiHidden="0" w:unhideWhenUsed="0"/>
+    <w:lsdException w:name="Colorful List Accent 6" w:uiPriority="72" w:semiHidden="0" w:unhideWhenUsed="0"/>
+    <w:lsdException w:name="Colorful Grid Accent 6" w:uiPriority="73" w:semiHidden="0" w:unhideWhenUsed="0"/>
+    <w:lsdException w:name="Subtle Emphasis" w:uiPriority="19" w:semiHidden="0" w:unhideWhenUsed="0" w:qFormat="1"/>
+    <w:lsdException w:name="Intense Emphasis" w:uiPriority="21" w:semiHidden="0" w:unhideWhenUsed="0" w:qFormat="1"/>
+    <w:lsdException w:name="Subtle Reference" w:uiPriority="31" w:semiHidden="0" w:unhideWhenUsed="0" w:qFormat="1"/>
+    <w:lsdException w:name="Intense Reference" w:uiPriority="32" w:semiHidden="0" w:unhideWhenUsed="0" w:qFormat="1"/>
+    <w:lsdException w:name="Book Title" w:uiPriority="33" w:semiHidden="0" w:unhideWhenUsed="0" w:qFormat="1"/>
     <w:lsdException w:name="Bibliography" w:uiPriority="37"/>
     <w:lsdException w:name="TOC Heading" w:uiPriority="39" w:qFormat="1"/>
   </w:latentStyles>
-  <w:style w:type="paragraph" w:default="1" w:styleId="Normal">
+  <w:style w:type="paragraph" w:styleId="Normal" w:default="1">
     <w:name w:val="Normal"/>
     <w:qFormat/>
     <w:rsid w:val="00FC693F"/>
@@ -5698,7 +5658,7 @@
       <w:spacing w:after="0" w:line="240" w:lineRule="auto"/>
     </w:pPr>
   </w:style>
-  <w:style w:type="character" w:customStyle="1" w:styleId="HeaderChar">
+  <w:style w:type="character" w:styleId="HeaderChar" w:customStyle="1">
     <w:name w:val="Header Char"/>
     <w:basedOn w:val="DefaultParagraphFont"/>
     <w:link w:val="Header"/>
@@ -5720,7 +5680,7 @@
       <w:spacing w:after="0" w:line="240" w:lineRule="auto"/>
     </w:pPr>
   </w:style>
-  <w:style w:type="character" w:customStyle="1" w:styleId="FooterChar">
+  <w:style w:type="character" w:styleId="FooterChar" w:customStyle="1">
     <w:name w:val="Footer Char"/>
     <w:basedOn w:val="DefaultParagraphFont"/>
     <w:link w:val="Footer"/>
@@ -5742,7 +5702,7 @@
       <w:outlineLvl w:val="0"/>
     </w:pPr>
     <w:rPr>
-      <w:rFonts w:asciiTheme="majorHAnsi" w:eastAsiaTheme="majorEastAsia" w:hAnsiTheme="majorHAnsi" w:cstheme="majorBidi" w:ascii="Calibri" w:hAnsi="Calibri"/>
+      <w:rFonts w:ascii="Calibri" w:hAnsi="Calibri" w:asciiTheme="majorHAnsi" w:hAnsiTheme="majorHAnsi" w:eastAsiaTheme="majorEastAsia" w:cstheme="majorBidi"/>
       <w:b/>
       <w:bCs/>
       <w:color w:val="0B1F33"/>
@@ -5766,7 +5726,7 @@
       <w:outlineLvl w:val="1"/>
     </w:pPr>
     <w:rPr>
-      <w:rFonts w:asciiTheme="majorHAnsi" w:eastAsiaTheme="majorEastAsia" w:hAnsiTheme="majorHAnsi" w:cstheme="majorBidi" w:ascii="Calibri" w:hAnsi="Calibri"/>
+      <w:rFonts w:ascii="Calibri" w:hAnsi="Calibri" w:asciiTheme="majorHAnsi" w:hAnsiTheme="majorHAnsi" w:eastAsiaTheme="majorEastAsia" w:cstheme="majorBidi"/>
       <w:b/>
       <w:bCs/>
       <w:color w:val="B46A3C"/>
@@ -5790,7 +5750,7 @@
       <w:outlineLvl w:val="2"/>
     </w:pPr>
     <w:rPr>
-      <w:rFonts w:asciiTheme="majorHAnsi" w:eastAsiaTheme="majorEastAsia" w:hAnsiTheme="majorHAnsi" w:cstheme="majorBidi" w:ascii="Calibri" w:hAnsi="Calibri"/>
+      <w:rFonts w:ascii="Calibri" w:hAnsi="Calibri" w:asciiTheme="majorHAnsi" w:hAnsiTheme="majorHAnsi" w:eastAsiaTheme="majorEastAsia" w:cstheme="majorBidi"/>
       <w:b/>
       <w:bCs/>
       <w:color w:val="0B1F33"/>
@@ -5814,7 +5774,7 @@
       <w:outlineLvl w:val="3"/>
     </w:pPr>
     <w:rPr>
-      <w:rFonts w:asciiTheme="majorHAnsi" w:eastAsiaTheme="majorEastAsia" w:hAnsiTheme="majorHAnsi" w:cstheme="majorBidi"/>
+      <w:rFonts w:asciiTheme="majorHAnsi" w:hAnsiTheme="majorHAnsi" w:eastAsiaTheme="majorEastAsia" w:cstheme="majorBidi"/>
       <w:b/>
       <w:bCs/>
       <w:i/>
@@ -5839,7 +5799,7 @@
       <w:outlineLvl w:val="4"/>
     </w:pPr>
     <w:rPr>
-      <w:rFonts w:asciiTheme="majorHAnsi" w:eastAsiaTheme="majorEastAsia" w:hAnsiTheme="majorHAnsi" w:cstheme="majorBidi"/>
+      <w:rFonts w:asciiTheme="majorHAnsi" w:hAnsiTheme="majorHAnsi" w:eastAsiaTheme="majorEastAsia" w:cstheme="majorBidi"/>
       <w:color w:val="243F60" w:themeColor="accent1" w:themeShade="7F"/>
     </w:rPr>
   </w:style>
@@ -5860,7 +5820,7 @@
       <w:outlineLvl w:val="5"/>
     </w:pPr>
     <w:rPr>
-      <w:rFonts w:asciiTheme="majorHAnsi" w:eastAsiaTheme="majorEastAsia" w:hAnsiTheme="majorHAnsi" w:cstheme="majorBidi"/>
+      <w:rFonts w:asciiTheme="majorHAnsi" w:hAnsiTheme="majorHAnsi" w:eastAsiaTheme="majorEastAsia" w:cstheme="majorBidi"/>
       <w:i/>
       <w:iCs/>
       <w:color w:val="243F60" w:themeColor="accent1" w:themeShade="7F"/>
@@ -5883,7 +5843,7 @@
       <w:outlineLvl w:val="6"/>
     </w:pPr>
     <w:rPr>
-      <w:rFonts w:asciiTheme="majorHAnsi" w:eastAsiaTheme="majorEastAsia" w:hAnsiTheme="majorHAnsi" w:cstheme="majorBidi"/>
+      <w:rFonts w:asciiTheme="majorHAnsi" w:hAnsiTheme="majorHAnsi" w:eastAsiaTheme="majorEastAsia" w:cstheme="majorBidi"/>
       <w:i/>
       <w:iCs/>
       <w:color w:val="404040" w:themeColor="text1" w:themeTint="BF"/>
@@ -5906,7 +5866,7 @@
       <w:outlineLvl w:val="7"/>
     </w:pPr>
     <w:rPr>
-      <w:rFonts w:asciiTheme="majorHAnsi" w:eastAsiaTheme="majorEastAsia" w:hAnsiTheme="majorHAnsi" w:cstheme="majorBidi"/>
+      <w:rFonts w:asciiTheme="majorHAnsi" w:hAnsiTheme="majorHAnsi" w:eastAsiaTheme="majorEastAsia" w:cstheme="majorBidi"/>
       <w:color w:val="4F81BD" w:themeColor="accent1"/>
       <w:sz w:val="20"/>
       <w:szCs w:val="20"/>
@@ -5929,7 +5889,7 @@
       <w:outlineLvl w:val="8"/>
     </w:pPr>
     <w:rPr>
-      <w:rFonts w:asciiTheme="majorHAnsi" w:eastAsiaTheme="majorEastAsia" w:hAnsiTheme="majorHAnsi" w:cstheme="majorBidi"/>
+      <w:rFonts w:asciiTheme="majorHAnsi" w:hAnsiTheme="majorHAnsi" w:eastAsiaTheme="majorEastAsia" w:cstheme="majorBidi"/>
       <w:i/>
       <w:iCs/>
       <w:color w:val="404040" w:themeColor="text1" w:themeTint="BF"/>
@@ -5937,13 +5897,13 @@
       <w:szCs w:val="20"/>
     </w:rPr>
   </w:style>
-  <w:style w:type="character" w:default="1" w:styleId="DefaultParagraphFont">
+  <w:style w:type="character" w:styleId="DefaultParagraphFont" w:default="1">
     <w:name w:val="Default Paragraph Font"/>
     <w:uiPriority w:val="1"/>
     <w:semiHidden/>
     <w:unhideWhenUsed/>
   </w:style>
-  <w:style w:type="table" w:default="1" w:styleId="TableNormal">
+  <w:style w:type="table" w:styleId="TableNormal" w:default="1">
     <w:name w:val="Normal Table"/>
     <w:uiPriority w:val="99"/>
     <w:semiHidden/>
@@ -5958,7 +5918,7 @@
       </w:tblCellMar>
     </w:tblPr>
   </w:style>
-  <w:style w:type="numbering" w:default="1" w:styleId="NoList">
+  <w:style w:type="numbering" w:styleId="NoList" w:default="1">
     <w:name w:val="No List"/>
     <w:uiPriority w:val="99"/>
     <w:semiHidden/>
@@ -5973,14 +5933,14 @@
       <w:spacing w:after="0" w:line="240" w:lineRule="auto"/>
     </w:pPr>
   </w:style>
-  <w:style w:type="character" w:customStyle="1" w:styleId="Heading1Char">
+  <w:style w:type="character" w:styleId="Heading1Char" w:customStyle="1">
     <w:name w:val="Heading 1 Char"/>
     <w:basedOn w:val="DefaultParagraphFont"/>
     <w:link w:val="Heading1"/>
     <w:uiPriority w:val="9"/>
     <w:rsid w:val="00FC693F"/>
     <w:rPr>
-      <w:rFonts w:asciiTheme="majorHAnsi" w:eastAsiaTheme="majorEastAsia" w:hAnsiTheme="majorHAnsi" w:cstheme="majorBidi"/>
+      <w:rFonts w:asciiTheme="majorHAnsi" w:hAnsiTheme="majorHAnsi" w:eastAsiaTheme="majorEastAsia" w:cstheme="majorBidi"/>
       <w:b/>
       <w:bCs/>
       <w:color w:val="365F91" w:themeColor="accent1" w:themeShade="BF"/>
@@ -5988,14 +5948,14 @@
       <w:szCs w:val="28"/>
     </w:rPr>
   </w:style>
-  <w:style w:type="character" w:customStyle="1" w:styleId="Heading2Char">
+  <w:style w:type="character" w:styleId="Heading2Char" w:customStyle="1">
     <w:name w:val="Heading 2 Char"/>
     <w:basedOn w:val="DefaultParagraphFont"/>
     <w:link w:val="Heading2"/>
     <w:uiPriority w:val="9"/>
     <w:rsid w:val="00FC693F"/>
     <w:rPr>
-      <w:rFonts w:asciiTheme="majorHAnsi" w:eastAsiaTheme="majorEastAsia" w:hAnsiTheme="majorHAnsi" w:cstheme="majorBidi"/>
+      <w:rFonts w:asciiTheme="majorHAnsi" w:hAnsiTheme="majorHAnsi" w:eastAsiaTheme="majorEastAsia" w:cstheme="majorBidi"/>
       <w:b/>
       <w:bCs/>
       <w:color w:val="4F81BD" w:themeColor="accent1"/>
@@ -6003,14 +5963,14 @@
       <w:szCs w:val="26"/>
     </w:rPr>
   </w:style>
-  <w:style w:type="character" w:customStyle="1" w:styleId="Heading3Char">
+  <w:style w:type="character" w:styleId="Heading3Char" w:customStyle="1">
     <w:name w:val="Heading 3 Char"/>
     <w:basedOn w:val="DefaultParagraphFont"/>
     <w:link w:val="Heading3"/>
     <w:uiPriority w:val="9"/>
     <w:rsid w:val="00FC693F"/>
     <w:rPr>
-      <w:rFonts w:asciiTheme="majorHAnsi" w:eastAsiaTheme="majorEastAsia" w:hAnsiTheme="majorHAnsi" w:cstheme="majorBidi"/>
+      <w:rFonts w:asciiTheme="majorHAnsi" w:hAnsiTheme="majorHAnsi" w:eastAsiaTheme="majorEastAsia" w:cstheme="majorBidi"/>
       <w:b/>
       <w:bCs/>
       <w:color w:val="4F81BD" w:themeColor="accent1"/>
@@ -6026,13 +5986,13 @@
     <w:rsid w:val="00FC693F"/>
     <w:pPr>
       <w:pBdr>
-        <w:bottom w:val="single" w:sz="8" w:space="4" w:color="4F81BD" w:themeColor="accent1"/>
+        <w:bottom w:val="single" w:color="4F81BD" w:themeColor="accent1" w:sz="8" w:space="4"/>
       </w:pBdr>
       <w:spacing w:after="300" w:line="240" w:lineRule="auto"/>
       <w:contextualSpacing/>
     </w:pPr>
     <w:rPr>
-      <w:rFonts w:asciiTheme="majorHAnsi" w:eastAsiaTheme="majorEastAsia" w:hAnsiTheme="majorHAnsi" w:cstheme="majorBidi"/>
+      <w:rFonts w:asciiTheme="majorHAnsi" w:hAnsiTheme="majorHAnsi" w:eastAsiaTheme="majorEastAsia" w:cstheme="majorBidi"/>
       <w:color w:val="17365D" w:themeColor="text2" w:themeShade="BF"/>
       <w:spacing w:val="5"/>
       <w:kern w:val="28"/>
@@ -6040,14 +6000,14 @@
       <w:szCs w:val="52"/>
     </w:rPr>
   </w:style>
-  <w:style w:type="character" w:customStyle="1" w:styleId="TitleChar">
+  <w:style w:type="character" w:styleId="TitleChar" w:customStyle="1">
     <w:name w:val="Title Char"/>
     <w:basedOn w:val="DefaultParagraphFont"/>
     <w:link w:val="Title"/>
     <w:uiPriority w:val="10"/>
     <w:rsid w:val="00FC693F"/>
     <w:rPr>
-      <w:rFonts w:asciiTheme="majorHAnsi" w:eastAsiaTheme="majorEastAsia" w:hAnsiTheme="majorHAnsi" w:cstheme="majorBidi"/>
+      <w:rFonts w:asciiTheme="majorHAnsi" w:hAnsiTheme="majorHAnsi" w:eastAsiaTheme="majorEastAsia" w:cstheme="majorBidi"/>
       <w:color w:val="17365D" w:themeColor="text2" w:themeShade="BF"/>
       <w:spacing w:val="5"/>
       <w:kern w:val="28"/>
@@ -6069,7 +6029,7 @@
       </w:numPr>
     </w:pPr>
     <w:rPr>
-      <w:rFonts w:asciiTheme="majorHAnsi" w:eastAsiaTheme="majorEastAsia" w:hAnsiTheme="majorHAnsi" w:cstheme="majorBidi"/>
+      <w:rFonts w:asciiTheme="majorHAnsi" w:hAnsiTheme="majorHAnsi" w:eastAsiaTheme="majorEastAsia" w:cstheme="majorBidi"/>
       <w:i/>
       <w:iCs/>
       <w:color w:val="4F81BD" w:themeColor="accent1"/>
@@ -6078,14 +6038,14 @@
       <w:szCs w:val="24"/>
     </w:rPr>
   </w:style>
-  <w:style w:type="character" w:customStyle="1" w:styleId="SubtitleChar">
+  <w:style w:type="character" w:styleId="SubtitleChar" w:customStyle="1">
     <w:name w:val="Subtitle Char"/>
     <w:basedOn w:val="DefaultParagraphFont"/>
     <w:link w:val="Subtitle"/>
     <w:uiPriority w:val="11"/>
     <w:rsid w:val="00FC693F"/>
     <w:rPr>
-      <w:rFonts w:asciiTheme="majorHAnsi" w:eastAsiaTheme="majorEastAsia" w:hAnsiTheme="majorHAnsi" w:cstheme="majorBidi"/>
+      <w:rFonts w:asciiTheme="majorHAnsi" w:hAnsiTheme="majorHAnsi" w:eastAsiaTheme="majorEastAsia" w:cstheme="majorBidi"/>
       <w:i/>
       <w:iCs/>
       <w:color w:val="4F81BD" w:themeColor="accent1"/>
@@ -6116,7 +6076,7 @@
       <w:spacing w:after="120"/>
     </w:pPr>
   </w:style>
-  <w:style w:type="character" w:customStyle="1" w:styleId="BodyTextChar">
+  <w:style w:type="character" w:styleId="BodyTextChar" w:customStyle="1">
     <w:name w:val="Body Text Char"/>
     <w:basedOn w:val="DefaultParagraphFont"/>
     <w:link w:val="BodyText"/>
@@ -6134,7 +6094,7 @@
       <w:spacing w:after="120" w:line="480" w:lineRule="auto"/>
     </w:pPr>
   </w:style>
-  <w:style w:type="character" w:customStyle="1" w:styleId="BodyText2Char">
+  <w:style w:type="character" w:styleId="BodyText2Char" w:customStyle="1">
     <w:name w:val="Body Text 2 Char"/>
     <w:basedOn w:val="DefaultParagraphFont"/>
     <w:link w:val="BodyText2"/>
@@ -6156,7 +6116,7 @@
       <w:szCs w:val="16"/>
     </w:rPr>
   </w:style>
-  <w:style w:type="character" w:customStyle="1" w:styleId="BodyText3Char">
+  <w:style w:type="character" w:styleId="BodyText3Char" w:customStyle="1">
     <w:name w:val="Body Text 3 Char"/>
     <w:basedOn w:val="DefaultParagraphFont"/>
     <w:link w:val="BodyText3"/>
@@ -6337,7 +6297,7 @@
       <w:szCs w:val="20"/>
     </w:rPr>
   </w:style>
-  <w:style w:type="character" w:customStyle="1" w:styleId="MacroTextChar">
+  <w:style w:type="character" w:styleId="MacroTextChar" w:customStyle="1">
     <w:name w:val="Macro Text Char"/>
     <w:basedOn w:val="DefaultParagraphFont"/>
     <w:link w:val="MacroText"/>
@@ -6363,7 +6323,7 @@
       <w:color w:val="000000" w:themeColor="text1"/>
     </w:rPr>
   </w:style>
-  <w:style w:type="character" w:customStyle="1" w:styleId="QuoteChar">
+  <w:style w:type="character" w:styleId="QuoteChar" w:customStyle="1">
     <w:name w:val="Quote Char"/>
     <w:basedOn w:val="DefaultParagraphFont"/>
     <w:link w:val="Quote"/>
@@ -6375,7 +6335,7 @@
       <w:color w:val="000000" w:themeColor="text1"/>
     </w:rPr>
   </w:style>
-  <w:style w:type="character" w:customStyle="1" w:styleId="Heading4Char">
+  <w:style w:type="character" w:styleId="Heading4Char" w:customStyle="1">
     <w:name w:val="Heading 4 Char"/>
     <w:basedOn w:val="DefaultParagraphFont"/>
     <w:link w:val="Heading4"/>
@@ -6383,7 +6343,7 @@
     <w:semiHidden/>
     <w:rsid w:val="00FC693F"/>
     <w:rPr>
-      <w:rFonts w:asciiTheme="majorHAnsi" w:eastAsiaTheme="majorEastAsia" w:hAnsiTheme="majorHAnsi" w:cstheme="majorBidi"/>
+      <w:rFonts w:asciiTheme="majorHAnsi" w:hAnsiTheme="majorHAnsi" w:eastAsiaTheme="majorEastAsia" w:cstheme="majorBidi"/>
       <w:b/>
       <w:bCs/>
       <w:i/>
@@ -6391,7 +6351,7 @@
       <w:color w:val="4F81BD" w:themeColor="accent1"/>
     </w:rPr>
   </w:style>
-  <w:style w:type="character" w:customStyle="1" w:styleId="Heading5Char">
+  <w:style w:type="character" w:styleId="Heading5Char" w:customStyle="1">
     <w:name w:val="Heading 5 Char"/>
     <w:basedOn w:val="DefaultParagraphFont"/>
     <w:link w:val="Heading5"/>
@@ -6399,11 +6359,11 @@
     <w:semiHidden/>
     <w:rsid w:val="00FC693F"/>
     <w:rPr>
-      <w:rFonts w:asciiTheme="majorHAnsi" w:eastAsiaTheme="majorEastAsia" w:hAnsiTheme="majorHAnsi" w:cstheme="majorBidi"/>
+      <w:rFonts w:asciiTheme="majorHAnsi" w:hAnsiTheme="majorHAnsi" w:eastAsiaTheme="majorEastAsia" w:cstheme="majorBidi"/>
       <w:color w:val="243F60" w:themeColor="accent1" w:themeShade="7F"/>
     </w:rPr>
   </w:style>
-  <w:style w:type="character" w:customStyle="1" w:styleId="Heading6Char">
+  <w:style w:type="character" w:styleId="Heading6Char" w:customStyle="1">
     <w:name w:val="Heading 6 Char"/>
     <w:basedOn w:val="DefaultParagraphFont"/>
     <w:link w:val="Heading6"/>
@@ -6411,13 +6371,13 @@
     <w:semiHidden/>
     <w:rsid w:val="00FC693F"/>
     <w:rPr>
-      <w:rFonts w:asciiTheme="majorHAnsi" w:eastAsiaTheme="majorEastAsia" w:hAnsiTheme="majorHAnsi" w:cstheme="majorBidi"/>
+      <w:rFonts w:asciiTheme="majorHAnsi" w:hAnsiTheme="majorHAnsi" w:eastAsiaTheme="majorEastAsia" w:cstheme="majorBidi"/>
       <w:i/>
       <w:iCs/>
       <w:color w:val="243F60" w:themeColor="accent1" w:themeShade="7F"/>
     </w:rPr>
   </w:style>
-  <w:style w:type="character" w:customStyle="1" w:styleId="Heading7Char">
+  <w:style w:type="character" w:styleId="Heading7Char" w:customStyle="1">
     <w:name w:val="Heading 7 Char"/>
     <w:basedOn w:val="DefaultParagraphFont"/>
     <w:link w:val="Heading7"/>
@@ -6425,13 +6385,13 @@
     <w:semiHidden/>
     <w:rsid w:val="00FC693F"/>
     <w:rPr>
-      <w:rFonts w:asciiTheme="majorHAnsi" w:eastAsiaTheme="majorEastAsia" w:hAnsiTheme="majorHAnsi" w:cstheme="majorBidi"/>
+      <w:rFonts w:asciiTheme="majorHAnsi" w:hAnsiTheme="majorHAnsi" w:eastAsiaTheme="majorEastAsia" w:cstheme="majorBidi"/>
       <w:i/>
       <w:iCs/>
       <w:color w:val="404040" w:themeColor="text1" w:themeTint="BF"/>
     </w:rPr>
   </w:style>
-  <w:style w:type="character" w:customStyle="1" w:styleId="Heading8Char">
+  <w:style w:type="character" w:styleId="Heading8Char" w:customStyle="1">
     <w:name w:val="Heading 8 Char"/>
     <w:basedOn w:val="DefaultParagraphFont"/>
     <w:link w:val="Heading8"/>
@@ -6439,13 +6399,13 @@
     <w:semiHidden/>
     <w:rsid w:val="00FC693F"/>
     <w:rPr>
-      <w:rFonts w:asciiTheme="majorHAnsi" w:eastAsiaTheme="majorEastAsia" w:hAnsiTheme="majorHAnsi" w:cstheme="majorBidi"/>
+      <w:rFonts w:asciiTheme="majorHAnsi" w:hAnsiTheme="majorHAnsi" w:eastAsiaTheme="majorEastAsia" w:cstheme="majorBidi"/>
       <w:color w:val="4F81BD" w:themeColor="accent1"/>
       <w:sz w:val="20"/>
       <w:szCs w:val="20"/>
     </w:rPr>
   </w:style>
-  <w:style w:type="character" w:customStyle="1" w:styleId="Heading9Char">
+  <w:style w:type="character" w:styleId="Heading9Char" w:customStyle="1">
     <w:name w:val="Heading 9 Char"/>
     <w:basedOn w:val="DefaultParagraphFont"/>
     <w:link w:val="Heading9"/>
@@ -6453,7 +6413,7 @@
     <w:semiHidden/>
     <w:rsid w:val="00FC693F"/>
     <w:rPr>
-      <w:rFonts w:asciiTheme="majorHAnsi" w:eastAsiaTheme="majorEastAsia" w:hAnsiTheme="majorHAnsi" w:cstheme="majorBidi"/>
+      <w:rFonts w:asciiTheme="majorHAnsi" w:hAnsiTheme="majorHAnsi" w:eastAsiaTheme="majorEastAsia" w:cstheme="majorBidi"/>
       <w:i/>
       <w:iCs/>
       <w:color w:val="404040" w:themeColor="text1" w:themeTint="BF"/>
@@ -6513,7 +6473,7 @@
     <w:rsid w:val="00FC693F"/>
     <w:pPr>
       <w:pBdr>
-        <w:bottom w:val="single" w:sz="4" w:space="4" w:color="4F81BD" w:themeColor="accent1"/>
+        <w:bottom w:val="single" w:color="4F81BD" w:themeColor="accent1" w:sz="4" w:space="4"/>
       </w:pBdr>
       <w:spacing w:before="200" w:after="280"/>
       <w:ind w:left="936" w:right="936"/>
@@ -6526,7 +6486,7 @@
       <w:color w:val="4F81BD" w:themeColor="accent1"/>
     </w:rPr>
   </w:style>
-  <w:style w:type="character" w:customStyle="1" w:styleId="IntenseQuoteChar">
+  <w:style w:type="character" w:styleId="IntenseQuoteChar" w:customStyle="1">
     <w:name w:val="Intense Quote Char"/>
     <w:basedOn w:val="DefaultParagraphFont"/>
     <w:link w:val="IntenseQuote"/>
@@ -6630,12 +6590,12 @@
     <w:tblPr>
       <w:tblInd w:w="0" w:type="dxa"/>
       <w:tblBorders>
-        <w:top w:val="single" w:sz="4" w:space="0" w:color="auto"/>
-        <w:left w:val="single" w:sz="4" w:space="0" w:color="auto"/>
-        <w:bottom w:val="single" w:sz="4" w:space="0" w:color="auto"/>
-        <w:right w:val="single" w:sz="4" w:space="0" w:color="auto"/>
-        <w:insideH w:val="single" w:sz="4" w:space="0" w:color="auto"/>
-        <w:insideV w:val="single" w:sz="4" w:space="0" w:color="auto"/>
+        <w:top w:val="single" w:color="auto" w:sz="4" w:space="0"/>
+        <w:left w:val="single" w:color="auto" w:sz="4" w:space="0"/>
+        <w:bottom w:val="single" w:color="auto" w:sz="4" w:space="0"/>
+        <w:right w:val="single" w:color="auto" w:sz="4" w:space="0"/>
+        <w:insideH w:val="single" w:color="auto" w:sz="4" w:space="0"/>
+        <w:insideV w:val="single" w:color="auto" w:sz="4" w:space="0"/>
       </w:tblBorders>
       <w:tblCellMar>
         <w:top w:w="0" w:type="dxa"/>
@@ -6661,8 +6621,8 @@
       <w:tblStyleColBandSize w:val="1"/>
       <w:tblInd w:w="0" w:type="dxa"/>
       <w:tblBorders>
-        <w:top w:val="single" w:sz="8" w:space="0" w:color="000000" w:themeColor="text1"/>
-        <w:bottom w:val="single" w:sz="8" w:space="0" w:color="000000" w:themeColor="text1"/>
+        <w:top w:val="single" w:color="000000" w:themeColor="text1" w:sz="8" w:space="0"/>
+        <w:bottom w:val="single" w:color="000000" w:themeColor="text1" w:sz="8" w:space="0"/>
       </w:tblBorders>
       <w:tblCellMar>
         <w:top w:w="0" w:type="dxa"/>
@@ -6682,9 +6642,9 @@
       <w:tblPr/>
       <w:tcPr>
         <w:tcBorders>
-          <w:top w:val="single" w:sz="8" w:space="0" w:color="000000" w:themeColor="text1"/>
-          <w:left w:val="nil"/>
-          <w:bottom w:val="single" w:sz="8" w:space="0" w:color="000000" w:themeColor="text1"/>
+          <w:top w:val="single" w:color="000000" w:themeColor="text1" w:sz="8" w:space="0"/>
+          <w:left w:val="nil"/>
+          <w:bottom w:val="single" w:color="000000" w:themeColor="text1" w:sz="8" w:space="0"/>
           <w:right w:val="nil"/>
           <w:insideH w:val="nil"/>
           <w:insideV w:val="nil"/>
@@ -6702,9 +6662,9 @@
       <w:tblPr/>
       <w:tcPr>
         <w:tcBorders>
-          <w:top w:val="single" w:sz="8" w:space="0" w:color="000000" w:themeColor="text1"/>
-          <w:left w:val="nil"/>
-          <w:bottom w:val="single" w:sz="8" w:space="0" w:color="000000" w:themeColor="text1"/>
+          <w:top w:val="single" w:color="000000" w:themeColor="text1" w:sz="8" w:space="0"/>
+          <w:left w:val="nil"/>
+          <w:bottom w:val="single" w:color="000000" w:themeColor="text1" w:sz="8" w:space="0"/>
           <w:right w:val="nil"/>
           <w:insideH w:val="nil"/>
           <w:insideV w:val="nil"/>
@@ -6764,8 +6724,8 @@
       <w:tblStyleColBandSize w:val="1"/>
       <w:tblInd w:w="0" w:type="dxa"/>
       <w:tblBorders>
-        <w:top w:val="single" w:sz="8" w:space="0" w:color="4F81BD" w:themeColor="accent1"/>
-        <w:bottom w:val="single" w:sz="8" w:space="0" w:color="4F81BD" w:themeColor="accent1"/>
+        <w:top w:val="single" w:color="4F81BD" w:themeColor="accent1" w:sz="8" w:space="0"/>
+        <w:bottom w:val="single" w:color="4F81BD" w:themeColor="accent1" w:sz="8" w:space="0"/>
       </w:tblBorders>
       <w:tblCellMar>
         <w:top w:w="0" w:type="dxa"/>
@@ -6785,9 +6745,9 @@
       <w:tblPr/>
       <w:tcPr>
         <w:tcBorders>
-          <w:top w:val="single" w:sz="8" w:space="0" w:color="4F81BD" w:themeColor="accent1"/>
-          <w:left w:val="nil"/>
-          <w:bottom w:val="single" w:sz="8" w:space="0" w:color="4F81BD" w:themeColor="accent1"/>
+          <w:top w:val="single" w:color="4F81BD" w:themeColor="accent1" w:sz="8" w:space="0"/>
+          <w:left w:val="nil"/>
+          <w:bottom w:val="single" w:color="4F81BD" w:themeColor="accent1" w:sz="8" w:space="0"/>
           <w:right w:val="nil"/>
           <w:insideH w:val="nil"/>
           <w:insideV w:val="nil"/>
@@ -6805,9 +6765,9 @@
       <w:tblPr/>
       <w:tcPr>
         <w:tcBorders>
-          <w:top w:val="single" w:sz="8" w:space="0" w:color="4F81BD" w:themeColor="accent1"/>
-          <w:left w:val="nil"/>
-          <w:bottom w:val="single" w:sz="8" w:space="0" w:color="4F81BD" w:themeColor="accent1"/>
+          <w:top w:val="single" w:color="4F81BD" w:themeColor="accent1" w:sz="8" w:space="0"/>
+          <w:left w:val="nil"/>
+          <w:bottom w:val="single" w:color="4F81BD" w:themeColor="accent1" w:sz="8" w:space="0"/>
           <w:right w:val="nil"/>
           <w:insideH w:val="nil"/>
           <w:insideV w:val="nil"/>
@@ -6867,8 +6827,8 @@
       <w:tblStyleColBandSize w:val="1"/>
       <w:tblInd w:w="0" w:type="dxa"/>
       <w:tblBorders>
-        <w:top w:val="single" w:sz="8" w:space="0" w:color="C0504D" w:themeColor="accent2"/>
-        <w:bottom w:val="single" w:sz="8" w:space="0" w:color="C0504D" w:themeColor="accent2"/>
+        <w:top w:val="single" w:color="C0504D" w:themeColor="accent2" w:sz="8" w:space="0"/>
+        <w:bottom w:val="single" w:color="C0504D" w:themeColor="accent2" w:sz="8" w:space="0"/>
       </w:tblBorders>
       <w:tblCellMar>
         <w:top w:w="0" w:type="dxa"/>
@@ -6888,9 +6848,9 @@
       <w:tblPr/>
       <w:tcPr>
         <w:tcBorders>
-          <w:top w:val="single" w:sz="8" w:space="0" w:color="C0504D" w:themeColor="accent2"/>
-          <w:left w:val="nil"/>
-          <w:bottom w:val="single" w:sz="8" w:space="0" w:color="C0504D" w:themeColor="accent2"/>
+          <w:top w:val="single" w:color="C0504D" w:themeColor="accent2" w:sz="8" w:space="0"/>
+          <w:left w:val="nil"/>
+          <w:bottom w:val="single" w:color="C0504D" w:themeColor="accent2" w:sz="8" w:space="0"/>
           <w:right w:val="nil"/>
           <w:insideH w:val="nil"/>
           <w:insideV w:val="nil"/>
@@ -6908,9 +6868,9 @@
       <w:tblPr/>
       <w:tcPr>
         <w:tcBorders>
-          <w:top w:val="single" w:sz="8" w:space="0" w:color="C0504D" w:themeColor="accent2"/>
-          <w:left w:val="nil"/>
-          <w:bottom w:val="single" w:sz="8" w:space="0" w:color="C0504D" w:themeColor="accent2"/>
+          <w:top w:val="single" w:color="C0504D" w:themeColor="accent2" w:sz="8" w:space="0"/>
+          <w:left w:val="nil"/>
+          <w:bottom w:val="single" w:color="C0504D" w:themeColor="accent2" w:sz="8" w:space="0"/>
           <w:right w:val="nil"/>
           <w:insideH w:val="nil"/>
           <w:insideV w:val="nil"/>
@@ -6970,8 +6930,8 @@
       <w:tblStyleColBandSize w:val="1"/>
       <w:tblInd w:w="0" w:type="dxa"/>
       <w:tblBorders>
-        <w:top w:val="single" w:sz="8" w:space="0" w:color="9BBB59" w:themeColor="accent3"/>
-        <w:bottom w:val="single" w:sz="8" w:space="0" w:color="9BBB59" w:themeColor="accent3"/>
+        <w:top w:val="single" w:color="9BBB59" w:themeColor="accent3" w:sz="8" w:space="0"/>
+        <w:bottom w:val="single" w:color="9BBB59" w:themeColor="accent3" w:sz="8" w:space="0"/>
       </w:tblBorders>
       <w:tblCellMar>
         <w:top w:w="0" w:type="dxa"/>
@@ -6991,9 +6951,9 @@
       <w:tblPr/>
       <w:tcPr>
         <w:tcBorders>
-          <w:top w:val="single" w:sz="8" w:space="0" w:color="9BBB59" w:themeColor="accent3"/>
-          <w:left w:val="nil"/>
-          <w:bottom w:val="single" w:sz="8" w:space="0" w:color="9BBB59" w:themeColor="accent3"/>
+          <w:top w:val="single" w:color="9BBB59" w:themeColor="accent3" w:sz="8" w:space="0"/>
+          <w:left w:val="nil"/>
+          <w:bottom w:val="single" w:color="9BBB59" w:themeColor="accent3" w:sz="8" w:space="0"/>
           <w:right w:val="nil"/>
           <w:insideH w:val="nil"/>
           <w:insideV w:val="nil"/>
@@ -7011,9 +6971,9 @@
       <w:tblPr/>
       <w:tcPr>
         <w:tcBorders>
-          <w:top w:val="single" w:sz="8" w:space="0" w:color="9BBB59" w:themeColor="accent3"/>
-          <w:left w:val="nil"/>
-          <w:bottom w:val="single" w:sz="8" w:space="0" w:color="9BBB59" w:themeColor="accent3"/>
+          <w:top w:val="single" w:color="9BBB59" w:themeColor="accent3" w:sz="8" w:space="0"/>
+          <w:left w:val="nil"/>
+          <w:bottom w:val="single" w:color="9BBB59" w:themeColor="accent3" w:sz="8" w:space="0"/>
           <w:right w:val="nil"/>
           <w:insideH w:val="nil"/>
           <w:insideV w:val="nil"/>
@@ -7073,8 +7033,8 @@
       <w:tblStyleColBandSize w:val="1"/>
       <w:tblInd w:w="0" w:type="dxa"/>
       <w:tblBorders>
-        <w:top w:val="single" w:sz="8" w:space="0" w:color="8064A2" w:themeColor="accent4"/>
-        <w:bottom w:val="single" w:sz="8" w:space="0" w:color="8064A2" w:themeColor="accent4"/>
+        <w:top w:val="single" w:color="8064A2" w:themeColor="accent4" w:sz="8" w:space="0"/>
+        <w:bottom w:val="single" w:color="8064A2" w:themeColor="accent4" w:sz="8" w:space="0"/>
       </w:tblBorders>
       <w:tblCellMar>
         <w:top w:w="0" w:type="dxa"/>
@@ -7094,9 +7054,9 @@
       <w:tblPr/>
       <w:tcPr>
         <w:tcBorders>
-          <w:top w:val="single" w:sz="8" w:space="0" w:color="8064A2" w:themeColor="accent4"/>
-          <w:left w:val="nil"/>
-          <w:bottom w:val="single" w:sz="8" w:space="0" w:color="8064A2" w:themeColor="accent4"/>
+          <w:top w:val="single" w:color="8064A2" w:themeColor="accent4" w:sz="8" w:space="0"/>
+          <w:left w:val="nil"/>
+          <w:bottom w:val="single" w:color="8064A2" w:themeColor="accent4" w:sz="8" w:space="0"/>
           <w:right w:val="nil"/>
           <w:insideH w:val="nil"/>
           <w:insideV w:val="nil"/>
@@ -7114,9 +7074,9 @@
       <w:tblPr/>
       <w:tcPr>
         <w:tcBorders>
-          <w:top w:val="single" w:sz="8" w:space="0" w:color="8064A2" w:themeColor="accent4"/>
-          <w:left w:val="nil"/>
-          <w:bottom w:val="single" w:sz="8" w:space="0" w:color="8064A2" w:themeColor="accent4"/>
+          <w:top w:val="single" w:color="8064A2" w:themeColor="accent4" w:sz="8" w:space="0"/>
+          <w:left w:val="nil"/>
+          <w:bottom w:val="single" w:color="8064A2" w:themeColor="accent4" w:sz="8" w:space="0"/>
           <w:right w:val="nil"/>
           <w:insideH w:val="nil"/>
           <w:insideV w:val="nil"/>
@@ -7176,8 +7136,8 @@
       <w:tblStyleColBandSize w:val="1"/>
       <w:tblInd w:w="0" w:type="dxa"/>
       <w:tblBorders>
-        <w:top w:val="single" w:sz="8" w:space="0" w:color="4BACC6" w:themeColor="accent5"/>
-        <w:bottom w:val="single" w:sz="8" w:space="0" w:color="4BACC6" w:themeColor="accent5"/>
+        <w:top w:val="single" w:color="4BACC6" w:themeColor="accent5" w:sz="8" w:space="0"/>
+        <w:bottom w:val="single" w:color="4BACC6" w:themeColor="accent5" w:sz="8" w:space="0"/>
       </w:tblBorders>
       <w:tblCellMar>
         <w:top w:w="0" w:type="dxa"/>
@@ -7197,9 +7157,9 @@
       <w:tblPr/>
       <w:tcPr>
         <w:tcBorders>
-          <w:top w:val="single" w:sz="8" w:space="0" w:color="4BACC6" w:themeColor="accent5"/>
-          <w:left w:val="nil"/>
-          <w:bottom w:val="single" w:sz="8" w:space="0" w:color="4BACC6" w:themeColor="accent5"/>
+          <w:top w:val="single" w:color="4BACC6" w:themeColor="accent5" w:sz="8" w:space="0"/>
+          <w:left w:val="nil"/>
+          <w:bottom w:val="single" w:color="4BACC6" w:themeColor="accent5" w:sz="8" w:space="0"/>
           <w:right w:val="nil"/>
           <w:insideH w:val="nil"/>
           <w:insideV w:val="nil"/>
@@ -7217,9 +7177,9 @@
       <w:tblPr/>
       <w:tcPr>
         <w:tcBorders>
-          <w:top w:val="single" w:sz="8" w:space="0" w:color="4BACC6" w:themeColor="accent5"/>
-          <w:left w:val="nil"/>
-          <w:bottom w:val="single" w:sz="8" w:space="0" w:color="4BACC6" w:themeColor="accent5"/>
+          <w:top w:val="single" w:color="4BACC6" w:themeColor="accent5" w:sz="8" w:space="0"/>
+          <w:left w:val="nil"/>
+          <w:bottom w:val="single" w:color="4BACC6" w:themeColor="accent5" w:sz="8" w:space="0"/>
           <w:right w:val="nil"/>
           <w:insideH w:val="nil"/>
           <w:insideV w:val="nil"/>
@@ -7279,8 +7239,8 @@
       <w:tblStyleColBandSize w:val="1"/>
       <w:tblInd w:w="0" w:type="dxa"/>
       <w:tblBorders>
-        <w:top w:val="single" w:sz="8" w:space="0" w:color="F79646" w:themeColor="accent6"/>
-        <w:bottom w:val="single" w:sz="8" w:space="0" w:color="F79646" w:themeColor="accent6"/>
+        <w:top w:val="single" w:color="F79646" w:themeColor="accent6" w:sz="8" w:space="0"/>
+        <w:bottom w:val="single" w:color="F79646" w:themeColor="accent6" w:sz="8" w:space="0"/>
       </w:tblBorders>
       <w:tblCellMar>
         <w:top w:w="0" w:type="dxa"/>
@@ -7300,9 +7260,9 @@
       <w:tblPr/>
       <w:tcPr>
         <w:tcBorders>
-          <w:top w:val="single" w:sz="8" w:space="0" w:color="F79646" w:themeColor="accent6"/>
-          <w:left w:val="nil"/>
-          <w:bottom w:val="single" w:sz="8" w:space="0" w:color="F79646" w:themeColor="accent6"/>
+          <w:top w:val="single" w:color="F79646" w:themeColor="accent6" w:sz="8" w:space="0"/>
+          <w:left w:val="nil"/>
+          <w:bottom w:val="single" w:color="F79646" w:themeColor="accent6" w:sz="8" w:space="0"/>
           <w:right w:val="nil"/>
           <w:insideH w:val="nil"/>
           <w:insideV w:val="nil"/>
@@ -7320,9 +7280,9 @@
       <w:tblPr/>
       <w:tcPr>
         <w:tcBorders>
-          <w:top w:val="single" w:sz="8" w:space="0" w:color="F79646" w:themeColor="accent6"/>
-          <w:left w:val="nil"/>
-          <w:bottom w:val="single" w:sz="8" w:space="0" w:color="F79646" w:themeColor="accent6"/>
+          <w:top w:val="single" w:color="F79646" w:themeColor="accent6" w:sz="8" w:space="0"/>
+          <w:left w:val="nil"/>
+          <w:bottom w:val="single" w:color="F79646" w:themeColor="accent6" w:sz="8" w:space="0"/>
           <w:right w:val="nil"/>
           <w:insideH w:val="nil"/>
           <w:insideV w:val="nil"/>
@@ -7379,10 +7339,10 @@
       <w:tblStyleColBandSize w:val="1"/>
       <w:tblInd w:w="0" w:type="dxa"/>
       <w:tblBorders>
-        <w:top w:val="single" w:sz="8" w:space="0" w:color="000000" w:themeColor="text1"/>
-        <w:left w:val="single" w:sz="8" w:space="0" w:color="000000" w:themeColor="text1"/>
-        <w:bottom w:val="single" w:sz="8" w:space="0" w:color="000000" w:themeColor="text1"/>
-        <w:right w:val="single" w:sz="8" w:space="0" w:color="000000" w:themeColor="text1"/>
+        <w:top w:val="single" w:color="000000" w:themeColor="text1" w:sz="8" w:space="0"/>
+        <w:left w:val="single" w:color="000000" w:themeColor="text1" w:sz="8" w:space="0"/>
+        <w:bottom w:val="single" w:color="000000" w:themeColor="text1" w:sz="8" w:space="0"/>
+        <w:right w:val="single" w:color="000000" w:themeColor="text1" w:sz="8" w:space="0"/>
       </w:tblBorders>
       <w:tblCellMar>
         <w:top w:w="0" w:type="dxa"/>
@@ -7416,10 +7376,10 @@
       <w:tblPr/>
       <w:tcPr>
         <w:tcBorders>
-          <w:top w:val="double" w:sz="6" w:space="0" w:color="000000" w:themeColor="text1"/>
-          <w:left w:val="single" w:sz="8" w:space="0" w:color="000000" w:themeColor="text1"/>
-          <w:bottom w:val="single" w:sz="8" w:space="0" w:color="000000" w:themeColor="text1"/>
-          <w:right w:val="single" w:sz="8" w:space="0" w:color="000000" w:themeColor="text1"/>
+          <w:top w:val="double" w:color="000000" w:themeColor="text1" w:sz="6" w:space="0"/>
+          <w:left w:val="single" w:color="000000" w:themeColor="text1" w:sz="8" w:space="0"/>
+          <w:bottom w:val="single" w:color="000000" w:themeColor="text1" w:sz="8" w:space="0"/>
+          <w:right w:val="single" w:color="000000" w:themeColor="text1" w:sz="8" w:space="0"/>
         </w:tcBorders>
       </w:tcPr>
     </w:tblStylePr>
@@ -7439,10 +7399,10 @@
       <w:tblPr/>
       <w:tcPr>
         <w:tcBorders>
-          <w:top w:val="single" w:sz="8" w:space="0" w:color="000000" w:themeColor="text1"/>
-          <w:left w:val="single" w:sz="8" w:space="0" w:color="000000" w:themeColor="text1"/>
-          <w:bottom w:val="single" w:sz="8" w:space="0" w:color="000000" w:themeColor="text1"/>
-          <w:right w:val="single" w:sz="8" w:space="0" w:color="000000" w:themeColor="text1"/>
+          <w:top w:val="single" w:color="000000" w:themeColor="text1" w:sz="8" w:space="0"/>
+          <w:left w:val="single" w:color="000000" w:themeColor="text1" w:sz="8" w:space="0"/>
+          <w:bottom w:val="single" w:color="000000" w:themeColor="text1" w:sz="8" w:space="0"/>
+          <w:right w:val="single" w:color="000000" w:themeColor="text1" w:sz="8" w:space="0"/>
         </w:tcBorders>
       </w:tcPr>
     </w:tblStylePr>
@@ -7450,10 +7410,10 @@
       <w:tblPr/>
       <w:tcPr>
         <w:tcBorders>
-          <w:top w:val="single" w:sz="8" w:space="0" w:color="000000" w:themeColor="text1"/>
-          <w:left w:val="single" w:sz="8" w:space="0" w:color="000000" w:themeColor="text1"/>
-          <w:bottom w:val="single" w:sz="8" w:space="0" w:color="000000" w:themeColor="text1"/>
-          <w:right w:val="single" w:sz="8" w:space="0" w:color="000000" w:themeColor="text1"/>
+          <w:top w:val="single" w:color="000000" w:themeColor="text1" w:sz="8" w:space="0"/>
+          <w:left w:val="single" w:color="000000" w:themeColor="text1" w:sz="8" w:space="0"/>
+          <w:bottom w:val="single" w:color="000000" w:themeColor="text1" w:sz="8" w:space="0"/>
+          <w:right w:val="single" w:color="000000" w:themeColor="text1" w:sz="8" w:space="0"/>
         </w:tcBorders>
       </w:tcPr>
     </w:tblStylePr>
@@ -7471,10 +7431,10 @@
       <w:tblStyleColBandSize w:val="1"/>
       <w:tblInd w:w="0" w:type="dxa"/>
       <w:tblBorders>
-        <w:top w:val="single" w:sz="8" w:space="0" w:color="4F81BD" w:themeColor="accent1"/>
-        <w:left w:val="single" w:sz="8" w:space="0" w:color="4F81BD" w:themeColor="accent1"/>
-        <w:bottom w:val="single" w:sz="8" w:space="0" w:color="4F81BD" w:themeColor="accent1"/>
-        <w:right w:val="single" w:sz="8" w:space="0" w:color="4F81BD" w:themeColor="accent1"/>
+        <w:top w:val="single" w:color="4F81BD" w:themeColor="accent1" w:sz="8" w:space="0"/>
+        <w:left w:val="single" w:color="4F81BD" w:themeColor="accent1" w:sz="8" w:space="0"/>
+        <w:bottom w:val="single" w:color="4F81BD" w:themeColor="accent1" w:sz="8" w:space="0"/>
+        <w:right w:val="single" w:color="4F81BD" w:themeColor="accent1" w:sz="8" w:space="0"/>
       </w:tblBorders>
       <w:tblCellMar>
         <w:top w:w="0" w:type="dxa"/>
@@ -7508,10 +7468,10 @@
       <w:tblPr/>
       <w:tcPr>
         <w:tcBorders>
-          <w:top w:val="double" w:sz="6" w:space="0" w:color="4F81BD" w:themeColor="accent1"/>
-          <w:left w:val="single" w:sz="8" w:space="0" w:color="4F81BD" w:themeColor="accent1"/>
-          <w:bottom w:val="single" w:sz="8" w:space="0" w:color="4F81BD" w:themeColor="accent1"/>
-          <w:right w:val="single" w:sz="8" w:space="0" w:color="4F81BD" w:themeColor="accent1"/>
+          <w:top w:val="double" w:color="4F81BD" w:themeColor="accent1" w:sz="6" w:space="0"/>
+          <w:left w:val="single" w:color="4F81BD" w:themeColor="accent1" w:sz="8" w:space="0"/>
+          <w:bottom w:val="single" w:color="4F81BD" w:themeColor="accent1" w:sz="8" w:space="0"/>
+          <w:right w:val="single" w:color="4F81BD" w:themeColor="accent1" w:sz="8" w:space="0"/>
         </w:tcBorders>
       </w:tcPr>
     </w:tblStylePr>
@@ -7531,10 +7491,10 @@
       <w:tblPr/>
       <w:tcPr>
         <w:tcBorders>
-          <w:top w:val="single" w:sz="8" w:space="0" w:color="4F81BD" w:themeColor="accent1"/>
-          <w:left w:val="single" w:sz="8" w:space="0" w:color="4F81BD" w:themeColor="accent1"/>
-          <w:bottom w:val="single" w:sz="8" w:space="0" w:color="4F81BD" w:themeColor="accent1"/>
-          <w:right w:val="single" w:sz="8" w:space="0" w:color="4F81BD" w:themeColor="accent1"/>
+          <w:top w:val="single" w:color="4F81BD" w:themeColor="accent1" w:sz="8" w:space="0"/>
+          <w:left w:val="single" w:color="4F81BD" w:themeColor="accent1" w:sz="8" w:space="0"/>
+          <w:bottom w:val="single" w:color="4F81BD" w:themeColor="accent1" w:sz="8" w:space="0"/>
+          <w:right w:val="single" w:color="4F81BD" w:themeColor="accent1" w:sz="8" w:space="0"/>
         </w:tcBorders>
       </w:tcPr>
     </w:tblStylePr>
@@ -7542,10 +7502,10 @@
       <w:tblPr/>
       <w:tcPr>
         <w:tcBorders>
-          <w:top w:val="single" w:sz="8" w:space="0" w:color="4F81BD" w:themeColor="accent1"/>
-          <w:left w:val="single" w:sz="8" w:space="0" w:color="4F81BD" w:themeColor="accent1"/>
-          <w:bottom w:val="single" w:sz="8" w:space="0" w:color="4F81BD" w:themeColor="accent1"/>
-          <w:right w:val="single" w:sz="8" w:space="0" w:color="4F81BD" w:themeColor="accent1"/>
+          <w:top w:val="single" w:color="4F81BD" w:themeColor="accent1" w:sz="8" w:space="0"/>
+          <w:left w:val="single" w:color="4F81BD" w:themeColor="accent1" w:sz="8" w:space="0"/>
+          <w:bottom w:val="single" w:color="4F81BD" w:themeColor="accent1" w:sz="8" w:space="0"/>
+          <w:right w:val="single" w:color="4F81BD" w:themeColor="accent1" w:sz="8" w:space="0"/>
         </w:tcBorders>
       </w:tcPr>
     </w:tblStylePr>
@@ -7563,10 +7523,10 @@
       <w:tblStyleColBandSize w:val="1"/>
       <w:tblInd w:w="0" w:type="dxa"/>
       <w:tblBorders>
-        <w:top w:val="single" w:sz="8" w:space="0" w:color="C0504D" w:themeColor="accent2"/>
-        <w:left w:val="single" w:sz="8" w:space="0" w:color="C0504D" w:themeColor="accent2"/>
-        <w:bottom w:val="single" w:sz="8" w:space="0" w:color="C0504D" w:themeColor="accent2"/>
-        <w:right w:val="single" w:sz="8" w:space="0" w:color="C0504D" w:themeColor="accent2"/>
+        <w:top w:val="single" w:color="C0504D" w:themeColor="accent2" w:sz="8" w:space="0"/>
+        <w:left w:val="single" w:color="C0504D" w:themeColor="accent2" w:sz="8" w:space="0"/>
+        <w:bottom w:val="single" w:color="C0504D" w:themeColor="accent2" w:sz="8" w:space="0"/>
+        <w:right w:val="single" w:color="C0504D" w:themeColor="accent2" w:sz="8" w:space="0"/>
       </w:tblBorders>
       <w:tblCellMar>
         <w:top w:w="0" w:type="dxa"/>
@@ -7600,10 +7560,10 @@
       <w:tblPr/>
       <w:tcPr>
         <w:tcBorders>
-          <w:top w:val="double" w:sz="6" w:space="0" w:color="C0504D" w:themeColor="accent2"/>
-          <w:left w:val="single" w:sz="8" w:space="0" w:color="C0504D" w:themeColor="accent2"/>
-          <w:bottom w:val="single" w:sz="8" w:space="0" w:color="C0504D" w:themeColor="accent2"/>
-          <w:right w:val="single" w:sz="8" w:space="0" w:color="C0504D" w:themeColor="accent2"/>
+          <w:top w:val="double" w:color="C0504D" w:themeColor="accent2" w:sz="6" w:space="0"/>
+          <w:left w:val="single" w:color="C0504D" w:themeColor="accent2" w:sz="8" w:space="0"/>
+          <w:bottom w:val="single" w:color="C0504D" w:themeColor="accent2" w:sz="8" w:space="0"/>
+          <w:right w:val="single" w:color="C0504D" w:themeColor="accent2" w:sz="8" w:space="0"/>
         </w:tcBorders>
       </w:tcPr>
     </w:tblStylePr>
@@ -7623,10 +7583,10 @@
       <w:tblPr/>
       <w:tcPr>
         <w:tcBorders>
-          <w:top w:val="single" w:sz="8" w:space="0" w:color="C0504D" w:themeColor="accent2"/>
-          <w:left w:val="single" w:sz="8" w:space="0" w:color="C0504D" w:themeColor="accent2"/>
-          <w:bottom w:val="single" w:sz="8" w:space="0" w:color="C0504D" w:themeColor="accent2"/>
-          <w:right w:val="single" w:sz="8" w:space="0" w:color="C0504D" w:themeColor="accent2"/>
+          <w:top w:val="single" w:color="C0504D" w:themeColor="accent2" w:sz="8" w:space="0"/>
+          <w:left w:val="single" w:color="C0504D" w:themeColor="accent2" w:sz="8" w:space="0"/>
+          <w:bottom w:val="single" w:color="C0504D" w:themeColor="accent2" w:sz="8" w:space="0"/>
+          <w:right w:val="single" w:color="C0504D" w:themeColor="accent2" w:sz="8" w:space="0"/>
         </w:tcBorders>
       </w:tcPr>
     </w:tblStylePr>
@@ -7634,10 +7594,10 @@
       <w:tblPr/>
       <w:tcPr>
         <w:tcBorders>
-          <w:top w:val="single" w:sz="8" w:space="0" w:color="C0504D" w:themeColor="accent2"/>
-          <w:left w:val="single" w:sz="8" w:space="0" w:color="C0504D" w:themeColor="accent2"/>
-          <w:bottom w:val="single" w:sz="8" w:space="0" w:color="C0504D" w:themeColor="accent2"/>
-          <w:right w:val="single" w:sz="8" w:space="0" w:color="C0504D" w:themeColor="accent2"/>
+          <w:top w:val="single" w:color="C0504D" w:themeColor="accent2" w:sz="8" w:space="0"/>
+          <w:left w:val="single" w:color="C0504D" w:themeColor="accent2" w:sz="8" w:space="0"/>
+          <w:bottom w:val="single" w:color="C0504D" w:themeColor="accent2" w:sz="8" w:space="0"/>
+          <w:right w:val="single" w:color="C0504D" w:themeColor="accent2" w:sz="8" w:space="0"/>
         </w:tcBorders>
       </w:tcPr>
     </w:tblStylePr>
@@ -7655,10 +7615,10 @@
       <w:tblStyleColBandSize w:val="1"/>
       <w:tblInd w:w="0" w:type="dxa"/>
       <w:tblBorders>
-        <w:top w:val="single" w:sz="8" w:space="0" w:color="9BBB59" w:themeColor="accent3"/>
-        <w:left w:val="single" w:sz="8" w:space="0" w:color="9BBB59" w:themeColor="accent3"/>
-        <w:bottom w:val="single" w:sz="8" w:space="0" w:color="9BBB59" w:themeColor="accent3"/>
-        <w:right w:val="single" w:sz="8" w:space="0" w:color="9BBB59" w:themeColor="accent3"/>
+        <w:top w:val="single" w:color="9BBB59" w:themeColor="accent3" w:sz="8" w:space="0"/>
+        <w:left w:val="single" w:color="9BBB59" w:themeColor="accent3" w:sz="8" w:space="0"/>
+        <w:bottom w:val="single" w:color="9BBB59" w:themeColor="accent3" w:sz="8" w:space="0"/>
+        <w:right w:val="single" w:color="9BBB59" w:themeColor="accent3" w:sz="8" w:space="0"/>
       </w:tblBorders>
       <w:tblCellMar>
         <w:top w:w="0" w:type="dxa"/>
@@ -7692,10 +7652,10 @@
       <w:tblPr/>
       <w:tcPr>
         <w:tcBorders>
-          <w:top w:val="double" w:sz="6" w:space="0" w:color="9BBB59" w:themeColor="accent3"/>
-          <w:left w:val="single" w:sz="8" w:space="0" w:color="9BBB59" w:themeColor="accent3"/>
-          <w:bottom w:val="single" w:sz="8" w:space="0" w:color="9BBB59" w:themeColor="accent3"/>
-          <w:right w:val="single" w:sz="8" w:space="0" w:color="9BBB59" w:themeColor="accent3"/>
+          <w:top w:val="double" w:color="9BBB59" w:themeColor="accent3" w:sz="6" w:space="0"/>
+          <w:left w:val="single" w:color="9BBB59" w:themeColor="accent3" w:sz="8" w:space="0"/>
+          <w:bottom w:val="single" w:color="9BBB59" w:themeColor="accent3" w:sz="8" w:space="0"/>
+          <w:right w:val="single" w:color="9BBB59" w:themeColor="accent3" w:sz="8" w:space="0"/>
         </w:tcBorders>
       </w:tcPr>
     </w:tblStylePr>
@@ -7715,10 +7675,10 @@
       <w:tblPr/>
       <w:tcPr>
         <w:tcBorders>
-          <w:top w:val="single" w:sz="8" w:space="0" w:color="9BBB59" w:themeColor="accent3"/>
-          <w:left w:val="single" w:sz="8" w:space="0" w:color="9BBB59" w:themeColor="accent3"/>
-          <w:bottom w:val="single" w:sz="8" w:space="0" w:color="9BBB59" w:themeColor="accent3"/>
-          <w:right w:val="single" w:sz="8" w:space="0" w:color="9BBB59" w:themeColor="accent3"/>
+          <w:top w:val="single" w:color="9BBB59" w:themeColor="accent3" w:sz="8" w:space="0"/>
+          <w:left w:val="single" w:color="9BBB59" w:themeColor="accent3" w:sz="8" w:space="0"/>
+          <w:bottom w:val="single" w:color="9BBB59" w:themeColor="accent3" w:sz="8" w:space="0"/>
+          <w:right w:val="single" w:color="9BBB59" w:themeColor="accent3" w:sz="8" w:space="0"/>
         </w:tcBorders>
       </w:tcPr>
     </w:tblStylePr>
@@ -7726,10 +7686,10 @@
       <w:tblPr/>
       <w:tcPr>
         <w:tcBorders>
-          <w:top w:val="single" w:sz="8" w:space="0" w:color="9BBB59" w:themeColor="accent3"/>
-          <w:left w:val="single" w:sz="8" w:space="0" w:color="9BBB59" w:themeColor="accent3"/>
-          <w:bottom w:val="single" w:sz="8" w:space="0" w:color="9BBB59" w:themeColor="accent3"/>
-          <w:right w:val="single" w:sz="8" w:space="0" w:color="9BBB59" w:themeColor="accent3"/>
+          <w:top w:val="single" w:color="9BBB59" w:themeColor="accent3" w:sz="8" w:space="0"/>
+          <w:left w:val="single" w:color="9BBB59" w:themeColor="accent3" w:sz="8" w:space="0"/>
+          <w:bottom w:val="single" w:color="9BBB59" w:themeColor="accent3" w:sz="8" w:space="0"/>
+          <w:right w:val="single" w:color="9BBB59" w:themeColor="accent3" w:sz="8" w:space="0"/>
         </w:tcBorders>
       </w:tcPr>
     </w:tblStylePr>
@@ -7747,10 +7707,10 @@
       <w:tblStyleColBandSize w:val="1"/>
       <w:tblInd w:w="0" w:type="dxa"/>
       <w:tblBorders>
-        <w:top w:val="single" w:sz="8" w:space="0" w:color="8064A2" w:themeColor="accent4"/>
-        <w:left w:val="single" w:sz="8" w:space="0" w:color="8064A2" w:themeColor="accent4"/>
-        <w:bottom w:val="single" w:sz="8" w:space="0" w:color="8064A2" w:themeColor="accent4"/>
-        <w:right w:val="single" w:sz="8" w:space="0" w:color="8064A2" w:themeColor="accent4"/>
+        <w:top w:val="single" w:color="8064A2" w:themeColor="accent4" w:sz="8" w:space="0"/>
+        <w:left w:val="single" w:color="8064A2" w:themeColor="accent4" w:sz="8" w:space="0"/>
+        <w:bottom w:val="single" w:color="8064A2" w:themeColor="accent4" w:sz="8" w:space="0"/>
+        <w:right w:val="single" w:color="8064A2" w:themeColor="accent4" w:sz="8" w:space="0"/>
       </w:tblBorders>
       <w:tblCellMar>
         <w:top w:w="0" w:type="dxa"/>
@@ -7784,10 +7744,10 @@
       <w:tblPr/>
       <w:tcPr>
         <w:tcBorders>
-          <w:top w:val="double" w:sz="6" w:space="0" w:color="8064A2" w:themeColor="accent4"/>
-          <w:left w:val="single" w:sz="8" w:space="0" w:color="8064A2" w:themeColor="accent4"/>
-          <w:bottom w:val="single" w:sz="8" w:space="0" w:color="8064A2" w:themeColor="accent4"/>
-          <w:right w:val="single" w:sz="8" w:space="0" w:color="8064A2" w:themeColor="accent4"/>
+          <w:top w:val="double" w:color="8064A2" w:themeColor="accent4" w:sz="6" w:space="0"/>
+          <w:left w:val="single" w:color="8064A2" w:themeColor="accent4" w:sz="8" w:space="0"/>
+          <w:bottom w:val="single" w:color="8064A2" w:themeColor="accent4" w:sz="8" w:space="0"/>
+          <w:right w:val="single" w:color="8064A2" w:themeColor="accent4" w:sz="8" w:space="0"/>
         </w:tcBorders>
       </w:tcPr>
     </w:tblStylePr>
@@ -7807,10 +7767,10 @@
       <w:tblPr/>
       <w:tcPr>
         <w:tcBorders>
-          <w:top w:val="single" w:sz="8" w:space="0" w:color="8064A2" w:themeColor="accent4"/>
-          <w:left w:val="single" w:sz="8" w:space="0" w:color="8064A2" w:themeColor="accent4"/>
-          <w:bottom w:val="single" w:sz="8" w:space="0" w:color="8064A2" w:themeColor="accent4"/>
-          <w:right w:val="single" w:sz="8" w:space="0" w:color="8064A2" w:themeColor="accent4"/>
+          <w:top w:val="single" w:color="8064A2" w:themeColor="accent4" w:sz="8" w:space="0"/>
+          <w:left w:val="single" w:color="8064A2" w:themeColor="accent4" w:sz="8" w:space="0"/>
+          <w:bottom w:val="single" w:color="8064A2" w:themeColor="accent4" w:sz="8" w:space="0"/>
+          <w:right w:val="single" w:color="8064A2" w:themeColor="accent4" w:sz="8" w:space="0"/>
         </w:tcBorders>
       </w:tcPr>
     </w:tblStylePr>
@@ -7818,10 +7778,10 @@
       <w:tblPr/>
       <w:tcPr>
         <w:tcBorders>
-          <w:top w:val="single" w:sz="8" w:space="0" w:color="8064A2" w:themeColor="accent4"/>
-          <w:left w:val="single" w:sz="8" w:space="0" w:color="8064A2" w:themeColor="accent4"/>
-          <w:bottom w:val="single" w:sz="8" w:space="0" w:color="8064A2" w:themeColor="accent4"/>
-          <w:right w:val="single" w:sz="8" w:space="0" w:color="8064A2" w:themeColor="accent4"/>
+          <w:top w:val="single" w:color="8064A2" w:themeColor="accent4" w:sz="8" w:space="0"/>
+          <w:left w:val="single" w:color="8064A2" w:themeColor="accent4" w:sz="8" w:space="0"/>
+          <w:bottom w:val="single" w:color="8064A2" w:themeColor="accent4" w:sz="8" w:space="0"/>
+          <w:right w:val="single" w:color="8064A2" w:themeColor="accent4" w:sz="8" w:space="0"/>
         </w:tcBorders>
       </w:tcPr>
     </w:tblStylePr>
@@ -7839,10 +7799,10 @@
       <w:tblStyleColBandSize w:val="1"/>
       <w:tblInd w:w="0" w:type="dxa"/>
       <w:tblBorders>
-        <w:top w:val="single" w:sz="8" w:space="0" w:color="4BACC6" w:themeColor="accent5"/>
-        <w:left w:val="single" w:sz="8" w:space="0" w:color="4BACC6" w:themeColor="accent5"/>
-        <w:bottom w:val="single" w:sz="8" w:space="0" w:color="4BACC6" w:themeColor="accent5"/>
-        <w:right w:val="single" w:sz="8" w:space="0" w:color="4BACC6" w:themeColor="accent5"/>
+        <w:top w:val="single" w:color="4BACC6" w:themeColor="accent5" w:sz="8" w:space="0"/>
+        <w:left w:val="single" w:color="4BACC6" w:themeColor="accent5" w:sz="8" w:space="0"/>
+        <w:bottom w:val="single" w:color="4BACC6" w:themeColor="accent5" w:sz="8" w:space="0"/>
+        <w:right w:val="single" w:color="4BACC6" w:themeColor="accent5" w:sz="8" w:space="0"/>
       </w:tblBorders>
       <w:tblCellMar>
         <w:top w:w="0" w:type="dxa"/>
@@ -7876,10 +7836,10 @@
       <w:tblPr/>
       <w:tcPr>
         <w:tcBorders>
-          <w:top w:val="double" w:sz="6" w:space="0" w:color="4BACC6" w:themeColor="accent5"/>
-          <w:left w:val="single" w:sz="8" w:space="0" w:color="4BACC6" w:themeColor="accent5"/>
-          <w:bottom w:val="single" w:sz="8" w:space="0" w:color="4BACC6" w:themeColor="accent5"/>
-          <w:right w:val="single" w:sz="8" w:space="0" w:color="4BACC6" w:themeColor="accent5"/>
+          <w:top w:val="double" w:color="4BACC6" w:themeColor="accent5" w:sz="6" w:space="0"/>
+          <w:left w:val="single" w:color="4BACC6" w:themeColor="accent5" w:sz="8" w:space="0"/>
+          <w:bottom w:val="single" w:color="4BACC6" w:themeColor="accent5" w:sz="8" w:space="0"/>
+          <w:right w:val="single" w:color="4BACC6" w:themeColor="accent5" w:sz="8" w:space="0"/>
         </w:tcBorders>
       </w:tcPr>
     </w:tblStylePr>
@@ -7899,10 +7859,10 @@
       <w:tblPr/>
       <w:tcPr>
         <w:tcBorders>
-          <w:top w:val="single" w:sz="8" w:space="0" w:color="4BACC6" w:themeColor="accent5"/>
-          <w:left w:val="single" w:sz="8" w:space="0" w:color="4BACC6" w:themeColor="accent5"/>
-          <w:bottom w:val="single" w:sz="8" w:space="0" w:color="4BACC6" w:themeColor="accent5"/>
-          <w:right w:val="single" w:sz="8" w:space="0" w:color="4BACC6" w:themeColor="accent5"/>
+          <w:top w:val="single" w:color="4BACC6" w:themeColor="accent5" w:sz="8" w:space="0"/>
+          <w:left w:val="single" w:color="4BACC6" w:themeColor="accent5" w:sz="8" w:space="0"/>
+          <w:bottom w:val="single" w:color="4BACC6" w:themeColor="accent5" w:sz="8" w:space="0"/>
+          <w:right w:val="single" w:color="4BACC6" w:themeColor="accent5" w:sz="8" w:space="0"/>
         </w:tcBorders>
       </w:tcPr>
     </w:tblStylePr>
@@ -7910,10 +7870,10 @@
       <w:tblPr/>
       <w:tcPr>
         <w:tcBorders>
-          <w:top w:val="single" w:sz="8" w:space="0" w:color="4BACC6" w:themeColor="accent5"/>
-          <w:left w:val="single" w:sz="8" w:space="0" w:color="4BACC6" w:themeColor="accent5"/>
-          <w:bottom w:val="single" w:sz="8" w:space="0" w:color="4BACC6" w:themeColor="accent5"/>
-          <w:right w:val="single" w:sz="8" w:space="0" w:color="4BACC6" w:themeColor="accent5"/>
+          <w:top w:val="single" w:color="4BACC6" w:themeColor="accent5" w:sz="8" w:space="0"/>
+          <w:left w:val="single" w:color="4BACC6" w:themeColor="accent5" w:sz="8" w:space="0"/>
+          <w:bottom w:val="single" w:color="4BACC6" w:themeColor="accent5" w:sz="8" w:space="0"/>
+          <w:right w:val="single" w:color="4BACC6" w:themeColor="accent5" w:sz="8" w:space="0"/>
         </w:tcBorders>
       </w:tcPr>
     </w:tblStylePr>
@@ -7931,10 +7891,10 @@
       <w:tblStyleColBandSize w:val="1"/>
       <w:tblInd w:w="0" w:type="dxa"/>
       <w:tblBorders>
-        <w:top w:val="single" w:sz="8" w:space="0" w:color="F79646" w:themeColor="accent6"/>
-        <w:left w:val="single" w:sz="8" w:space="0" w:color="F79646" w:themeColor="accent6"/>
-        <w:bottom w:val="single" w:sz="8" w:space="0" w:color="F79646" w:themeColor="accent6"/>
-        <w:right w:val="single" w:sz="8" w:space="0" w:color="F79646" w:themeColor="accent6"/>
+        <w:top w:val="single" w:color="F79646" w:themeColor="accent6" w:sz="8" w:space="0"/>
+        <w:left w:val="single" w:color="F79646" w:themeColor="accent6" w:sz="8" w:space="0"/>
+        <w:bottom w:val="single" w:color="F79646" w:themeColor="accent6" w:sz="8" w:space="0"/>
+        <w:right w:val="single" w:color="F79646" w:themeColor="accent6" w:sz="8" w:space="0"/>
       </w:tblBorders>
       <w:tblCellMar>
         <w:top w:w="0" w:type="dxa"/>
@@ -7968,10 +7928,10 @@
       <w:tblPr/>
       <w:tcPr>
         <w:tcBorders>
-          <w:top w:val="double" w:sz="6" w:space="0" w:color="F79646" w:themeColor="accent6"/>
-          <w:left w:val="single" w:sz="8" w:space="0" w:color="F79646" w:themeColor="accent6"/>
-          <w:bottom w:val="single" w:sz="8" w:space="0" w:color="F79646" w:themeColor="accent6"/>
-          <w:right w:val="single" w:sz="8" w:space="0" w:color="F79646" w:themeColor="accent6"/>
+          <w:top w:val="double" w:color="F79646" w:themeColor="accent6" w:sz="6" w:space="0"/>
+          <w:left w:val="single" w:color="F79646" w:themeColor="accent6" w:sz="8" w:space="0"/>
+          <w:bottom w:val="single" w:color="F79646" w:themeColor="accent6" w:sz="8" w:space="0"/>
+          <w:right w:val="single" w:color="F79646" w:themeColor="accent6" w:sz="8" w:space="0"/>
         </w:tcBorders>
       </w:tcPr>
     </w:tblStylePr>
@@ -7991,10 +7951,10 @@
       <w:tblPr/>
       <w:tcPr>
         <w:tcBorders>
-          <w:top w:val="single" w:sz="8" w:space="0" w:color="F79646" w:themeColor="accent6"/>
-          <w:left w:val="single" w:sz="8" w:space="0" w:color="F79646" w:themeColor="accent6"/>
-          <w:bottom w:val="single" w:sz="8" w:space="0" w:color="F79646" w:themeColor="accent6"/>
-          <w:right w:val="single" w:sz="8" w:space="0" w:color="F79646" w:themeColor="accent6"/>
+          <w:top w:val="single" w:color="F79646" w:themeColor="accent6" w:sz="8" w:space="0"/>
+          <w:left w:val="single" w:color="F79646" w:themeColor="accent6" w:sz="8" w:space="0"/>
+          <w:bottom w:val="single" w:color="F79646" w:themeColor="accent6" w:sz="8" w:space="0"/>
+          <w:right w:val="single" w:color="F79646" w:themeColor="accent6" w:sz="8" w:space="0"/>
         </w:tcBorders>
       </w:tcPr>
     </w:tblStylePr>
@@ -8002,10 +7962,10 @@
       <w:tblPr/>
       <w:tcPr>
         <w:tcBorders>
-          <w:top w:val="single" w:sz="8" w:space="0" w:color="F79646" w:themeColor="accent6"/>
-          <w:left w:val="single" w:sz="8" w:space="0" w:color="F79646" w:themeColor="accent6"/>
-          <w:bottom w:val="single" w:sz="8" w:space="0" w:color="F79646" w:themeColor="accent6"/>
-          <w:right w:val="single" w:sz="8" w:space="0" w:color="F79646" w:themeColor="accent6"/>
+          <w:top w:val="single" w:color="F79646" w:themeColor="accent6" w:sz="8" w:space="0"/>
+          <w:left w:val="single" w:color="F79646" w:themeColor="accent6" w:sz="8" w:space="0"/>
+          <w:bottom w:val="single" w:color="F79646" w:themeColor="accent6" w:sz="8" w:space="0"/>
+          <w:right w:val="single" w:color="F79646" w:themeColor="accent6" w:sz="8" w:space="0"/>
         </w:tcBorders>
       </w:tcPr>
     </w:tblStylePr>
@@ -8023,12 +7983,12 @@
       <w:tblStyleColBandSize w:val="1"/>
       <w:tblInd w:w="0" w:type="dxa"/>
       <w:tblBorders>
-        <w:top w:val="single" w:sz="8" w:space="0" w:color="000000" w:themeColor="text1"/>
-        <w:left w:val="single" w:sz="8" w:space="0" w:color="000000" w:themeColor="text1"/>
-        <w:bottom w:val="single" w:sz="8" w:space="0" w:color="000000" w:themeColor="text1"/>
-        <w:right w:val="single" w:sz="8" w:space="0" w:color="000000" w:themeColor="text1"/>
-        <w:insideH w:val="single" w:sz="8" w:space="0" w:color="000000" w:themeColor="text1"/>
-        <w:insideV w:val="single" w:sz="8" w:space="0" w:color="000000" w:themeColor="text1"/>
+        <w:top w:val="single" w:color="000000" w:themeColor="text1" w:sz="8" w:space="0"/>
+        <w:left w:val="single" w:color="000000" w:themeColor="text1" w:sz="8" w:space="0"/>
+        <w:bottom w:val="single" w:color="000000" w:themeColor="text1" w:sz="8" w:space="0"/>
+        <w:right w:val="single" w:color="000000" w:themeColor="text1" w:sz="8" w:space="0"/>
+        <w:insideH w:val="single" w:color="000000" w:themeColor="text1" w:sz="8" w:space="0"/>
+        <w:insideV w:val="single" w:color="000000" w:themeColor="text1" w:sz="8" w:space="0"/>
       </w:tblBorders>
       <w:tblCellMar>
         <w:top w:w="0" w:type="dxa"/>
@@ -8042,19 +8002,19 @@
         <w:spacing w:before="0" w:after="0" w:line="240" w:lineRule="auto"/>
       </w:pPr>
       <w:rPr>
-        <w:rFonts w:asciiTheme="majorHAnsi" w:eastAsiaTheme="majorEastAsia" w:hAnsiTheme="majorHAnsi" w:cstheme="majorBidi"/>
-        <w:b/>
-        <w:bCs/>
-      </w:rPr>
-      <w:tblPr/>
-      <w:tcPr>
-        <w:tcBorders>
-          <w:top w:val="single" w:sz="8" w:space="0" w:color="000000" w:themeColor="text1"/>
-          <w:left w:val="single" w:sz="8" w:space="0" w:color="000000" w:themeColor="text1"/>
-          <w:bottom w:val="single" w:sz="18" w:space="0" w:color="000000" w:themeColor="text1"/>
-          <w:right w:val="single" w:sz="8" w:space="0" w:color="000000" w:themeColor="text1"/>
-          <w:insideH w:val="nil"/>
-          <w:insideV w:val="single" w:sz="8" w:space="0" w:color="000000" w:themeColor="text1"/>
+        <w:rFonts w:asciiTheme="majorHAnsi" w:hAnsiTheme="majorHAnsi" w:eastAsiaTheme="majorEastAsia" w:cstheme="majorBidi"/>
+        <w:b/>
+        <w:bCs/>
+      </w:rPr>
+      <w:tblPr/>
+      <w:tcPr>
+        <w:tcBorders>
+          <w:top w:val="single" w:color="000000" w:themeColor="text1" w:sz="8" w:space="0"/>
+          <w:left w:val="single" w:color="000000" w:themeColor="text1" w:sz="8" w:space="0"/>
+          <w:bottom w:val="single" w:color="000000" w:themeColor="text1" w:sz="18" w:space="0"/>
+          <w:right w:val="single" w:color="000000" w:themeColor="text1" w:sz="8" w:space="0"/>
+          <w:insideH w:val="nil"/>
+          <w:insideV w:val="single" w:color="000000" w:themeColor="text1" w:sz="8" w:space="0"/>
         </w:tcBorders>
       </w:tcPr>
     </w:tblStylePr>
@@ -8063,42 +8023,42 @@
         <w:spacing w:before="0" w:after="0" w:line="240" w:lineRule="auto"/>
       </w:pPr>
       <w:rPr>
-        <w:rFonts w:asciiTheme="majorHAnsi" w:eastAsiaTheme="majorEastAsia" w:hAnsiTheme="majorHAnsi" w:cstheme="majorBidi"/>
-        <w:b/>
-        <w:bCs/>
-      </w:rPr>
-      <w:tblPr/>
-      <w:tcPr>
-        <w:tcBorders>
-          <w:top w:val="double" w:sz="6" w:space="0" w:color="000000" w:themeColor="text1"/>
-          <w:left w:val="single" w:sz="8" w:space="0" w:color="000000" w:themeColor="text1"/>
-          <w:bottom w:val="single" w:sz="8" w:space="0" w:color="000000" w:themeColor="text1"/>
-          <w:right w:val="single" w:sz="8" w:space="0" w:color="000000" w:themeColor="text1"/>
-          <w:insideH w:val="nil"/>
-          <w:insideV w:val="single" w:sz="8" w:space="0" w:color="000000" w:themeColor="text1"/>
+        <w:rFonts w:asciiTheme="majorHAnsi" w:hAnsiTheme="majorHAnsi" w:eastAsiaTheme="majorEastAsia" w:cstheme="majorBidi"/>
+        <w:b/>
+        <w:bCs/>
+      </w:rPr>
+      <w:tblPr/>
+      <w:tcPr>
+        <w:tcBorders>
+          <w:top w:val="double" w:color="000000" w:themeColor="text1" w:sz="6" w:space="0"/>
+          <w:left w:val="single" w:color="000000" w:themeColor="text1" w:sz="8" w:space="0"/>
+          <w:bottom w:val="single" w:color="000000" w:themeColor="text1" w:sz="8" w:space="0"/>
+          <w:right w:val="single" w:color="000000" w:themeColor="text1" w:sz="8" w:space="0"/>
+          <w:insideH w:val="nil"/>
+          <w:insideV w:val="single" w:color="000000" w:themeColor="text1" w:sz="8" w:space="0"/>
         </w:tcBorders>
       </w:tcPr>
     </w:tblStylePr>
     <w:tblStylePr w:type="firstCol">
       <w:rPr>
-        <w:rFonts w:asciiTheme="majorHAnsi" w:eastAsiaTheme="majorEastAsia" w:hAnsiTheme="majorHAnsi" w:cstheme="majorBidi"/>
+        <w:rFonts w:asciiTheme="majorHAnsi" w:hAnsiTheme="majorHAnsi" w:eastAsiaTheme="majorEastAsia" w:cstheme="majorBidi"/>
         <w:b/>
         <w:bCs/>
       </w:rPr>
     </w:tblStylePr>
     <w:tblStylePr w:type="lastCol">
       <w:rPr>
-        <w:rFonts w:asciiTheme="majorHAnsi" w:eastAsiaTheme="majorEastAsia" w:hAnsiTheme="majorHAnsi" w:cstheme="majorBidi"/>
-        <w:b/>
-        <w:bCs/>
-      </w:rPr>
-      <w:tblPr/>
-      <w:tcPr>
-        <w:tcBorders>
-          <w:top w:val="single" w:sz="8" w:space="0" w:color="000000" w:themeColor="text1"/>
-          <w:left w:val="single" w:sz="8" w:space="0" w:color="000000" w:themeColor="text1"/>
-          <w:bottom w:val="single" w:sz="8" w:space="0" w:color="000000" w:themeColor="text1"/>
-          <w:right w:val="single" w:sz="8" w:space="0" w:color="000000" w:themeColor="text1"/>
+        <w:rFonts w:asciiTheme="majorHAnsi" w:hAnsiTheme="majorHAnsi" w:eastAsiaTheme="majorEastAsia" w:cstheme="majorBidi"/>
+        <w:b/>
+        <w:bCs/>
+      </w:rPr>
+      <w:tblPr/>
+      <w:tcPr>
+        <w:tcBorders>
+          <w:top w:val="single" w:color="000000" w:themeColor="text1" w:sz="8" w:space="0"/>
+          <w:left w:val="single" w:color="000000" w:themeColor="text1" w:sz="8" w:space="0"/>
+          <w:bottom w:val="single" w:color="000000" w:themeColor="text1" w:sz="8" w:space="0"/>
+          <w:right w:val="single" w:color="000000" w:themeColor="text1" w:sz="8" w:space="0"/>
         </w:tcBorders>
       </w:tcPr>
     </w:tblStylePr>
@@ -8106,10 +8066,10 @@
       <w:tblPr/>
       <w:tcPr>
         <w:tcBorders>
-          <w:top w:val="single" w:sz="8" w:space="0" w:color="000000" w:themeColor="text1"/>
-          <w:left w:val="single" w:sz="8" w:space="0" w:color="000000" w:themeColor="text1"/>
-          <w:bottom w:val="single" w:sz="8" w:space="0" w:color="000000" w:themeColor="text1"/>
-          <w:right w:val="single" w:sz="8" w:space="0" w:color="000000" w:themeColor="text1"/>
+          <w:top w:val="single" w:color="000000" w:themeColor="text1" w:sz="8" w:space="0"/>
+          <w:left w:val="single" w:color="000000" w:themeColor="text1" w:sz="8" w:space="0"/>
+          <w:bottom w:val="single" w:color="000000" w:themeColor="text1" w:sz="8" w:space="0"/>
+          <w:right w:val="single" w:color="000000" w:themeColor="text1" w:sz="8" w:space="0"/>
         </w:tcBorders>
         <w:shd w:val="clear" w:color="auto" w:fill="C0C0C0" w:themeFill="text1" w:themeFillTint="3F"/>
       </w:tcPr>
@@ -8118,11 +8078,11 @@
       <w:tblPr/>
       <w:tcPr>
         <w:tcBorders>
-          <w:top w:val="single" w:sz="8" w:space="0" w:color="000000" w:themeColor="text1"/>
-          <w:left w:val="single" w:sz="8" w:space="0" w:color="000000" w:themeColor="text1"/>
-          <w:bottom w:val="single" w:sz="8" w:space="0" w:color="000000" w:themeColor="text1"/>
-          <w:right w:val="single" w:sz="8" w:space="0" w:color="000000" w:themeColor="text1"/>
-          <w:insideV w:val="single" w:sz="8" w:space="0" w:color="000000" w:themeColor="text1"/>
+          <w:top w:val="single" w:color="000000" w:themeColor="text1" w:sz="8" w:space="0"/>
+          <w:left w:val="single" w:color="000000" w:themeColor="text1" w:sz="8" w:space="0"/>
+          <w:bottom w:val="single" w:color="000000" w:themeColor="text1" w:sz="8" w:space="0"/>
+          <w:right w:val="single" w:color="000000" w:themeColor="text1" w:sz="8" w:space="0"/>
+          <w:insideV w:val="single" w:color="000000" w:themeColor="text1" w:sz="8" w:space="0"/>
         </w:tcBorders>
         <w:shd w:val="clear" w:color="auto" w:fill="C0C0C0" w:themeFill="text1" w:themeFillTint="3F"/>
       </w:tcPr>
@@ -8131,11 +8091,11 @@
       <w:tblPr/>
       <w:tcPr>
         <w:tcBorders>
-          <w:top w:val="single" w:sz="8" w:space="0" w:color="000000" w:themeColor="text1"/>
-          <w:left w:val="single" w:sz="8" w:space="0" w:color="000000" w:themeColor="text1"/>
-          <w:bottom w:val="single" w:sz="8" w:space="0" w:color="000000" w:themeColor="text1"/>
-          <w:right w:val="single" w:sz="8" w:space="0" w:color="000000" w:themeColor="text1"/>
-          <w:insideV w:val="single" w:sz="8" w:space="0" w:color="000000" w:themeColor="text1"/>
+          <w:top w:val="single" w:color="000000" w:themeColor="text1" w:sz="8" w:space="0"/>
+          <w:left w:val="single" w:color="000000" w:themeColor="text1" w:sz="8" w:space="0"/>
+          <w:bottom w:val="single" w:color="000000" w:themeColor="text1" w:sz="8" w:space="0"/>
+          <w:right w:val="single" w:color="000000" w:themeColor="text1" w:sz="8" w:space="0"/>
+          <w:insideV w:val="single" w:color="000000" w:themeColor="text1" w:sz="8" w:space="0"/>
         </w:tcBorders>
       </w:tcPr>
     </w:tblStylePr>
@@ -8153,12 +8113,12 @@
       <w:tblStyleColBandSize w:val="1"/>
       <w:tblInd w:w="0" w:type="dxa"/>
       <w:tblBorders>
-        <w:top w:val="single" w:sz="8" w:space="0" w:color="4F81BD" w:themeColor="accent1"/>
-        <w:left w:val="single" w:sz="8" w:space="0" w:color="4F81BD" w:themeColor="accent1"/>
-        <w:bottom w:val="single" w:sz="8" w:space="0" w:color="4F81BD" w:themeColor="accent1"/>
-        <w:right w:val="single" w:sz="8" w:space="0" w:color="4F81BD" w:themeColor="accent1"/>
-        <w:insideH w:val="single" w:sz="8" w:space="0" w:color="4F81BD" w:themeColor="accent1"/>
-        <w:insideV w:val="single" w:sz="8" w:space="0" w:color="4F81BD" w:themeColor="accent1"/>
+        <w:top w:val="single" w:color="4F81BD" w:themeColor="accent1" w:sz="8" w:space="0"/>
+        <w:left w:val="single" w:color="4F81BD" w:themeColor="accent1" w:sz="8" w:space="0"/>
+        <w:bottom w:val="single" w:color="4F81BD" w:themeColor="accent1" w:sz="8" w:space="0"/>
+        <w:right w:val="single" w:color="4F81BD" w:themeColor="accent1" w:sz="8" w:space="0"/>
+        <w:insideH w:val="single" w:color="4F81BD" w:themeColor="accent1" w:sz="8" w:space="0"/>
+        <w:insideV w:val="single" w:color="4F81BD" w:themeColor="accent1" w:sz="8" w:space="0"/>
       </w:tblBorders>
       <w:tblCellMar>
         <w:top w:w="0" w:type="dxa"/>
@@ -8172,19 +8132,19 @@
         <w:spacing w:before="0" w:after="0" w:line="240" w:lineRule="auto"/>
       </w:pPr>
       <w:rPr>
-        <w:rFonts w:asciiTheme="majorHAnsi" w:eastAsiaTheme="majorEastAsia" w:hAnsiTheme="majorHAnsi" w:cstheme="majorBidi"/>
-        <w:b/>
-        <w:bCs/>
-      </w:rPr>
-      <w:tblPr/>
-      <w:tcPr>
-        <w:tcBorders>
-          <w:top w:val="single" w:sz="8" w:space="0" w:color="4F81BD" w:themeColor="accent1"/>
-          <w:left w:val="single" w:sz="8" w:space="0" w:color="4F81BD" w:themeColor="accent1"/>
-          <w:bottom w:val="single" w:sz="18" w:space="0" w:color="4F81BD" w:themeColor="accent1"/>
-          <w:right w:val="single" w:sz="8" w:space="0" w:color="4F81BD" w:themeColor="accent1"/>
-          <w:insideH w:val="nil"/>
-          <w:insideV w:val="single" w:sz="8" w:space="0" w:color="4F81BD" w:themeColor="accent1"/>
+        <w:rFonts w:asciiTheme="majorHAnsi" w:hAnsiTheme="majorHAnsi" w:eastAsiaTheme="majorEastAsia" w:cstheme="majorBidi"/>
+        <w:b/>
+        <w:bCs/>
+      </w:rPr>
+      <w:tblPr/>
+      <w:tcPr>
+        <w:tcBorders>
+          <w:top w:val="single" w:color="4F81BD" w:themeColor="accent1" w:sz="8" w:space="0"/>
+          <w:left w:val="single" w:color="4F81BD" w:themeColor="accent1" w:sz="8" w:space="0"/>
+          <w:bottom w:val="single" w:color="4F81BD" w:themeColor="accent1" w:sz="18" w:space="0"/>
+          <w:right w:val="single" w:color="4F81BD" w:themeColor="accent1" w:sz="8" w:space="0"/>
+          <w:insideH w:val="nil"/>
+          <w:insideV w:val="single" w:color="4F81BD" w:themeColor="accent1" w:sz="8" w:space="0"/>
         </w:tcBorders>
       </w:tcPr>
     </w:tblStylePr>
@@ -8193,42 +8153,42 @@
         <w:spacing w:before="0" w:after="0" w:line="240" w:lineRule="auto"/>
       </w:pPr>
       <w:rPr>
-        <w:rFonts w:asciiTheme="majorHAnsi" w:eastAsiaTheme="majorEastAsia" w:hAnsiTheme="majorHAnsi" w:cstheme="majorBidi"/>
-        <w:b/>
-        <w:bCs/>
-      </w:rPr>
-      <w:tblPr/>
-      <w:tcPr>
-        <w:tcBorders>
-          <w:top w:val="double" w:sz="6" w:space="0" w:color="4F81BD" w:themeColor="accent1"/>
-          <w:left w:val="single" w:sz="8" w:space="0" w:color="4F81BD" w:themeColor="accent1"/>
-          <w:bottom w:val="single" w:sz="8" w:space="0" w:color="4F81BD" w:themeColor="accent1"/>
-          <w:right w:val="single" w:sz="8" w:space="0" w:color="4F81BD" w:themeColor="accent1"/>
-          <w:insideH w:val="nil"/>
-          <w:insideV w:val="single" w:sz="8" w:space="0" w:color="4F81BD" w:themeColor="accent1"/>
+        <w:rFonts w:asciiTheme="majorHAnsi" w:hAnsiTheme="majorHAnsi" w:eastAsiaTheme="majorEastAsia" w:cstheme="majorBidi"/>
+        <w:b/>
+        <w:bCs/>
+      </w:rPr>
+      <w:tblPr/>
+      <w:tcPr>
+        <w:tcBorders>
+          <w:top w:val="double" w:color="4F81BD" w:themeColor="accent1" w:sz="6" w:space="0"/>
+          <w:left w:val="single" w:color="4F81BD" w:themeColor="accent1" w:sz="8" w:space="0"/>
+          <w:bottom w:val="single" w:color="4F81BD" w:themeColor="accent1" w:sz="8" w:space="0"/>
+          <w:right w:val="single" w:color="4F81BD" w:themeColor="accent1" w:sz="8" w:space="0"/>
+          <w:insideH w:val="nil"/>
+          <w:insideV w:val="single" w:color="4F81BD" w:themeColor="accent1" w:sz="8" w:space="0"/>
         </w:tcBorders>
       </w:tcPr>
     </w:tblStylePr>
     <w:tblStylePr w:type="firstCol">
       <w:rPr>
-        <w:rFonts w:asciiTheme="majorHAnsi" w:eastAsiaTheme="majorEastAsia" w:hAnsiTheme="majorHAnsi" w:cstheme="majorBidi"/>
+        <w:rFonts w:asciiTheme="majorHAnsi" w:hAnsiTheme="majorHAnsi" w:eastAsiaTheme="majorEastAsia" w:cstheme="majorBidi"/>
         <w:b/>
         <w:bCs/>
       </w:rPr>
     </w:tblStylePr>
     <w:tblStylePr w:type="lastCol">
       <w:rPr>
-        <w:rFonts w:asciiTheme="majorHAnsi" w:eastAsiaTheme="majorEastAsia" w:hAnsiTheme="majorHAnsi" w:cstheme="majorBidi"/>
-        <w:b/>
-        <w:bCs/>
-      </w:rPr>
-      <w:tblPr/>
-      <w:tcPr>
-        <w:tcBorders>
-          <w:top w:val="single" w:sz="8" w:space="0" w:color="4F81BD" w:themeColor="accent1"/>
-          <w:left w:val="single" w:sz="8" w:space="0" w:color="4F81BD" w:themeColor="accent1"/>
-          <w:bottom w:val="single" w:sz="8" w:space="0" w:color="4F81BD" w:themeColor="accent1"/>
-          <w:right w:val="single" w:sz="8" w:space="0" w:color="4F81BD" w:themeColor="accent1"/>
+        <w:rFonts w:asciiTheme="majorHAnsi" w:hAnsiTheme="majorHAnsi" w:eastAsiaTheme="majorEastAsia" w:cstheme="majorBidi"/>
+        <w:b/>
+        <w:bCs/>
+      </w:rPr>
+      <w:tblPr/>
+      <w:tcPr>
+        <w:tcBorders>
+          <w:top w:val="single" w:color="4F81BD" w:themeColor="accent1" w:sz="8" w:space="0"/>
+          <w:left w:val="single" w:color="4F81BD" w:themeColor="accent1" w:sz="8" w:space="0"/>
+          <w:bottom w:val="single" w:color="4F81BD" w:themeColor="accent1" w:sz="8" w:space="0"/>
+          <w:right w:val="single" w:color="4F81BD" w:themeColor="accent1" w:sz="8" w:space="0"/>
         </w:tcBorders>
       </w:tcPr>
     </w:tblStylePr>
@@ -8236,10 +8196,10 @@
       <w:tblPr/>
       <w:tcPr>
         <w:tcBorders>
-          <w:top w:val="single" w:sz="8" w:space="0" w:color="4F81BD" w:themeColor="accent1"/>
-          <w:left w:val="single" w:sz="8" w:space="0" w:color="4F81BD" w:themeColor="accent1"/>
-          <w:bottom w:val="single" w:sz="8" w:space="0" w:color="4F81BD" w:themeColor="accent1"/>
-          <w:right w:val="single" w:sz="8" w:space="0" w:color="4F81BD" w:themeColor="accent1"/>
+          <w:top w:val="single" w:color="4F81BD" w:themeColor="accent1" w:sz="8" w:space="0"/>
+          <w:left w:val="single" w:color="4F81BD" w:themeColor="accent1" w:sz="8" w:space="0"/>
+          <w:bottom w:val="single" w:color="4F81BD" w:themeColor="accent1" w:sz="8" w:space="0"/>
+          <w:right w:val="single" w:color="4F81BD" w:themeColor="accent1" w:sz="8" w:space="0"/>
         </w:tcBorders>
         <w:shd w:val="clear" w:color="auto" w:fill="D3DFEE" w:themeFill="accent1" w:themeFillTint="3F"/>
       </w:tcPr>
@@ -8248,11 +8208,11 @@
       <w:tblPr/>
       <w:tcPr>
         <w:tcBorders>
-          <w:top w:val="single" w:sz="8" w:space="0" w:color="4F81BD" w:themeColor="accent1"/>
-          <w:left w:val="single" w:sz="8" w:space="0" w:color="4F81BD" w:themeColor="accent1"/>
-          <w:bottom w:val="single" w:sz="8" w:space="0" w:color="4F81BD" w:themeColor="accent1"/>
-          <w:right w:val="single" w:sz="8" w:space="0" w:color="4F81BD" w:themeColor="accent1"/>
-          <w:insideV w:val="single" w:sz="8" w:space="0" w:color="4F81BD" w:themeColor="accent1"/>
+          <w:top w:val="single" w:color="4F81BD" w:themeColor="accent1" w:sz="8" w:space="0"/>
+          <w:left w:val="single" w:color="4F81BD" w:themeColor="accent1" w:sz="8" w:space="0"/>
+          <w:bottom w:val="single" w:color="4F81BD" w:themeColor="accent1" w:sz="8" w:space="0"/>
+          <w:right w:val="single" w:color="4F81BD" w:themeColor="accent1" w:sz="8" w:space="0"/>
+          <w:insideV w:val="single" w:color="4F81BD" w:themeColor="accent1" w:sz="8" w:space="0"/>
         </w:tcBorders>
         <w:shd w:val="clear" w:color="auto" w:fill="D3DFEE" w:themeFill="accent1" w:themeFillTint="3F"/>
       </w:tcPr>
@@ -8261,11 +8221,11 @@
       <w:tblPr/>
       <w:tcPr>
         <w:tcBorders>
-          <w:top w:val="single" w:sz="8" w:space="0" w:color="4F81BD" w:themeColor="accent1"/>
-          <w:left w:val="single" w:sz="8" w:space="0" w:color="4F81BD" w:themeColor="accent1"/>
-          <w:bottom w:val="single" w:sz="8" w:space="0" w:color="4F81BD" w:themeColor="accent1"/>
-          <w:right w:val="single" w:sz="8" w:space="0" w:color="4F81BD" w:themeColor="accent1"/>
-          <w:insideV w:val="single" w:sz="8" w:space="0" w:color="4F81BD" w:themeColor="accent1"/>
+          <w:top w:val="single" w:color="4F81BD" w:themeColor="accent1" w:sz="8" w:space="0"/>
+          <w:left w:val="single" w:color="4F81BD" w:themeColor="accent1" w:sz="8" w:space="0"/>
+          <w:bottom w:val="single" w:color="4F81BD" w:themeColor="accent1" w:sz="8" w:space="0"/>
+          <w:right w:val="single" w:color="4F81BD" w:themeColor="accent1" w:sz="8" w:space="0"/>
+          <w:insideV w:val="single" w:color="4F81BD" w:themeColor="accent1" w:sz="8" w:space="0"/>
         </w:tcBorders>
       </w:tcPr>
     </w:tblStylePr>
@@ -8283,12 +8243,12 @@
       <w:tblStyleColBandSize w:val="1"/>
       <w:tblInd w:w="0" w:type="dxa"/>
       <w:tblBorders>
-        <w:top w:val="single" w:sz="8" w:space="0" w:color="C0504D" w:themeColor="accent2"/>
-        <w:left w:val="single" w:sz="8" w:space="0" w:color="C0504D" w:themeColor="accent2"/>
-        <w:bottom w:val="single" w:sz="8" w:space="0" w:color="C0504D" w:themeColor="accent2"/>
-        <w:right w:val="single" w:sz="8" w:space="0" w:color="C0504D" w:themeColor="accent2"/>
-        <w:insideH w:val="single" w:sz="8" w:space="0" w:color="C0504D" w:themeColor="accent2"/>
-        <w:insideV w:val="single" w:sz="8" w:space="0" w:color="C0504D" w:themeColor="accent2"/>
+        <w:top w:val="single" w:color="C0504D" w:themeColor="accent2" w:sz="8" w:space="0"/>
+        <w:left w:val="single" w:color="C0504D" w:themeColor="accent2" w:sz="8" w:space="0"/>
+        <w:bottom w:val="single" w:color="C0504D" w:themeColor="accent2" w:sz="8" w:space="0"/>
+        <w:right w:val="single" w:color="C0504D" w:themeColor="accent2" w:sz="8" w:space="0"/>
+        <w:insideH w:val="single" w:color="C0504D" w:themeColor="accent2" w:sz="8" w:space="0"/>
+        <w:insideV w:val="single" w:color="C0504D" w:themeColor="accent2" w:sz="8" w:space="0"/>
       </w:tblBorders>
       <w:tblCellMar>
         <w:top w:w="0" w:type="dxa"/>
@@ -8302,19 +8262,19 @@
         <w:spacing w:before="0" w:after="0" w:line="240" w:lineRule="auto"/>
       </w:pPr>
       <w:rPr>
-        <w:rFonts w:asciiTheme="majorHAnsi" w:eastAsiaTheme="majorEastAsia" w:hAnsiTheme="majorHAnsi" w:cstheme="majorBidi"/>
-        <w:b/>
-        <w:bCs/>
-      </w:rPr>
-      <w:tblPr/>
-      <w:tcPr>
-        <w:tcBorders>
-          <w:top w:val="single" w:sz="8" w:space="0" w:color="C0504D" w:themeColor="accent2"/>
-          <w:left w:val="single" w:sz="8" w:space="0" w:color="C0504D" w:themeColor="accent2"/>
-          <w:bottom w:val="single" w:sz="18" w:space="0" w:color="C0504D" w:themeColor="accent2"/>
-          <w:right w:val="single" w:sz="8" w:space="0" w:color="C0504D" w:themeColor="accent2"/>
-          <w:insideH w:val="nil"/>
-          <w:insideV w:val="single" w:sz="8" w:space="0" w:color="C0504D" w:themeColor="accent2"/>
+        <w:rFonts w:asciiTheme="majorHAnsi" w:hAnsiTheme="majorHAnsi" w:eastAsiaTheme="majorEastAsia" w:cstheme="majorBidi"/>
+        <w:b/>
+        <w:bCs/>
+      </w:rPr>
+      <w:tblPr/>
+      <w:tcPr>
+        <w:tcBorders>
+          <w:top w:val="single" w:color="C0504D" w:themeColor="accent2" w:sz="8" w:space="0"/>
+          <w:left w:val="single" w:color="C0504D" w:themeColor="accent2" w:sz="8" w:space="0"/>
+          <w:bottom w:val="single" w:color="C0504D" w:themeColor="accent2" w:sz="18" w:space="0"/>
+          <w:right w:val="single" w:color="C0504D" w:themeColor="accent2" w:sz="8" w:space="0"/>
+          <w:insideH w:val="nil"/>
+          <w:insideV w:val="single" w:color="C0504D" w:themeColor="accent2" w:sz="8" w:space="0"/>
         </w:tcBorders>
       </w:tcPr>
     </w:tblStylePr>
@@ -8323,42 +8283,42 @@
         <w:spacing w:before="0" w:after="0" w:line="240" w:lineRule="auto"/>
       </w:pPr>
       <w:rPr>
-        <w:rFonts w:asciiTheme="majorHAnsi" w:eastAsiaTheme="majorEastAsia" w:hAnsiTheme="majorHAnsi" w:cstheme="majorBidi"/>
-        <w:b/>
-        <w:bCs/>
-      </w:rPr>
-      <w:tblPr/>
-      <w:tcPr>
-        <w:tcBorders>
-          <w:top w:val="double" w:sz="6" w:space="0" w:color="C0504D" w:themeColor="accent2"/>
-          <w:left w:val="single" w:sz="8" w:space="0" w:color="C0504D" w:themeColor="accent2"/>
-          <w:bottom w:val="single" w:sz="8" w:space="0" w:color="C0504D" w:themeColor="accent2"/>
-          <w:right w:val="single" w:sz="8" w:space="0" w:color="C0504D" w:themeColor="accent2"/>
-          <w:insideH w:val="nil"/>
-          <w:insideV w:val="single" w:sz="8" w:space="0" w:color="C0504D" w:themeColor="accent2"/>
+        <w:rFonts w:asciiTheme="majorHAnsi" w:hAnsiTheme="majorHAnsi" w:eastAsiaTheme="majorEastAsia" w:cstheme="majorBidi"/>
+        <w:b/>
+        <w:bCs/>
+      </w:rPr>
+      <w:tblPr/>
+      <w:tcPr>
+        <w:tcBorders>
+          <w:top w:val="double" w:color="C0504D" w:themeColor="accent2" w:sz="6" w:space="0"/>
+          <w:left w:val="single" w:color="C0504D" w:themeColor="accent2" w:sz="8" w:space="0"/>
+          <w:bottom w:val="single" w:color="C0504D" w:themeColor="accent2" w:sz="8" w:space="0"/>
+          <w:right w:val="single" w:color="C0504D" w:themeColor="accent2" w:sz="8" w:space="0"/>
+          <w:insideH w:val="nil"/>
+          <w:insideV w:val="single" w:color="C0504D" w:themeColor="accent2" w:sz="8" w:space="0"/>
         </w:tcBorders>
       </w:tcPr>
     </w:tblStylePr>
     <w:tblStylePr w:type="firstCol">
       <w:rPr>
-        <w:rFonts w:asciiTheme="majorHAnsi" w:eastAsiaTheme="majorEastAsia" w:hAnsiTheme="majorHAnsi" w:cstheme="majorBidi"/>
+        <w:rFonts w:asciiTheme="majorHAnsi" w:hAnsiTheme="majorHAnsi" w:eastAsiaTheme="majorEastAsia" w:cstheme="majorBidi"/>
         <w:b/>
         <w:bCs/>
       </w:rPr>
     </w:tblStylePr>
     <w:tblStylePr w:type="lastCol">
       <w:rPr>
-        <w:rFonts w:asciiTheme="majorHAnsi" w:eastAsiaTheme="majorEastAsia" w:hAnsiTheme="majorHAnsi" w:cstheme="majorBidi"/>
-        <w:b/>
-        <w:bCs/>
-      </w:rPr>
-      <w:tblPr/>
-      <w:tcPr>
-        <w:tcBorders>
-          <w:top w:val="single" w:sz="8" w:space="0" w:color="C0504D" w:themeColor="accent2"/>
-          <w:left w:val="single" w:sz="8" w:space="0" w:color="C0504D" w:themeColor="accent2"/>
-          <w:bottom w:val="single" w:sz="8" w:space="0" w:color="C0504D" w:themeColor="accent2"/>
-          <w:right w:val="single" w:sz="8" w:space="0" w:color="C0504D" w:themeColor="accent2"/>
+        <w:rFonts w:asciiTheme="majorHAnsi" w:hAnsiTheme="majorHAnsi" w:eastAsiaTheme="majorEastAsia" w:cstheme="majorBidi"/>
+        <w:b/>
+        <w:bCs/>
+      </w:rPr>
+      <w:tblPr/>
+      <w:tcPr>
+        <w:tcBorders>
+          <w:top w:val="single" w:color="C0504D" w:themeColor="accent2" w:sz="8" w:space="0"/>
+          <w:left w:val="single" w:color="C0504D" w:themeColor="accent2" w:sz="8" w:space="0"/>
+          <w:bottom w:val="single" w:color="C0504D" w:themeColor="accent2" w:sz="8" w:space="0"/>
+          <w:right w:val="single" w:color="C0504D" w:themeColor="accent2" w:sz="8" w:space="0"/>
         </w:tcBorders>
       </w:tcPr>
     </w:tblStylePr>
@@ -8366,10 +8326,10 @@
       <w:tblPr/>
       <w:tcPr>
         <w:tcBorders>
-          <w:top w:val="single" w:sz="8" w:space="0" w:color="C0504D" w:themeColor="accent2"/>
-          <w:left w:val="single" w:sz="8" w:space="0" w:color="C0504D" w:themeColor="accent2"/>
-          <w:bottom w:val="single" w:sz="8" w:space="0" w:color="C0504D" w:themeColor="accent2"/>
-          <w:right w:val="single" w:sz="8" w:space="0" w:color="C0504D" w:themeColor="accent2"/>
+          <w:top w:val="single" w:color="C0504D" w:themeColor="accent2" w:sz="8" w:space="0"/>
+          <w:left w:val="single" w:color="C0504D" w:themeColor="accent2" w:sz="8" w:space="0"/>
+          <w:bottom w:val="single" w:color="C0504D" w:themeColor="accent2" w:sz="8" w:space="0"/>
+          <w:right w:val="single" w:color="C0504D" w:themeColor="accent2" w:sz="8" w:space="0"/>
         </w:tcBorders>
         <w:shd w:val="clear" w:color="auto" w:fill="EFD3D2" w:themeFill="accent2" w:themeFillTint="3F"/>
       </w:tcPr>
@@ -8378,11 +8338,11 @@
       <w:tblPr/>
       <w:tcPr>
         <w:tcBorders>
-          <w:top w:val="single" w:sz="8" w:space="0" w:color="C0504D" w:themeColor="accent2"/>
-          <w:left w:val="single" w:sz="8" w:space="0" w:color="C0504D" w:themeColor="accent2"/>
-          <w:bottom w:val="single" w:sz="8" w:space="0" w:color="C0504D" w:themeColor="accent2"/>
-          <w:right w:val="single" w:sz="8" w:space="0" w:color="C0504D" w:themeColor="accent2"/>
-          <w:insideV w:val="single" w:sz="8" w:space="0" w:color="C0504D" w:themeColor="accent2"/>
+          <w:top w:val="single" w:color="C0504D" w:themeColor="accent2" w:sz="8" w:space="0"/>
+          <w:left w:val="single" w:color="C0504D" w:themeColor="accent2" w:sz="8" w:space="0"/>
+          <w:bottom w:val="single" w:color="C0504D" w:themeColor="accent2" w:sz="8" w:space="0"/>
+          <w:right w:val="single" w:color="C0504D" w:themeColor="accent2" w:sz="8" w:space="0"/>
+          <w:insideV w:val="single" w:color="C0504D" w:themeColor="accent2" w:sz="8" w:space="0"/>
         </w:tcBorders>
         <w:shd w:val="clear" w:color="auto" w:fill="EFD3D2" w:themeFill="accent2" w:themeFillTint="3F"/>
       </w:tcPr>
@@ -8391,11 +8351,11 @@
       <w:tblPr/>
       <w:tcPr>
         <w:tcBorders>
-          <w:top w:val="single" w:sz="8" w:space="0" w:color="C0504D" w:themeColor="accent2"/>
-          <w:left w:val="single" w:sz="8" w:space="0" w:color="C0504D" w:themeColor="accent2"/>
-          <w:bottom w:val="single" w:sz="8" w:space="0" w:color="C0504D" w:themeColor="accent2"/>
-          <w:right w:val="single" w:sz="8" w:space="0" w:color="C0504D" w:themeColor="accent2"/>
-          <w:insideV w:val="single" w:sz="8" w:space="0" w:color="C0504D" w:themeColor="accent2"/>
+          <w:top w:val="single" w:color="C0504D" w:themeColor="accent2" w:sz="8" w:space="0"/>
+          <w:left w:val="single" w:color="C0504D" w:themeColor="accent2" w:sz="8" w:space="0"/>
+          <w:bottom w:val="single" w:color="C0504D" w:themeColor="accent2" w:sz="8" w:space="0"/>
+          <w:right w:val="single" w:color="C0504D" w:themeColor="accent2" w:sz="8" w:space="0"/>
+          <w:insideV w:val="single" w:color="C0504D" w:themeColor="accent2" w:sz="8" w:space="0"/>
         </w:tcBorders>
       </w:tcPr>
     </w:tblStylePr>
@@ -8413,12 +8373,12 @@
       <w:tblStyleColBandSize w:val="1"/>
       <w:tblInd w:w="0" w:type="dxa"/>
       <w:tblBorders>
-        <w:top w:val="single" w:sz="8" w:space="0" w:color="9BBB59" w:themeColor="accent3"/>
-        <w:left w:val="single" w:sz="8" w:space="0" w:color="9BBB59" w:themeColor="accent3"/>
-        <w:bottom w:val="single" w:sz="8" w:space="0" w:color="9BBB59" w:themeColor="accent3"/>
-        <w:right w:val="single" w:sz="8" w:space="0" w:color="9BBB59" w:themeColor="accent3"/>
-        <w:insideH w:val="single" w:sz="8" w:space="0" w:color="9BBB59" w:themeColor="accent3"/>
-        <w:insideV w:val="single" w:sz="8" w:space="0" w:color="9BBB59" w:themeColor="accent3"/>
+        <w:top w:val="single" w:color="9BBB59" w:themeColor="accent3" w:sz="8" w:space="0"/>
+        <w:left w:val="single" w:color="9BBB59" w:themeColor="accent3" w:sz="8" w:space="0"/>
+        <w:bottom w:val="single" w:color="9BBB59" w:themeColor="accent3" w:sz="8" w:space="0"/>
+        <w:right w:val="single" w:color="9BBB59" w:themeColor="accent3" w:sz="8" w:space="0"/>
+        <w:insideH w:val="single" w:color="9BBB59" w:themeColor="accent3" w:sz="8" w:space="0"/>
+        <w:insideV w:val="single" w:color="9BBB59" w:themeColor="accent3" w:sz="8" w:space="0"/>
       </w:tblBorders>
       <w:tblCellMar>
         <w:top w:w="0" w:type="dxa"/>
@@ -8432,19 +8392,19 @@
         <w:spacing w:before="0" w:after="0" w:line="240" w:lineRule="auto"/>
       </w:pPr>
       <w:rPr>
-        <w:rFonts w:asciiTheme="majorHAnsi" w:eastAsiaTheme="majorEastAsia" w:hAnsiTheme="majorHAnsi" w:cstheme="majorBidi"/>
-        <w:b/>
-        <w:bCs/>
-      </w:rPr>
-      <w:tblPr/>
-      <w:tcPr>
-        <w:tcBorders>
-          <w:top w:val="single" w:sz="8" w:space="0" w:color="9BBB59" w:themeColor="accent3"/>
-          <w:left w:val="single" w:sz="8" w:space="0" w:color="9BBB59" w:themeColor="accent3"/>
-          <w:bottom w:val="single" w:sz="18" w:space="0" w:color="9BBB59" w:themeColor="accent3"/>
-          <w:right w:val="single" w:sz="8" w:space="0" w:color="9BBB59" w:themeColor="accent3"/>
-          <w:insideH w:val="nil"/>
-          <w:insideV w:val="single" w:sz="8" w:space="0" w:color="9BBB59" w:themeColor="accent3"/>
+        <w:rFonts w:asciiTheme="majorHAnsi" w:hAnsiTheme="majorHAnsi" w:eastAsiaTheme="majorEastAsia" w:cstheme="majorBidi"/>
+        <w:b/>
+        <w:bCs/>
+      </w:rPr>
+      <w:tblPr/>
+      <w:tcPr>
+        <w:tcBorders>
+          <w:top w:val="single" w:color="9BBB59" w:themeColor="accent3" w:sz="8" w:space="0"/>
+          <w:left w:val="single" w:color="9BBB59" w:themeColor="accent3" w:sz="8" w:space="0"/>
+          <w:bottom w:val="single" w:color="9BBB59" w:themeColor="accent3" w:sz="18" w:space="0"/>
+          <w:right w:val="single" w:color="9BBB59" w:themeColor="accent3" w:sz="8" w:space="0"/>
+          <w:insideH w:val="nil"/>
+          <w:insideV w:val="single" w:color="9BBB59" w:themeColor="accent3" w:sz="8" w:space="0"/>
         </w:tcBorders>
       </w:tcPr>
     </w:tblStylePr>
@@ -8453,42 +8413,42 @@
         <w:spacing w:before="0" w:after="0" w:line="240" w:lineRule="auto"/>
       </w:pPr>
       <w:rPr>
-        <w:rFonts w:asciiTheme="majorHAnsi" w:eastAsiaTheme="majorEastAsia" w:hAnsiTheme="majorHAnsi" w:cstheme="majorBidi"/>
-        <w:b/>
-        <w:bCs/>
-      </w:rPr>
-      <w:tblPr/>
-      <w:tcPr>
-        <w:tcBorders>
-          <w:top w:val="double" w:sz="6" w:space="0" w:color="9BBB59" w:themeColor="accent3"/>
-          <w:left w:val="single" w:sz="8" w:space="0" w:color="9BBB59" w:themeColor="accent3"/>
-          <w:bottom w:val="single" w:sz="8" w:space="0" w:color="9BBB59" w:themeColor="accent3"/>
-          <w:right w:val="single" w:sz="8" w:space="0" w:color="9BBB59" w:themeColor="accent3"/>
-          <w:insideH w:val="nil"/>
-          <w:insideV w:val="single" w:sz="8" w:space="0" w:color="9BBB59" w:themeColor="accent3"/>
+        <w:rFonts w:asciiTheme="majorHAnsi" w:hAnsiTheme="majorHAnsi" w:eastAsiaTheme="majorEastAsia" w:cstheme="majorBidi"/>
+        <w:b/>
+        <w:bCs/>
+      </w:rPr>
+      <w:tblPr/>
+      <w:tcPr>
+        <w:tcBorders>
+          <w:top w:val="double" w:color="9BBB59" w:themeColor="accent3" w:sz="6" w:space="0"/>
+          <w:left w:val="single" w:color="9BBB59" w:themeColor="accent3" w:sz="8" w:space="0"/>
+          <w:bottom w:val="single" w:color="9BBB59" w:themeColor="accent3" w:sz="8" w:space="0"/>
+          <w:right w:val="single" w:color="9BBB59" w:themeColor="accent3" w:sz="8" w:space="0"/>
+          <w:insideH w:val="nil"/>
+          <w:insideV w:val="single" w:color="9BBB59" w:themeColor="accent3" w:sz="8" w:space="0"/>
         </w:tcBorders>
       </w:tcPr>
     </w:tblStylePr>
     <w:tblStylePr w:type="firstCol">
       <w:rPr>
-        <w:rFonts w:asciiTheme="majorHAnsi" w:eastAsiaTheme="majorEastAsia" w:hAnsiTheme="majorHAnsi" w:cstheme="majorBidi"/>
+        <w:rFonts w:asciiTheme="majorHAnsi" w:hAnsiTheme="majorHAnsi" w:eastAsiaTheme="majorEastAsia" w:cstheme="majorBidi"/>
         <w:b/>
         <w:bCs/>
       </w:rPr>
     </w:tblStylePr>
     <w:tblStylePr w:type="lastCol">
       <w:rPr>
-        <w:rFonts w:asciiTheme="majorHAnsi" w:eastAsiaTheme="majorEastAsia" w:hAnsiTheme="majorHAnsi" w:cstheme="majorBidi"/>
-        <w:b/>
-        <w:bCs/>
-      </w:rPr>
-      <w:tblPr/>
-      <w:tcPr>
-        <w:tcBorders>
-          <w:top w:val="single" w:sz="8" w:space="0" w:color="9BBB59" w:themeColor="accent3"/>
-          <w:left w:val="single" w:sz="8" w:space="0" w:color="9BBB59" w:themeColor="accent3"/>
-          <w:bottom w:val="single" w:sz="8" w:space="0" w:color="9BBB59" w:themeColor="accent3"/>
-          <w:right w:val="single" w:sz="8" w:space="0" w:color="9BBB59" w:themeColor="accent3"/>
+        <w:rFonts w:asciiTheme="majorHAnsi" w:hAnsiTheme="majorHAnsi" w:eastAsiaTheme="majorEastAsia" w:cstheme="majorBidi"/>
+        <w:b/>
+        <w:bCs/>
+      </w:rPr>
+      <w:tblPr/>
+      <w:tcPr>
+        <w:tcBorders>
+          <w:top w:val="single" w:color="9BBB59" w:themeColor="accent3" w:sz="8" w:space="0"/>
+          <w:left w:val="single" w:color="9BBB59" w:themeColor="accent3" w:sz="8" w:space="0"/>
+          <w:bottom w:val="single" w:color="9BBB59" w:themeColor="accent3" w:sz="8" w:space="0"/>
+          <w:right w:val="single" w:color="9BBB59" w:themeColor="accent3" w:sz="8" w:space="0"/>
         </w:tcBorders>
       </w:tcPr>
     </w:tblStylePr>
@@ -8496,10 +8456,10 @@
       <w:tblPr/>
       <w:tcPr>
         <w:tcBorders>
-          <w:top w:val="single" w:sz="8" w:space="0" w:color="9BBB59" w:themeColor="accent3"/>
-          <w:left w:val="single" w:sz="8" w:space="0" w:color="9BBB59" w:themeColor="accent3"/>
-          <w:bottom w:val="single" w:sz="8" w:space="0" w:color="9BBB59" w:themeColor="accent3"/>
-          <w:right w:val="single" w:sz="8" w:space="0" w:color="9BBB59" w:themeColor="accent3"/>
+          <w:top w:val="single" w:color="9BBB59" w:themeColor="accent3" w:sz="8" w:space="0"/>
+          <w:left w:val="single" w:color="9BBB59" w:themeColor="accent3" w:sz="8" w:space="0"/>
+          <w:bottom w:val="single" w:color="9BBB59" w:themeColor="accent3" w:sz="8" w:space="0"/>
+          <w:right w:val="single" w:color="9BBB59" w:themeColor="accent3" w:sz="8" w:space="0"/>
         </w:tcBorders>
         <w:shd w:val="clear" w:color="auto" w:fill="E6EED5" w:themeFill="accent3" w:themeFillTint="3F"/>
       </w:tcPr>
@@ -8508,11 +8468,11 @@
       <w:tblPr/>
       <w:tcPr>
         <w:tcBorders>
-          <w:top w:val="single" w:sz="8" w:space="0" w:color="9BBB59" w:themeColor="accent3"/>
-          <w:left w:val="single" w:sz="8" w:space="0" w:color="9BBB59" w:themeColor="accent3"/>
-          <w:bottom w:val="single" w:sz="8" w:space="0" w:color="9BBB59" w:themeColor="accent3"/>
-          <w:right w:val="single" w:sz="8" w:space="0" w:color="9BBB59" w:themeColor="accent3"/>
-          <w:insideV w:val="single" w:sz="8" w:space="0" w:color="9BBB59" w:themeColor="accent3"/>
+          <w:top w:val="single" w:color="9BBB59" w:themeColor="accent3" w:sz="8" w:space="0"/>
+          <w:left w:val="single" w:color="9BBB59" w:themeColor="accent3" w:sz="8" w:space="0"/>
+          <w:bottom w:val="single" w:color="9BBB59" w:themeColor="accent3" w:sz="8" w:space="0"/>
+          <w:right w:val="single" w:color="9BBB59" w:themeColor="accent3" w:sz="8" w:space="0"/>
+          <w:insideV w:val="single" w:color="9BBB59" w:themeColor="accent3" w:sz="8" w:space="0"/>
         </w:tcBorders>
         <w:shd w:val="clear" w:color="auto" w:fill="E6EED5" w:themeFill="accent3" w:themeFillTint="3F"/>
       </w:tcPr>
@@ -8521,11 +8481,11 @@
       <w:tblPr/>
       <w:tcPr>
         <w:tcBorders>
-          <w:top w:val="single" w:sz="8" w:space="0" w:color="9BBB59" w:themeColor="accent3"/>
-          <w:left w:val="single" w:sz="8" w:space="0" w:color="9BBB59" w:themeColor="accent3"/>
-          <w:bottom w:val="single" w:sz="8" w:space="0" w:color="9BBB59" w:themeColor="accent3"/>
-          <w:right w:val="single" w:sz="8" w:space="0" w:color="9BBB59" w:themeColor="accent3"/>
-          <w:insideV w:val="single" w:sz="8" w:space="0" w:color="9BBB59" w:themeColor="accent3"/>
+          <w:top w:val="single" w:color="9BBB59" w:themeColor="accent3" w:sz="8" w:space="0"/>
+          <w:left w:val="single" w:color="9BBB59" w:themeColor="accent3" w:sz="8" w:space="0"/>
+          <w:bottom w:val="single" w:color="9BBB59" w:themeColor="accent3" w:sz="8" w:space="0"/>
+          <w:right w:val="single" w:color="9BBB59" w:themeColor="accent3" w:sz="8" w:space="0"/>
+          <w:insideV w:val="single" w:color="9BBB59" w:themeColor="accent3" w:sz="8" w:space="0"/>
         </w:tcBorders>
       </w:tcPr>
     </w:tblStylePr>
@@ -8543,12 +8503,12 @@
       <w:tblStyleColBandSize w:val="1"/>
       <w:tblInd w:w="0" w:type="dxa"/>
       <w:tblBorders>
-        <w:top w:val="single" w:sz="8" w:space="0" w:color="8064A2" w:themeColor="accent4"/>
-        <w:left w:val="single" w:sz="8" w:space="0" w:color="8064A2" w:themeColor="accent4"/>
-        <w:bottom w:val="single" w:sz="8" w:space="0" w:color="8064A2" w:themeColor="accent4"/>
-        <w:right w:val="single" w:sz="8" w:space="0" w:color="8064A2" w:themeColor="accent4"/>
-        <w:insideH w:val="single" w:sz="8" w:space="0" w:color="8064A2" w:themeColor="accent4"/>
-        <w:insideV w:val="single" w:sz="8" w:space="0" w:color="8064A2" w:themeColor="accent4"/>
+        <w:top w:val="single" w:color="8064A2" w:themeColor="accent4" w:sz="8" w:space="0"/>
+        <w:left w:val="single" w:color="8064A2" w:themeColor="accent4" w:sz="8" w:space="0"/>
+        <w:bottom w:val="single" w:color="8064A2" w:themeColor="accent4" w:sz="8" w:space="0"/>
+        <w:right w:val="single" w:color="8064A2" w:themeColor="accent4" w:sz="8" w:space="0"/>
+        <w:insideH w:val="single" w:color="8064A2" w:themeColor="accent4" w:sz="8" w:space="0"/>
+        <w:insideV w:val="single" w:color="8064A2" w:themeColor="accent4" w:sz="8" w:space="0"/>
       </w:tblBorders>
       <w:tblCellMar>
         <w:top w:w="0" w:type="dxa"/>
@@ -8562,19 +8522,19 @@
         <w:spacing w:before="0" w:after="0" w:line="240" w:lineRule="auto"/>
       </w:pPr>
       <w:rPr>
-        <w:rFonts w:asciiTheme="majorHAnsi" w:eastAsiaTheme="majorEastAsia" w:hAnsiTheme="majorHAnsi" w:cstheme="majorBidi"/>
-        <w:b/>
-        <w:bCs/>
-      </w:rPr>
-      <w:tblPr/>
-      <w:tcPr>
-        <w:tcBorders>
-          <w:top w:val="single" w:sz="8" w:space="0" w:color="8064A2" w:themeColor="accent4"/>
-          <w:left w:val="single" w:sz="8" w:space="0" w:color="8064A2" w:themeColor="accent4"/>
-          <w:bottom w:val="single" w:sz="18" w:space="0" w:color="8064A2" w:themeColor="accent4"/>
-          <w:right w:val="single" w:sz="8" w:space="0" w:color="8064A2" w:themeColor="accent4"/>
-          <w:insideH w:val="nil"/>
-          <w:insideV w:val="single" w:sz="8" w:space="0" w:color="8064A2" w:themeColor="accent4"/>
+        <w:rFonts w:asciiTheme="majorHAnsi" w:hAnsiTheme="majorHAnsi" w:eastAsiaTheme="majorEastAsia" w:cstheme="majorBidi"/>
+        <w:b/>
+        <w:bCs/>
+      </w:rPr>
+      <w:tblPr/>
+      <w:tcPr>
+        <w:tcBorders>
+          <w:top w:val="single" w:color="8064A2" w:themeColor="accent4" w:sz="8" w:space="0"/>
+          <w:left w:val="single" w:color="8064A2" w:themeColor="accent4" w:sz="8" w:space="0"/>
+          <w:bottom w:val="single" w:color="8064A2" w:themeColor="accent4" w:sz="18" w:space="0"/>
+          <w:right w:val="single" w:color="8064A2" w:themeColor="accent4" w:sz="8" w:space="0"/>
+          <w:insideH w:val="nil"/>
+          <w:insideV w:val="single" w:color="8064A2" w:themeColor="accent4" w:sz="8" w:space="0"/>
         </w:tcBorders>
       </w:tcPr>
     </w:tblStylePr>
@@ -8583,42 +8543,42 @@
         <w:spacing w:before="0" w:after="0" w:line="240" w:lineRule="auto"/>
       </w:pPr>
       <w:rPr>
-        <w:rFonts w:asciiTheme="majorHAnsi" w:eastAsiaTheme="majorEastAsia" w:hAnsiTheme="majorHAnsi" w:cstheme="majorBidi"/>
-        <w:b/>
-        <w:bCs/>
-      </w:rPr>
-      <w:tblPr/>
-      <w:tcPr>
-        <w:tcBorders>
-          <w:top w:val="double" w:sz="6" w:space="0" w:color="8064A2" w:themeColor="accent4"/>
-          <w:left w:val="single" w:sz="8" w:space="0" w:color="8064A2" w:themeColor="accent4"/>
-          <w:bottom w:val="single" w:sz="8" w:space="0" w:color="8064A2" w:themeColor="accent4"/>
-          <w:right w:val="single" w:sz="8" w:space="0" w:color="8064A2" w:themeColor="accent4"/>
-          <w:insideH w:val="nil"/>
-          <w:insideV w:val="single" w:sz="8" w:space="0" w:color="8064A2" w:themeColor="accent4"/>
+        <w:rFonts w:asciiTheme="majorHAnsi" w:hAnsiTheme="majorHAnsi" w:eastAsiaTheme="majorEastAsia" w:cstheme="majorBidi"/>
+        <w:b/>
+        <w:bCs/>
+      </w:rPr>
+      <w:tblPr/>
+      <w:tcPr>
+        <w:tcBorders>
+          <w:top w:val="double" w:color="8064A2" w:themeColor="accent4" w:sz="6" w:space="0"/>
+          <w:left w:val="single" w:color="8064A2" w:themeColor="accent4" w:sz="8" w:space="0"/>
+          <w:bottom w:val="single" w:color="8064A2" w:themeColor="accent4" w:sz="8" w:space="0"/>
+          <w:right w:val="single" w:color="8064A2" w:themeColor="accent4" w:sz="8" w:space="0"/>
+          <w:insideH w:val="nil"/>
+          <w:insideV w:val="single" w:color="8064A2" w:themeColor="accent4" w:sz="8" w:space="0"/>
         </w:tcBorders>
       </w:tcPr>
     </w:tblStylePr>
     <w:tblStylePr w:type="firstCol">
       <w:rPr>
-        <w:rFonts w:asciiTheme="majorHAnsi" w:eastAsiaTheme="majorEastAsia" w:hAnsiTheme="majorHAnsi" w:cstheme="majorBidi"/>
+        <w:rFonts w:asciiTheme="majorHAnsi" w:hAnsiTheme="majorHAnsi" w:eastAsiaTheme="majorEastAsia" w:cstheme="majorBidi"/>
         <w:b/>
         <w:bCs/>
       </w:rPr>
     </w:tblStylePr>
     <w:tblStylePr w:type="lastCol">
       <w:rPr>
-        <w:rFonts w:asciiTheme="majorHAnsi" w:eastAsiaTheme="majorEastAsia" w:hAnsiTheme="majorHAnsi" w:cstheme="majorBidi"/>
-        <w:b/>
-        <w:bCs/>
-      </w:rPr>
-      <w:tblPr/>
-      <w:tcPr>
-        <w:tcBorders>
-          <w:top w:val="single" w:sz="8" w:space="0" w:color="8064A2" w:themeColor="accent4"/>
-          <w:left w:val="single" w:sz="8" w:space="0" w:color="8064A2" w:themeColor="accent4"/>
-          <w:bottom w:val="single" w:sz="8" w:space="0" w:color="8064A2" w:themeColor="accent4"/>
-          <w:right w:val="single" w:sz="8" w:space="0" w:color="8064A2" w:themeColor="accent4"/>
+        <w:rFonts w:asciiTheme="majorHAnsi" w:hAnsiTheme="majorHAnsi" w:eastAsiaTheme="majorEastAsia" w:cstheme="majorBidi"/>
+        <w:b/>
+        <w:bCs/>
+      </w:rPr>
+      <w:tblPr/>
+      <w:tcPr>
+        <w:tcBorders>
+          <w:top w:val="single" w:color="8064A2" w:themeColor="accent4" w:sz="8" w:space="0"/>
+          <w:left w:val="single" w:color="8064A2" w:themeColor="accent4" w:sz="8" w:space="0"/>
+          <w:bottom w:val="single" w:color="8064A2" w:themeColor="accent4" w:sz="8" w:space="0"/>
+          <w:right w:val="single" w:color="8064A2" w:themeColor="accent4" w:sz="8" w:space="0"/>
         </w:tcBorders>
       </w:tcPr>
     </w:tblStylePr>
@@ -8626,10 +8586,10 @@
       <w:tblPr/>
       <w:tcPr>
         <w:tcBorders>
-          <w:top w:val="single" w:sz="8" w:space="0" w:color="8064A2" w:themeColor="accent4"/>
-          <w:left w:val="single" w:sz="8" w:space="0" w:color="8064A2" w:themeColor="accent4"/>
-          <w:bottom w:val="single" w:sz="8" w:space="0" w:color="8064A2" w:themeColor="accent4"/>
-          <w:right w:val="single" w:sz="8" w:space="0" w:color="8064A2" w:themeColor="accent4"/>
+          <w:top w:val="single" w:color="8064A2" w:themeColor="accent4" w:sz="8" w:space="0"/>
+          <w:left w:val="single" w:color="8064A2" w:themeColor="accent4" w:sz="8" w:space="0"/>
+          <w:bottom w:val="single" w:color="8064A2" w:themeColor="accent4" w:sz="8" w:space="0"/>
+          <w:right w:val="single" w:color="8064A2" w:themeColor="accent4" w:sz="8" w:space="0"/>
         </w:tcBorders>
         <w:shd w:val="clear" w:color="auto" w:fill="DFD8E8" w:themeFill="accent4" w:themeFillTint="3F"/>
       </w:tcPr>
@@ -8638,11 +8598,11 @@
       <w:tblPr/>
       <w:tcPr>
         <w:tcBorders>
-          <w:top w:val="single" w:sz="8" w:space="0" w:color="8064A2" w:themeColor="accent4"/>
-          <w:left w:val="single" w:sz="8" w:space="0" w:color="8064A2" w:themeColor="accent4"/>
-          <w:bottom w:val="single" w:sz="8" w:space="0" w:color="8064A2" w:themeColor="accent4"/>
-          <w:right w:val="single" w:sz="8" w:space="0" w:color="8064A2" w:themeColor="accent4"/>
-          <w:insideV w:val="single" w:sz="8" w:space="0" w:color="8064A2" w:themeColor="accent4"/>
+          <w:top w:val="single" w:color="8064A2" w:themeColor="accent4" w:sz="8" w:space="0"/>
+          <w:left w:val="single" w:color="8064A2" w:themeColor="accent4" w:sz="8" w:space="0"/>
+          <w:bottom w:val="single" w:color="8064A2" w:themeColor="accent4" w:sz="8" w:space="0"/>
+          <w:right w:val="single" w:color="8064A2" w:themeColor="accent4" w:sz="8" w:space="0"/>
+          <w:insideV w:val="single" w:color="8064A2" w:themeColor="accent4" w:sz="8" w:space="0"/>
         </w:tcBorders>
         <w:shd w:val="clear" w:color="auto" w:fill="DFD8E8" w:themeFill="accent4" w:themeFillTint="3F"/>
       </w:tcPr>
@@ -8651,11 +8611,11 @@
       <w:tblPr/>
       <w:tcPr>
         <w:tcBorders>
-          <w:top w:val="single" w:sz="8" w:space="0" w:color="8064A2" w:themeColor="accent4"/>
-          <w:left w:val="single" w:sz="8" w:space="0" w:color="8064A2" w:themeColor="accent4"/>
-          <w:bottom w:val="single" w:sz="8" w:space="0" w:color="8064A2" w:themeColor="accent4"/>
-          <w:right w:val="single" w:sz="8" w:space="0" w:color="8064A2" w:themeColor="accent4"/>
-          <w:insideV w:val="single" w:sz="8" w:space="0" w:color="8064A2" w:themeColor="accent4"/>
+          <w:top w:val="single" w:color="8064A2" w:themeColor="accent4" w:sz="8" w:space="0"/>
+          <w:left w:val="single" w:color="8064A2" w:themeColor="accent4" w:sz="8" w:space="0"/>
+          <w:bottom w:val="single" w:color="8064A2" w:themeColor="accent4" w:sz="8" w:space="0"/>
+          <w:right w:val="single" w:color="8064A2" w:themeColor="accent4" w:sz="8" w:space="0"/>
+          <w:insideV w:val="single" w:color="8064A2" w:themeColor="accent4" w:sz="8" w:space="0"/>
         </w:tcBorders>
       </w:tcPr>
     </w:tblStylePr>
@@ -8673,12 +8633,12 @@
       <w:tblStyleColBandSize w:val="1"/>
       <w:tblInd w:w="0" w:type="dxa"/>
       <w:tblBorders>
-        <w:top w:val="single" w:sz="8" w:space="0" w:color="4BACC6" w:themeColor="accent5"/>
-        <w:left w:val="single" w:sz="8" w:space="0" w:color="4BACC6" w:themeColor="accent5"/>
-        <w:bottom w:val="single" w:sz="8" w:space="0" w:color="4BACC6" w:themeColor="accent5"/>
-        <w:right w:val="single" w:sz="8" w:space="0" w:color="4BACC6" w:themeColor="accent5"/>
-        <w:insideH w:val="single" w:sz="8" w:space="0" w:color="4BACC6" w:themeColor="accent5"/>
-        <w:insideV w:val="single" w:sz="8" w:space="0" w:color="4BACC6" w:themeColor="accent5"/>
+        <w:top w:val="single" w:color="4BACC6" w:themeColor="accent5" w:sz="8" w:space="0"/>
+        <w:left w:val="single" w:color="4BACC6" w:themeColor="accent5" w:sz="8" w:space="0"/>
+        <w:bottom w:val="single" w:color="4BACC6" w:themeColor="accent5" w:sz="8" w:space="0"/>
+        <w:right w:val="single" w:color="4BACC6" w:themeColor="accent5" w:sz="8" w:space="0"/>
+        <w:insideH w:val="single" w:color="4BACC6" w:themeColor="accent5" w:sz="8" w:space="0"/>
+        <w:insideV w:val="single" w:color="4BACC6" w:themeColor="accent5" w:sz="8" w:space="0"/>
       </w:tblBorders>
       <w:tblCellMar>
         <w:top w:w="0" w:type="dxa"/>
@@ -8692,19 +8652,19 @@
         <w:spacing w:before="0" w:after="0" w:line="240" w:lineRule="auto"/>
       </w:pPr>
       <w:rPr>
-        <w:rFonts w:asciiTheme="majorHAnsi" w:eastAsiaTheme="majorEastAsia" w:hAnsiTheme="majorHAnsi" w:cstheme="majorBidi"/>
-        <w:b/>
-        <w:bCs/>
-      </w:rPr>
-      <w:tblPr/>
-      <w:tcPr>
-        <w:tcBorders>
-          <w:top w:val="single" w:sz="8" w:space="0" w:color="4BACC6" w:themeColor="accent5"/>
-          <w:left w:val="single" w:sz="8" w:space="0" w:color="4BACC6" w:themeColor="accent5"/>
-          <w:bottom w:val="single" w:sz="18" w:space="0" w:color="4BACC6" w:themeColor="accent5"/>
-          <w:right w:val="single" w:sz="8" w:space="0" w:color="4BACC6" w:themeColor="accent5"/>
-          <w:insideH w:val="nil"/>
-          <w:insideV w:val="single" w:sz="8" w:space="0" w:color="4BACC6" w:themeColor="accent5"/>
+        <w:rFonts w:asciiTheme="majorHAnsi" w:hAnsiTheme="majorHAnsi" w:eastAsiaTheme="majorEastAsia" w:cstheme="majorBidi"/>
+        <w:b/>
+        <w:bCs/>
+      </w:rPr>
+      <w:tblPr/>
+      <w:tcPr>
+        <w:tcBorders>
+          <w:top w:val="single" w:color="4BACC6" w:themeColor="accent5" w:sz="8" w:space="0"/>
+          <w:left w:val="single" w:color="4BACC6" w:themeColor="accent5" w:sz="8" w:space="0"/>
+          <w:bottom w:val="single" w:color="4BACC6" w:themeColor="accent5" w:sz="18" w:space="0"/>
+          <w:right w:val="single" w:color="4BACC6" w:themeColor="accent5" w:sz="8" w:space="0"/>
+          <w:insideH w:val="nil"/>
+          <w:insideV w:val="single" w:color="4BACC6" w:themeColor="accent5" w:sz="8" w:space="0"/>
         </w:tcBorders>
       </w:tcPr>
     </w:tblStylePr>
@@ -8713,42 +8673,42 @@
         <w:spacing w:before="0" w:after="0" w:line="240" w:lineRule="auto"/>
       </w:pPr>
       <w:rPr>
-        <w:rFonts w:asciiTheme="majorHAnsi" w:eastAsiaTheme="majorEastAsia" w:hAnsiTheme="majorHAnsi" w:cstheme="majorBidi"/>
-        <w:b/>
-        <w:bCs/>
-      </w:rPr>
-      <w:tblPr/>
-      <w:tcPr>
-        <w:tcBorders>
-          <w:top w:val="double" w:sz="6" w:space="0" w:color="4BACC6" w:themeColor="accent5"/>
-          <w:left w:val="single" w:sz="8" w:space="0" w:color="4BACC6" w:themeColor="accent5"/>
-          <w:bottom w:val="single" w:sz="8" w:space="0" w:color="4BACC6" w:themeColor="accent5"/>
-          <w:right w:val="single" w:sz="8" w:space="0" w:color="4BACC6" w:themeColor="accent5"/>
-          <w:insideH w:val="nil"/>
-          <w:insideV w:val="single" w:sz="8" w:space="0" w:color="4BACC6" w:themeColor="accent5"/>
+        <w:rFonts w:asciiTheme="majorHAnsi" w:hAnsiTheme="majorHAnsi" w:eastAsiaTheme="majorEastAsia" w:cstheme="majorBidi"/>
+        <w:b/>
+        <w:bCs/>
+      </w:rPr>
+      <w:tblPr/>
+      <w:tcPr>
+        <w:tcBorders>
+          <w:top w:val="double" w:color="4BACC6" w:themeColor="accent5" w:sz="6" w:space="0"/>
+          <w:left w:val="single" w:color="4BACC6" w:themeColor="accent5" w:sz="8" w:space="0"/>
+          <w:bottom w:val="single" w:color="4BACC6" w:themeColor="accent5" w:sz="8" w:space="0"/>
+          <w:right w:val="single" w:color="4BACC6" w:themeColor="accent5" w:sz="8" w:space="0"/>
+          <w:insideH w:val="nil"/>
+          <w:insideV w:val="single" w:color="4BACC6" w:themeColor="accent5" w:sz="8" w:space="0"/>
         </w:tcBorders>
       </w:tcPr>
     </w:tblStylePr>
     <w:tblStylePr w:type="firstCol">
       <w:rPr>
-        <w:rFonts w:asciiTheme="majorHAnsi" w:eastAsiaTheme="majorEastAsia" w:hAnsiTheme="majorHAnsi" w:cstheme="majorBidi"/>
+        <w:rFonts w:asciiTheme="majorHAnsi" w:hAnsiTheme="majorHAnsi" w:eastAsiaTheme="majorEastAsia" w:cstheme="majorBidi"/>
         <w:b/>
         <w:bCs/>
       </w:rPr>
     </w:tblStylePr>
     <w:tblStylePr w:type="lastCol">
       <w:rPr>
-        <w:rFonts w:asciiTheme="majorHAnsi" w:eastAsiaTheme="majorEastAsia" w:hAnsiTheme="majorHAnsi" w:cstheme="majorBidi"/>
-        <w:b/>
-        <w:bCs/>
-      </w:rPr>
-      <w:tblPr/>
-      <w:tcPr>
-        <w:tcBorders>
-          <w:top w:val="single" w:sz="8" w:space="0" w:color="4BACC6" w:themeColor="accent5"/>
-          <w:left w:val="single" w:sz="8" w:space="0" w:color="4BACC6" w:themeColor="accent5"/>
-          <w:bottom w:val="single" w:sz="8" w:space="0" w:color="4BACC6" w:themeColor="accent5"/>
-          <w:right w:val="single" w:sz="8" w:space="0" w:color="4BACC6" w:themeColor="accent5"/>
+        <w:rFonts w:asciiTheme="majorHAnsi" w:hAnsiTheme="majorHAnsi" w:eastAsiaTheme="majorEastAsia" w:cstheme="majorBidi"/>
+        <w:b/>
+        <w:bCs/>
+      </w:rPr>
+      <w:tblPr/>
+      <w:tcPr>
+        <w:tcBorders>
+          <w:top w:val="single" w:color="4BACC6" w:themeColor="accent5" w:sz="8" w:space="0"/>
+          <w:left w:val="single" w:color="4BACC6" w:themeColor="accent5" w:sz="8" w:space="0"/>
+          <w:bottom w:val="single" w:color="4BACC6" w:themeColor="accent5" w:sz="8" w:space="0"/>
+          <w:right w:val="single" w:color="4BACC6" w:themeColor="accent5" w:sz="8" w:space="0"/>
         </w:tcBorders>
       </w:tcPr>
     </w:tblStylePr>
@@ -8756,10 +8716,10 @@
       <w:tblPr/>
       <w:tcPr>
         <w:tcBorders>
-          <w:top w:val="single" w:sz="8" w:space="0" w:color="4BACC6" w:themeColor="accent5"/>
-          <w:left w:val="single" w:sz="8" w:space="0" w:color="4BACC6" w:themeColor="accent5"/>
-          <w:bottom w:val="single" w:sz="8" w:space="0" w:color="4BACC6" w:themeColor="accent5"/>
-          <w:right w:val="single" w:sz="8" w:space="0" w:color="4BACC6" w:themeColor="accent5"/>
+          <w:top w:val="single" w:color="4BACC6" w:themeColor="accent5" w:sz="8" w:space="0"/>
+          <w:left w:val="single" w:color="4BACC6" w:themeColor="accent5" w:sz="8" w:space="0"/>
+          <w:bottom w:val="single" w:color="4BACC6" w:themeColor="accent5" w:sz="8" w:space="0"/>
+          <w:right w:val="single" w:color="4BACC6" w:themeColor="accent5" w:sz="8" w:space="0"/>
         </w:tcBorders>
         <w:shd w:val="clear" w:color="auto" w:fill="D2EAF1" w:themeFill="accent5" w:themeFillTint="3F"/>
       </w:tcPr>
@@ -8768,11 +8728,11 @@
       <w:tblPr/>
       <w:tcPr>
         <w:tcBorders>
-          <w:top w:val="single" w:sz="8" w:space="0" w:color="4BACC6" w:themeColor="accent5"/>
-          <w:left w:val="single" w:sz="8" w:space="0" w:color="4BACC6" w:themeColor="accent5"/>
-          <w:bottom w:val="single" w:sz="8" w:space="0" w:color="4BACC6" w:themeColor="accent5"/>
-          <w:right w:val="single" w:sz="8" w:space="0" w:color="4BACC6" w:themeColor="accent5"/>
-          <w:insideV w:val="single" w:sz="8" w:space="0" w:color="4BACC6" w:themeColor="accent5"/>
+          <w:top w:val="single" w:color="4BACC6" w:themeColor="accent5" w:sz="8" w:space="0"/>
+          <w:left w:val="single" w:color="4BACC6" w:themeColor="accent5" w:sz="8" w:space="0"/>
+          <w:bottom w:val="single" w:color="4BACC6" w:themeColor="accent5" w:sz="8" w:space="0"/>
+          <w:right w:val="single" w:color="4BACC6" w:themeColor="accent5" w:sz="8" w:space="0"/>
+          <w:insideV w:val="single" w:color="4BACC6" w:themeColor="accent5" w:sz="8" w:space="0"/>
         </w:tcBorders>
         <w:shd w:val="clear" w:color="auto" w:fill="D2EAF1" w:themeFill="accent5" w:themeFillTint="3F"/>
       </w:tcPr>
@@ -8781,11 +8741,11 @@
       <w:tblPr/>
       <w:tcPr>
         <w:tcBorders>
-          <w:top w:val="single" w:sz="8" w:space="0" w:color="4BACC6" w:themeColor="accent5"/>
-          <w:left w:val="single" w:sz="8" w:space="0" w:color="4BACC6" w:themeColor="accent5"/>
-          <w:bottom w:val="single" w:sz="8" w:space="0" w:color="4BACC6" w:themeColor="accent5"/>
-          <w:right w:val="single" w:sz="8" w:space="0" w:color="4BACC6" w:themeColor="accent5"/>
-          <w:insideV w:val="single" w:sz="8" w:space="0" w:color="4BACC6" w:themeColor="accent5"/>
+          <w:top w:val="single" w:color="4BACC6" w:themeColor="accent5" w:sz="8" w:space="0"/>
+          <w:left w:val="single" w:color="4BACC6" w:themeColor="accent5" w:sz="8" w:space="0"/>
+          <w:bottom w:val="single" w:color="4BACC6" w:themeColor="accent5" w:sz="8" w:space="0"/>
+          <w:right w:val="single" w:color="4BACC6" w:themeColor="accent5" w:sz="8" w:space="0"/>
+          <w:insideV w:val="single" w:color="4BACC6" w:themeColor="accent5" w:sz="8" w:space="0"/>
         </w:tcBorders>
       </w:tcPr>
     </w:tblStylePr>
@@ -8803,12 +8763,12 @@
       <w:tblStyleColBandSize w:val="1"/>
       <w:tblInd w:w="0" w:type="dxa"/>
       <w:tblBorders>
-        <w:top w:val="single" w:sz="8" w:space="0" w:color="F79646" w:themeColor="accent6"/>
-        <w:left w:val="single" w:sz="8" w:space="0" w:color="F79646" w:themeColor="accent6"/>
-        <w:bottom w:val="single" w:sz="8" w:space="0" w:color="F79646" w:themeColor="accent6"/>
-        <w:right w:val="single" w:sz="8" w:space="0" w:color="F79646" w:themeColor="accent6"/>
-        <w:insideH w:val="single" w:sz="8" w:space="0" w:color="F79646" w:themeColor="accent6"/>
-        <w:insideV w:val="single" w:sz="8" w:space="0" w:color="F79646" w:themeColor="accent6"/>
+        <w:top w:val="single" w:color="F79646" w:themeColor="accent6" w:sz="8" w:space="0"/>
+        <w:left w:val="single" w:color="F79646" w:themeColor="accent6" w:sz="8" w:space="0"/>
+        <w:bottom w:val="single" w:color="F79646" w:themeColor="accent6" w:sz="8" w:space="0"/>
+        <w:right w:val="single" w:color="F79646" w:themeColor="accent6" w:sz="8" w:space="0"/>
+        <w:insideH w:val="single" w:color="F79646" w:themeColor="accent6" w:sz="8" w:space="0"/>
+        <w:insideV w:val="single" w:color="F79646" w:themeColor="accent6" w:sz="8" w:space="0"/>
       </w:tblBorders>
       <w:tblCellMar>
         <w:top w:w="0" w:type="dxa"/>
@@ -8822,19 +8782,19 @@
         <w:spacing w:before="0" w:after="0" w:line="240" w:lineRule="auto"/>
       </w:pPr>
       <w:rPr>
-        <w:rFonts w:asciiTheme="majorHAnsi" w:eastAsiaTheme="majorEastAsia" w:hAnsiTheme="majorHAnsi" w:cstheme="majorBidi"/>
-        <w:b/>
-        <w:bCs/>
-      </w:rPr>
-      <w:tblPr/>
-      <w:tcPr>
-        <w:tcBorders>
-          <w:top w:val="single" w:sz="8" w:space="0" w:color="F79646" w:themeColor="accent6"/>
-          <w:left w:val="single" w:sz="8" w:space="0" w:color="F79646" w:themeColor="accent6"/>
-          <w:bottom w:val="single" w:sz="18" w:space="0" w:color="F79646" w:themeColor="accent6"/>
-          <w:right w:val="single" w:sz="8" w:space="0" w:color="F79646" w:themeColor="accent6"/>
-          <w:insideH w:val="nil"/>
-          <w:insideV w:val="single" w:sz="8" w:space="0" w:color="F79646" w:themeColor="accent6"/>
+        <w:rFonts w:asciiTheme="majorHAnsi" w:hAnsiTheme="majorHAnsi" w:eastAsiaTheme="majorEastAsia" w:cstheme="majorBidi"/>
+        <w:b/>
+        <w:bCs/>
+      </w:rPr>
+      <w:tblPr/>
+      <w:tcPr>
+        <w:tcBorders>
+          <w:top w:val="single" w:color="F79646" w:themeColor="accent6" w:sz="8" w:space="0"/>
+          <w:left w:val="single" w:color="F79646" w:themeColor="accent6" w:sz="8" w:space="0"/>
+          <w:bottom w:val="single" w:color="F79646" w:themeColor="accent6" w:sz="18" w:space="0"/>
+          <w:right w:val="single" w:color="F79646" w:themeColor="accent6" w:sz="8" w:space="0"/>
+          <w:insideH w:val="nil"/>
+          <w:insideV w:val="single" w:color="F79646" w:themeColor="accent6" w:sz="8" w:space="0"/>
         </w:tcBorders>
       </w:tcPr>
     </w:tblStylePr>
@@ -8843,42 +8803,42 @@
         <w:spacing w:before="0" w:after="0" w:line="240" w:lineRule="auto"/>
       </w:pPr>
       <w:rPr>
-        <w:rFonts w:asciiTheme="majorHAnsi" w:eastAsiaTheme="majorEastAsia" w:hAnsiTheme="majorHAnsi" w:cstheme="majorBidi"/>
-        <w:b/>
-        <w:bCs/>
-      </w:rPr>
-      <w:tblPr/>
-      <w:tcPr>
-        <w:tcBorders>
-          <w:top w:val="double" w:sz="6" w:space="0" w:color="F79646" w:themeColor="accent6"/>
-          <w:left w:val="single" w:sz="8" w:space="0" w:color="F79646" w:themeColor="accent6"/>
-          <w:bottom w:val="single" w:sz="8" w:space="0" w:color="F79646" w:themeColor="accent6"/>
-          <w:right w:val="single" w:sz="8" w:space="0" w:color="F79646" w:themeColor="accent6"/>
-          <w:insideH w:val="nil"/>
-          <w:insideV w:val="single" w:sz="8" w:space="0" w:color="F79646" w:themeColor="accent6"/>
+        <w:rFonts w:asciiTheme="majorHAnsi" w:hAnsiTheme="majorHAnsi" w:eastAsiaTheme="majorEastAsia" w:cstheme="majorBidi"/>
+        <w:b/>
+        <w:bCs/>
+      </w:rPr>
+      <w:tblPr/>
+      <w:tcPr>
+        <w:tcBorders>
+          <w:top w:val="double" w:color="F79646" w:themeColor="accent6" w:sz="6" w:space="0"/>
+          <w:left w:val="single" w:color="F79646" w:themeColor="accent6" w:sz="8" w:space="0"/>
+          <w:bottom w:val="single" w:color="F79646" w:themeColor="accent6" w:sz="8" w:space="0"/>
+          <w:right w:val="single" w:color="F79646" w:themeColor="accent6" w:sz="8" w:space="0"/>
+          <w:insideH w:val="nil"/>
+          <w:insideV w:val="single" w:color="F79646" w:themeColor="accent6" w:sz="8" w:space="0"/>
         </w:tcBorders>
       </w:tcPr>
     </w:tblStylePr>
     <w:tblStylePr w:type="firstCol">
       <w:rPr>
-        <w:rFonts w:asciiTheme="majorHAnsi" w:eastAsiaTheme="majorEastAsia" w:hAnsiTheme="majorHAnsi" w:cstheme="majorBidi"/>
+        <w:rFonts w:asciiTheme="majorHAnsi" w:hAnsiTheme="majorHAnsi" w:eastAsiaTheme="majorEastAsia" w:cstheme="majorBidi"/>
         <w:b/>
         <w:bCs/>
       </w:rPr>
     </w:tblStylePr>
     <w:tblStylePr w:type="lastCol">
       <w:rPr>
-        <w:rFonts w:asciiTheme="majorHAnsi" w:eastAsiaTheme="majorEastAsia" w:hAnsiTheme="majorHAnsi" w:cstheme="majorBidi"/>
-        <w:b/>
-        <w:bCs/>
-      </w:rPr>
-      <w:tblPr/>
-      <w:tcPr>
-        <w:tcBorders>
-          <w:top w:val="single" w:sz="8" w:space="0" w:color="F79646" w:themeColor="accent6"/>
-          <w:left w:val="single" w:sz="8" w:space="0" w:color="F79646" w:themeColor="accent6"/>
-          <w:bottom w:val="single" w:sz="8" w:space="0" w:color="F79646" w:themeColor="accent6"/>
-          <w:right w:val="single" w:sz="8" w:space="0" w:color="F79646" w:themeColor="accent6"/>
+        <w:rFonts w:asciiTheme="majorHAnsi" w:hAnsiTheme="majorHAnsi" w:eastAsiaTheme="majorEastAsia" w:cstheme="majorBidi"/>
+        <w:b/>
+        <w:bCs/>
+      </w:rPr>
+      <w:tblPr/>
+      <w:tcPr>
+        <w:tcBorders>
+          <w:top w:val="single" w:color="F79646" w:themeColor="accent6" w:sz="8" w:space="0"/>
+          <w:left w:val="single" w:color="F79646" w:themeColor="accent6" w:sz="8" w:space="0"/>
+          <w:bottom w:val="single" w:color="F79646" w:themeColor="accent6" w:sz="8" w:space="0"/>
+          <w:right w:val="single" w:color="F79646" w:themeColor="accent6" w:sz="8" w:space="0"/>
         </w:tcBorders>
       </w:tcPr>
     </w:tblStylePr>
@@ -8886,10 +8846,10 @@
       <w:tblPr/>
       <w:tcPr>
         <w:tcBorders>
-          <w:top w:val="single" w:sz="8" w:space="0" w:color="F79646" w:themeColor="accent6"/>
-          <w:left w:val="single" w:sz="8" w:space="0" w:color="F79646" w:themeColor="accent6"/>
-          <w:bottom w:val="single" w:sz="8" w:space="0" w:color="F79646" w:themeColor="accent6"/>
-          <w:right w:val="single" w:sz="8" w:space="0" w:color="F79646" w:themeColor="accent6"/>
+          <w:top w:val="single" w:color="F79646" w:themeColor="accent6" w:sz="8" w:space="0"/>
+          <w:left w:val="single" w:color="F79646" w:themeColor="accent6" w:sz="8" w:space="0"/>
+          <w:bottom w:val="single" w:color="F79646" w:themeColor="accent6" w:sz="8" w:space="0"/>
+          <w:right w:val="single" w:color="F79646" w:themeColor="accent6" w:sz="8" w:space="0"/>
         </w:tcBorders>
         <w:shd w:val="clear" w:color="auto" w:fill="FDE4D0" w:themeFill="accent6" w:themeFillTint="3F"/>
       </w:tcPr>
@@ -8898,11 +8858,11 @@
       <w:tblPr/>
       <w:tcPr>
         <w:tcBorders>
-          <w:top w:val="single" w:sz="8" w:space="0" w:color="F79646" w:themeColor="accent6"/>
-          <w:left w:val="single" w:sz="8" w:space="0" w:color="F79646" w:themeColor="accent6"/>
-          <w:bottom w:val="single" w:sz="8" w:space="0" w:color="F79646" w:themeColor="accent6"/>
-          <w:right w:val="single" w:sz="8" w:space="0" w:color="F79646" w:themeColor="accent6"/>
-          <w:insideV w:val="single" w:sz="8" w:space="0" w:color="F79646" w:themeColor="accent6"/>
+          <w:top w:val="single" w:color="F79646" w:themeColor="accent6" w:sz="8" w:space="0"/>
+          <w:left w:val="single" w:color="F79646" w:themeColor="accent6" w:sz="8" w:space="0"/>
+          <w:bottom w:val="single" w:color="F79646" w:themeColor="accent6" w:sz="8" w:space="0"/>
+          <w:right w:val="single" w:color="F79646" w:themeColor="accent6" w:sz="8" w:space="0"/>
+          <w:insideV w:val="single" w:color="F79646" w:themeColor="accent6" w:sz="8" w:space="0"/>
         </w:tcBorders>
         <w:shd w:val="clear" w:color="auto" w:fill="FDE4D0" w:themeFill="accent6" w:themeFillTint="3F"/>
       </w:tcPr>
@@ -8911,11 +8871,11 @@
       <w:tblPr/>
       <w:tcPr>
         <w:tcBorders>
-          <w:top w:val="single" w:sz="8" w:space="0" w:color="F79646" w:themeColor="accent6"/>
-          <w:left w:val="single" w:sz="8" w:space="0" w:color="F79646" w:themeColor="accent6"/>
-          <w:bottom w:val="single" w:sz="8" w:space="0" w:color="F79646" w:themeColor="accent6"/>
-          <w:right w:val="single" w:sz="8" w:space="0" w:color="F79646" w:themeColor="accent6"/>
-          <w:insideV w:val="single" w:sz="8" w:space="0" w:color="F79646" w:themeColor="accent6"/>
+          <w:top w:val="single" w:color="F79646" w:themeColor="accent6" w:sz="8" w:space="0"/>
+          <w:left w:val="single" w:color="F79646" w:themeColor="accent6" w:sz="8" w:space="0"/>
+          <w:bottom w:val="single" w:color="F79646" w:themeColor="accent6" w:sz="8" w:space="0"/>
+          <w:right w:val="single" w:color="F79646" w:themeColor="accent6" w:sz="8" w:space="0"/>
+          <w:insideV w:val="single" w:color="F79646" w:themeColor="accent6" w:sz="8" w:space="0"/>
         </w:tcBorders>
       </w:tcPr>
     </w:tblStylePr>
@@ -8933,11 +8893,11 @@
       <w:tblStyleColBandSize w:val="1"/>
       <w:tblInd w:w="0" w:type="dxa"/>
       <w:tblBorders>
-        <w:top w:val="single" w:sz="8" w:space="0" w:color="404040" w:themeColor="text1" w:themeTint="BF"/>
-        <w:left w:val="single" w:sz="8" w:space="0" w:color="404040" w:themeColor="text1" w:themeTint="BF"/>
-        <w:bottom w:val="single" w:sz="8" w:space="0" w:color="404040" w:themeColor="text1" w:themeTint="BF"/>
-        <w:right w:val="single" w:sz="8" w:space="0" w:color="404040" w:themeColor="text1" w:themeTint="BF"/>
-        <w:insideH w:val="single" w:sz="8" w:space="0" w:color="404040" w:themeColor="text1" w:themeTint="BF"/>
+        <w:top w:val="single" w:color="404040" w:themeColor="text1" w:themeTint="BF" w:sz="8" w:space="0"/>
+        <w:left w:val="single" w:color="404040" w:themeColor="text1" w:themeTint="BF" w:sz="8" w:space="0"/>
+        <w:bottom w:val="single" w:color="404040" w:themeColor="text1" w:themeTint="BF" w:sz="8" w:space="0"/>
+        <w:right w:val="single" w:color="404040" w:themeColor="text1" w:themeTint="BF" w:sz="8" w:space="0"/>
+        <w:insideH w:val="single" w:color="404040" w:themeColor="text1" w:themeTint="BF" w:sz="8" w:space="0"/>
       </w:tblBorders>
       <w:tblCellMar>
         <w:top w:w="0" w:type="dxa"/>
@@ -8958,10 +8918,10 @@
       <w:tblPr/>
       <w:tcPr>
         <w:tcBorders>
-          <w:top w:val="single" w:sz="8" w:space="0" w:color="404040" w:themeColor="text1" w:themeTint="BF"/>
-          <w:left w:val="single" w:sz="8" w:space="0" w:color="404040" w:themeColor="text1" w:themeTint="BF"/>
-          <w:bottom w:val="single" w:sz="8" w:space="0" w:color="404040" w:themeColor="text1" w:themeTint="BF"/>
-          <w:right w:val="single" w:sz="8" w:space="0" w:color="404040" w:themeColor="text1" w:themeTint="BF"/>
+          <w:top w:val="single" w:color="404040" w:themeColor="text1" w:themeTint="BF" w:sz="8" w:space="0"/>
+          <w:left w:val="single" w:color="404040" w:themeColor="text1" w:themeTint="BF" w:sz="8" w:space="0"/>
+          <w:bottom w:val="single" w:color="404040" w:themeColor="text1" w:themeTint="BF" w:sz="8" w:space="0"/>
+          <w:right w:val="single" w:color="404040" w:themeColor="text1" w:themeTint="BF" w:sz="8" w:space="0"/>
           <w:insideH w:val="nil"/>
           <w:insideV w:val="nil"/>
         </w:tcBorders>
@@ -8979,10 +8939,10 @@
       <w:tblPr/>
       <w:tcPr>
         <w:tcBorders>
-          <w:top w:val="double" w:sz="6" w:space="0" w:color="404040" w:themeColor="text1" w:themeTint="BF"/>
-          <w:left w:val="single" w:sz="8" w:space="0" w:color="404040" w:themeColor="text1" w:themeTint="BF"/>
-          <w:bottom w:val="single" w:sz="8" w:space="0" w:color="404040" w:themeColor="text1" w:themeTint="BF"/>
-          <w:right w:val="single" w:sz="8" w:space="0" w:color="404040" w:themeColor="text1" w:themeTint="BF"/>
+          <w:top w:val="double" w:color="404040" w:themeColor="text1" w:themeTint="BF" w:sz="6" w:space="0"/>
+          <w:left w:val="single" w:color="404040" w:themeColor="text1" w:themeTint="BF" w:sz="8" w:space="0"/>
+          <w:bottom w:val="single" w:color="404040" w:themeColor="text1" w:themeTint="BF" w:sz="8" w:space="0"/>
+          <w:right w:val="single" w:color="404040" w:themeColor="text1" w:themeTint="BF" w:sz="8" w:space="0"/>
           <w:insideH w:val="nil"/>
           <w:insideV w:val="nil"/>
         </w:tcBorders>
@@ -9039,11 +8999,11 @@
       <w:tblStyleColBandSize w:val="1"/>
       <w:tblInd w:w="0" w:type="dxa"/>
       <w:tblBorders>
-        <w:top w:val="single" w:sz="8" w:space="0" w:color="7BA0CD" w:themeColor="accent1" w:themeTint="BF"/>
-        <w:left w:val="single" w:sz="8" w:space="0" w:color="7BA0CD" w:themeColor="accent1" w:themeTint="BF"/>
-        <w:bottom w:val="single" w:sz="8" w:space="0" w:color="7BA0CD" w:themeColor="accent1" w:themeTint="BF"/>
-        <w:right w:val="single" w:sz="8" w:space="0" w:color="7BA0CD" w:themeColor="accent1" w:themeTint="BF"/>
-        <w:insideH w:val="single" w:sz="8" w:space="0" w:color="7BA0CD" w:themeColor="accent1" w:themeTint="BF"/>
+        <w:top w:val="single" w:color="7BA0CD" w:themeColor="accent1" w:themeTint="BF" w:sz="8" w:space="0"/>
+        <w:left w:val="single" w:color="7BA0CD" w:themeColor="accent1" w:themeTint="BF" w:sz="8" w:space="0"/>
+        <w:bottom w:val="single" w:color="7BA0CD" w:themeColor="accent1" w:themeTint="BF" w:sz="8" w:space="0"/>
+        <w:right w:val="single" w:color="7BA0CD" w:themeColor="accent1" w:themeTint="BF" w:sz="8" w:space="0"/>
+        <w:insideH w:val="single" w:color="7BA0CD" w:themeColor="accent1" w:themeTint="BF" w:sz="8" w:space="0"/>
       </w:tblBorders>
       <w:tblCellMar>
         <w:top w:w="0" w:type="dxa"/>
@@ -9064,10 +9024,10 @@
       <w:tblPr/>
       <w:tcPr>
         <w:tcBorders>
-          <w:top w:val="single" w:sz="8" w:space="0" w:color="7BA0CD" w:themeColor="accent1" w:themeTint="BF"/>
-          <w:left w:val="single" w:sz="8" w:space="0" w:color="7BA0CD" w:themeColor="accent1" w:themeTint="BF"/>
-          <w:bottom w:val="single" w:sz="8" w:space="0" w:color="7BA0CD" w:themeColor="accent1" w:themeTint="BF"/>
-          <w:right w:val="single" w:sz="8" w:space="0" w:color="7BA0CD" w:themeColor="accent1" w:themeTint="BF"/>
+          <w:top w:val="single" w:color="7BA0CD" w:themeColor="accent1" w:themeTint="BF" w:sz="8" w:space="0"/>
+          <w:left w:val="single" w:color="7BA0CD" w:themeColor="accent1" w:themeTint="BF" w:sz="8" w:space="0"/>
+          <w:bottom w:val="single" w:color="7BA0CD" w:themeColor="accent1" w:themeTint="BF" w:sz="8" w:space="0"/>
+          <w:right w:val="single" w:color="7BA0CD" w:themeColor="accent1" w:themeTint="BF" w:sz="8" w:space="0"/>
           <w:insideH w:val="nil"/>
           <w:insideV w:val="nil"/>
         </w:tcBorders>
@@ -9085,10 +9045,10 @@
       <w:tblPr/>
       <w:tcPr>
         <w:tcBorders>
-          <w:top w:val="double" w:sz="6" w:space="0" w:color="7BA0CD" w:themeColor="accent1" w:themeTint="BF"/>
-          <w:left w:val="single" w:sz="8" w:space="0" w:color="7BA0CD" w:themeColor="accent1" w:themeTint="BF"/>
-          <w:bottom w:val="single" w:sz="8" w:space="0" w:color="7BA0CD" w:themeColor="accent1" w:themeTint="BF"/>
-          <w:right w:val="single" w:sz="8" w:space="0" w:color="7BA0CD" w:themeColor="accent1" w:themeTint="BF"/>
+          <w:top w:val="double" w:color="7BA0CD" w:themeColor="accent1" w:themeTint="BF" w:sz="6" w:space="0"/>
+          <w:left w:val="single" w:color="7BA0CD" w:themeColor="accent1" w:themeTint="BF" w:sz="8" w:space="0"/>
+          <w:bottom w:val="single" w:color="7BA0CD" w:themeColor="accent1" w:themeTint="BF" w:sz="8" w:space="0"/>
+          <w:right w:val="single" w:color="7BA0CD" w:themeColor="accent1" w:themeTint="BF" w:sz="8" w:space="0"/>
           <w:insideH w:val="nil"/>
           <w:insideV w:val="nil"/>
         </w:tcBorders>
@@ -9145,11 +9105,11 @@
       <w:tblStyleColBandSize w:val="1"/>
       <w:tblInd w:w="0" w:type="dxa"/>
       <w:tblBorders>
-        <w:top w:val="single" w:sz="8" w:space="0" w:color="CF7B79" w:themeColor="accent2" w:themeTint="BF"/>
-        <w:left w:val="single" w:sz="8" w:space="0" w:color="CF7B79" w:themeColor="accent2" w:themeTint="BF"/>
-        <w:bottom w:val="single" w:sz="8" w:space="0" w:color="CF7B79" w:themeColor="accent2" w:themeTint="BF"/>
-        <w:right w:val="single" w:sz="8" w:space="0" w:color="CF7B79" w:themeColor="accent2" w:themeTint="BF"/>
-        <w:insideH w:val="single" w:sz="8" w:space="0" w:color="CF7B79" w:themeColor="accent2" w:themeTint="BF"/>
+        <w:top w:val="single" w:color="CF7B79" w:themeColor="accent2" w:themeTint="BF" w:sz="8" w:space="0"/>
+        <w:left w:val="single" w:color="CF7B79" w:themeColor="accent2" w:themeTint="BF" w:sz="8" w:space="0"/>
+        <w:bottom w:val="single" w:color="CF7B79" w:themeColor="accent2" w:themeTint="BF" w:sz="8" w:space="0"/>
+        <w:right w:val="single" w:color="CF7B79" w:themeColor="accent2" w:themeTint="BF" w:sz="8" w:space="0"/>
+        <w:insideH w:val="single" w:color="CF7B79" w:themeColor="accent2" w:themeTint="BF" w:sz="8" w:space="0"/>
       </w:tblBorders>
       <w:tblCellMar>
         <w:top w:w="0" w:type="dxa"/>
@@ -9170,10 +9130,10 @@
       <w:tblPr/>
       <w:tcPr>
         <w:tcBorders>
-          <w:top w:val="single" w:sz="8" w:space="0" w:color="CF7B79" w:themeColor="accent2" w:themeTint="BF"/>
-          <w:left w:val="single" w:sz="8" w:space="0" w:color="CF7B79" w:themeColor="accent2" w:themeTint="BF"/>
-          <w:bottom w:val="single" w:sz="8" w:space="0" w:color="CF7B79" w:themeColor="accent2" w:themeTint="BF"/>
-          <w:right w:val="single" w:sz="8" w:space="0" w:color="CF7B79" w:themeColor="accent2" w:themeTint="BF"/>
+          <w:top w:val="single" w:color="CF7B79" w:themeColor="accent2" w:themeTint="BF" w:sz="8" w:space="0"/>
+          <w:left w:val="single" w:color="CF7B79" w:themeColor="accent2" w:themeTint="BF" w:sz="8" w:space="0"/>
+          <w:bottom w:val="single" w:color="CF7B79" w:themeColor="accent2" w:themeTint="BF" w:sz="8" w:space="0"/>
+          <w:right w:val="single" w:color="CF7B79" w:themeColor="accent2" w:themeTint="BF" w:sz="8" w:space="0"/>
           <w:insideH w:val="nil"/>
           <w:insideV w:val="nil"/>
         </w:tcBorders>
@@ -9191,10 +9151,10 @@
       <w:tblPr/>
       <w:tcPr>
         <w:tcBorders>
-          <w:top w:val="double" w:sz="6" w:space="0" w:color="CF7B79" w:themeColor="accent2" w:themeTint="BF"/>
-          <w:left w:val="single" w:sz="8" w:space="0" w:color="CF7B79" w:themeColor="accent2" w:themeTint="BF"/>
-          <w:bottom w:val="single" w:sz="8" w:space="0" w:color="CF7B79" w:themeColor="accent2" w:themeTint="BF"/>
-          <w:right w:val="single" w:sz="8" w:space="0" w:color="CF7B79" w:themeColor="accent2" w:themeTint="BF"/>
+          <w:top w:val="double" w:color="CF7B79" w:themeColor="accent2" w:themeTint="BF" w:sz="6" w:space="0"/>
+          <w:left w:val="single" w:color="CF7B79" w:themeColor="accent2" w:themeTint="BF" w:sz="8" w:space="0"/>
+          <w:bottom w:val="single" w:color="CF7B79" w:themeColor="accent2" w:themeTint="BF" w:sz="8" w:space="0"/>
+          <w:right w:val="single" w:color="CF7B79" w:themeColor="accent2" w:themeTint="BF" w:sz="8" w:space="0"/>
           <w:insideH w:val="nil"/>
           <w:insideV w:val="nil"/>
         </w:tcBorders>
@@ -9251,11 +9211,11 @@
       <w:tblStyleColBandSize w:val="1"/>
       <w:tblInd w:w="0" w:type="dxa"/>
       <w:tblBorders>
-        <w:top w:val="single" w:sz="8" w:space="0" w:color="B3CC82" w:themeColor="accent3" w:themeTint="BF"/>
-        <w:left w:val="single" w:sz="8" w:space="0" w:color="B3CC82" w:themeColor="accent3" w:themeTint="BF"/>
-        <w:bottom w:val="single" w:sz="8" w:space="0" w:color="B3CC82" w:themeColor="accent3" w:themeTint="BF"/>
-        <w:right w:val="single" w:sz="8" w:space="0" w:color="B3CC82" w:themeColor="accent3" w:themeTint="BF"/>
-        <w:insideH w:val="single" w:sz="8" w:space="0" w:color="B3CC82" w:themeColor="accent3" w:themeTint="BF"/>
+        <w:top w:val="single" w:color="B3CC82" w:themeColor="accent3" w:themeTint="BF" w:sz="8" w:space="0"/>
+        <w:left w:val="single" w:color="B3CC82" w:themeColor="accent3" w:themeTint="BF" w:sz="8" w:space="0"/>
+        <w:bottom w:val="single" w:color="B3CC82" w:themeColor="accent3" w:themeTint="BF" w:sz="8" w:space="0"/>
+        <w:right w:val="single" w:color="B3CC82" w:themeColor="accent3" w:themeTint="BF" w:sz="8" w:space="0"/>
+        <w:insideH w:val="single" w:color="B3CC82" w:themeColor="accent3" w:themeTint="BF" w:sz="8" w:space="0"/>
       </w:tblBorders>
       <w:tblCellMar>
         <w:top w:w="0" w:type="dxa"/>
@@ -9276,10 +9236,10 @@
       <w:tblPr/>
       <w:tcPr>
         <w:tcBorders>
-          <w:top w:val="single" w:sz="8" w:space="0" w:color="B3CC82" w:themeColor="accent3" w:themeTint="BF"/>
-          <w:left w:val="single" w:sz="8" w:space="0" w:color="B3CC82" w:themeColor="accent3" w:themeTint="BF"/>
-          <w:bottom w:val="single" w:sz="8" w:space="0" w:color="B3CC82" w:themeColor="accent3" w:themeTint="BF"/>
-          <w:right w:val="single" w:sz="8" w:space="0" w:color="B3CC82" w:themeColor="accent3" w:themeTint="BF"/>
+          <w:top w:val="single" w:color="B3CC82" w:themeColor="accent3" w:themeTint="BF" w:sz="8" w:space="0"/>
+          <w:left w:val="single" w:color="B3CC82" w:themeColor="accent3" w:themeTint="BF" w:sz="8" w:space="0"/>
+          <w:bottom w:val="single" w:color="B3CC82" w:themeColor="accent3" w:themeTint="BF" w:sz="8" w:space="0"/>
+          <w:right w:val="single" w:color="B3CC82" w:themeColor="accent3" w:themeTint="BF" w:sz="8" w:space="0"/>
           <w:insideH w:val="nil"/>
           <w:insideV w:val="nil"/>
         </w:tcBorders>
@@ -9297,10 +9257,10 @@
       <w:tblPr/>
       <w:tcPr>
         <w:tcBorders>
-          <w:top w:val="double" w:sz="6" w:space="0" w:color="B3CC82" w:themeColor="accent3" w:themeTint="BF"/>
-          <w:left w:val="single" w:sz="8" w:space="0" w:color="B3CC82" w:themeColor="accent3" w:themeTint="BF"/>
-          <w:bottom w:val="single" w:sz="8" w:space="0" w:color="B3CC82" w:themeColor="accent3" w:themeTint="BF"/>
-          <w:right w:val="single" w:sz="8" w:space="0" w:color="B3CC82" w:themeColor="accent3" w:themeTint="BF"/>
+          <w:top w:val="double" w:color="B3CC82" w:themeColor="accent3" w:themeTint="BF" w:sz="6" w:space="0"/>
+          <w:left w:val="single" w:color="B3CC82" w:themeColor="accent3" w:themeTint="BF" w:sz="8" w:space="0"/>
+          <w:bottom w:val="single" w:color="B3CC82" w:themeColor="accent3" w:themeTint="BF" w:sz="8" w:space="0"/>
+          <w:right w:val="single" w:color="B3CC82" w:themeColor="accent3" w:themeTint="BF" w:sz="8" w:space="0"/>
           <w:insideH w:val="nil"/>
           <w:insideV w:val="nil"/>
         </w:tcBorders>
@@ -9357,11 +9317,11 @@
       <w:tblStyleColBandSize w:val="1"/>
       <w:tblInd w:w="0" w:type="dxa"/>
       <w:tblBorders>
-        <w:top w:val="single" w:sz="8" w:space="0" w:color="9F8AB9" w:themeColor="accent4" w:themeTint="BF"/>
-        <w:left w:val="single" w:sz="8" w:space="0" w:color="9F8AB9" w:themeColor="accent4" w:themeTint="BF"/>
-        <w:bottom w:val="single" w:sz="8" w:space="0" w:color="9F8AB9" w:themeColor="accent4" w:themeTint="BF"/>
-        <w:right w:val="single" w:sz="8" w:space="0" w:color="9F8AB9" w:themeColor="accent4" w:themeTint="BF"/>
-        <w:insideH w:val="single" w:sz="8" w:space="0" w:color="9F8AB9" w:themeColor="accent4" w:themeTint="BF"/>
+        <w:top w:val="single" w:color="9F8AB9" w:themeColor="accent4" w:themeTint="BF" w:sz="8" w:space="0"/>
+        <w:left w:val="single" w:color="9F8AB9" w:themeColor="accent4" w:themeTint="BF" w:sz="8" w:space="0"/>
+        <w:bottom w:val="single" w:color="9F8AB9" w:themeColor="accent4" w:themeTint="BF" w:sz="8" w:space="0"/>
+        <w:right w:val="single" w:color="9F8AB9" w:themeColor="accent4" w:themeTint="BF" w:sz="8" w:space="0"/>
+        <w:insideH w:val="single" w:color="9F8AB9" w:themeColor="accent4" w:themeTint="BF" w:sz="8" w:space="0"/>
       </w:tblBorders>
       <w:tblCellMar>
         <w:top w:w="0" w:type="dxa"/>
@@ -9382,10 +9342,10 @@
       <w:tblPr/>
       <w:tcPr>
         <w:tcBorders>
-          <w:top w:val="single" w:sz="8" w:space="0" w:color="9F8AB9" w:themeColor="accent4" w:themeTint="BF"/>
-          <w:left w:val="single" w:sz="8" w:space="0" w:color="9F8AB9" w:themeColor="accent4" w:themeTint="BF"/>
-          <w:bottom w:val="single" w:sz="8" w:space="0" w:color="9F8AB9" w:themeColor="accent4" w:themeTint="BF"/>
-          <w:right w:val="single" w:sz="8" w:space="0" w:color="9F8AB9" w:themeColor="accent4" w:themeTint="BF"/>
+          <w:top w:val="single" w:color="9F8AB9" w:themeColor="accent4" w:themeTint="BF" w:sz="8" w:space="0"/>
+          <w:left w:val="single" w:color="9F8AB9" w:themeColor="accent4" w:themeTint="BF" w:sz="8" w:space="0"/>
+          <w:bottom w:val="single" w:color="9F8AB9" w:themeColor="accent4" w:themeTint="BF" w:sz="8" w:space="0"/>
+          <w:right w:val="single" w:color="9F8AB9" w:themeColor="accent4" w:themeTint="BF" w:sz="8" w:space="0"/>
           <w:insideH w:val="nil"/>
           <w:insideV w:val="nil"/>
         </w:tcBorders>
@@ -9403,10 +9363,10 @@
       <w:tblPr/>
       <w:tcPr>
         <w:tcBorders>
-          <w:top w:val="double" w:sz="6" w:space="0" w:color="9F8AB9" w:themeColor="accent4" w:themeTint="BF"/>
-          <w:left w:val="single" w:sz="8" w:space="0" w:color="9F8AB9" w:themeColor="accent4" w:themeTint="BF"/>
-          <w:bottom w:val="single" w:sz="8" w:space="0" w:color="9F8AB9" w:themeColor="accent4" w:themeTint="BF"/>
-          <w:right w:val="single" w:sz="8" w:space="0" w:color="9F8AB9" w:themeColor="accent4" w:themeTint="BF"/>
+          <w:top w:val="double" w:color="9F8AB9" w:themeColor="accent4" w:themeTint="BF" w:sz="6" w:space="0"/>
+          <w:left w:val="single" w:color="9F8AB9" w:themeColor="accent4" w:themeTint="BF" w:sz="8" w:space="0"/>
+          <w:bottom w:val="single" w:color="9F8AB9" w:themeColor="accent4" w:themeTint="BF" w:sz="8" w:space="0"/>
+          <w:right w:val="single" w:color="9F8AB9" w:themeColor="accent4" w:themeTint="BF" w:sz="8" w:space="0"/>
           <w:insideH w:val="nil"/>
           <w:insideV w:val="nil"/>
         </w:tcBorders>
@@ -9463,11 +9423,11 @@
       <w:tblStyleColBandSize w:val="1"/>
       <w:tblInd w:w="0" w:type="dxa"/>
       <w:tblBorders>
-        <w:top w:val="single" w:sz="8" w:space="0" w:color="78C0D4" w:themeColor="accent5" w:themeTint="BF"/>
-        <w:left w:val="single" w:sz="8" w:space="0" w:color="78C0D4" w:themeColor="accent5" w:themeTint="BF"/>
-        <w:bottom w:val="single" w:sz="8" w:space="0" w:color="78C0D4" w:themeColor="accent5" w:themeTint="BF"/>
-        <w:right w:val="single" w:sz="8" w:space="0" w:color="78C0D4" w:themeColor="accent5" w:themeTint="BF"/>
-        <w:insideH w:val="single" w:sz="8" w:space="0" w:color="78C0D4" w:themeColor="accent5" w:themeTint="BF"/>
+        <w:top w:val="single" w:color="78C0D4" w:themeColor="accent5" w:themeTint="BF" w:sz="8" w:space="0"/>
+        <w:left w:val="single" w:color="78C0D4" w:themeColor="accent5" w:themeTint="BF" w:sz="8" w:space="0"/>
+        <w:bottom w:val="single" w:color="78C0D4" w:themeColor="accent5" w:themeTint="BF" w:sz="8" w:space="0"/>
+        <w:right w:val="single" w:color="78C0D4" w:themeColor="accent5" w:themeTint="BF" w:sz="8" w:space="0"/>
+        <w:insideH w:val="single" w:color="78C0D4" w:themeColor="accent5" w:themeTint="BF" w:sz="8" w:space="0"/>
       </w:tblBorders>
       <w:tblCellMar>
         <w:top w:w="0" w:type="dxa"/>
@@ -9488,10 +9448,10 @@
       <w:tblPr/>
       <w:tcPr>
         <w:tcBorders>
-          <w:top w:val="single" w:sz="8" w:space="0" w:color="78C0D4" w:themeColor="accent5" w:themeTint="BF"/>
-          <w:left w:val="single" w:sz="8" w:space="0" w:color="78C0D4" w:themeColor="accent5" w:themeTint="BF"/>
-          <w:bottom w:val="single" w:sz="8" w:space="0" w:color="78C0D4" w:themeColor="accent5" w:themeTint="BF"/>
-          <w:right w:val="single" w:sz="8" w:space="0" w:color="78C0D4" w:themeColor="accent5" w:themeTint="BF"/>
+          <w:top w:val="single" w:color="78C0D4" w:themeColor="accent5" w:themeTint="BF" w:sz="8" w:space="0"/>
+          <w:left w:val="single" w:color="78C0D4" w:themeColor="accent5" w:themeTint="BF" w:sz="8" w:space="0"/>
+          <w:bottom w:val="single" w:color="78C0D4" w:themeColor="accent5" w:themeTint="BF" w:sz="8" w:space="0"/>
+          <w:right w:val="single" w:color="78C0D4" w:themeColor="accent5" w:themeTint="BF" w:sz="8" w:space="0"/>
           <w:insideH w:val="nil"/>
           <w:insideV w:val="nil"/>
         </w:tcBorders>
@@ -9509,10 +9469,10 @@
       <w:tblPr/>
       <w:tcPr>
         <w:tcBorders>
-          <w:top w:val="double" w:sz="6" w:space="0" w:color="78C0D4" w:themeColor="accent5" w:themeTint="BF"/>
-          <w:left w:val="single" w:sz="8" w:space="0" w:color="78C0D4" w:themeColor="accent5" w:themeTint="BF"/>
-          <w:bottom w:val="single" w:sz="8" w:space="0" w:color="78C0D4" w:themeColor="accent5" w:themeTint="BF"/>
-          <w:right w:val="single" w:sz="8" w:space="0" w:color="78C0D4" w:themeColor="accent5" w:themeTint="BF"/>
+          <w:top w:val="double" w:color="78C0D4" w:themeColor="accent5" w:themeTint="BF" w:sz="6" w:space="0"/>
+          <w:left w:val="single" w:color="78C0D4" w:themeColor="accent5" w:themeTint="BF" w:sz="8" w:space="0"/>
+          <w:bottom w:val="single" w:color="78C0D4" w:themeColor="accent5" w:themeTint="BF" w:sz="8" w:space="0"/>
+          <w:right w:val="single" w:color="78C0D4" w:themeColor="accent5" w:themeTint="BF" w:sz="8" w:space="0"/>
           <w:insideH w:val="nil"/>
           <w:insideV w:val="nil"/>
         </w:tcBorders>
@@ -9569,11 +9529,11 @@
       <w:tblStyleColBandSize w:val="1"/>
       <w:tblInd w:w="0" w:type="dxa"/>
       <w:tblBorders>
-        <w:top w:val="single" w:sz="8" w:space="0" w:color="F9B074" w:themeColor="accent6" w:themeTint="BF"/>
-        <w:left w:val="single" w:sz="8" w:space="0" w:color="F9B074" w:themeColor="accent6" w:themeTint="BF"/>
-        <w:bottom w:val="single" w:sz="8" w:space="0" w:color="F9B074" w:themeColor="accent6" w:themeTint="BF"/>
-        <w:right w:val="single" w:sz="8" w:space="0" w:color="F9B074" w:themeColor="accent6" w:themeTint="BF"/>
-        <w:insideH w:val="single" w:sz="8" w:space="0" w:color="F9B074" w:themeColor="accent6" w:themeTint="BF"/>
+        <w:top w:val="single" w:color="F9B074" w:themeColor="accent6" w:themeTint="BF" w:sz="8" w:space="0"/>
+        <w:left w:val="single" w:color="F9B074" w:themeColor="accent6" w:themeTint="BF" w:sz="8" w:space="0"/>
+        <w:bottom w:val="single" w:color="F9B074" w:themeColor="accent6" w:themeTint="BF" w:sz="8" w:space="0"/>
+        <w:right w:val="single" w:color="F9B074" w:themeColor="accent6" w:themeTint="BF" w:sz="8" w:space="0"/>
+        <w:insideH w:val="single" w:color="F9B074" w:themeColor="accent6" w:themeTint="BF" w:sz="8" w:space="0"/>
       </w:tblBorders>
       <w:tblCellMar>
         <w:top w:w="0" w:type="dxa"/>
@@ -9594,10 +9554,10 @@
       <w:tblPr/>
       <w:tcPr>
         <w:tcBorders>
-          <w:top w:val="single" w:sz="8" w:space="0" w:color="F9B074" w:themeColor="accent6" w:themeTint="BF"/>
-          <w:left w:val="single" w:sz="8" w:space="0" w:color="F9B074" w:themeColor="accent6" w:themeTint="BF"/>
-          <w:bottom w:val="single" w:sz="8" w:space="0" w:color="F9B074" w:themeColor="accent6" w:themeTint="BF"/>
-          <w:right w:val="single" w:sz="8" w:space="0" w:color="F9B074" w:themeColor="accent6" w:themeTint="BF"/>
+          <w:top w:val="single" w:color="F9B074" w:themeColor="accent6" w:themeTint="BF" w:sz="8" w:space="0"/>
+          <w:left w:val="single" w:color="F9B074" w:themeColor="accent6" w:themeTint="BF" w:sz="8" w:space="0"/>
+          <w:bottom w:val="single" w:color="F9B074" w:themeColor="accent6" w:themeTint="BF" w:sz="8" w:space="0"/>
+          <w:right w:val="single" w:color="F9B074" w:themeColor="accent6" w:themeTint="BF" w:sz="8" w:space="0"/>
           <w:insideH w:val="nil"/>
           <w:insideV w:val="nil"/>
         </w:tcBorders>
@@ -9615,10 +9575,10 @@
       <w:tblPr/>
       <w:tcPr>
         <w:tcBorders>
-          <w:top w:val="double" w:sz="6" w:space="0" w:color="F9B074" w:themeColor="accent6" w:themeTint="BF"/>
-          <w:left w:val="single" w:sz="8" w:space="0" w:color="F9B074" w:themeColor="accent6" w:themeTint="BF"/>
-          <w:bottom w:val="single" w:sz="8" w:space="0" w:color="F9B074" w:themeColor="accent6" w:themeTint="BF"/>
-          <w:right w:val="single" w:sz="8" w:space="0" w:color="F9B074" w:themeColor="accent6" w:themeTint="BF"/>
+          <w:top w:val="double" w:color="F9B074" w:themeColor="accent6" w:themeTint="BF" w:sz="6" w:space="0"/>
+          <w:left w:val="single" w:color="F9B074" w:themeColor="accent6" w:themeTint="BF" w:sz="8" w:space="0"/>
+          <w:bottom w:val="single" w:color="F9B074" w:themeColor="accent6" w:themeTint="BF" w:sz="8" w:space="0"/>
+          <w:right w:val="single" w:color="F9B074" w:themeColor="accent6" w:themeTint="BF" w:sz="8" w:space="0"/>
           <w:insideH w:val="nil"/>
           <w:insideV w:val="nil"/>
         </w:tcBorders>
@@ -9675,8 +9635,8 @@
       <w:tblStyleColBandSize w:val="1"/>
       <w:tblInd w:w="0" w:type="dxa"/>
       <w:tblBorders>
-        <w:top w:val="single" w:sz="18" w:space="0" w:color="auto"/>
-        <w:bottom w:val="single" w:sz="18" w:space="0" w:color="auto"/>
+        <w:top w:val="single" w:color="auto" w:sz="18" w:space="0"/>
+        <w:bottom w:val="single" w:color="auto" w:sz="18" w:space="0"/>
       </w:tblBorders>
       <w:tblCellMar>
         <w:top w:w="0" w:type="dxa"/>
@@ -9697,9 +9657,9 @@
       <w:tblPr/>
       <w:tcPr>
         <w:tcBorders>
-          <w:top w:val="single" w:sz="18" w:space="0" w:color="auto"/>
-          <w:left w:val="nil"/>
-          <w:bottom w:val="single" w:sz="18" w:space="0" w:color="auto"/>
+          <w:top w:val="single" w:color="auto" w:sz="18" w:space="0"/>
+          <w:left w:val="nil"/>
+          <w:bottom w:val="single" w:color="auto" w:sz="18" w:space="0"/>
           <w:right w:val="nil"/>
           <w:insideH w:val="nil"/>
           <w:insideV w:val="nil"/>
@@ -9717,9 +9677,9 @@
       <w:tblPr/>
       <w:tcPr>
         <w:tcBorders>
-          <w:top w:val="double" w:sz="6" w:space="0" w:color="auto"/>
-          <w:left w:val="nil"/>
-          <w:bottom w:val="single" w:sz="18" w:space="0" w:color="auto"/>
+          <w:top w:val="double" w:color="auto" w:sz="6" w:space="0"/>
+          <w:left w:val="nil"/>
+          <w:bottom w:val="single" w:color="auto" w:sz="18" w:space="0"/>
           <w:right w:val="nil"/>
           <w:insideH w:val="nil"/>
           <w:insideV w:val="nil"/>
@@ -9738,7 +9698,7 @@
         <w:tcBorders>
           <w:top w:val="nil"/>
           <w:left w:val="nil"/>
-          <w:bottom w:val="single" w:sz="18" w:space="0" w:color="auto"/>
+          <w:bottom w:val="single" w:color="auto" w:sz="18" w:space="0"/>
           <w:right w:val="nil"/>
           <w:insideH w:val="nil"/>
           <w:insideV w:val="nil"/>
@@ -9785,9 +9745,9 @@
       <w:tblPr/>
       <w:tcPr>
         <w:tcBorders>
-          <w:top w:val="single" w:sz="18" w:space="0" w:color="auto"/>
-          <w:left w:val="nil"/>
-          <w:bottom w:val="single" w:sz="18" w:space="0" w:color="auto"/>
+          <w:top w:val="single" w:color="auto" w:sz="18" w:space="0"/>
+          <w:left w:val="nil"/>
+          <w:bottom w:val="single" w:color="auto" w:sz="18" w:space="0"/>
           <w:right w:val="nil"/>
           <w:insideH w:val="nil"/>
           <w:insideV w:val="nil"/>
@@ -9801,9 +9761,9 @@
       <w:tblPr/>
       <w:tcPr>
         <w:tcBorders>
-          <w:top w:val="single" w:sz="18" w:space="0" w:color="auto"/>
-          <w:left w:val="nil"/>
-          <w:bottom w:val="single" w:sz="18" w:space="0" w:color="auto"/>
+          <w:top w:val="single" w:color="auto" w:sz="18" w:space="0"/>
+          <w:left w:val="nil"/>
+          <w:bottom w:val="single" w:color="auto" w:sz="18" w:space="0"/>
           <w:right w:val="nil"/>
           <w:insideH w:val="nil"/>
           <w:insideV w:val="nil"/>
@@ -9824,8 +9784,8 @@
       <w:tblStyleColBandSize w:val="1"/>
       <w:tblInd w:w="0" w:type="dxa"/>
       <w:tblBorders>
-        <w:top w:val="single" w:sz="18" w:space="0" w:color="auto"/>
-        <w:bottom w:val="single" w:sz="18" w:space="0" w:color="auto"/>
+        <w:top w:val="single" w:color="auto" w:sz="18" w:space="0"/>
+        <w:bottom w:val="single" w:color="auto" w:sz="18" w:space="0"/>
       </w:tblBorders>
       <w:tblCellMar>
         <w:top w:w="0" w:type="dxa"/>
@@ -9846,9 +9806,9 @@
       <w:tblPr/>
       <w:tcPr>
         <w:tcBorders>
-          <w:top w:val="single" w:sz="18" w:space="0" w:color="auto"/>
-          <w:left w:val="nil"/>
-          <w:bottom w:val="single" w:sz="18" w:space="0" w:color="auto"/>
+          <w:top w:val="single" w:color="auto" w:sz="18" w:space="0"/>
+          <w:left w:val="nil"/>
+          <w:bottom w:val="single" w:color="auto" w:sz="18" w:space="0"/>
           <w:right w:val="nil"/>
           <w:insideH w:val="nil"/>
           <w:insideV w:val="nil"/>
@@ -9866,9 +9826,9 @@
       <w:tblPr/>
       <w:tcPr>
         <w:tcBorders>
-          <w:top w:val="double" w:sz="6" w:space="0" w:color="auto"/>
-          <w:left w:val="nil"/>
-          <w:bottom w:val="single" w:sz="18" w:space="0" w:color="auto"/>
+          <w:top w:val="double" w:color="auto" w:sz="6" w:space="0"/>
+          <w:left w:val="nil"/>
+          <w:bottom w:val="single" w:color="auto" w:sz="18" w:space="0"/>
           <w:right w:val="nil"/>
           <w:insideH w:val="nil"/>
           <w:insideV w:val="nil"/>
@@ -9887,7 +9847,7 @@
         <w:tcBorders>
           <w:top w:val="nil"/>
           <w:left w:val="nil"/>
-          <w:bottom w:val="single" w:sz="18" w:space="0" w:color="auto"/>
+          <w:bottom w:val="single" w:color="auto" w:sz="18" w:space="0"/>
           <w:right w:val="nil"/>
           <w:insideH w:val="nil"/>
           <w:insideV w:val="nil"/>
@@ -9934,9 +9894,9 @@
       <w:tblPr/>
       <w:tcPr>
         <w:tcBorders>
-          <w:top w:val="single" w:sz="18" w:space="0" w:color="auto"/>
-          <w:left w:val="nil"/>
-          <w:bottom w:val="single" w:sz="18" w:space="0" w:color="auto"/>
+          <w:top w:val="single" w:color="auto" w:sz="18" w:space="0"/>
+          <w:left w:val="nil"/>
+          <w:bottom w:val="single" w:color="auto" w:sz="18" w:space="0"/>
           <w:right w:val="nil"/>
           <w:insideH w:val="nil"/>
           <w:insideV w:val="nil"/>
@@ -9950,9 +9910,9 @@
       <w:tblPr/>
       <w:tcPr>
         <w:tcBorders>
-          <w:top w:val="single" w:sz="18" w:space="0" w:color="auto"/>
-          <w:left w:val="nil"/>
-          <w:bottom w:val="single" w:sz="18" w:space="0" w:color="auto"/>
+          <w:top w:val="single" w:color="auto" w:sz="18" w:space="0"/>
+          <w:left w:val="nil"/>
+          <w:bottom w:val="single" w:color="auto" w:sz="18" w:space="0"/>
           <w:right w:val="nil"/>
           <w:insideH w:val="nil"/>
           <w:insideV w:val="nil"/>
@@ -9973,8 +9933,8 @@
       <w:tblStyleColBandSize w:val="1"/>
       <w:tblInd w:w="0" w:type="dxa"/>
       <w:tblBorders>
-        <w:top w:val="single" w:sz="18" w:space="0" w:color="auto"/>
-        <w:bottom w:val="single" w:sz="18" w:space="0" w:color="auto"/>
+        <w:top w:val="single" w:color="auto" w:sz="18" w:space="0"/>
+        <w:bottom w:val="single" w:color="auto" w:sz="18" w:space="0"/>
       </w:tblBorders>
       <w:tblCellMar>
         <w:top w:w="0" w:type="dxa"/>
@@ -9995,9 +9955,9 @@
       <w:tblPr/>
       <w:tcPr>
         <w:tcBorders>
-          <w:top w:val="single" w:sz="18" w:space="0" w:color="auto"/>
-          <w:left w:val="nil"/>
-          <w:bottom w:val="single" w:sz="18" w:space="0" w:color="auto"/>
+          <w:top w:val="single" w:color="auto" w:sz="18" w:space="0"/>
+          <w:left w:val="nil"/>
+          <w:bottom w:val="single" w:color="auto" w:sz="18" w:space="0"/>
           <w:right w:val="nil"/>
           <w:insideH w:val="nil"/>
           <w:insideV w:val="nil"/>
@@ -10015,9 +9975,9 @@
       <w:tblPr/>
       <w:tcPr>
         <w:tcBorders>
-          <w:top w:val="double" w:sz="6" w:space="0" w:color="auto"/>
-          <w:left w:val="nil"/>
-          <w:bottom w:val="single" w:sz="18" w:space="0" w:color="auto"/>
+          <w:top w:val="double" w:color="auto" w:sz="6" w:space="0"/>
+          <w:left w:val="nil"/>
+          <w:bottom w:val="single" w:color="auto" w:sz="18" w:space="0"/>
           <w:right w:val="nil"/>
           <w:insideH w:val="nil"/>
           <w:insideV w:val="nil"/>
@@ -10036,7 +9996,7 @@
         <w:tcBorders>
           <w:top w:val="nil"/>
           <w:left w:val="nil"/>
-          <w:bottom w:val="single" w:sz="18" w:space="0" w:color="auto"/>
+          <w:bottom w:val="single" w:color="auto" w:sz="18" w:space="0"/>
           <w:right w:val="nil"/>
           <w:insideH w:val="nil"/>
           <w:insideV w:val="nil"/>
@@ -10083,9 +10043,9 @@
       <w:tblPr/>
       <w:tcPr>
         <w:tcBorders>
-          <w:top w:val="single" w:sz="18" w:space="0" w:color="auto"/>
-          <w:left w:val="nil"/>
-          <w:bottom w:val="single" w:sz="18" w:space="0" w:color="auto"/>
+          <w:top w:val="single" w:color="auto" w:sz="18" w:space="0"/>
+          <w:left w:val="nil"/>
+          <w:bottom w:val="single" w:color="auto" w:sz="18" w:space="0"/>
           <w:right w:val="nil"/>
           <w:insideH w:val="nil"/>
           <w:insideV w:val="nil"/>
@@ -10099,9 +10059,9 @@
       <w:tblPr/>
       <w:tcPr>
         <w:tcBorders>
-          <w:top w:val="single" w:sz="18" w:space="0" w:color="auto"/>
-          <w:left w:val="nil"/>
-          <w:bottom w:val="single" w:sz="18" w:space="0" w:color="auto"/>
+          <w:top w:val="single" w:color="auto" w:sz="18" w:space="0"/>
+          <w:left w:val="nil"/>
+          <w:bottom w:val="single" w:color="auto" w:sz="18" w:space="0"/>
           <w:right w:val="nil"/>
           <w:insideH w:val="nil"/>
           <w:insideV w:val="nil"/>
@@ -10122,8 +10082,8 @@
       <w:tblStyleColBandSize w:val="1"/>
       <w:tblInd w:w="0" w:type="dxa"/>
       <w:tblBorders>
-        <w:top w:val="single" w:sz="18" w:space="0" w:color="auto"/>
-        <w:bottom w:val="single" w:sz="18" w:space="0" w:color="auto"/>
+        <w:top w:val="single" w:color="auto" w:sz="18" w:space="0"/>
+        <w:bottom w:val="single" w:color="auto" w:sz="18" w:space="0"/>
       </w:tblBorders>
       <w:tblCellMar>
         <w:top w:w="0" w:type="dxa"/>
@@ -10144,9 +10104,9 @@
       <w:tblPr/>
       <w:tcPr>
         <w:tcBorders>
-          <w:top w:val="single" w:sz="18" w:space="0" w:color="auto"/>
-          <w:left w:val="nil"/>
-          <w:bottom w:val="single" w:sz="18" w:space="0" w:color="auto"/>
+          <w:top w:val="single" w:color="auto" w:sz="18" w:space="0"/>
+          <w:left w:val="nil"/>
+          <w:bottom w:val="single" w:color="auto" w:sz="18" w:space="0"/>
           <w:right w:val="nil"/>
           <w:insideH w:val="nil"/>
           <w:insideV w:val="nil"/>
@@ -10164,9 +10124,9 @@
       <w:tblPr/>
       <w:tcPr>
         <w:tcBorders>
-          <w:top w:val="double" w:sz="6" w:space="0" w:color="auto"/>
-          <w:left w:val="nil"/>
-          <w:bottom w:val="single" w:sz="18" w:space="0" w:color="auto"/>
+          <w:top w:val="double" w:color="auto" w:sz="6" w:space="0"/>
+          <w:left w:val="nil"/>
+          <w:bottom w:val="single" w:color="auto" w:sz="18" w:space="0"/>
           <w:right w:val="nil"/>
           <w:insideH w:val="nil"/>
           <w:insideV w:val="nil"/>
@@ -10185,7 +10145,7 @@
         <w:tcBorders>
           <w:top w:val="nil"/>
           <w:left w:val="nil"/>
-          <w:bottom w:val="single" w:sz="18" w:space="0" w:color="auto"/>
+          <w:bottom w:val="single" w:color="auto" w:sz="18" w:space="0"/>
           <w:right w:val="nil"/>
           <w:insideH w:val="nil"/>
           <w:insideV w:val="nil"/>
@@ -10232,9 +10192,9 @@
       <w:tblPr/>
       <w:tcPr>
         <w:tcBorders>
-          <w:top w:val="single" w:sz="18" w:space="0" w:color="auto"/>
-          <w:left w:val="nil"/>
-          <w:bottom w:val="single" w:sz="18" w:space="0" w:color="auto"/>
+          <w:top w:val="single" w:color="auto" w:sz="18" w:space="0"/>
+          <w:left w:val="nil"/>
+          <w:bottom w:val="single" w:color="auto" w:sz="18" w:space="0"/>
           <w:right w:val="nil"/>
           <w:insideH w:val="nil"/>
           <w:insideV w:val="nil"/>
@@ -10248,9 +10208,9 @@
       <w:tblPr/>
       <w:tcPr>
         <w:tcBorders>
-          <w:top w:val="single" w:sz="18" w:space="0" w:color="auto"/>
-          <w:left w:val="nil"/>
-          <w:bottom w:val="single" w:sz="18" w:space="0" w:color="auto"/>
+          <w:top w:val="single" w:color="auto" w:sz="18" w:space="0"/>
+          <w:left w:val="nil"/>
+          <w:bottom w:val="single" w:color="auto" w:sz="18" w:space="0"/>
           <w:right w:val="nil"/>
           <w:insideH w:val="nil"/>
           <w:insideV w:val="nil"/>
@@ -10271,8 +10231,8 @@
       <w:tblStyleColBandSize w:val="1"/>
       <w:tblInd w:w="0" w:type="dxa"/>
       <w:tblBorders>
-        <w:top w:val="single" w:sz="18" w:space="0" w:color="auto"/>
-        <w:bottom w:val="single" w:sz="18" w:space="0" w:color="auto"/>
+        <w:top w:val="single" w:color="auto" w:sz="18" w:space="0"/>
+        <w:bottom w:val="single" w:color="auto" w:sz="18" w:space="0"/>
       </w:tblBorders>
       <w:tblCellMar>
         <w:top w:w="0" w:type="dxa"/>
@@ -10293,9 +10253,9 @@
       <w:tblPr/>
       <w:tcPr>
         <w:tcBorders>
-          <w:top w:val="single" w:sz="18" w:space="0" w:color="auto"/>
-          <w:left w:val="nil"/>
-          <w:bottom w:val="single" w:sz="18" w:space="0" w:color="auto"/>
+          <w:top w:val="single" w:color="auto" w:sz="18" w:space="0"/>
+          <w:left w:val="nil"/>
+          <w:bottom w:val="single" w:color="auto" w:sz="18" w:space="0"/>
           <w:right w:val="nil"/>
           <w:insideH w:val="nil"/>
           <w:insideV w:val="nil"/>
@@ -10313,9 +10273,9 @@
       <w:tblPr/>
       <w:tcPr>
         <w:tcBorders>
-          <w:top w:val="double" w:sz="6" w:space="0" w:color="auto"/>
-          <w:left w:val="nil"/>
-          <w:bottom w:val="single" w:sz="18" w:space="0" w:color="auto"/>
+          <w:top w:val="double" w:color="auto" w:sz="6" w:space="0"/>
+          <w:left w:val="nil"/>
+          <w:bottom w:val="single" w:color="auto" w:sz="18" w:space="0"/>
           <w:right w:val="nil"/>
           <w:insideH w:val="nil"/>
           <w:insideV w:val="nil"/>
@@ -10334,7 +10294,7 @@
         <w:tcBorders>
           <w:top w:val="nil"/>
           <w:left w:val="nil"/>
-          <w:bottom w:val="single" w:sz="18" w:space="0" w:color="auto"/>
+          <w:bottom w:val="single" w:color="auto" w:sz="18" w:space="0"/>
           <w:right w:val="nil"/>
           <w:insideH w:val="nil"/>
           <w:insideV w:val="nil"/>
@@ -10381,9 +10341,9 @@
       <w:tblPr/>
       <w:tcPr>
         <w:tcBorders>
-          <w:top w:val="single" w:sz="18" w:space="0" w:color="auto"/>
-          <w:left w:val="nil"/>
-          <w:bottom w:val="single" w:sz="18" w:space="0" w:color="auto"/>
+          <w:top w:val="single" w:color="auto" w:sz="18" w:space="0"/>
+          <w:left w:val="nil"/>
+          <w:bottom w:val="single" w:color="auto" w:sz="18" w:space="0"/>
           <w:right w:val="nil"/>
           <w:insideH w:val="nil"/>
           <w:insideV w:val="nil"/>
@@ -10397,9 +10357,9 @@
       <w:tblPr/>
       <w:tcPr>
         <w:tcBorders>
-          <w:top w:val="single" w:sz="18" w:space="0" w:color="auto"/>
-          <w:left w:val="nil"/>
-          <w:bottom w:val="single" w:sz="18" w:space="0" w:color="auto"/>
+          <w:top w:val="single" w:color="auto" w:sz="18" w:space="0"/>
+          <w:left w:val="nil"/>
+          <w:bottom w:val="single" w:color="auto" w:sz="18" w:space="0"/>
           <w:right w:val="nil"/>
           <w:insideH w:val="nil"/>
           <w:insideV w:val="nil"/>
@@ -10420,8 +10380,8 @@
       <w:tblStyleColBandSize w:val="1"/>
       <w:tblInd w:w="0" w:type="dxa"/>
       <w:tblBorders>
-        <w:top w:val="single" w:sz="18" w:space="0" w:color="auto"/>
-        <w:bottom w:val="single" w:sz="18" w:space="0" w:color="auto"/>
+        <w:top w:val="single" w:color="auto" w:sz="18" w:space="0"/>
+        <w:bottom w:val="single" w:color="auto" w:sz="18" w:space="0"/>
       </w:tblBorders>
       <w:tblCellMar>
         <w:top w:w="0" w:type="dxa"/>
@@ -10442,9 +10402,9 @@
       <w:tblPr/>
       <w:tcPr>
         <w:tcBorders>
-          <w:top w:val="single" w:sz="18" w:space="0" w:color="auto"/>
-          <w:left w:val="nil"/>
-          <w:bottom w:val="single" w:sz="18" w:space="0" w:color="auto"/>
+          <w:top w:val="single" w:color="auto" w:sz="18" w:space="0"/>
+          <w:left w:val="nil"/>
+          <w:bottom w:val="single" w:color="auto" w:sz="18" w:space="0"/>
           <w:right w:val="nil"/>
           <w:insideH w:val="nil"/>
           <w:insideV w:val="nil"/>
@@ -10462,9 +10422,9 @@
       <w:tblPr/>
       <w:tcPr>
         <w:tcBorders>
-          <w:top w:val="double" w:sz="6" w:space="0" w:color="auto"/>
-          <w:left w:val="nil"/>
-          <w:bottom w:val="single" w:sz="18" w:space="0" w:color="auto"/>
+          <w:top w:val="double" w:color="auto" w:sz="6" w:space="0"/>
+          <w:left w:val="nil"/>
+          <w:bottom w:val="single" w:color="auto" w:sz="18" w:space="0"/>
           <w:right w:val="nil"/>
           <w:insideH w:val="nil"/>
           <w:insideV w:val="nil"/>
@@ -10483,7 +10443,7 @@
         <w:tcBorders>
           <w:top w:val="nil"/>
           <w:left w:val="nil"/>
-          <w:bottom w:val="single" w:sz="18" w:space="0" w:color="auto"/>
+          <w:bottom w:val="single" w:color="auto" w:sz="18" w:space="0"/>
           <w:right w:val="nil"/>
           <w:insideH w:val="nil"/>
           <w:insideV w:val="nil"/>
@@ -10530,9 +10490,9 @@
       <w:tblPr/>
       <w:tcPr>
         <w:tcBorders>
-          <w:top w:val="single" w:sz="18" w:space="0" w:color="auto"/>
-          <w:left w:val="nil"/>
-          <w:bottom w:val="single" w:sz="18" w:space="0" w:color="auto"/>
+          <w:top w:val="single" w:color="auto" w:sz="18" w:space="0"/>
+          <w:left w:val="nil"/>
+          <w:bottom w:val="single" w:color="auto" w:sz="18" w:space="0"/>
           <w:right w:val="nil"/>
           <w:insideH w:val="nil"/>
           <w:insideV w:val="nil"/>
@@ -10546,9 +10506,9 @@
       <w:tblPr/>
       <w:tcPr>
         <w:tcBorders>
-          <w:top w:val="single" w:sz="18" w:space="0" w:color="auto"/>
-          <w:left w:val="nil"/>
-          <w:bottom w:val="single" w:sz="18" w:space="0" w:color="auto"/>
+          <w:top w:val="single" w:color="auto" w:sz="18" w:space="0"/>
+          <w:left w:val="nil"/>
+          <w:bottom w:val="single" w:color="auto" w:sz="18" w:space="0"/>
           <w:right w:val="nil"/>
           <w:insideH w:val="nil"/>
           <w:insideV w:val="nil"/>
@@ -10569,8 +10529,8 @@
       <w:tblStyleColBandSize w:val="1"/>
       <w:tblInd w:w="0" w:type="dxa"/>
       <w:tblBorders>
-        <w:top w:val="single" w:sz="18" w:space="0" w:color="auto"/>
-        <w:bottom w:val="single" w:sz="18" w:space="0" w:color="auto"/>
+        <w:top w:val="single" w:color="auto" w:sz="18" w:space="0"/>
+        <w:bottom w:val="single" w:color="auto" w:sz="18" w:space="0"/>
       </w:tblBorders>
       <w:tblCellMar>
         <w:top w:w="0" w:type="dxa"/>
@@ -10591,9 +10551,9 @@
       <w:tblPr/>
       <w:tcPr>
         <w:tcBorders>
-          <w:top w:val="single" w:sz="18" w:space="0" w:color="auto"/>
-          <w:left w:val="nil"/>
-          <w:bottom w:val="single" w:sz="18" w:space="0" w:color="auto"/>
+          <w:top w:val="single" w:color="auto" w:sz="18" w:space="0"/>
+          <w:left w:val="nil"/>
+          <w:bottom w:val="single" w:color="auto" w:sz="18" w:space="0"/>
           <w:right w:val="nil"/>
           <w:insideH w:val="nil"/>
           <w:insideV w:val="nil"/>
@@ -10611,9 +10571,9 @@
       <w:tblPr/>
       <w:tcPr>
         <w:tcBorders>
-          <w:top w:val="double" w:sz="6" w:space="0" w:color="auto"/>
-          <w:left w:val="nil"/>
-          <w:bottom w:val="single" w:sz="18" w:space="0" w:color="auto"/>
+          <w:top w:val="double" w:color="auto" w:sz="6" w:space="0"/>
+          <w:left w:val="nil"/>
+          <w:bottom w:val="single" w:color="auto" w:sz="18" w:space="0"/>
           <w:right w:val="nil"/>
           <w:insideH w:val="nil"/>
           <w:insideV w:val="nil"/>
@@ -10632,7 +10592,7 @@
         <w:tcBorders>
           <w:top w:val="nil"/>
           <w:left w:val="nil"/>
-          <w:bottom w:val="single" w:sz="18" w:space="0" w:color="auto"/>
+          <w:bottom w:val="single" w:color="auto" w:sz="18" w:space="0"/>
           <w:right w:val="nil"/>
           <w:insideH w:val="nil"/>
           <w:insideV w:val="nil"/>
@@ -10679,9 +10639,9 @@
       <w:tblPr/>
       <w:tcPr>
         <w:tcBorders>
-          <w:top w:val="single" w:sz="18" w:space="0" w:color="auto"/>
-          <w:left w:val="nil"/>
-          <w:bottom w:val="single" w:sz="18" w:space="0" w:color="auto"/>
+          <w:top w:val="single" w:color="auto" w:sz="18" w:space="0"/>
+          <w:left w:val="nil"/>
+          <w:bottom w:val="single" w:color="auto" w:sz="18" w:space="0"/>
           <w:right w:val="nil"/>
           <w:insideH w:val="nil"/>
           <w:insideV w:val="nil"/>
@@ -10695,9 +10655,9 @@
       <w:tblPr/>
       <w:tcPr>
         <w:tcBorders>
-          <w:top w:val="single" w:sz="18" w:space="0" w:color="auto"/>
-          <w:left w:val="nil"/>
-          <w:bottom w:val="single" w:sz="18" w:space="0" w:color="auto"/>
+          <w:top w:val="single" w:color="auto" w:sz="18" w:space="0"/>
+          <w:left w:val="nil"/>
+          <w:bottom w:val="single" w:color="auto" w:sz="18" w:space="0"/>
           <w:right w:val="nil"/>
           <w:insideH w:val="nil"/>
           <w:insideV w:val="nil"/>
@@ -10721,8 +10681,8 @@
       <w:tblStyleColBandSize w:val="1"/>
       <w:tblInd w:w="0" w:type="dxa"/>
       <w:tblBorders>
-        <w:top w:val="single" w:sz="8" w:space="0" w:color="000000" w:themeColor="text1"/>
-        <w:bottom w:val="single" w:sz="8" w:space="0" w:color="000000" w:themeColor="text1"/>
+        <w:top w:val="single" w:color="000000" w:themeColor="text1" w:sz="8" w:space="0"/>
+        <w:bottom w:val="single" w:color="000000" w:themeColor="text1" w:sz="8" w:space="0"/>
       </w:tblBorders>
       <w:tblCellMar>
         <w:top w:w="0" w:type="dxa"/>
@@ -10733,13 +10693,13 @@
     </w:tblPr>
     <w:tblStylePr w:type="firstRow">
       <w:rPr>
-        <w:rFonts w:asciiTheme="majorHAnsi" w:eastAsiaTheme="majorEastAsia" w:hAnsiTheme="majorHAnsi" w:cstheme="majorBidi"/>
+        <w:rFonts w:asciiTheme="majorHAnsi" w:hAnsiTheme="majorHAnsi" w:eastAsiaTheme="majorEastAsia" w:cstheme="majorBidi"/>
       </w:rPr>
       <w:tblPr/>
       <w:tcPr>
         <w:tcBorders>
           <w:top w:val="nil"/>
-          <w:bottom w:val="single" w:sz="8" w:space="0" w:color="000000" w:themeColor="text1"/>
+          <w:bottom w:val="single" w:color="000000" w:themeColor="text1" w:sz="8" w:space="0"/>
         </w:tcBorders>
       </w:tcPr>
     </w:tblStylePr>
@@ -10752,8 +10712,8 @@
       <w:tblPr/>
       <w:tcPr>
         <w:tcBorders>
-          <w:top w:val="single" w:sz="8" w:space="0" w:color="000000" w:themeColor="text1"/>
-          <w:bottom w:val="single" w:sz="8" w:space="0" w:color="000000" w:themeColor="text1"/>
+          <w:top w:val="single" w:color="000000" w:themeColor="text1" w:sz="8" w:space="0"/>
+          <w:bottom w:val="single" w:color="000000" w:themeColor="text1" w:sz="8" w:space="0"/>
         </w:tcBorders>
       </w:tcPr>
     </w:tblStylePr>
@@ -10771,8 +10731,8 @@
       <w:tblPr/>
       <w:tcPr>
         <w:tcBorders>
-          <w:top w:val="single" w:sz="8" w:space="0" w:color="000000" w:themeColor="text1"/>
-          <w:bottom w:val="single" w:sz="8" w:space="0" w:color="000000" w:themeColor="text1"/>
+          <w:top w:val="single" w:color="000000" w:themeColor="text1" w:sz="8" w:space="0"/>
+          <w:bottom w:val="single" w:color="000000" w:themeColor="text1" w:sz="8" w:space="0"/>
         </w:tcBorders>
       </w:tcPr>
     </w:tblStylePr>
@@ -10805,8 +10765,8 @@
       <w:tblStyleColBandSize w:val="1"/>
       <w:tblInd w:w="0" w:type="dxa"/>
       <w:tblBorders>
-        <w:top w:val="single" w:sz="8" w:space="0" w:color="4F81BD" w:themeColor="accent1"/>
-        <w:bottom w:val="single" w:sz="8" w:space="0" w:color="4F81BD" w:themeColor="accent1"/>
+        <w:top w:val="single" w:color="4F81BD" w:themeColor="accent1" w:sz="8" w:space="0"/>
+        <w:bottom w:val="single" w:color="4F81BD" w:themeColor="accent1" w:sz="8" w:space="0"/>
       </w:tblBorders>
       <w:tblCellMar>
         <w:top w:w="0" w:type="dxa"/>
@@ -10817,13 +10777,13 @@
     </w:tblPr>
     <w:tblStylePr w:type="firstRow">
       <w:rPr>
-        <w:rFonts w:asciiTheme="majorHAnsi" w:eastAsiaTheme="majorEastAsia" w:hAnsiTheme="majorHAnsi" w:cstheme="majorBidi"/>
+        <w:rFonts w:asciiTheme="majorHAnsi" w:hAnsiTheme="majorHAnsi" w:eastAsiaTheme="majorEastAsia" w:cstheme="majorBidi"/>
       </w:rPr>
       <w:tblPr/>
       <w:tcPr>
         <w:tcBorders>
           <w:top w:val="nil"/>
-          <w:bottom w:val="single" w:sz="8" w:space="0" w:color="4F81BD" w:themeColor="accent1"/>
+          <w:bottom w:val="single" w:color="4F81BD" w:themeColor="accent1" w:sz="8" w:space="0"/>
         </w:tcBorders>
       </w:tcPr>
     </w:tblStylePr>
@@ -10836,8 +10796,8 @@
       <w:tblPr/>
       <w:tcPr>
         <w:tcBorders>
-          <w:top w:val="single" w:sz="8" w:space="0" w:color="4F81BD" w:themeColor="accent1"/>
-          <w:bottom w:val="single" w:sz="8" w:space="0" w:color="4F81BD" w:themeColor="accent1"/>
+          <w:top w:val="single" w:color="4F81BD" w:themeColor="accent1" w:sz="8" w:space="0"/>
+          <w:bottom w:val="single" w:color="4F81BD" w:themeColor="accent1" w:sz="8" w:space="0"/>
         </w:tcBorders>
       </w:tcPr>
     </w:tblStylePr>
@@ -10855,8 +10815,8 @@
       <w:tblPr/>
       <w:tcPr>
         <w:tcBorders>
-          <w:top w:val="single" w:sz="8" w:space="0" w:color="4F81BD" w:themeColor="accent1"/>
-          <w:bottom w:val="single" w:sz="8" w:space="0" w:color="4F81BD" w:themeColor="accent1"/>
+          <w:top w:val="single" w:color="4F81BD" w:themeColor="accent1" w:sz="8" w:space="0"/>
+          <w:bottom w:val="single" w:color="4F81BD" w:themeColor="accent1" w:sz="8" w:space="0"/>
         </w:tcBorders>
       </w:tcPr>
     </w:tblStylePr>
@@ -10889,8 +10849,8 @@
       <w:tblStyleColBandSize w:val="1"/>
       <w:tblInd w:w="0" w:type="dxa"/>
       <w:tblBorders>
-        <w:top w:val="single" w:sz="8" w:space="0" w:color="C0504D" w:themeColor="accent2"/>
-        <w:bottom w:val="single" w:sz="8" w:space="0" w:color="C0504D" w:themeColor="accent2"/>
+        <w:top w:val="single" w:color="C0504D" w:themeColor="accent2" w:sz="8" w:space="0"/>
+        <w:bottom w:val="single" w:color="C0504D" w:themeColor="accent2" w:sz="8" w:space="0"/>
       </w:tblBorders>
       <w:tblCellMar>
         <w:top w:w="0" w:type="dxa"/>
@@ -10901,13 +10861,13 @@
     </w:tblPr>
     <w:tblStylePr w:type="firstRow">
       <w:rPr>
-        <w:rFonts w:asciiTheme="majorHAnsi" w:eastAsiaTheme="majorEastAsia" w:hAnsiTheme="majorHAnsi" w:cstheme="majorBidi"/>
+        <w:rFonts w:asciiTheme="majorHAnsi" w:hAnsiTheme="majorHAnsi" w:eastAsiaTheme="majorEastAsia" w:cstheme="majorBidi"/>
       </w:rPr>
       <w:tblPr/>
       <w:tcPr>
         <w:tcBorders>
           <w:top w:val="nil"/>
-          <w:bottom w:val="single" w:sz="8" w:space="0" w:color="C0504D" w:themeColor="accent2"/>
+          <w:bottom w:val="single" w:color="C0504D" w:themeColor="accent2" w:sz="8" w:space="0"/>
         </w:tcBorders>
       </w:tcPr>
     </w:tblStylePr>
@@ -10920,8 +10880,8 @@
       <w:tblPr/>
       <w:tcPr>
         <w:tcBorders>
-          <w:top w:val="single" w:sz="8" w:space="0" w:color="C0504D" w:themeColor="accent2"/>
-          <w:bottom w:val="single" w:sz="8" w:space="0" w:color="C0504D" w:themeColor="accent2"/>
+          <w:top w:val="single" w:color="C0504D" w:themeColor="accent2" w:sz="8" w:space="0"/>
+          <w:bottom w:val="single" w:color="C0504D" w:themeColor="accent2" w:sz="8" w:space="0"/>
         </w:tcBorders>
       </w:tcPr>
     </w:tblStylePr>
@@ -10939,8 +10899,8 @@
       <w:tblPr/>
       <w:tcPr>
         <w:tcBorders>
-          <w:top w:val="single" w:sz="8" w:space="0" w:color="C0504D" w:themeColor="accent2"/>
-          <w:bottom w:val="single" w:sz="8" w:space="0" w:color="C0504D" w:themeColor="accent2"/>
+          <w:top w:val="single" w:color="C0504D" w:themeColor="accent2" w:sz="8" w:space="0"/>
+          <w:bottom w:val="single" w:color="C0504D" w:themeColor="accent2" w:sz="8" w:space="0"/>
         </w:tcBorders>
       </w:tcPr>
     </w:tblStylePr>
@@ -10973,8 +10933,8 @@
       <w:tblStyleColBandSize w:val="1"/>
       <w:tblInd w:w="0" w:type="dxa"/>
       <w:tblBorders>
-        <w:top w:val="single" w:sz="8" w:space="0" w:color="9BBB59" w:themeColor="accent3"/>
-        <w:bottom w:val="single" w:sz="8" w:space="0" w:color="9BBB59" w:themeColor="accent3"/>
+        <w:top w:val="single" w:color="9BBB59" w:themeColor="accent3" w:sz="8" w:space="0"/>
+        <w:bottom w:val="single" w:color="9BBB59" w:themeColor="accent3" w:sz="8" w:space="0"/>
       </w:tblBorders>
       <w:tblCellMar>
         <w:top w:w="0" w:type="dxa"/>
@@ -10985,13 +10945,13 @@
     </w:tblPr>
     <w:tblStylePr w:type="firstRow">
       <w:rPr>
-        <w:rFonts w:asciiTheme="majorHAnsi" w:eastAsiaTheme="majorEastAsia" w:hAnsiTheme="majorHAnsi" w:cstheme="majorBidi"/>
+        <w:rFonts w:asciiTheme="majorHAnsi" w:hAnsiTheme="majorHAnsi" w:eastAsiaTheme="majorEastAsia" w:cstheme="majorBidi"/>
       </w:rPr>
       <w:tblPr/>
       <w:tcPr>
         <w:tcBorders>
           <w:top w:val="nil"/>
-          <w:bottom w:val="single" w:sz="8" w:space="0" w:color="9BBB59" w:themeColor="accent3"/>
+          <w:bottom w:val="single" w:color="9BBB59" w:themeColor="accent3" w:sz="8" w:space="0"/>
         </w:tcBorders>
       </w:tcPr>
     </w:tblStylePr>
@@ -11004,8 +10964,8 @@
       <w:tblPr/>
       <w:tcPr>
         <w:tcBorders>
-          <w:top w:val="single" w:sz="8" w:space="0" w:color="9BBB59" w:themeColor="accent3"/>
-          <w:bottom w:val="single" w:sz="8" w:space="0" w:color="9BBB59" w:themeColor="accent3"/>
+          <w:top w:val="single" w:color="9BBB59" w:themeColor="accent3" w:sz="8" w:space="0"/>
+          <w:bottom w:val="single" w:color="9BBB59" w:themeColor="accent3" w:sz="8" w:space="0"/>
         </w:tcBorders>
       </w:tcPr>
     </w:tblStylePr>
@@ -11023,8 +10983,8 @@
       <w:tblPr/>
       <w:tcPr>
         <w:tcBorders>
-          <w:top w:val="single" w:sz="8" w:space="0" w:color="9BBB59" w:themeColor="accent3"/>
-          <w:bottom w:val="single" w:sz="8" w:space="0" w:color="9BBB59" w:themeColor="accent3"/>
+          <w:top w:val="single" w:color="9BBB59" w:themeColor="accent3" w:sz="8" w:space="0"/>
+          <w:bottom w:val="single" w:color="9BBB59" w:themeColor="accent3" w:sz="8" w:space="0"/>
         </w:tcBorders>
       </w:tcPr>
     </w:tblStylePr>
@@ -11057,8 +11017,8 @@
       <w:tblStyleColBandSize w:val="1"/>
       <w:tblInd w:w="0" w:type="dxa"/>
       <w:tblBorders>
-        <w:top w:val="single" w:sz="8" w:space="0" w:color="8064A2" w:themeColor="accent4"/>
-        <w:bottom w:val="single" w:sz="8" w:space="0" w:color="8064A2" w:themeColor="accent4"/>
+        <w:top w:val="single" w:color="8064A2" w:themeColor="accent4" w:sz="8" w:space="0"/>
+        <w:bottom w:val="single" w:color="8064A2" w:themeColor="accent4" w:sz="8" w:space="0"/>
       </w:tblBorders>
       <w:tblCellMar>
         <w:top w:w="0" w:type="dxa"/>
@@ -11069,13 +11029,13 @@
     </w:tblPr>
     <w:tblStylePr w:type="firstRow">
       <w:rPr>
-        <w:rFonts w:asciiTheme="majorHAnsi" w:eastAsiaTheme="majorEastAsia" w:hAnsiTheme="majorHAnsi" w:cstheme="majorBidi"/>
+        <w:rFonts w:asciiTheme="majorHAnsi" w:hAnsiTheme="majorHAnsi" w:eastAsiaTheme="majorEastAsia" w:cstheme="majorBidi"/>
       </w:rPr>
       <w:tblPr/>
       <w:tcPr>
         <w:tcBorders>
           <w:top w:val="nil"/>
-          <w:bottom w:val="single" w:sz="8" w:space="0" w:color="8064A2" w:themeColor="accent4"/>
+          <w:bottom w:val="single" w:color="8064A2" w:themeColor="accent4" w:sz="8" w:space="0"/>
         </w:tcBorders>
       </w:tcPr>
     </w:tblStylePr>
@@ -11088,8 +11048,8 @@
       <w:tblPr/>
       <w:tcPr>
         <w:tcBorders>
-          <w:top w:val="single" w:sz="8" w:space="0" w:color="8064A2" w:themeColor="accent4"/>
-          <w:bottom w:val="single" w:sz="8" w:space="0" w:color="8064A2" w:themeColor="accent4"/>
+          <w:top w:val="single" w:color="8064A2" w:themeColor="accent4" w:sz="8" w:space="0"/>
+          <w:bottom w:val="single" w:color="8064A2" w:themeColor="accent4" w:sz="8" w:space="0"/>
         </w:tcBorders>
       </w:tcPr>
     </w:tblStylePr>
@@ -11107,8 +11067,8 @@
       <w:tblPr/>
       <w:tcPr>
         <w:tcBorders>
-          <w:top w:val="single" w:sz="8" w:space="0" w:color="8064A2" w:themeColor="accent4"/>
-          <w:bottom w:val="single" w:sz="8" w:space="0" w:color="8064A2" w:themeColor="accent4"/>
+          <w:top w:val="single" w:color="8064A2" w:themeColor="accent4" w:sz="8" w:space="0"/>
+          <w:bottom w:val="single" w:color="8064A2" w:themeColor="accent4" w:sz="8" w:space="0"/>
         </w:tcBorders>
       </w:tcPr>
     </w:tblStylePr>
@@ -11141,8 +11101,8 @@
       <w:tblStyleColBandSize w:val="1"/>
       <w:tblInd w:w="0" w:type="dxa"/>
       <w:tblBorders>
-        <w:top w:val="single" w:sz="8" w:space="0" w:color="4BACC6" w:themeColor="accent5"/>
-        <w:bottom w:val="single" w:sz="8" w:space="0" w:color="4BACC6" w:themeColor="accent5"/>
+        <w:top w:val="single" w:color="4BACC6" w:themeColor="accent5" w:sz="8" w:space="0"/>
+        <w:bottom w:val="single" w:color="4BACC6" w:themeColor="accent5" w:sz="8" w:space="0"/>
       </w:tblBorders>
       <w:tblCellMar>
         <w:top w:w="0" w:type="dxa"/>
@@ -11153,13 +11113,13 @@
     </w:tblPr>
     <w:tblStylePr w:type="firstRow">
       <w:rPr>
-        <w:rFonts w:asciiTheme="majorHAnsi" w:eastAsiaTheme="majorEastAsia" w:hAnsiTheme="majorHAnsi" w:cstheme="majorBidi"/>
+        <w:rFonts w:asciiTheme="majorHAnsi" w:hAnsiTheme="majorHAnsi" w:eastAsiaTheme="majorEastAsia" w:cstheme="majorBidi"/>
       </w:rPr>
       <w:tblPr/>
       <w:tcPr>
         <w:tcBorders>
           <w:top w:val="nil"/>
-          <w:bottom w:val="single" w:sz="8" w:space="0" w:color="4BACC6" w:themeColor="accent5"/>
+          <w:bottom w:val="single" w:color="4BACC6" w:themeColor="accent5" w:sz="8" w:space="0"/>
         </w:tcBorders>
       </w:tcPr>
     </w:tblStylePr>
@@ -11172,8 +11132,8 @@
       <w:tblPr/>
       <w:tcPr>
         <w:tcBorders>
-          <w:top w:val="single" w:sz="8" w:space="0" w:color="4BACC6" w:themeColor="accent5"/>
-          <w:bottom w:val="single" w:sz="8" w:space="0" w:color="4BACC6" w:themeColor="accent5"/>
+          <w:top w:val="single" w:color="4BACC6" w:themeColor="accent5" w:sz="8" w:space="0"/>
+          <w:bottom w:val="single" w:color="4BACC6" w:themeColor="accent5" w:sz="8" w:space="0"/>
         </w:tcBorders>
       </w:tcPr>
     </w:tblStylePr>
@@ -11191,8 +11151,8 @@
       <w:tblPr/>
       <w:tcPr>
         <w:tcBorders>
-          <w:top w:val="single" w:sz="8" w:space="0" w:color="4BACC6" w:themeColor="accent5"/>
-          <w:bottom w:val="single" w:sz="8" w:space="0" w:color="4BACC6" w:themeColor="accent5"/>
+          <w:top w:val="single" w:color="4BACC6" w:themeColor="accent5" w:sz="8" w:space="0"/>
+          <w:bottom w:val="single" w:color="4BACC6" w:themeColor="accent5" w:sz="8" w:space="0"/>
         </w:tcBorders>
       </w:tcPr>
     </w:tblStylePr>
@@ -11225,8 +11185,8 @@
       <w:tblStyleColBandSize w:val="1"/>
       <w:tblInd w:w="0" w:type="dxa"/>
       <w:tblBorders>
-        <w:top w:val="single" w:sz="8" w:space="0" w:color="F79646" w:themeColor="accent6"/>
-        <w:bottom w:val="single" w:sz="8" w:space="0" w:color="F79646" w:themeColor="accent6"/>
+        <w:top w:val="single" w:color="F79646" w:themeColor="accent6" w:sz="8" w:space="0"/>
+        <w:bottom w:val="single" w:color="F79646" w:themeColor="accent6" w:sz="8" w:space="0"/>
       </w:tblBorders>
       <w:tblCellMar>
         <w:top w:w="0" w:type="dxa"/>
@@ -11237,13 +11197,13 @@
     </w:tblPr>
     <w:tblStylePr w:type="firstRow">
       <w:rPr>
-        <w:rFonts w:asciiTheme="majorHAnsi" w:eastAsiaTheme="majorEastAsia" w:hAnsiTheme="majorHAnsi" w:cstheme="majorBidi"/>
+        <w:rFonts w:asciiTheme="majorHAnsi" w:hAnsiTheme="majorHAnsi" w:eastAsiaTheme="majorEastAsia" w:cstheme="majorBidi"/>
       </w:rPr>
       <w:tblPr/>
       <w:tcPr>
         <w:tcBorders>
           <w:top w:val="nil"/>
-          <w:bottom w:val="single" w:sz="8" w:space="0" w:color="F79646" w:themeColor="accent6"/>
+          <w:bottom w:val="single" w:color="F79646" w:themeColor="accent6" w:sz="8" w:space="0"/>
         </w:tcBorders>
       </w:tcPr>
     </w:tblStylePr>
@@ -11256,8 +11216,8 @@
       <w:tblPr/>
       <w:tcPr>
         <w:tcBorders>
-          <w:top w:val="single" w:sz="8" w:space="0" w:color="F79646" w:themeColor="accent6"/>
-          <w:bottom w:val="single" w:sz="8" w:space="0" w:color="F79646" w:themeColor="accent6"/>
+          <w:top w:val="single" w:color="F79646" w:themeColor="accent6" w:sz="8" w:space="0"/>
+          <w:bottom w:val="single" w:color="F79646" w:themeColor="accent6" w:sz="8" w:space="0"/>
         </w:tcBorders>
       </w:tcPr>
     </w:tblStylePr>
@@ -11275,8 +11235,8 @@
       <w:tblPr/>
       <w:tcPr>
         <w:tcBorders>
-          <w:top w:val="single" w:sz="8" w:space="0" w:color="F79646" w:themeColor="accent6"/>
-          <w:bottom w:val="single" w:sz="8" w:space="0" w:color="F79646" w:themeColor="accent6"/>
+          <w:top w:val="single" w:color="F79646" w:themeColor="accent6" w:sz="8" w:space="0"/>
+          <w:bottom w:val="single" w:color="F79646" w:themeColor="accent6" w:sz="8" w:space="0"/>
         </w:tcBorders>
       </w:tcPr>
     </w:tblStylePr>
@@ -11302,7 +11262,7 @@
       <w:spacing w:after="0" w:line="240" w:lineRule="auto"/>
     </w:pPr>
     <w:rPr>
-      <w:rFonts w:asciiTheme="majorHAnsi" w:eastAsiaTheme="majorEastAsia" w:hAnsiTheme="majorHAnsi" w:cstheme="majorBidi"/>
+      <w:rFonts w:asciiTheme="majorHAnsi" w:hAnsiTheme="majorHAnsi" w:eastAsiaTheme="majorEastAsia" w:cstheme="majorBidi"/>
       <w:color w:val="000000" w:themeColor="text1"/>
     </w:rPr>
     <w:tblPr>
@@ -11310,10 +11270,10 @@
       <w:tblStyleColBandSize w:val="1"/>
       <w:tblInd w:w="0" w:type="dxa"/>
       <w:tblBorders>
-        <w:top w:val="single" w:sz="8" w:space="0" w:color="000000" w:themeColor="text1"/>
-        <w:left w:val="single" w:sz="8" w:space="0" w:color="000000" w:themeColor="text1"/>
-        <w:bottom w:val="single" w:sz="8" w:space="0" w:color="000000" w:themeColor="text1"/>
-        <w:right w:val="single" w:sz="8" w:space="0" w:color="000000" w:themeColor="text1"/>
+        <w:top w:val="single" w:color="000000" w:themeColor="text1" w:sz="8" w:space="0"/>
+        <w:left w:val="single" w:color="000000" w:themeColor="text1" w:sz="8" w:space="0"/>
+        <w:bottom w:val="single" w:color="000000" w:themeColor="text1" w:sz="8" w:space="0"/>
+        <w:right w:val="single" w:color="000000" w:themeColor="text1" w:sz="8" w:space="0"/>
       </w:tblBorders>
       <w:tblCellMar>
         <w:top w:w="0" w:type="dxa"/>
@@ -11332,7 +11292,7 @@
         <w:tcBorders>
           <w:top w:val="nil"/>
           <w:left w:val="nil"/>
-          <w:bottom w:val="single" w:sz="24" w:space="0" w:color="000000" w:themeColor="text1"/>
+          <w:bottom w:val="single" w:color="000000" w:themeColor="text1" w:sz="24" w:space="0"/>
           <w:right w:val="nil"/>
           <w:insideH w:val="nil"/>
           <w:insideV w:val="nil"/>
@@ -11344,7 +11304,7 @@
       <w:tblPr/>
       <w:tcPr>
         <w:tcBorders>
-          <w:top w:val="single" w:sz="8" w:space="0" w:color="000000" w:themeColor="text1"/>
+          <w:top w:val="single" w:color="000000" w:themeColor="text1" w:sz="8" w:space="0"/>
           <w:left w:val="nil"/>
           <w:bottom w:val="nil"/>
           <w:right w:val="nil"/>
@@ -11361,7 +11321,7 @@
           <w:top w:val="nil"/>
           <w:left w:val="nil"/>
           <w:bottom w:val="nil"/>
-          <w:right w:val="single" w:sz="8" w:space="0" w:color="000000" w:themeColor="text1"/>
+          <w:right w:val="single" w:color="000000" w:themeColor="text1" w:sz="8" w:space="0"/>
           <w:insideH w:val="nil"/>
           <w:insideV w:val="nil"/>
         </w:tcBorders>
@@ -11373,7 +11333,7 @@
       <w:tcPr>
         <w:tcBorders>
           <w:top w:val="nil"/>
-          <w:left w:val="single" w:sz="8" w:space="0" w:color="000000" w:themeColor="text1"/>
+          <w:left w:val="single" w:color="000000" w:themeColor="text1" w:sz="8" w:space="0"/>
           <w:bottom w:val="nil"/>
           <w:right w:val="nil"/>
           <w:insideH w:val="nil"/>
@@ -11430,7 +11390,7 @@
       <w:spacing w:after="0" w:line="240" w:lineRule="auto"/>
     </w:pPr>
     <w:rPr>
-      <w:rFonts w:asciiTheme="majorHAnsi" w:eastAsiaTheme="majorEastAsia" w:hAnsiTheme="majorHAnsi" w:cstheme="majorBidi"/>
+      <w:rFonts w:asciiTheme="majorHAnsi" w:hAnsiTheme="majorHAnsi" w:eastAsiaTheme="majorEastAsia" w:cstheme="majorBidi"/>
       <w:color w:val="000000" w:themeColor="text1"/>
     </w:rPr>
     <w:tblPr>
@@ -11438,10 +11398,10 @@
       <w:tblStyleColBandSize w:val="1"/>
       <w:tblInd w:w="0" w:type="dxa"/>
       <w:tblBorders>
-        <w:top w:val="single" w:sz="8" w:space="0" w:color="4F81BD" w:themeColor="accent1"/>
-        <w:left w:val="single" w:sz="8" w:space="0" w:color="4F81BD" w:themeColor="accent1"/>
-        <w:bottom w:val="single" w:sz="8" w:space="0" w:color="4F81BD" w:themeColor="accent1"/>
-        <w:right w:val="single" w:sz="8" w:space="0" w:color="4F81BD" w:themeColor="accent1"/>
+        <w:top w:val="single" w:color="4F81BD" w:themeColor="accent1" w:sz="8" w:space="0"/>
+        <w:left w:val="single" w:color="4F81BD" w:themeColor="accent1" w:sz="8" w:space="0"/>
+        <w:bottom w:val="single" w:color="4F81BD" w:themeColor="accent1" w:sz="8" w:space="0"/>
+        <w:right w:val="single" w:color="4F81BD" w:themeColor="accent1" w:sz="8" w:space="0"/>
       </w:tblBorders>
       <w:tblCellMar>
         <w:top w:w="0" w:type="dxa"/>
@@ -11460,7 +11420,7 @@
         <w:tcBorders>
           <w:top w:val="nil"/>
           <w:left w:val="nil"/>
-          <w:bottom w:val="single" w:sz="24" w:space="0" w:color="4F81BD" w:themeColor="accent1"/>
+          <w:bottom w:val="single" w:color="4F81BD" w:themeColor="accent1" w:sz="24" w:space="0"/>
           <w:right w:val="nil"/>
           <w:insideH w:val="nil"/>
           <w:insideV w:val="nil"/>
@@ -11472,7 +11432,7 @@
       <w:tblPr/>
       <w:tcPr>
         <w:tcBorders>
-          <w:top w:val="single" w:sz="8" w:space="0" w:color="4F81BD" w:themeColor="accent1"/>
+          <w:top w:val="single" w:color="4F81BD" w:themeColor="accent1" w:sz="8" w:space="0"/>
           <w:left w:val="nil"/>
           <w:bottom w:val="nil"/>
           <w:right w:val="nil"/>
@@ -11489,7 +11449,7 @@
           <w:top w:val="nil"/>
           <w:left w:val="nil"/>
           <w:bottom w:val="nil"/>
-          <w:right w:val="single" w:sz="8" w:space="0" w:color="4F81BD" w:themeColor="accent1"/>
+          <w:right w:val="single" w:color="4F81BD" w:themeColor="accent1" w:sz="8" w:space="0"/>
           <w:insideH w:val="nil"/>
           <w:insideV w:val="nil"/>
         </w:tcBorders>
@@ -11501,7 +11461,7 @@
       <w:tcPr>
         <w:tcBorders>
           <w:top w:val="nil"/>
-          <w:left w:val="single" w:sz="8" w:space="0" w:color="4F81BD" w:themeColor="accent1"/>
+          <w:left w:val="single" w:color="4F81BD" w:themeColor="accent1" w:sz="8" w:space="0"/>
           <w:bottom w:val="nil"/>
           <w:right w:val="nil"/>
           <w:insideH w:val="nil"/>
@@ -11558,7 +11518,7 @@
       <w:spacing w:after="0" w:line="240" w:lineRule="auto"/>
     </w:pPr>
     <w:rPr>
-      <w:rFonts w:asciiTheme="majorHAnsi" w:eastAsiaTheme="majorEastAsia" w:hAnsiTheme="majorHAnsi" w:cstheme="majorBidi"/>
+      <w:rFonts w:asciiTheme="majorHAnsi" w:hAnsiTheme="majorHAnsi" w:eastAsiaTheme="majorEastAsia" w:cstheme="majorBidi"/>
       <w:color w:val="000000" w:themeColor="text1"/>
     </w:rPr>
     <w:tblPr>
@@ -11566,10 +11526,10 @@
       <w:tblStyleColBandSize w:val="1"/>
       <w:tblInd w:w="0" w:type="dxa"/>
       <w:tblBorders>
-        <w:top w:val="single" w:sz="8" w:space="0" w:color="C0504D" w:themeColor="accent2"/>
-        <w:left w:val="single" w:sz="8" w:space="0" w:color="C0504D" w:themeColor="accent2"/>
-        <w:bottom w:val="single" w:sz="8" w:space="0" w:color="C0504D" w:themeColor="accent2"/>
-        <w:right w:val="single" w:sz="8" w:space="0" w:color="C0504D" w:themeColor="accent2"/>
+        <w:top w:val="single" w:color="C0504D" w:themeColor="accent2" w:sz="8" w:space="0"/>
+        <w:left w:val="single" w:color="C0504D" w:themeColor="accent2" w:sz="8" w:space="0"/>
+        <w:bottom w:val="single" w:color="C0504D" w:themeColor="accent2" w:sz="8" w:space="0"/>
+        <w:right w:val="single" w:color="C0504D" w:themeColor="accent2" w:sz="8" w:space="0"/>
       </w:tblBorders>
       <w:tblCellMar>
         <w:top w:w="0" w:type="dxa"/>
@@ -11588,7 +11548,7 @@
         <w:tcBorders>
           <w:top w:val="nil"/>
           <w:left w:val="nil"/>
-          <w:bottom w:val="single" w:sz="24" w:space="0" w:color="C0504D" w:themeColor="accent2"/>
+          <w:bottom w:val="single" w:color="C0504D" w:themeColor="accent2" w:sz="24" w:space="0"/>
           <w:right w:val="nil"/>
           <w:insideH w:val="nil"/>
           <w:insideV w:val="nil"/>
@@ -11600,7 +11560,7 @@
       <w:tblPr/>
       <w:tcPr>
         <w:tcBorders>
-          <w:top w:val="single" w:sz="8" w:space="0" w:color="C0504D" w:themeColor="accent2"/>
+          <w:top w:val="single" w:color="C0504D" w:themeColor="accent2" w:sz="8" w:space="0"/>
           <w:left w:val="nil"/>
           <w:bottom w:val="nil"/>
           <w:right w:val="nil"/>
@@ -11617,7 +11577,7 @@
           <w:top w:val="nil"/>
           <w:left w:val="nil"/>
           <w:bottom w:val="nil"/>
-          <w:right w:val="single" w:sz="8" w:space="0" w:color="C0504D" w:themeColor="accent2"/>
+          <w:right w:val="single" w:color="C0504D" w:themeColor="accent2" w:sz="8" w:space="0"/>
           <w:insideH w:val="nil"/>
           <w:insideV w:val="nil"/>
         </w:tcBorders>
@@ -11629,7 +11589,7 @@
       <w:tcPr>
         <w:tcBorders>
           <w:top w:val="nil"/>
-          <w:left w:val="single" w:sz="8" w:space="0" w:color="C0504D" w:themeColor="accent2"/>
+          <w:left w:val="single" w:color="C0504D" w:themeColor="accent2" w:sz="8" w:space="0"/>
           <w:bottom w:val="nil"/>
           <w:right w:val="nil"/>
           <w:insideH w:val="nil"/>
@@ -11686,7 +11646,7 @@
       <w:spacing w:after="0" w:line="240" w:lineRule="auto"/>
     </w:pPr>
     <w:rPr>
-      <w:rFonts w:asciiTheme="majorHAnsi" w:eastAsiaTheme="majorEastAsia" w:hAnsiTheme="majorHAnsi" w:cstheme="majorBidi"/>
+      <w:rFonts w:asciiTheme="majorHAnsi" w:hAnsiTheme="majorHAnsi" w:eastAsiaTheme="majorEastAsia" w:cstheme="majorBidi"/>
       <w:color w:val="000000" w:themeColor="text1"/>
     </w:rPr>
     <w:tblPr>
@@ -11694,10 +11654,10 @@
       <w:tblStyleColBandSize w:val="1"/>
       <w:tblInd w:w="0" w:type="dxa"/>
       <w:tblBorders>
-        <w:top w:val="single" w:sz="8" w:space="0" w:color="9BBB59" w:themeColor="accent3"/>
-        <w:left w:val="single" w:sz="8" w:space="0" w:color="9BBB59" w:themeColor="accent3"/>
-        <w:bottom w:val="single" w:sz="8" w:space="0" w:color="9BBB59" w:themeColor="accent3"/>
-        <w:right w:val="single" w:sz="8" w:space="0" w:color="9BBB59" w:themeColor="accent3"/>
+        <w:top w:val="single" w:color="9BBB59" w:themeColor="accent3" w:sz="8" w:space="0"/>
+        <w:left w:val="single" w:color="9BBB59" w:themeColor="accent3" w:sz="8" w:space="0"/>
+        <w:bottom w:val="single" w:color="9BBB59" w:themeColor="accent3" w:sz="8" w:space="0"/>
+        <w:right w:val="single" w:color="9BBB59" w:themeColor="accent3" w:sz="8" w:space="0"/>
       </w:tblBorders>
       <w:tblCellMar>
         <w:top w:w="0" w:type="dxa"/>
@@ -11716,7 +11676,7 @@
         <w:tcBorders>
           <w:top w:val="nil"/>
           <w:left w:val="nil"/>
-          <w:bottom w:val="single" w:sz="24" w:space="0" w:color="9BBB59" w:themeColor="accent3"/>
+          <w:bottom w:val="single" w:color="9BBB59" w:themeColor="accent3" w:sz="24" w:space="0"/>
           <w:right w:val="nil"/>
           <w:insideH w:val="nil"/>
           <w:insideV w:val="nil"/>
@@ -11728,7 +11688,7 @@
       <w:tblPr/>
       <w:tcPr>
         <w:tcBorders>
-          <w:top w:val="single" w:sz="8" w:space="0" w:color="9BBB59" w:themeColor="accent3"/>
+          <w:top w:val="single" w:color="9BBB59" w:themeColor="accent3" w:sz="8" w:space="0"/>
           <w:left w:val="nil"/>
           <w:bottom w:val="nil"/>
           <w:right w:val="nil"/>
@@ -11745,7 +11705,7 @@
           <w:top w:val="nil"/>
           <w:left w:val="nil"/>
           <w:bottom w:val="nil"/>
-          <w:right w:val="single" w:sz="8" w:space="0" w:color="9BBB59" w:themeColor="accent3"/>
+          <w:right w:val="single" w:color="9BBB59" w:themeColor="accent3" w:sz="8" w:space="0"/>
           <w:insideH w:val="nil"/>
           <w:insideV w:val="nil"/>
         </w:tcBorders>
@@ -11757,7 +11717,7 @@
       <w:tcPr>
         <w:tcBorders>
           <w:top w:val="nil"/>
-          <w:left w:val="single" w:sz="8" w:space="0" w:color="9BBB59" w:themeColor="accent3"/>
+          <w:left w:val="single" w:color="9BBB59" w:themeColor="accent3" w:sz="8" w:space="0"/>
           <w:bottom w:val="nil"/>
           <w:right w:val="nil"/>
           <w:insideH w:val="nil"/>
@@ -11814,7 +11774,7 @@
       <w:spacing w:after="0" w:line="240" w:lineRule="auto"/>
     </w:pPr>
     <w:rPr>
-      <w:rFonts w:asciiTheme="majorHAnsi" w:eastAsiaTheme="majorEastAsia" w:hAnsiTheme="majorHAnsi" w:cstheme="majorBidi"/>
+      <w:rFonts w:asciiTheme="majorHAnsi" w:hAnsiTheme="majorHAnsi" w:eastAsiaTheme="majorEastAsia" w:cstheme="majorBidi"/>
       <w:color w:val="000000" w:themeColor="text1"/>
     </w:rPr>
     <w:tblPr>
@@ -11822,10 +11782,10 @@
       <w:tblStyleColBandSize w:val="1"/>
       <w:tblInd w:w="0" w:type="dxa"/>
       <w:tblBorders>
-        <w:top w:val="single" w:sz="8" w:space="0" w:color="8064A2" w:themeColor="accent4"/>
-        <w:left w:val="single" w:sz="8" w:space="0" w:color="8064A2" w:themeColor="accent4"/>
-        <w:bottom w:val="single" w:sz="8" w:space="0" w:color="8064A2" w:themeColor="accent4"/>
-        <w:right w:val="single" w:sz="8" w:space="0" w:color="8064A2" w:themeColor="accent4"/>
+        <w:top w:val="single" w:color="8064A2" w:themeColor="accent4" w:sz="8" w:space="0"/>
+        <w:left w:val="single" w:color="8064A2" w:themeColor="accent4" w:sz="8" w:space="0"/>
+        <w:bottom w:val="single" w:color="8064A2" w:themeColor="accent4" w:sz="8" w:space="0"/>
+        <w:right w:val="single" w:color="8064A2" w:themeColor="accent4" w:sz="8" w:space="0"/>
       </w:tblBorders>
       <w:tblCellMar>
         <w:top w:w="0" w:type="dxa"/>
@@ -11844,7 +11804,7 @@
         <w:tcBorders>
           <w:top w:val="nil"/>
           <w:left w:val="nil"/>
-          <w:bottom w:val="single" w:sz="24" w:space="0" w:color="8064A2" w:themeColor="accent4"/>
+          <w:bottom w:val="single" w:color="8064A2" w:themeColor="accent4" w:sz="24" w:space="0"/>
           <w:right w:val="nil"/>
           <w:insideH w:val="nil"/>
           <w:insideV w:val="nil"/>
@@ -11856,7 +11816,7 @@
       <w:tblPr/>
       <w:tcPr>
         <w:tcBorders>
-          <w:top w:val="single" w:sz="8" w:space="0" w:color="8064A2" w:themeColor="accent4"/>
+          <w:top w:val="single" w:color="8064A2" w:themeColor="accent4" w:sz="8" w:space="0"/>
           <w:left w:val="nil"/>
           <w:bottom w:val="nil"/>
           <w:right w:val="nil"/>
@@ -11873,7 +11833,7 @@
           <w:top w:val="nil"/>
           <w:left w:val="nil"/>
           <w:bottom w:val="nil"/>
-          <w:right w:val="single" w:sz="8" w:space="0" w:color="8064A2" w:themeColor="accent4"/>
+          <w:right w:val="single" w:color="8064A2" w:themeColor="accent4" w:sz="8" w:space="0"/>
           <w:insideH w:val="nil"/>
           <w:insideV w:val="nil"/>
         </w:tcBorders>
@@ -11885,7 +11845,7 @@
       <w:tcPr>
         <w:tcBorders>
           <w:top w:val="nil"/>
-          <w:left w:val="single" w:sz="8" w:space="0" w:color="8064A2" w:themeColor="accent4"/>
+          <w:left w:val="single" w:color="8064A2" w:themeColor="accent4" w:sz="8" w:space="0"/>
           <w:bottom w:val="nil"/>
           <w:right w:val="nil"/>
           <w:insideH w:val="nil"/>
@@ -11942,7 +11902,7 @@
       <w:spacing w:after="0" w:line="240" w:lineRule="auto"/>
     </w:pPr>
     <w:rPr>
-      <w:rFonts w:asciiTheme="majorHAnsi" w:eastAsiaTheme="majorEastAsia" w:hAnsiTheme="majorHAnsi" w:cstheme="majorBidi"/>
+      <w:rFonts w:asciiTheme="majorHAnsi" w:hAnsiTheme="majorHAnsi" w:eastAsiaTheme="majorEastAsia" w:cstheme="majorBidi"/>
       <w:color w:val="000000" w:themeColor="text1"/>
     </w:rPr>
     <w:tblPr>
@@ -11950,10 +11910,10 @@
       <w:tblStyleColBandSize w:val="1"/>
       <w:tblInd w:w="0" w:type="dxa"/>
       <w:tblBorders>
-        <w:top w:val="single" w:sz="8" w:space="0" w:color="4BACC6" w:themeColor="accent5"/>
-        <w:left w:val="single" w:sz="8" w:space="0" w:color="4BACC6" w:themeColor="accent5"/>
-        <w:bottom w:val="single" w:sz="8" w:space="0" w:color="4BACC6" w:themeColor="accent5"/>
-        <w:right w:val="single" w:sz="8" w:space="0" w:color="4BACC6" w:themeColor="accent5"/>
+        <w:top w:val="single" w:color="4BACC6" w:themeColor="accent5" w:sz="8" w:space="0"/>
+        <w:left w:val="single" w:color="4BACC6" w:themeColor="accent5" w:sz="8" w:space="0"/>
+        <w:bottom w:val="single" w:color="4BACC6" w:themeColor="accent5" w:sz="8" w:space="0"/>
+        <w:right w:val="single" w:color="4BACC6" w:themeColor="accent5" w:sz="8" w:space="0"/>
       </w:tblBorders>
       <w:tblCellMar>
         <w:top w:w="0" w:type="dxa"/>
@@ -11972,7 +11932,7 @@
         <w:tcBorders>
           <w:top w:val="nil"/>
           <w:left w:val="nil"/>
-          <w:bottom w:val="single" w:sz="24" w:space="0" w:color="4BACC6" w:themeColor="accent5"/>
+          <w:bottom w:val="single" w:color="4BACC6" w:themeColor="accent5" w:sz="24" w:space="0"/>
           <w:right w:val="nil"/>
           <w:insideH w:val="nil"/>
           <w:insideV w:val="nil"/>
@@ -11984,7 +11944,7 @@
       <w:tblPr/>
       <w:tcPr>
         <w:tcBorders>
-          <w:top w:val="single" w:sz="8" w:space="0" w:color="4BACC6" w:themeColor="accent5"/>
+          <w:top w:val="single" w:color="4BACC6" w:themeColor="accent5" w:sz="8" w:space="0"/>
           <w:left w:val="nil"/>
           <w:bottom w:val="nil"/>
           <w:right w:val="nil"/>
@@ -12001,7 +11961,7 @@
           <w:top w:val="nil"/>
           <w:left w:val="nil"/>
           <w:bottom w:val="nil"/>
-          <w:right w:val="single" w:sz="8" w:space="0" w:color="4BACC6" w:themeColor="accent5"/>
+          <w:right w:val="single" w:color="4BACC6" w:themeColor="accent5" w:sz="8" w:space="0"/>
           <w:insideH w:val="nil"/>
           <w:insideV w:val="nil"/>
         </w:tcBorders>
@@ -12013,7 +11973,7 @@
       <w:tcPr>
         <w:tcBorders>
           <w:top w:val="nil"/>
-          <w:left w:val="single" w:sz="8" w:space="0" w:color="4BACC6" w:themeColor="accent5"/>
+          <w:left w:val="single" w:color="4BACC6" w:themeColor="accent5" w:sz="8" w:space="0"/>
           <w:bottom w:val="nil"/>
           <w:right w:val="nil"/>
           <w:insideH w:val="nil"/>
@@ -12070,7 +12030,7 @@
       <w:spacing w:after="0" w:line="240" w:lineRule="auto"/>
     </w:pPr>
     <w:rPr>
-      <w:rFonts w:asciiTheme="majorHAnsi" w:eastAsiaTheme="majorEastAsia" w:hAnsiTheme="majorHAnsi" w:cstheme="majorBidi"/>
+      <w:rFonts w:asciiTheme="majorHAnsi" w:hAnsiTheme="majorHAnsi" w:eastAsiaTheme="majorEastAsia" w:cstheme="majorBidi"/>
       <w:color w:val="000000" w:themeColor="text1"/>
     </w:rPr>
     <w:tblPr>
@@ -12078,10 +12038,10 @@
       <w:tblStyleColBandSize w:val="1"/>
       <w:tblInd w:w="0" w:type="dxa"/>
       <w:tblBorders>
-        <w:top w:val="single" w:sz="8" w:space="0" w:color="F79646" w:themeColor="accent6"/>
-        <w:left w:val="single" w:sz="8" w:space="0" w:color="F79646" w:themeColor="accent6"/>
-        <w:bottom w:val="single" w:sz="8" w:space="0" w:color="F79646" w:themeColor="accent6"/>
-        <w:right w:val="single" w:sz="8" w:space="0" w:color="F79646" w:themeColor="accent6"/>
+        <w:top w:val="single" w:color="F79646" w:themeColor="accent6" w:sz="8" w:space="0"/>
+        <w:left w:val="single" w:color="F79646" w:themeColor="accent6" w:sz="8" w:space="0"/>
+        <w:bottom w:val="single" w:color="F79646" w:themeColor="accent6" w:sz="8" w:space="0"/>
+        <w:right w:val="single" w:color="F79646" w:themeColor="accent6" w:sz="8" w:space="0"/>
       </w:tblBorders>
       <w:tblCellMar>
         <w:top w:w="0" w:type="dxa"/>
@@ -12100,7 +12060,7 @@
         <w:tcBorders>
           <w:top w:val="nil"/>
           <w:left w:val="nil"/>
-          <w:bottom w:val="single" w:sz="24" w:space="0" w:color="F79646" w:themeColor="accent6"/>
+          <w:bottom w:val="single" w:color="F79646" w:themeColor="accent6" w:sz="24" w:space="0"/>
           <w:right w:val="nil"/>
           <w:insideH w:val="nil"/>
           <w:insideV w:val="nil"/>
@@ -12112,7 +12072,7 @@
       <w:tblPr/>
       <w:tcPr>
         <w:tcBorders>
-          <w:top w:val="single" w:sz="8" w:space="0" w:color="F79646" w:themeColor="accent6"/>
+          <w:top w:val="single" w:color="F79646" w:themeColor="accent6" w:sz="8" w:space="0"/>
           <w:left w:val="nil"/>
           <w:bottom w:val="nil"/>
           <w:right w:val="nil"/>
@@ -12129,7 +12089,7 @@
           <w:top w:val="nil"/>
           <w:left w:val="nil"/>
           <w:bottom w:val="nil"/>
-          <w:right w:val="single" w:sz="8" w:space="0" w:color="F79646" w:themeColor="accent6"/>
+          <w:right w:val="single" w:color="F79646" w:themeColor="accent6" w:sz="8" w:space="0"/>
           <w:insideH w:val="nil"/>
           <w:insideV w:val="nil"/>
         </w:tcBorders>
@@ -12141,7 +12101,7 @@
       <w:tcPr>
         <w:tcBorders>
           <w:top w:val="nil"/>
-          <w:left w:val="single" w:sz="8" w:space="0" w:color="F79646" w:themeColor="accent6"/>
+          <w:left w:val="single" w:color="F79646" w:themeColor="accent6" w:sz="8" w:space="0"/>
           <w:bottom w:val="nil"/>
           <w:right w:val="nil"/>
           <w:insideH w:val="nil"/>
@@ -12202,12 +12162,12 @@
       <w:tblStyleColBandSize w:val="1"/>
       <w:tblInd w:w="0" w:type="dxa"/>
       <w:tblBorders>
-        <w:top w:val="single" w:sz="8" w:space="0" w:color="404040" w:themeColor="text1" w:themeTint="BF"/>
-        <w:left w:val="single" w:sz="8" w:space="0" w:color="404040" w:themeColor="text1" w:themeTint="BF"/>
-        <w:bottom w:val="single" w:sz="8" w:space="0" w:color="404040" w:themeColor="text1" w:themeTint="BF"/>
-        <w:right w:val="single" w:sz="8" w:space="0" w:color="404040" w:themeColor="text1" w:themeTint="BF"/>
-        <w:insideH w:val="single" w:sz="8" w:space="0" w:color="404040" w:themeColor="text1" w:themeTint="BF"/>
-        <w:insideV w:val="single" w:sz="8" w:space="0" w:color="404040" w:themeColor="text1" w:themeTint="BF"/>
+        <w:top w:val="single" w:color="404040" w:themeColor="text1" w:themeTint="BF" w:sz="8" w:space="0"/>
+        <w:left w:val="single" w:color="404040" w:themeColor="text1" w:themeTint="BF" w:sz="8" w:space="0"/>
+        <w:bottom w:val="single" w:color="404040" w:themeColor="text1" w:themeTint="BF" w:sz="8" w:space="0"/>
+        <w:right w:val="single" w:color="404040" w:themeColor="text1" w:themeTint="BF" w:sz="8" w:space="0"/>
+        <w:insideH w:val="single" w:color="404040" w:themeColor="text1" w:themeTint="BF" w:sz="8" w:space="0"/>
+        <w:insideV w:val="single" w:color="404040" w:themeColor="text1" w:themeTint="BF" w:sz="8" w:space="0"/>
       </w:tblBorders>
       <w:tblCellMar>
         <w:top w:w="0" w:type="dxa"/>
@@ -12233,7 +12193,7 @@
       <w:tblPr/>
       <w:tcPr>
         <w:tcBorders>
-          <w:top w:val="single" w:sz="18" w:space="0" w:color="404040" w:themeColor="text1" w:themeTint="BF"/>
+          <w:top w:val="single" w:color="404040" w:themeColor="text1" w:themeTint="BF" w:sz="18" w:space="0"/>
         </w:tcBorders>
       </w:tcPr>
     </w:tblStylePr>
@@ -12275,12 +12235,12 @@
       <w:tblStyleColBandSize w:val="1"/>
       <w:tblInd w:w="0" w:type="dxa"/>
       <w:tblBorders>
-        <w:top w:val="single" w:sz="8" w:space="0" w:color="7BA0CD" w:themeColor="accent1" w:themeTint="BF"/>
-        <w:left w:val="single" w:sz="8" w:space="0" w:color="7BA0CD" w:themeColor="accent1" w:themeTint="BF"/>
-        <w:bottom w:val="single" w:sz="8" w:space="0" w:color="7BA0CD" w:themeColor="accent1" w:themeTint="BF"/>
-        <w:right w:val="single" w:sz="8" w:space="0" w:color="7BA0CD" w:themeColor="accent1" w:themeTint="BF"/>
-        <w:insideH w:val="single" w:sz="8" w:space="0" w:color="7BA0CD" w:themeColor="accent1" w:themeTint="BF"/>
-        <w:insideV w:val="single" w:sz="8" w:space="0" w:color="7BA0CD" w:themeColor="accent1" w:themeTint="BF"/>
+        <w:top w:val="single" w:color="7BA0CD" w:themeColor="accent1" w:themeTint="BF" w:sz="8" w:space="0"/>
+        <w:left w:val="single" w:color="7BA0CD" w:themeColor="accent1" w:themeTint="BF" w:sz="8" w:space="0"/>
+        <w:bottom w:val="single" w:color="7BA0CD" w:themeColor="accent1" w:themeTint="BF" w:sz="8" w:space="0"/>
+        <w:right w:val="single" w:color="7BA0CD" w:themeColor="accent1" w:themeTint="BF" w:sz="8" w:space="0"/>
+        <w:insideH w:val="single" w:color="7BA0CD" w:themeColor="accent1" w:themeTint="BF" w:sz="8" w:space="0"/>
+        <w:insideV w:val="single" w:color="7BA0CD" w:themeColor="accent1" w:themeTint="BF" w:sz="8" w:space="0"/>
       </w:tblBorders>
       <w:tblCellMar>
         <w:top w:w="0" w:type="dxa"/>
@@ -12306,7 +12266,7 @@
       <w:tblPr/>
       <w:tcPr>
         <w:tcBorders>
-          <w:top w:val="single" w:sz="18" w:space="0" w:color="7BA0CD" w:themeColor="accent1" w:themeTint="BF"/>
+          <w:top w:val="single" w:color="7BA0CD" w:themeColor="accent1" w:themeTint="BF" w:sz="18" w:space="0"/>
         </w:tcBorders>
       </w:tcPr>
     </w:tblStylePr>
@@ -12348,12 +12308,12 @@
       <w:tblStyleColBandSize w:val="1"/>
       <w:tblInd w:w="0" w:type="dxa"/>
       <w:tblBorders>
-        <w:top w:val="single" w:sz="8" w:space="0" w:color="CF7B79" w:themeColor="accent2" w:themeTint="BF"/>
-        <w:left w:val="single" w:sz="8" w:space="0" w:color="CF7B79" w:themeColor="accent2" w:themeTint="BF"/>
-        <w:bottom w:val="single" w:sz="8" w:space="0" w:color="CF7B79" w:themeColor="accent2" w:themeTint="BF"/>
-        <w:right w:val="single" w:sz="8" w:space="0" w:color="CF7B79" w:themeColor="accent2" w:themeTint="BF"/>
-        <w:insideH w:val="single" w:sz="8" w:space="0" w:color="CF7B79" w:themeColor="accent2" w:themeTint="BF"/>
-        <w:insideV w:val="single" w:sz="8" w:space="0" w:color="CF7B79" w:themeColor="accent2" w:themeTint="BF"/>
+        <w:top w:val="single" w:color="CF7B79" w:themeColor="accent2" w:themeTint="BF" w:sz="8" w:space="0"/>
+        <w:left w:val="single" w:color="CF7B79" w:themeColor="accent2" w:themeTint="BF" w:sz="8" w:space="0"/>
+        <w:bottom w:val="single" w:color="CF7B79" w:themeColor="accent2" w:themeTint="BF" w:sz="8" w:space="0"/>
+        <w:right w:val="single" w:color="CF7B79" w:themeColor="accent2" w:themeTint="BF" w:sz="8" w:space="0"/>
+        <w:insideH w:val="single" w:color="CF7B79" w:themeColor="accent2" w:themeTint="BF" w:sz="8" w:space="0"/>
+        <w:insideV w:val="single" w:color="CF7B79" w:themeColor="accent2" w:themeTint="BF" w:sz="8" w:space="0"/>
       </w:tblBorders>
       <w:tblCellMar>
         <w:top w:w="0" w:type="dxa"/>
@@ -12379,7 +12339,7 @@
       <w:tblPr/>
       <w:tcPr>
         <w:tcBorders>
-          <w:top w:val="single" w:sz="18" w:space="0" w:color="CF7B79" w:themeColor="accent2" w:themeTint="BF"/>
+          <w:top w:val="single" w:color="CF7B79" w:themeColor="accent2" w:themeTint="BF" w:sz="18" w:space="0"/>
         </w:tcBorders>
       </w:tcPr>
     </w:tblStylePr>
@@ -12421,12 +12381,12 @@
       <w:tblStyleColBandSize w:val="1"/>
       <w:tblInd w:w="0" w:type="dxa"/>
       <w:tblBorders>
-        <w:top w:val="single" w:sz="8" w:space="0" w:color="B3CC82" w:themeColor="accent3" w:themeTint="BF"/>
-        <w:left w:val="single" w:sz="8" w:space="0" w:color="B3CC82" w:themeColor="accent3" w:themeTint="BF"/>
-        <w:bottom w:val="single" w:sz="8" w:space="0" w:color="B3CC82" w:themeColor="accent3" w:themeTint="BF"/>
-        <w:right w:val="single" w:sz="8" w:space="0" w:color="B3CC82" w:themeColor="accent3" w:themeTint="BF"/>
-        <w:insideH w:val="single" w:sz="8" w:space="0" w:color="B3CC82" w:themeColor="accent3" w:themeTint="BF"/>
-        <w:insideV w:val="single" w:sz="8" w:space="0" w:color="B3CC82" w:themeColor="accent3" w:themeTint="BF"/>
+        <w:top w:val="single" w:color="B3CC82" w:themeColor="accent3" w:themeTint="BF" w:sz="8" w:space="0"/>
+        <w:left w:val="single" w:color="B3CC82" w:themeColor="accent3" w:themeTint="BF" w:sz="8" w:space="0"/>
+        <w:bottom w:val="single" w:color="B3CC82" w:themeColor="accent3" w:themeTint="BF" w:sz="8" w:space="0"/>
+        <w:right w:val="single" w:color="B3CC82" w:themeColor="accent3" w:themeTint="BF" w:sz="8" w:space="0"/>
+        <w:insideH w:val="single" w:color="B3CC82" w:themeColor="accent3" w:themeTint="BF" w:sz="8" w:space="0"/>
+        <w:insideV w:val="single" w:color="B3CC82" w:themeColor="accent3" w:themeTint="BF" w:sz="8" w:space="0"/>
       </w:tblBorders>
       <w:tblCellMar>
         <w:top w:w="0" w:type="dxa"/>
@@ -12452,7 +12412,7 @@
       <w:tblPr/>
       <w:tcPr>
         <w:tcBorders>
-          <w:top w:val="single" w:sz="18" w:space="0" w:color="B3CC82" w:themeColor="accent3" w:themeTint="BF"/>
+          <w:top w:val="single" w:color="B3CC82" w:themeColor="accent3" w:themeTint="BF" w:sz="18" w:space="0"/>
         </w:tcBorders>
       </w:tcPr>
     </w:tblStylePr>
@@ -12494,12 +12454,12 @@
       <w:tblStyleColBandSize w:val="1"/>
       <w:tblInd w:w="0" w:type="dxa"/>
       <w:tblBorders>
-        <w:top w:val="single" w:sz="8" w:space="0" w:color="9F8AB9" w:themeColor="accent4" w:themeTint="BF"/>
-        <w:left w:val="single" w:sz="8" w:space="0" w:color="9F8AB9" w:themeColor="accent4" w:themeTint="BF"/>
-        <w:bottom w:val="single" w:sz="8" w:space="0" w:color="9F8AB9" w:themeColor="accent4" w:themeTint="BF"/>
-        <w:right w:val="single" w:sz="8" w:space="0" w:color="9F8AB9" w:themeColor="accent4" w:themeTint="BF"/>
-        <w:insideH w:val="single" w:sz="8" w:space="0" w:color="9F8AB9" w:themeColor="accent4" w:themeTint="BF"/>
-        <w:insideV w:val="single" w:sz="8" w:space="0" w:color="9F8AB9" w:themeColor="accent4" w:themeTint="BF"/>
+        <w:top w:val="single" w:color="9F8AB9" w:themeColor="accent4" w:themeTint="BF" w:sz="8" w:space="0"/>
+        <w:left w:val="single" w:color="9F8AB9" w:themeColor="accent4" w:themeTint="BF" w:sz="8" w:space="0"/>
+        <w:bottom w:val="single" w:color="9F8AB9" w:themeColor="accent4" w:themeTint="BF" w:sz="8" w:space="0"/>
+        <w:right w:val="single" w:color="9F8AB9" w:themeColor="accent4" w:themeTint="BF" w:sz="8" w:space="0"/>
+        <w:insideH w:val="single" w:color="9F8AB9" w:themeColor="accent4" w:themeTint="BF" w:sz="8" w:space="0"/>
+        <w:insideV w:val="single" w:color="9F8AB9" w:themeColor="accent4" w:themeTint="BF" w:sz="8" w:space="0"/>
       </w:tblBorders>
       <w:tblCellMar>
         <w:top w:w="0" w:type="dxa"/>
@@ -12525,7 +12485,7 @@
       <w:tblPr/>
       <w:tcPr>
         <w:tcBorders>
-          <w:top w:val="single" w:sz="18" w:space="0" w:color="9F8AB9" w:themeColor="accent4" w:themeTint="BF"/>
+          <w:top w:val="single" w:color="9F8AB9" w:themeColor="accent4" w:themeTint="BF" w:sz="18" w:space="0"/>
         </w:tcBorders>
       </w:tcPr>
     </w:tblStylePr>
@@ -12567,12 +12527,12 @@
       <w:tblStyleColBandSize w:val="1"/>
       <w:tblInd w:w="0" w:type="dxa"/>
       <w:tblBorders>
-        <w:top w:val="single" w:sz="8" w:space="0" w:color="78C0D4" w:themeColor="accent5" w:themeTint="BF"/>
-        <w:left w:val="single" w:sz="8" w:space="0" w:color="78C0D4" w:themeColor="accent5" w:themeTint="BF"/>
-        <w:bottom w:val="single" w:sz="8" w:space="0" w:color="78C0D4" w:themeColor="accent5" w:themeTint="BF"/>
-        <w:right w:val="single" w:sz="8" w:space="0" w:color="78C0D4" w:themeColor="accent5" w:themeTint="BF"/>
-        <w:insideH w:val="single" w:sz="8" w:space="0" w:color="78C0D4" w:themeColor="accent5" w:themeTint="BF"/>
-        <w:insideV w:val="single" w:sz="8" w:space="0" w:color="78C0D4" w:themeColor="accent5" w:themeTint="BF"/>
+        <w:top w:val="single" w:color="78C0D4" w:themeColor="accent5" w:themeTint="BF" w:sz="8" w:space="0"/>
+        <w:left w:val="single" w:color="78C0D4" w:themeColor="accent5" w:themeTint="BF" w:sz="8" w:space="0"/>
+        <w:bottom w:val="single" w:color="78C0D4" w:themeColor="accent5" w:themeTint="BF" w:sz="8" w:space="0"/>
+        <w:right w:val="single" w:color="78C0D4" w:themeColor="accent5" w:themeTint="BF" w:sz="8" w:space="0"/>
+        <w:insideH w:val="single" w:color="78C0D4" w:themeColor="accent5" w:themeTint="BF" w:sz="8" w:space="0"/>
+        <w:insideV w:val="single" w:color="78C0D4" w:themeColor="accent5" w:themeTint="BF" w:sz="8" w:space="0"/>
       </w:tblBorders>
       <w:tblCellMar>
         <w:top w:w="0" w:type="dxa"/>
@@ -12598,7 +12558,7 @@
       <w:tblPr/>
       <w:tcPr>
         <w:tcBorders>
-          <w:top w:val="single" w:sz="18" w:space="0" w:color="78C0D4" w:themeColor="accent5" w:themeTint="BF"/>
+          <w:top w:val="single" w:color="78C0D4" w:themeColor="accent5" w:themeTint="BF" w:sz="18" w:space="0"/>
         </w:tcBorders>
       </w:tcPr>
     </w:tblStylePr>
@@ -12640,12 +12600,12 @@
       <w:tblStyleColBandSize w:val="1"/>
       <w:tblInd w:w="0" w:type="dxa"/>
       <w:tblBorders>
-        <w:top w:val="single" w:sz="8" w:space="0" w:color="F9B074" w:themeColor="accent6" w:themeTint="BF"/>
-        <w:left w:val="single" w:sz="8" w:space="0" w:color="F9B074" w:themeColor="accent6" w:themeTint="BF"/>
-        <w:bottom w:val="single" w:sz="8" w:space="0" w:color="F9B074" w:themeColor="accent6" w:themeTint="BF"/>
-        <w:right w:val="single" w:sz="8" w:space="0" w:color="F9B074" w:themeColor="accent6" w:themeTint="BF"/>
-        <w:insideH w:val="single" w:sz="8" w:space="0" w:color="F9B074" w:themeColor="accent6" w:themeTint="BF"/>
-        <w:insideV w:val="single" w:sz="8" w:space="0" w:color="F9B074" w:themeColor="accent6" w:themeTint="BF"/>
+        <w:top w:val="single" w:color="F9B074" w:themeColor="accent6" w:themeTint="BF" w:sz="8" w:space="0"/>
+        <w:left w:val="single" w:color="F9B074" w:themeColor="accent6" w:themeTint="BF" w:sz="8" w:space="0"/>
+        <w:bottom w:val="single" w:color="F9B074" w:themeColor="accent6" w:themeTint="BF" w:sz="8" w:space="0"/>
+        <w:right w:val="single" w:color="F9B074" w:themeColor="accent6" w:themeTint="BF" w:sz="8" w:space="0"/>
+        <w:insideH w:val="single" w:color="F9B074" w:themeColor="accent6" w:themeTint="BF" w:sz="8" w:space="0"/>
+        <w:insideV w:val="single" w:color="F9B074" w:themeColor="accent6" w:themeTint="BF" w:sz="8" w:space="0"/>
       </w:tblBorders>
       <w:tblCellMar>
         <w:top w:w="0" w:type="dxa"/>
@@ -12671,7 +12631,7 @@
       <w:tblPr/>
       <w:tcPr>
         <w:tcBorders>
-          <w:top w:val="single" w:sz="18" w:space="0" w:color="F9B074" w:themeColor="accent6" w:themeTint="BF"/>
+          <w:top w:val="single" w:color="F9B074" w:themeColor="accent6" w:themeTint="BF" w:sz="18" w:space="0"/>
         </w:tcBorders>
       </w:tcPr>
     </w:tblStylePr>
@@ -12709,7 +12669,7 @@
       <w:spacing w:after="0" w:line="240" w:lineRule="auto"/>
     </w:pPr>
     <w:rPr>
-      <w:rFonts w:asciiTheme="majorHAnsi" w:eastAsiaTheme="majorEastAsia" w:hAnsiTheme="majorHAnsi" w:cstheme="majorBidi"/>
+      <w:rFonts w:asciiTheme="majorHAnsi" w:hAnsiTheme="majorHAnsi" w:eastAsiaTheme="majorEastAsia" w:cstheme="majorBidi"/>
       <w:color w:val="000000" w:themeColor="text1"/>
     </w:rPr>
     <w:tblPr>
@@ -12717,12 +12677,12 @@
       <w:tblStyleColBandSize w:val="1"/>
       <w:tblInd w:w="0" w:type="dxa"/>
       <w:tblBorders>
-        <w:top w:val="single" w:sz="8" w:space="0" w:color="000000" w:themeColor="text1"/>
-        <w:left w:val="single" w:sz="8" w:space="0" w:color="000000" w:themeColor="text1"/>
-        <w:bottom w:val="single" w:sz="8" w:space="0" w:color="000000" w:themeColor="text1"/>
-        <w:right w:val="single" w:sz="8" w:space="0" w:color="000000" w:themeColor="text1"/>
-        <w:insideH w:val="single" w:sz="8" w:space="0" w:color="000000" w:themeColor="text1"/>
-        <w:insideV w:val="single" w:sz="8" w:space="0" w:color="000000" w:themeColor="text1"/>
+        <w:top w:val="single" w:color="000000" w:themeColor="text1" w:sz="8" w:space="0"/>
+        <w:left w:val="single" w:color="000000" w:themeColor="text1" w:sz="8" w:space="0"/>
+        <w:bottom w:val="single" w:color="000000" w:themeColor="text1" w:sz="8" w:space="0"/>
+        <w:right w:val="single" w:color="000000" w:themeColor="text1" w:sz="8" w:space="0"/>
+        <w:insideH w:val="single" w:color="000000" w:themeColor="text1" w:sz="8" w:space="0"/>
+        <w:insideV w:val="single" w:color="000000" w:themeColor="text1" w:sz="8" w:space="0"/>
       </w:tblBorders>
       <w:tblCellMar>
         <w:top w:w="0" w:type="dxa"/>
@@ -12754,7 +12714,7 @@
       <w:tblPr/>
       <w:tcPr>
         <w:tcBorders>
-          <w:top w:val="single" w:sz="12" w:space="0" w:color="000000" w:themeColor="text1"/>
+          <w:top w:val="single" w:color="000000" w:themeColor="text1" w:sz="12" w:space="0"/>
           <w:left w:val="nil"/>
           <w:bottom w:val="nil"/>
           <w:right w:val="nil"/>
@@ -12812,8 +12772,8 @@
       <w:tblPr/>
       <w:tcPr>
         <w:tcBorders>
-          <w:insideH w:val="single" w:sz="6" w:space="0" w:color="000000" w:themeColor="text1"/>
-          <w:insideV w:val="single" w:sz="6" w:space="0" w:color="000000" w:themeColor="text1"/>
+          <w:insideH w:val="single" w:color="000000" w:themeColor="text1" w:sz="6" w:space="0"/>
+          <w:insideV w:val="single" w:color="000000" w:themeColor="text1" w:sz="6" w:space="0"/>
         </w:tcBorders>
         <w:shd w:val="clear" w:color="auto" w:fill="808080" w:themeFill="text1" w:themeFillTint="7F"/>
       </w:tcPr>
@@ -12834,7 +12794,7 @@
       <w:spacing w:after="0" w:line="240" w:lineRule="auto"/>
     </w:pPr>
     <w:rPr>
-      <w:rFonts w:asciiTheme="majorHAnsi" w:eastAsiaTheme="majorEastAsia" w:hAnsiTheme="majorHAnsi" w:cstheme="majorBidi"/>
+      <w:rFonts w:asciiTheme="majorHAnsi" w:hAnsiTheme="majorHAnsi" w:eastAsiaTheme="majorEastAsia" w:cstheme="majorBidi"/>
       <w:color w:val="000000" w:themeColor="text1"/>
     </w:rPr>
     <w:tblPr>
@@ -12842,12 +12802,12 @@
       <w:tblStyleColBandSize w:val="1"/>
       <w:tblInd w:w="0" w:type="dxa"/>
       <w:tblBorders>
-        <w:top w:val="single" w:sz="8" w:space="0" w:color="4F81BD" w:themeColor="accent1"/>
-        <w:left w:val="single" w:sz="8" w:space="0" w:color="4F81BD" w:themeColor="accent1"/>
-        <w:bottom w:val="single" w:sz="8" w:space="0" w:color="4F81BD" w:themeColor="accent1"/>
-        <w:right w:val="single" w:sz="8" w:space="0" w:color="4F81BD" w:themeColor="accent1"/>
-        <w:insideH w:val="single" w:sz="8" w:space="0" w:color="4F81BD" w:themeColor="accent1"/>
-        <w:insideV w:val="single" w:sz="8" w:space="0" w:color="4F81BD" w:themeColor="accent1"/>
+        <w:top w:val="single" w:color="4F81BD" w:themeColor="accent1" w:sz="8" w:space="0"/>
+        <w:left w:val="single" w:color="4F81BD" w:themeColor="accent1" w:sz="8" w:space="0"/>
+        <w:bottom w:val="single" w:color="4F81BD" w:themeColor="accent1" w:sz="8" w:space="0"/>
+        <w:right w:val="single" w:color="4F81BD" w:themeColor="accent1" w:sz="8" w:space="0"/>
+        <w:insideH w:val="single" w:color="4F81BD" w:themeColor="accent1" w:sz="8" w:space="0"/>
+        <w:insideV w:val="single" w:color="4F81BD" w:themeColor="accent1" w:sz="8" w:space="0"/>
       </w:tblBorders>
       <w:tblCellMar>
         <w:top w:w="0" w:type="dxa"/>
@@ -12879,7 +12839,7 @@
       <w:tblPr/>
       <w:tcPr>
         <w:tcBorders>
-          <w:top w:val="single" w:sz="12" w:space="0" w:color="000000" w:themeColor="text1"/>
+          <w:top w:val="single" w:color="000000" w:themeColor="text1" w:sz="12" w:space="0"/>
           <w:left w:val="nil"/>
           <w:bottom w:val="nil"/>
           <w:right w:val="nil"/>
@@ -12937,8 +12897,8 @@
       <w:tblPr/>
       <w:tcPr>
         <w:tcBorders>
-          <w:insideH w:val="single" w:sz="6" w:space="0" w:color="4F81BD" w:themeColor="accent1"/>
-          <w:insideV w:val="single" w:sz="6" w:space="0" w:color="4F81BD" w:themeColor="accent1"/>
+          <w:insideH w:val="single" w:color="4F81BD" w:themeColor="accent1" w:sz="6" w:space="0"/>
+          <w:insideV w:val="single" w:color="4F81BD" w:themeColor="accent1" w:sz="6" w:space="0"/>
         </w:tcBorders>
         <w:shd w:val="clear" w:color="auto" w:fill="A7BFDE" w:themeFill="accent1" w:themeFillTint="7F"/>
       </w:tcPr>
@@ -12959,7 +12919,7 @@
       <w:spacing w:after="0" w:line="240" w:lineRule="auto"/>
     </w:pPr>
     <w:rPr>
-      <w:rFonts w:asciiTheme="majorHAnsi" w:eastAsiaTheme="majorEastAsia" w:hAnsiTheme="majorHAnsi" w:cstheme="majorBidi"/>
+      <w:rFonts w:asciiTheme="majorHAnsi" w:hAnsiTheme="majorHAnsi" w:eastAsiaTheme="majorEastAsia" w:cstheme="majorBidi"/>
       <w:color w:val="000000" w:themeColor="text1"/>
     </w:rPr>
     <w:tblPr>
@@ -12967,12 +12927,12 @@
       <w:tblStyleColBandSize w:val="1"/>
       <w:tblInd w:w="0" w:type="dxa"/>
       <w:tblBorders>
-        <w:top w:val="single" w:sz="8" w:space="0" w:color="C0504D" w:themeColor="accent2"/>
-        <w:left w:val="single" w:sz="8" w:space="0" w:color="C0504D" w:themeColor="accent2"/>
-        <w:bottom w:val="single" w:sz="8" w:space="0" w:color="C0504D" w:themeColor="accent2"/>
-        <w:right w:val="single" w:sz="8" w:space="0" w:color="C0504D" w:themeColor="accent2"/>
-        <w:insideH w:val="single" w:sz="8" w:space="0" w:color="C0504D" w:themeColor="accent2"/>
-        <w:insideV w:val="single" w:sz="8" w:space="0" w:color="C0504D" w:themeColor="accent2"/>
+        <w:top w:val="single" w:color="C0504D" w:themeColor="accent2" w:sz="8" w:space="0"/>
+        <w:left w:val="single" w:color="C0504D" w:themeColor="accent2" w:sz="8" w:space="0"/>
+        <w:bottom w:val="single" w:color="C0504D" w:themeColor="accent2" w:sz="8" w:space="0"/>
+        <w:right w:val="single" w:color="C0504D" w:themeColor="accent2" w:sz="8" w:space="0"/>
+        <w:insideH w:val="single" w:color="C0504D" w:themeColor="accent2" w:sz="8" w:space="0"/>
+        <w:insideV w:val="single" w:color="C0504D" w:themeColor="accent2" w:sz="8" w:space="0"/>
       </w:tblBorders>
       <w:tblCellMar>
         <w:top w:w="0" w:type="dxa"/>
@@ -13004,7 +12964,7 @@
       <w:tblPr/>
       <w:tcPr>
         <w:tcBorders>
-          <w:top w:val="single" w:sz="12" w:space="0" w:color="000000" w:themeColor="text1"/>
+          <w:top w:val="single" w:color="000000" w:themeColor="text1" w:sz="12" w:space="0"/>
           <w:left w:val="nil"/>
           <w:bottom w:val="nil"/>
           <w:right w:val="nil"/>
@@ -13062,8 +13022,8 @@
       <w:tblPr/>
       <w:tcPr>
         <w:tcBorders>
-          <w:insideH w:val="single" w:sz="6" w:space="0" w:color="C0504D" w:themeColor="accent2"/>
-          <w:insideV w:val="single" w:sz="6" w:space="0" w:color="C0504D" w:themeColor="accent2"/>
+          <w:insideH w:val="single" w:color="C0504D" w:themeColor="accent2" w:sz="6" w:space="0"/>
+          <w:insideV w:val="single" w:color="C0504D" w:themeColor="accent2" w:sz="6" w:space="0"/>
         </w:tcBorders>
         <w:shd w:val="clear" w:color="auto" w:fill="DFA7A6" w:themeFill="accent2" w:themeFillTint="7F"/>
       </w:tcPr>
@@ -13084,7 +13044,7 @@
       <w:spacing w:after="0" w:line="240" w:lineRule="auto"/>
     </w:pPr>
     <w:rPr>
-      <w:rFonts w:asciiTheme="majorHAnsi" w:eastAsiaTheme="majorEastAsia" w:hAnsiTheme="majorHAnsi" w:cstheme="majorBidi"/>
+      <w:rFonts w:asciiTheme="majorHAnsi" w:hAnsiTheme="majorHAnsi" w:eastAsiaTheme="majorEastAsia" w:cstheme="majorBidi"/>
       <w:color w:val="000000" w:themeColor="text1"/>
     </w:rPr>
     <w:tblPr>
@@ -13092,12 +13052,12 @@
       <w:tblStyleColBandSize w:val="1"/>
       <w:tblInd w:w="0" w:type="dxa"/>
       <w:tblBorders>
-        <w:top w:val="single" w:sz="8" w:space="0" w:color="9BBB59" w:themeColor="accent3"/>
-        <w:left w:val="single" w:sz="8" w:space="0" w:color="9BBB59" w:themeColor="accent3"/>
-        <w:bottom w:val="single" w:sz="8" w:space="0" w:color="9BBB59" w:themeColor="accent3"/>
-        <w:right w:val="single" w:sz="8" w:space="0" w:color="9BBB59" w:themeColor="accent3"/>
-        <w:insideH w:val="single" w:sz="8" w:space="0" w:color="9BBB59" w:themeColor="accent3"/>
-        <w:insideV w:val="single" w:sz="8" w:space="0" w:color="9BBB59" w:themeColor="accent3"/>
+        <w:top w:val="single" w:color="9BBB59" w:themeColor="accent3" w:sz="8" w:space="0"/>
+        <w:left w:val="single" w:color="9BBB59" w:themeColor="accent3" w:sz="8" w:space="0"/>
+        <w:bottom w:val="single" w:color="9BBB59" w:themeColor="accent3" w:sz="8" w:space="0"/>
+        <w:right w:val="single" w:color="9BBB59" w:themeColor="accent3" w:sz="8" w:space="0"/>
+        <w:insideH w:val="single" w:color="9BBB59" w:themeColor="accent3" w:sz="8" w:space="0"/>
+        <w:insideV w:val="single" w:color="9BBB59" w:themeColor="accent3" w:sz="8" w:space="0"/>
       </w:tblBorders>
       <w:tblCellMar>
         <w:top w:w="0" w:type="dxa"/>
@@ -13129,7 +13089,7 @@
       <w:tblPr/>
       <w:tcPr>
         <w:tcBorders>
-          <w:top w:val="single" w:sz="12" w:space="0" w:color="000000" w:themeColor="text1"/>
+          <w:top w:val="single" w:color="000000" w:themeColor="text1" w:sz="12" w:space="0"/>
           <w:left w:val="nil"/>
           <w:bottom w:val="nil"/>
           <w:right w:val="nil"/>
@@ -13187,8 +13147,8 @@
       <w:tblPr/>
       <w:tcPr>
         <w:tcBorders>
-          <w:insideH w:val="single" w:sz="6" w:space="0" w:color="9BBB59" w:themeColor="accent3"/>
-          <w:insideV w:val="single" w:sz="6" w:space="0" w:color="9BBB59" w:themeColor="accent3"/>
+          <w:insideH w:val="single" w:color="9BBB59" w:themeColor="accent3" w:sz="6" w:space="0"/>
+          <w:insideV w:val="single" w:color="9BBB59" w:themeColor="accent3" w:sz="6" w:space="0"/>
         </w:tcBorders>
         <w:shd w:val="clear" w:color="auto" w:fill="CDDDAC" w:themeFill="accent3" w:themeFillTint="7F"/>
       </w:tcPr>
@@ -13209,7 +13169,7 @@
       <w:spacing w:after="0" w:line="240" w:lineRule="auto"/>
     </w:pPr>
     <w:rPr>
-      <w:rFonts w:asciiTheme="majorHAnsi" w:eastAsiaTheme="majorEastAsia" w:hAnsiTheme="majorHAnsi" w:cstheme="majorBidi"/>
+      <w:rFonts w:asciiTheme="majorHAnsi" w:hAnsiTheme="majorHAnsi" w:eastAsiaTheme="majorEastAsia" w:cstheme="majorBidi"/>
       <w:color w:val="000000" w:themeColor="text1"/>
     </w:rPr>
     <w:tblPr>
@@ -13217,12 +13177,12 @@
       <w:tblStyleColBandSize w:val="1"/>
       <w:tblInd w:w="0" w:type="dxa"/>
       <w:tblBorders>
-        <w:top w:val="single" w:sz="8" w:space="0" w:color="8064A2" w:themeColor="accent4"/>
-        <w:left w:val="single" w:sz="8" w:space="0" w:color="8064A2" w:themeColor="accent4"/>
-        <w:bottom w:val="single" w:sz="8" w:space="0" w:color="8064A2" w:themeColor="accent4"/>
-        <w:right w:val="single" w:sz="8" w:space="0" w:color="8064A2" w:themeColor="accent4"/>
-        <w:insideH w:val="single" w:sz="8" w:space="0" w:color="8064A2" w:themeColor="accent4"/>
-        <w:insideV w:val="single" w:sz="8" w:space="0" w:color="8064A2" w:themeColor="accent4"/>
+        <w:top w:val="single" w:color="8064A2" w:themeColor="accent4" w:sz="8" w:space="0"/>
+        <w:left w:val="single" w:color="8064A2" w:themeColor="accent4" w:sz="8" w:space="0"/>
+        <w:bottom w:val="single" w:color="8064A2" w:themeColor="accent4" w:sz="8" w:space="0"/>
+        <w:right w:val="single" w:color="8064A2" w:themeColor="accent4" w:sz="8" w:space="0"/>
+        <w:insideH w:val="single" w:color="8064A2" w:themeColor="accent4" w:sz="8" w:space="0"/>
+        <w:insideV w:val="single" w:color="8064A2" w:themeColor="accent4" w:sz="8" w:space="0"/>
       </w:tblBorders>
       <w:tblCellMar>
         <w:top w:w="0" w:type="dxa"/>
@@ -13254,7 +13214,7 @@
       <w:tblPr/>
       <w:tcPr>
         <w:tcBorders>
-          <w:top w:val="single" w:sz="12" w:space="0" w:color="000000" w:themeColor="text1"/>
+          <w:top w:val="single" w:color="000000" w:themeColor="text1" w:sz="12" w:space="0"/>
           <w:left w:val="nil"/>
           <w:bottom w:val="nil"/>
           <w:right w:val="nil"/>
@@ -13312,8 +13272,8 @@
       <w:tblPr/>
       <w:tcPr>
         <w:tcBorders>
-          <w:insideH w:val="single" w:sz="6" w:space="0" w:color="8064A2" w:themeColor="accent4"/>
-          <w:insideV w:val="single" w:sz="6" w:space="0" w:color="8064A2" w:themeColor="accent4"/>
+          <w:insideH w:val="single" w:color="8064A2" w:themeColor="accent4" w:sz="6" w:space="0"/>
+          <w:insideV w:val="single" w:color="8064A2" w:themeColor="accent4" w:sz="6" w:space="0"/>
         </w:tcBorders>
         <w:shd w:val="clear" w:color="auto" w:fill="BFB1D0" w:themeFill="accent4" w:themeFillTint="7F"/>
       </w:tcPr>
@@ -13334,7 +13294,7 @@
       <w:spacing w:after="0" w:line="240" w:lineRule="auto"/>
     </w:pPr>
     <w:rPr>
-      <w:rFonts w:asciiTheme="majorHAnsi" w:eastAsiaTheme="majorEastAsia" w:hAnsiTheme="majorHAnsi" w:cstheme="majorBidi"/>
+      <w:rFonts w:asciiTheme="majorHAnsi" w:hAnsiTheme="majorHAnsi" w:eastAsiaTheme="majorEastAsia" w:cstheme="majorBidi"/>
       <w:color w:val="000000" w:themeColor="text1"/>
     </w:rPr>
     <w:tblPr>
@@ -13342,12 +13302,12 @@
       <w:tblStyleColBandSize w:val="1"/>
       <w:tblInd w:w="0" w:type="dxa"/>
       <w:tblBorders>
-        <w:top w:val="single" w:sz="8" w:space="0" w:color="4BACC6" w:themeColor="accent5"/>
-        <w:left w:val="single" w:sz="8" w:space="0" w:color="4BACC6" w:themeColor="accent5"/>
-        <w:bottom w:val="single" w:sz="8" w:space="0" w:color="4BACC6" w:themeColor="accent5"/>
-        <w:right w:val="single" w:sz="8" w:space="0" w:color="4BACC6" w:themeColor="accent5"/>
-        <w:insideH w:val="single" w:sz="8" w:space="0" w:color="4BACC6" w:themeColor="accent5"/>
-        <w:insideV w:val="single" w:sz="8" w:space="0" w:color="4BACC6" w:themeColor="accent5"/>
+        <w:top w:val="single" w:color="4BACC6" w:themeColor="accent5" w:sz="8" w:space="0"/>
+        <w:left w:val="single" w:color="4BACC6" w:themeColor="accent5" w:sz="8" w:space="0"/>
+        <w:bottom w:val="single" w:color="4BACC6" w:themeColor="accent5" w:sz="8" w:space="0"/>
+        <w:right w:val="single" w:color="4BACC6" w:themeColor="accent5" w:sz="8" w:space="0"/>
+        <w:insideH w:val="single" w:color="4BACC6" w:themeColor="accent5" w:sz="8" w:space="0"/>
+        <w:insideV w:val="single" w:color="4BACC6" w:themeColor="accent5" w:sz="8" w:space="0"/>
       </w:tblBorders>
       <w:tblCellMar>
         <w:top w:w="0" w:type="dxa"/>
@@ -13379,7 +13339,7 @@
       <w:tblPr/>
       <w:tcPr>
         <w:tcBorders>
-          <w:top w:val="single" w:sz="12" w:space="0" w:color="000000" w:themeColor="text1"/>
+          <w:top w:val="single" w:color="000000" w:themeColor="text1" w:sz="12" w:space="0"/>
           <w:left w:val="nil"/>
           <w:bottom w:val="nil"/>
           <w:right w:val="nil"/>
@@ -13437,8 +13397,8 @@
       <w:tblPr/>
       <w:tcPr>
         <w:tcBorders>
-          <w:insideH w:val="single" w:sz="6" w:space="0" w:color="4BACC6" w:themeColor="accent5"/>
-          <w:insideV w:val="single" w:sz="6" w:space="0" w:color="4BACC6" w:themeColor="accent5"/>
+          <w:insideH w:val="single" w:color="4BACC6" w:themeColor="accent5" w:sz="6" w:space="0"/>
+          <w:insideV w:val="single" w:color="4BACC6" w:themeColor="accent5" w:sz="6" w:space="0"/>
         </w:tcBorders>
         <w:shd w:val="clear" w:color="auto" w:fill="A5D5E2" w:themeFill="accent5" w:themeFillTint="7F"/>
       </w:tcPr>
@@ -13459,7 +13419,7 @@
       <w:spacing w:after="0" w:line="240" w:lineRule="auto"/>
     </w:pPr>
     <w:rPr>
-      <w:rFonts w:asciiTheme="majorHAnsi" w:eastAsiaTheme="majorEastAsia" w:hAnsiTheme="majorHAnsi" w:cstheme="majorBidi"/>
+      <w:rFonts w:asciiTheme="majorHAnsi" w:hAnsiTheme="majorHAnsi" w:eastAsiaTheme="majorEastAsia" w:cstheme="majorBidi"/>
       <w:color w:val="000000" w:themeColor="text1"/>
     </w:rPr>
     <w:tblPr>
@@ -13467,12 +13427,12 @@
       <w:tblStyleColBandSize w:val="1"/>
       <w:tblInd w:w="0" w:type="dxa"/>
       <w:tblBorders>
-        <w:top w:val="single" w:sz="8" w:space="0" w:color="F79646" w:themeColor="accent6"/>
-        <w:left w:val="single" w:sz="8" w:space="0" w:color="F79646" w:themeColor="accent6"/>
-        <w:bottom w:val="single" w:sz="8" w:space="0" w:color="F79646" w:themeColor="accent6"/>
-        <w:right w:val="single" w:sz="8" w:space="0" w:color="F79646" w:themeColor="accent6"/>
-        <w:insideH w:val="single" w:sz="8" w:space="0" w:color="F79646" w:themeColor="accent6"/>
-        <w:insideV w:val="single" w:sz="8" w:space="0" w:color="F79646" w:themeColor="accent6"/>
+        <w:top w:val="single" w:color="F79646" w:themeColor="accent6" w:sz="8" w:space="0"/>
+        <w:left w:val="single" w:color="F79646" w:themeColor="accent6" w:sz="8" w:space="0"/>
+        <w:bottom w:val="single" w:color="F79646" w:themeColor="accent6" w:sz="8" w:space="0"/>
+        <w:right w:val="single" w:color="F79646" w:themeColor="accent6" w:sz="8" w:space="0"/>
+        <w:insideH w:val="single" w:color="F79646" w:themeColor="accent6" w:sz="8" w:space="0"/>
+        <w:insideV w:val="single" w:color="F79646" w:themeColor="accent6" w:sz="8" w:space="0"/>
       </w:tblBorders>
       <w:tblCellMar>
         <w:top w:w="0" w:type="dxa"/>
@@ -13504,7 +13464,7 @@
       <w:tblPr/>
       <w:tcPr>
         <w:tcBorders>
-          <w:top w:val="single" w:sz="12" w:space="0" w:color="000000" w:themeColor="text1"/>
+          <w:top w:val="single" w:color="000000" w:themeColor="text1" w:sz="12" w:space="0"/>
           <w:left w:val="nil"/>
           <w:bottom w:val="nil"/>
           <w:right w:val="nil"/>
@@ -13562,8 +13522,8 @@
       <w:tblPr/>
       <w:tcPr>
         <w:tcBorders>
-          <w:insideH w:val="single" w:sz="6" w:space="0" w:color="F79646" w:themeColor="accent6"/>
-          <w:insideV w:val="single" w:sz="6" w:space="0" w:color="F79646" w:themeColor="accent6"/>
+          <w:insideH w:val="single" w:color="F79646" w:themeColor="accent6" w:sz="6" w:space="0"/>
+          <w:insideV w:val="single" w:color="F79646" w:themeColor="accent6" w:sz="6" w:space="0"/>
         </w:tcBorders>
         <w:shd w:val="clear" w:color="auto" w:fill="FBCAA2" w:themeFill="accent6" w:themeFillTint="7F"/>
       </w:tcPr>
@@ -13588,12 +13548,12 @@
       <w:tblStyleColBandSize w:val="1"/>
       <w:tblInd w:w="0" w:type="dxa"/>
       <w:tblBorders>
-        <w:top w:val="single" w:sz="8" w:space="0" w:color="FFFFFF" w:themeColor="background1"/>
-        <w:left w:val="single" w:sz="8" w:space="0" w:color="FFFFFF" w:themeColor="background1"/>
-        <w:bottom w:val="single" w:sz="8" w:space="0" w:color="FFFFFF" w:themeColor="background1"/>
-        <w:right w:val="single" w:sz="8" w:space="0" w:color="FFFFFF" w:themeColor="background1"/>
-        <w:insideH w:val="single" w:sz="6" w:space="0" w:color="FFFFFF" w:themeColor="background1"/>
-        <w:insideV w:val="single" w:sz="6" w:space="0" w:color="FFFFFF" w:themeColor="background1"/>
+        <w:top w:val="single" w:color="FFFFFF" w:themeColor="background1" w:sz="8" w:space="0"/>
+        <w:left w:val="single" w:color="FFFFFF" w:themeColor="background1" w:sz="8" w:space="0"/>
+        <w:bottom w:val="single" w:color="FFFFFF" w:themeColor="background1" w:sz="8" w:space="0"/>
+        <w:right w:val="single" w:color="FFFFFF" w:themeColor="background1" w:sz="8" w:space="0"/>
+        <w:insideH w:val="single" w:color="FFFFFF" w:themeColor="background1" w:sz="6" w:space="0"/>
+        <w:insideV w:val="single" w:color="FFFFFF" w:themeColor="background1" w:sz="6" w:space="0"/>
       </w:tblBorders>
       <w:tblCellMar>
         <w:top w:w="0" w:type="dxa"/>
@@ -13616,12 +13576,12 @@
       <w:tblPr/>
       <w:tcPr>
         <w:tcBorders>
-          <w:top w:val="single" w:sz="8" w:space="0" w:color="FFFFFF" w:themeColor="background1"/>
-          <w:left w:val="single" w:sz="8" w:space="0" w:color="FFFFFF" w:themeColor="background1"/>
-          <w:bottom w:val="single" w:sz="24" w:space="0" w:color="FFFFFF" w:themeColor="background1"/>
-          <w:right w:val="single" w:sz="8" w:space="0" w:color="FFFFFF" w:themeColor="background1"/>
-          <w:insideH w:val="nil"/>
-          <w:insideV w:val="single" w:sz="8" w:space="0" w:color="FFFFFF" w:themeColor="background1"/>
+          <w:top w:val="single" w:color="FFFFFF" w:themeColor="background1" w:sz="8" w:space="0"/>
+          <w:left w:val="single" w:color="FFFFFF" w:themeColor="background1" w:sz="8" w:space="0"/>
+          <w:bottom w:val="single" w:color="FFFFFF" w:themeColor="background1" w:sz="24" w:space="0"/>
+          <w:right w:val="single" w:color="FFFFFF" w:themeColor="background1" w:sz="8" w:space="0"/>
+          <w:insideH w:val="nil"/>
+          <w:insideV w:val="single" w:color="FFFFFF" w:themeColor="background1" w:sz="8" w:space="0"/>
         </w:tcBorders>
         <w:shd w:val="clear" w:color="auto" w:fill="000000" w:themeFill="text1"/>
       </w:tcPr>
@@ -13637,12 +13597,12 @@
       <w:tblPr/>
       <w:tcPr>
         <w:tcBorders>
-          <w:top w:val="single" w:sz="24" w:space="0" w:color="FFFFFF" w:themeColor="background1"/>
-          <w:left w:val="single" w:sz="8" w:space="0" w:color="FFFFFF" w:themeColor="background1"/>
-          <w:bottom w:val="single" w:sz="8" w:space="0" w:color="FFFFFF" w:themeColor="background1"/>
-          <w:right w:val="single" w:sz="8" w:space="0" w:color="FFFFFF" w:themeColor="background1"/>
-          <w:insideH w:val="nil"/>
-          <w:insideV w:val="single" w:sz="8" w:space="0" w:color="FFFFFF" w:themeColor="background1"/>
+          <w:top w:val="single" w:color="FFFFFF" w:themeColor="background1" w:sz="24" w:space="0"/>
+          <w:left w:val="single" w:color="FFFFFF" w:themeColor="background1" w:sz="8" w:space="0"/>
+          <w:bottom w:val="single" w:color="FFFFFF" w:themeColor="background1" w:sz="8" w:space="0"/>
+          <w:right w:val="single" w:color="FFFFFF" w:themeColor="background1" w:sz="8" w:space="0"/>
+          <w:insideH w:val="nil"/>
+          <w:insideV w:val="single" w:color="FFFFFF" w:themeColor="background1" w:sz="8" w:space="0"/>
         </w:tcBorders>
         <w:shd w:val="clear" w:color="auto" w:fill="000000" w:themeFill="text1"/>
       </w:tcPr>
@@ -13658,8 +13618,8 @@
       <w:tblPr/>
       <w:tcPr>
         <w:tcBorders>
-          <w:left w:val="single" w:sz="8" w:space="0" w:color="FFFFFF" w:themeColor="background1"/>
-          <w:right w:val="single" w:sz="24" w:space="0" w:color="FFFFFF" w:themeColor="background1"/>
+          <w:left w:val="single" w:color="FFFFFF" w:themeColor="background1" w:sz="8" w:space="0"/>
+          <w:right w:val="single" w:color="FFFFFF" w:themeColor="background1" w:sz="24" w:space="0"/>
           <w:insideH w:val="nil"/>
           <w:insideV w:val="nil"/>
         </w:tcBorders>
@@ -13678,7 +13638,7 @@
       <w:tcPr>
         <w:tcBorders>
           <w:top w:val="nil"/>
-          <w:left w:val="single" w:sz="24" w:space="0" w:color="FFFFFF" w:themeColor="background1"/>
+          <w:left w:val="single" w:color="FFFFFF" w:themeColor="background1" w:sz="24" w:space="0"/>
           <w:bottom w:val="nil"/>
           <w:right w:val="nil"/>
           <w:insideH w:val="nil"/>
@@ -13691,10 +13651,10 @@
       <w:tblPr/>
       <w:tcPr>
         <w:tcBorders>
-          <w:top w:val="single" w:sz="8" w:space="0" w:color="FFFFFF" w:themeColor="background1"/>
-          <w:left w:val="single" w:sz="8" w:space="0" w:color="FFFFFF" w:themeColor="background1"/>
-          <w:bottom w:val="single" w:sz="8" w:space="0" w:color="FFFFFF" w:themeColor="background1"/>
-          <w:right w:val="single" w:sz="8" w:space="0" w:color="FFFFFF" w:themeColor="background1"/>
+          <w:top w:val="single" w:color="FFFFFF" w:themeColor="background1" w:sz="8" w:space="0"/>
+          <w:left w:val="single" w:color="FFFFFF" w:themeColor="background1" w:sz="8" w:space="0"/>
+          <w:bottom w:val="single" w:color="FFFFFF" w:themeColor="background1" w:sz="8" w:space="0"/>
+          <w:right w:val="single" w:color="FFFFFF" w:themeColor="background1" w:sz="8" w:space="0"/>
           <w:insideH w:val="nil"/>
           <w:insideV w:val="nil"/>
         </w:tcBorders>
@@ -13705,12 +13665,12 @@
       <w:tblPr/>
       <w:tcPr>
         <w:tcBorders>
-          <w:top w:val="single" w:sz="8" w:space="0" w:color="FFFFFF" w:themeColor="background1"/>
-          <w:left w:val="single" w:sz="8" w:space="0" w:color="FFFFFF" w:themeColor="background1"/>
-          <w:bottom w:val="single" w:sz="8" w:space="0" w:color="FFFFFF" w:themeColor="background1"/>
-          <w:right w:val="single" w:sz="8" w:space="0" w:color="FFFFFF" w:themeColor="background1"/>
-          <w:insideH w:val="single" w:sz="8" w:space="0" w:color="FFFFFF" w:themeColor="background1"/>
-          <w:insideV w:val="single" w:sz="8" w:space="0" w:color="FFFFFF" w:themeColor="background1"/>
+          <w:top w:val="single" w:color="FFFFFF" w:themeColor="background1" w:sz="8" w:space="0"/>
+          <w:left w:val="single" w:color="FFFFFF" w:themeColor="background1" w:sz="8" w:space="0"/>
+          <w:bottom w:val="single" w:color="FFFFFF" w:themeColor="background1" w:sz="8" w:space="0"/>
+          <w:right w:val="single" w:color="FFFFFF" w:themeColor="background1" w:sz="8" w:space="0"/>
+          <w:insideH w:val="single" w:color="FFFFFF" w:themeColor="background1" w:sz="8" w:space="0"/>
+          <w:insideV w:val="single" w:color="FFFFFF" w:themeColor="background1" w:sz="8" w:space="0"/>
         </w:tcBorders>
         <w:shd w:val="clear" w:color="auto" w:fill="808080" w:themeFill="text1" w:themeFillTint="7F"/>
       </w:tcPr>
@@ -13729,12 +13689,12 @@
       <w:tblStyleColBandSize w:val="1"/>
       <w:tblInd w:w="0" w:type="dxa"/>
       <w:tblBorders>
-        <w:top w:val="single" w:sz="8" w:space="0" w:color="FFFFFF" w:themeColor="background1"/>
-        <w:left w:val="single" w:sz="8" w:space="0" w:color="FFFFFF" w:themeColor="background1"/>
-        <w:bottom w:val="single" w:sz="8" w:space="0" w:color="FFFFFF" w:themeColor="background1"/>
-        <w:right w:val="single" w:sz="8" w:space="0" w:color="FFFFFF" w:themeColor="background1"/>
-        <w:insideH w:val="single" w:sz="6" w:space="0" w:color="FFFFFF" w:themeColor="background1"/>
-        <w:insideV w:val="single" w:sz="6" w:space="0" w:color="FFFFFF" w:themeColor="background1"/>
+        <w:top w:val="single" w:color="FFFFFF" w:themeColor="background1" w:sz="8" w:space="0"/>
+        <w:left w:val="single" w:color="FFFFFF" w:themeColor="background1" w:sz="8" w:space="0"/>
+        <w:bottom w:val="single" w:color="FFFFFF" w:themeColor="background1" w:sz="8" w:space="0"/>
+        <w:right w:val="single" w:color="FFFFFF" w:themeColor="background1" w:sz="8" w:space="0"/>
+        <w:insideH w:val="single" w:color="FFFFFF" w:themeColor="background1" w:sz="6" w:space="0"/>
+        <w:insideV w:val="single" w:color="FFFFFF" w:themeColor="background1" w:sz="6" w:space="0"/>
       </w:tblBorders>
       <w:tblCellMar>
         <w:top w:w="0" w:type="dxa"/>
@@ -13757,12 +13717,12 @@
       <w:tblPr/>
       <w:tcPr>
         <w:tcBorders>
-          <w:top w:val="single" w:sz="8" w:space="0" w:color="FFFFFF" w:themeColor="background1"/>
-          <w:left w:val="single" w:sz="8" w:space="0" w:color="FFFFFF" w:themeColor="background1"/>
-          <w:bottom w:val="single" w:sz="24" w:space="0" w:color="FFFFFF" w:themeColor="background1"/>
-          <w:right w:val="single" w:sz="8" w:space="0" w:color="FFFFFF" w:themeColor="background1"/>
-          <w:insideH w:val="nil"/>
-          <w:insideV w:val="single" w:sz="8" w:space="0" w:color="FFFFFF" w:themeColor="background1"/>
+          <w:top w:val="single" w:color="FFFFFF" w:themeColor="background1" w:sz="8" w:space="0"/>
+          <w:left w:val="single" w:color="FFFFFF" w:themeColor="background1" w:sz="8" w:space="0"/>
+          <w:bottom w:val="single" w:color="FFFFFF" w:themeColor="background1" w:sz="24" w:space="0"/>
+          <w:right w:val="single" w:color="FFFFFF" w:themeColor="background1" w:sz="8" w:space="0"/>
+          <w:insideH w:val="nil"/>
+          <w:insideV w:val="single" w:color="FFFFFF" w:themeColor="background1" w:sz="8" w:space="0"/>
         </w:tcBorders>
         <w:shd w:val="clear" w:color="auto" w:fill="4F81BD" w:themeFill="accent1"/>
       </w:tcPr>
@@ -13778,12 +13738,12 @@
       <w:tblPr/>
       <w:tcPr>
         <w:tcBorders>
-          <w:top w:val="single" w:sz="24" w:space="0" w:color="FFFFFF" w:themeColor="background1"/>
-          <w:left w:val="single" w:sz="8" w:space="0" w:color="FFFFFF" w:themeColor="background1"/>
-          <w:bottom w:val="single" w:sz="8" w:space="0" w:color="FFFFFF" w:themeColor="background1"/>
-          <w:right w:val="single" w:sz="8" w:space="0" w:color="FFFFFF" w:themeColor="background1"/>
-          <w:insideH w:val="nil"/>
-          <w:insideV w:val="single" w:sz="8" w:space="0" w:color="FFFFFF" w:themeColor="background1"/>
+          <w:top w:val="single" w:color="FFFFFF" w:themeColor="background1" w:sz="24" w:space="0"/>
+          <w:left w:val="single" w:color="FFFFFF" w:themeColor="background1" w:sz="8" w:space="0"/>
+          <w:bottom w:val="single" w:color="FFFFFF" w:themeColor="background1" w:sz="8" w:space="0"/>
+          <w:right w:val="single" w:color="FFFFFF" w:themeColor="background1" w:sz="8" w:space="0"/>
+          <w:insideH w:val="nil"/>
+          <w:insideV w:val="single" w:color="FFFFFF" w:themeColor="background1" w:sz="8" w:space="0"/>
         </w:tcBorders>
         <w:shd w:val="clear" w:color="auto" w:fill="4F81BD" w:themeFill="accent1"/>
       </w:tcPr>
@@ -13799,8 +13759,8 @@
       <w:tblPr/>
       <w:tcPr>
         <w:tcBorders>
-          <w:left w:val="single" w:sz="8" w:space="0" w:color="FFFFFF" w:themeColor="background1"/>
-          <w:right w:val="single" w:sz="24" w:space="0" w:color="FFFFFF" w:themeColor="background1"/>
+          <w:left w:val="single" w:color="FFFFFF" w:themeColor="background1" w:sz="8" w:space="0"/>
+          <w:right w:val="single" w:color="FFFFFF" w:themeColor="background1" w:sz="24" w:space="0"/>
           <w:insideH w:val="nil"/>
           <w:insideV w:val="nil"/>
         </w:tcBorders>
@@ -13819,7 +13779,7 @@
       <w:tcPr>
         <w:tcBorders>
           <w:top w:val="nil"/>
-          <w:left w:val="single" w:sz="24" w:space="0" w:color="FFFFFF" w:themeColor="background1"/>
+          <w:left w:val="single" w:color="FFFFFF" w:themeColor="background1" w:sz="24" w:space="0"/>
           <w:bottom w:val="nil"/>
           <w:right w:val="nil"/>
           <w:insideH w:val="nil"/>
@@ -13832,10 +13792,10 @@
       <w:tblPr/>
       <w:tcPr>
         <w:tcBorders>
-          <w:top w:val="single" w:sz="8" w:space="0" w:color="FFFFFF" w:themeColor="background1"/>
-          <w:left w:val="single" w:sz="8" w:space="0" w:color="FFFFFF" w:themeColor="background1"/>
-          <w:bottom w:val="single" w:sz="8" w:space="0" w:color="FFFFFF" w:themeColor="background1"/>
-          <w:right w:val="single" w:sz="8" w:space="0" w:color="FFFFFF" w:themeColor="background1"/>
+          <w:top w:val="single" w:color="FFFFFF" w:themeColor="background1" w:sz="8" w:space="0"/>
+          <w:left w:val="single" w:color="FFFFFF" w:themeColor="background1" w:sz="8" w:space="0"/>
+          <w:bottom w:val="single" w:color="FFFFFF" w:themeColor="background1" w:sz="8" w:space="0"/>
+          <w:right w:val="single" w:color="FFFFFF" w:themeColor="background1" w:sz="8" w:space="0"/>
           <w:insideH w:val="nil"/>
           <w:insideV w:val="nil"/>
         </w:tcBorders>
@@ -13846,12 +13806,12 @@
       <w:tblPr/>
       <w:tcPr>
         <w:tcBorders>
-          <w:top w:val="single" w:sz="8" w:space="0" w:color="FFFFFF" w:themeColor="background1"/>
-          <w:left w:val="single" w:sz="8" w:space="0" w:color="FFFFFF" w:themeColor="background1"/>
-          <w:bottom w:val="single" w:sz="8" w:space="0" w:color="FFFFFF" w:themeColor="background1"/>
-          <w:right w:val="single" w:sz="8" w:space="0" w:color="FFFFFF" w:themeColor="background1"/>
-          <w:insideH w:val="single" w:sz="8" w:space="0" w:color="FFFFFF" w:themeColor="background1"/>
-          <w:insideV w:val="single" w:sz="8" w:space="0" w:color="FFFFFF" w:themeColor="background1"/>
+          <w:top w:val="single" w:color="FFFFFF" w:themeColor="background1" w:sz="8" w:space="0"/>
+          <w:left w:val="single" w:color="FFFFFF" w:themeColor="background1" w:sz="8" w:space="0"/>
+          <w:bottom w:val="single" w:color="FFFFFF" w:themeColor="background1" w:sz="8" w:space="0"/>
+          <w:right w:val="single" w:color="FFFFFF" w:themeColor="background1" w:sz="8" w:space="0"/>
+          <w:insideH w:val="single" w:color="FFFFFF" w:themeColor="background1" w:sz="8" w:space="0"/>
+          <w:insideV w:val="single" w:color="FFFFFF" w:themeColor="background1" w:sz="8" w:space="0"/>
         </w:tcBorders>
         <w:shd w:val="clear" w:color="auto" w:fill="A7BFDE" w:themeFill="accent1" w:themeFillTint="7F"/>
       </w:tcPr>
@@ -13870,12 +13830,12 @@
       <w:tblStyleColBandSize w:val="1"/>
       <w:tblInd w:w="0" w:type="dxa"/>
       <w:tblBorders>
-        <w:top w:val="single" w:sz="8" w:space="0" w:color="FFFFFF" w:themeColor="background1"/>
-        <w:left w:val="single" w:sz="8" w:space="0" w:color="FFFFFF" w:themeColor="background1"/>
-        <w:bottom w:val="single" w:sz="8" w:space="0" w:color="FFFFFF" w:themeColor="background1"/>
-        <w:right w:val="single" w:sz="8" w:space="0" w:color="FFFFFF" w:themeColor="background1"/>
-        <w:insideH w:val="single" w:sz="6" w:space="0" w:color="FFFFFF" w:themeColor="background1"/>
-        <w:insideV w:val="single" w:sz="6" w:space="0" w:color="FFFFFF" w:themeColor="background1"/>
+        <w:top w:val="single" w:color="FFFFFF" w:themeColor="background1" w:sz="8" w:space="0"/>
+        <w:left w:val="single" w:color="FFFFFF" w:themeColor="background1" w:sz="8" w:space="0"/>
+        <w:bottom w:val="single" w:color="FFFFFF" w:themeColor="background1" w:sz="8" w:space="0"/>
+        <w:right w:val="single" w:color="FFFFFF" w:themeColor="background1" w:sz="8" w:space="0"/>
+        <w:insideH w:val="single" w:color="FFFFFF" w:themeColor="background1" w:sz="6" w:space="0"/>
+        <w:insideV w:val="single" w:color="FFFFFF" w:themeColor="background1" w:sz="6" w:space="0"/>
       </w:tblBorders>
       <w:tblCellMar>
         <w:top w:w="0" w:type="dxa"/>
@@ -13898,12 +13858,12 @@
       <w:tblPr/>
       <w:tcPr>
         <w:tcBorders>
-          <w:top w:val="single" w:sz="8" w:space="0" w:color="FFFFFF" w:themeColor="background1"/>
-          <w:left w:val="single" w:sz="8" w:space="0" w:color="FFFFFF" w:themeColor="background1"/>
-          <w:bottom w:val="single" w:sz="24" w:space="0" w:color="FFFFFF" w:themeColor="background1"/>
-          <w:right w:val="single" w:sz="8" w:space="0" w:color="FFFFFF" w:themeColor="background1"/>
-          <w:insideH w:val="nil"/>
-          <w:insideV w:val="single" w:sz="8" w:space="0" w:color="FFFFFF" w:themeColor="background1"/>
+          <w:top w:val="single" w:color="FFFFFF" w:themeColor="background1" w:sz="8" w:space="0"/>
+          <w:left w:val="single" w:color="FFFFFF" w:themeColor="background1" w:sz="8" w:space="0"/>
+          <w:bottom w:val="single" w:color="FFFFFF" w:themeColor="background1" w:sz="24" w:space="0"/>
+          <w:right w:val="single" w:color="FFFFFF" w:themeColor="background1" w:sz="8" w:space="0"/>
+          <w:insideH w:val="nil"/>
+          <w:insideV w:val="single" w:color="FFFFFF" w:themeColor="background1" w:sz="8" w:space="0"/>
         </w:tcBorders>
         <w:shd w:val="clear" w:color="auto" w:fill="C0504D" w:themeFill="accent2"/>
       </w:tcPr>
@@ -13919,12 +13879,12 @@
       <w:tblPr/>
       <w:tcPr>
         <w:tcBorders>
-          <w:top w:val="single" w:sz="24" w:space="0" w:color="FFFFFF" w:themeColor="background1"/>
-          <w:left w:val="single" w:sz="8" w:space="0" w:color="FFFFFF" w:themeColor="background1"/>
-          <w:bottom w:val="single" w:sz="8" w:space="0" w:color="FFFFFF" w:themeColor="background1"/>
-          <w:right w:val="single" w:sz="8" w:space="0" w:color="FFFFFF" w:themeColor="background1"/>
-          <w:insideH w:val="nil"/>
-          <w:insideV w:val="single" w:sz="8" w:space="0" w:color="FFFFFF" w:themeColor="background1"/>
+          <w:top w:val="single" w:color="FFFFFF" w:themeColor="background1" w:sz="24" w:space="0"/>
+          <w:left w:val="single" w:color="FFFFFF" w:themeColor="background1" w:sz="8" w:space="0"/>
+          <w:bottom w:val="single" w:color="FFFFFF" w:themeColor="background1" w:sz="8" w:space="0"/>
+          <w:right w:val="single" w:color="FFFFFF" w:themeColor="background1" w:sz="8" w:space="0"/>
+          <w:insideH w:val="nil"/>
+          <w:insideV w:val="single" w:color="FFFFFF" w:themeColor="background1" w:sz="8" w:space="0"/>
         </w:tcBorders>
         <w:shd w:val="clear" w:color="auto" w:fill="C0504D" w:themeFill="accent2"/>
       </w:tcPr>
@@ -13940,8 +13900,8 @@
       <w:tblPr/>
       <w:tcPr>
         <w:tcBorders>
-          <w:left w:val="single" w:sz="8" w:space="0" w:color="FFFFFF" w:themeColor="background1"/>
-          <w:right w:val="single" w:sz="24" w:space="0" w:color="FFFFFF" w:themeColor="background1"/>
+          <w:left w:val="single" w:color="FFFFFF" w:themeColor="background1" w:sz="8" w:space="0"/>
+          <w:right w:val="single" w:color="FFFFFF" w:themeColor="background1" w:sz="24" w:space="0"/>
           <w:insideH w:val="nil"/>
           <w:insideV w:val="nil"/>
         </w:tcBorders>
@@ -13960,7 +13920,7 @@
       <w:tcPr>
         <w:tcBorders>
           <w:top w:val="nil"/>
-          <w:left w:val="single" w:sz="24" w:space="0" w:color="FFFFFF" w:themeColor="background1"/>
+          <w:left w:val="single" w:color="FFFFFF" w:themeColor="background1" w:sz="24" w:space="0"/>
           <w:bottom w:val="nil"/>
           <w:right w:val="nil"/>
           <w:insideH w:val="nil"/>
@@ -13973,10 +13933,10 @@
       <w:tblPr/>
       <w:tcPr>
         <w:tcBorders>
-          <w:top w:val="single" w:sz="8" w:space="0" w:color="FFFFFF" w:themeColor="background1"/>
-          <w:left w:val="single" w:sz="8" w:space="0" w:color="FFFFFF" w:themeColor="background1"/>
-          <w:bottom w:val="single" w:sz="8" w:space="0" w:color="FFFFFF" w:themeColor="background1"/>
-          <w:right w:val="single" w:sz="8" w:space="0" w:color="FFFFFF" w:themeColor="background1"/>
+          <w:top w:val="single" w:color="FFFFFF" w:themeColor="background1" w:sz="8" w:space="0"/>
+          <w:left w:val="single" w:color="FFFFFF" w:themeColor="background1" w:sz="8" w:space="0"/>
+          <w:bottom w:val="single" w:color="FFFFFF" w:themeColor="background1" w:sz="8" w:space="0"/>
+          <w:right w:val="single" w:color="FFFFFF" w:themeColor="background1" w:sz="8" w:space="0"/>
           <w:insideH w:val="nil"/>
           <w:insideV w:val="nil"/>
         </w:tcBorders>
@@ -13987,12 +13947,12 @@
       <w:tblPr/>
       <w:tcPr>
         <w:tcBorders>
-          <w:top w:val="single" w:sz="8" w:space="0" w:color="FFFFFF" w:themeColor="background1"/>
-          <w:left w:val="single" w:sz="8" w:space="0" w:color="FFFFFF" w:themeColor="background1"/>
-          <w:bottom w:val="single" w:sz="8" w:space="0" w:color="FFFFFF" w:themeColor="background1"/>
-          <w:right w:val="single" w:sz="8" w:space="0" w:color="FFFFFF" w:themeColor="background1"/>
-          <w:insideH w:val="single" w:sz="8" w:space="0" w:color="FFFFFF" w:themeColor="background1"/>
-          <w:insideV w:val="single" w:sz="8" w:space="0" w:color="FFFFFF" w:themeColor="background1"/>
+          <w:top w:val="single" w:color="FFFFFF" w:themeColor="background1" w:sz="8" w:space="0"/>
+          <w:left w:val="single" w:color="FFFFFF" w:themeColor="background1" w:sz="8" w:space="0"/>
+          <w:bottom w:val="single" w:color="FFFFFF" w:themeColor="background1" w:sz="8" w:space="0"/>
+          <w:right w:val="single" w:color="FFFFFF" w:themeColor="background1" w:sz="8" w:space="0"/>
+          <w:insideH w:val="single" w:color="FFFFFF" w:themeColor="background1" w:sz="8" w:space="0"/>
+          <w:insideV w:val="single" w:color="FFFFFF" w:themeColor="background1" w:sz="8" w:space="0"/>
         </w:tcBorders>
         <w:shd w:val="clear" w:color="auto" w:fill="DFA7A6" w:themeFill="accent2" w:themeFillTint="7F"/>
       </w:tcPr>
@@ -14011,12 +13971,12 @@
       <w:tblStyleColBandSize w:val="1"/>
       <w:tblInd w:w="0" w:type="dxa"/>
       <w:tblBorders>
-        <w:top w:val="single" w:sz="8" w:space="0" w:color="FFFFFF" w:themeColor="background1"/>
-        <w:left w:val="single" w:sz="8" w:space="0" w:color="FFFFFF" w:themeColor="background1"/>
-        <w:bottom w:val="single" w:sz="8" w:space="0" w:color="FFFFFF" w:themeColor="background1"/>
-        <w:right w:val="single" w:sz="8" w:space="0" w:color="FFFFFF" w:themeColor="background1"/>
-        <w:insideH w:val="single" w:sz="6" w:space="0" w:color="FFFFFF" w:themeColor="background1"/>
-        <w:insideV w:val="single" w:sz="6" w:space="0" w:color="FFFFFF" w:themeColor="background1"/>
+        <w:top w:val="single" w:color="FFFFFF" w:themeColor="background1" w:sz="8" w:space="0"/>
+        <w:left w:val="single" w:color="FFFFFF" w:themeColor="background1" w:sz="8" w:space="0"/>
+        <w:bottom w:val="single" w:color="FFFFFF" w:themeColor="background1" w:sz="8" w:space="0"/>
+        <w:right w:val="single" w:color="FFFFFF" w:themeColor="background1" w:sz="8" w:space="0"/>
+        <w:insideH w:val="single" w:color="FFFFFF" w:themeColor="background1" w:sz="6" w:space="0"/>
+        <w:insideV w:val="single" w:color="FFFFFF" w:themeColor="background1" w:sz="6" w:space="0"/>
       </w:tblBorders>
       <w:tblCellMar>
         <w:top w:w="0" w:type="dxa"/>
@@ -14039,12 +13999,12 @@
       <w:tblPr/>
       <w:tcPr>
         <w:tcBorders>
-          <w:top w:val="single" w:sz="8" w:space="0" w:color="FFFFFF" w:themeColor="background1"/>
-          <w:left w:val="single" w:sz="8" w:space="0" w:color="FFFFFF" w:themeColor="background1"/>
-          <w:bottom w:val="single" w:sz="24" w:space="0" w:color="FFFFFF" w:themeColor="background1"/>
-          <w:right w:val="single" w:sz="8" w:space="0" w:color="FFFFFF" w:themeColor="background1"/>
-          <w:insideH w:val="nil"/>
-          <w:insideV w:val="single" w:sz="8" w:space="0" w:color="FFFFFF" w:themeColor="background1"/>
+          <w:top w:val="single" w:color="FFFFFF" w:themeColor="background1" w:sz="8" w:space="0"/>
+          <w:left w:val="single" w:color="FFFFFF" w:themeColor="background1" w:sz="8" w:space="0"/>
+          <w:bottom w:val="single" w:color="FFFFFF" w:themeColor="background1" w:sz="24" w:space="0"/>
+          <w:right w:val="single" w:color="FFFFFF" w:themeColor="background1" w:sz="8" w:space="0"/>
+          <w:insideH w:val="nil"/>
+          <w:insideV w:val="single" w:color="FFFFFF" w:themeColor="background1" w:sz="8" w:space="0"/>
         </w:tcBorders>
         <w:shd w:val="clear" w:color="auto" w:fill="9BBB59" w:themeFill="accent3"/>
       </w:tcPr>
@@ -14060,12 +14020,12 @@
       <w:tblPr/>
       <w:tcPr>
         <w:tcBorders>
-          <w:top w:val="single" w:sz="24" w:space="0" w:color="FFFFFF" w:themeColor="background1"/>
-          <w:left w:val="single" w:sz="8" w:space="0" w:color="FFFFFF" w:themeColor="background1"/>
-          <w:bottom w:val="single" w:sz="8" w:space="0" w:color="FFFFFF" w:themeColor="background1"/>
-          <w:right w:val="single" w:sz="8" w:space="0" w:color="FFFFFF" w:themeColor="background1"/>
-          <w:insideH w:val="nil"/>
-          <w:insideV w:val="single" w:sz="8" w:space="0" w:color="FFFFFF" w:themeColor="background1"/>
+          <w:top w:val="single" w:color="FFFFFF" w:themeColor="background1" w:sz="24" w:space="0"/>
+          <w:left w:val="single" w:color="FFFFFF" w:themeColor="background1" w:sz="8" w:space="0"/>
+          <w:bottom w:val="single" w:color="FFFFFF" w:themeColor="background1" w:sz="8" w:space="0"/>
+          <w:right w:val="single" w:color="FFFFFF" w:themeColor="background1" w:sz="8" w:space="0"/>
+          <w:insideH w:val="nil"/>
+          <w:insideV w:val="single" w:color="FFFFFF" w:themeColor="background1" w:sz="8" w:space="0"/>
         </w:tcBorders>
         <w:shd w:val="clear" w:color="auto" w:fill="9BBB59" w:themeFill="accent3"/>
       </w:tcPr>
@@ -14081,8 +14041,8 @@
       <w:tblPr/>
       <w:tcPr>
         <w:tcBorders>
-          <w:left w:val="single" w:sz="8" w:space="0" w:color="FFFFFF" w:themeColor="background1"/>
-          <w:right w:val="single" w:sz="24" w:space="0" w:color="FFFFFF" w:themeColor="background1"/>
+          <w:left w:val="single" w:color="FFFFFF" w:themeColor="background1" w:sz="8" w:space="0"/>
+          <w:right w:val="single" w:color="FFFFFF" w:themeColor="background1" w:sz="24" w:space="0"/>
           <w:insideH w:val="nil"/>
           <w:insideV w:val="nil"/>
         </w:tcBorders>
@@ -14101,7 +14061,7 @@
       <w:tcPr>
         <w:tcBorders>
           <w:top w:val="nil"/>
-          <w:left w:val="single" w:sz="24" w:space="0" w:color="FFFFFF" w:themeColor="background1"/>
+          <w:left w:val="single" w:color="FFFFFF" w:themeColor="background1" w:sz="24" w:space="0"/>
           <w:bottom w:val="nil"/>
           <w:right w:val="nil"/>
           <w:insideH w:val="nil"/>
@@ -14114,10 +14074,10 @@
       <w:tblPr/>
       <w:tcPr>
         <w:tcBorders>
-          <w:top w:val="single" w:sz="8" w:space="0" w:color="FFFFFF" w:themeColor="background1"/>
-          <w:left w:val="single" w:sz="8" w:space="0" w:color="FFFFFF" w:themeColor="background1"/>
-          <w:bottom w:val="single" w:sz="8" w:space="0" w:color="FFFFFF" w:themeColor="background1"/>
-          <w:right w:val="single" w:sz="8" w:space="0" w:color="FFFFFF" w:themeColor="background1"/>
+          <w:top w:val="single" w:color="FFFFFF" w:themeColor="background1" w:sz="8" w:space="0"/>
+          <w:left w:val="single" w:color="FFFFFF" w:themeColor="background1" w:sz="8" w:space="0"/>
+          <w:bottom w:val="single" w:color="FFFFFF" w:themeColor="background1" w:sz="8" w:space="0"/>
+          <w:right w:val="single" w:color="FFFFFF" w:themeColor="background1" w:sz="8" w:space="0"/>
           <w:insideH w:val="nil"/>
           <w:insideV w:val="nil"/>
         </w:tcBorders>
@@ -14128,12 +14088,12 @@
       <w:tblPr/>
       <w:tcPr>
         <w:tcBorders>
-          <w:top w:val="single" w:sz="8" w:space="0" w:color="FFFFFF" w:themeColor="background1"/>
-          <w:left w:val="single" w:sz="8" w:space="0" w:color="FFFFFF" w:themeColor="background1"/>
-          <w:bottom w:val="single" w:sz="8" w:space="0" w:color="FFFFFF" w:themeColor="background1"/>
-          <w:right w:val="single" w:sz="8" w:space="0" w:color="FFFFFF" w:themeColor="background1"/>
-          <w:insideH w:val="single" w:sz="8" w:space="0" w:color="FFFFFF" w:themeColor="background1"/>
-          <w:insideV w:val="single" w:sz="8" w:space="0" w:color="FFFFFF" w:themeColor="background1"/>
+          <w:top w:val="single" w:color="FFFFFF" w:themeColor="background1" w:sz="8" w:space="0"/>
+          <w:left w:val="single" w:color="FFFFFF" w:themeColor="background1" w:sz="8" w:space="0"/>
+          <w:bottom w:val="single" w:color="FFFFFF" w:themeColor="background1" w:sz="8" w:space="0"/>
+          <w:right w:val="single" w:color="FFFFFF" w:themeColor="background1" w:sz="8" w:space="0"/>
+          <w:insideH w:val="single" w:color="FFFFFF" w:themeColor="background1" w:sz="8" w:space="0"/>
+          <w:insideV w:val="single" w:color="FFFFFF" w:themeColor="background1" w:sz="8" w:space="0"/>
         </w:tcBorders>
         <w:shd w:val="clear" w:color="auto" w:fill="CDDDAC" w:themeFill="accent3" w:themeFillTint="7F"/>
       </w:tcPr>
@@ -14152,12 +14112,12 @@
       <w:tblStyleColBandSize w:val="1"/>
       <w:tblInd w:w="0" w:type="dxa"/>
       <w:tblBorders>
-        <w:top w:val="single" w:sz="8" w:space="0" w:color="FFFFFF" w:themeColor="background1"/>
-        <w:left w:val="single" w:sz="8" w:space="0" w:color="FFFFFF" w:themeColor="background1"/>
-        <w:bottom w:val="single" w:sz="8" w:space="0" w:color="FFFFFF" w:themeColor="background1"/>
-        <w:right w:val="single" w:sz="8" w:space="0" w:color="FFFFFF" w:themeColor="background1"/>
-        <w:insideH w:val="single" w:sz="6" w:space="0" w:color="FFFFFF" w:themeColor="background1"/>
-        <w:insideV w:val="single" w:sz="6" w:space="0" w:color="FFFFFF" w:themeColor="background1"/>
+        <w:top w:val="single" w:color="FFFFFF" w:themeColor="background1" w:sz="8" w:space="0"/>
+        <w:left w:val="single" w:color="FFFFFF" w:themeColor="background1" w:sz="8" w:space="0"/>
+        <w:bottom w:val="single" w:color="FFFFFF" w:themeColor="background1" w:sz="8" w:space="0"/>
+        <w:right w:val="single" w:color="FFFFFF" w:themeColor="background1" w:sz="8" w:space="0"/>
+        <w:insideH w:val="single" w:color="FFFFFF" w:themeColor="background1" w:sz="6" w:space="0"/>
+        <w:insideV w:val="single" w:color="FFFFFF" w:themeColor="background1" w:sz="6" w:space="0"/>
       </w:tblBorders>
       <w:tblCellMar>
         <w:top w:w="0" w:type="dxa"/>
@@ -14180,12 +14140,12 @@
       <w:tblPr/>
       <w:tcPr>
         <w:tcBorders>
-          <w:top w:val="single" w:sz="8" w:space="0" w:color="FFFFFF" w:themeColor="background1"/>
-          <w:left w:val="single" w:sz="8" w:space="0" w:color="FFFFFF" w:themeColor="background1"/>
-          <w:bottom w:val="single" w:sz="24" w:space="0" w:color="FFFFFF" w:themeColor="background1"/>
-          <w:right w:val="single" w:sz="8" w:space="0" w:color="FFFFFF" w:themeColor="background1"/>
-          <w:insideH w:val="nil"/>
-          <w:insideV w:val="single" w:sz="8" w:space="0" w:color="FFFFFF" w:themeColor="background1"/>
+          <w:top w:val="single" w:color="FFFFFF" w:themeColor="background1" w:sz="8" w:space="0"/>
+          <w:left w:val="single" w:color="FFFFFF" w:themeColor="background1" w:sz="8" w:space="0"/>
+          <w:bottom w:val="single" w:color="FFFFFF" w:themeColor="background1" w:sz="24" w:space="0"/>
+          <w:right w:val="single" w:color="FFFFFF" w:themeColor="background1" w:sz="8" w:space="0"/>
+          <w:insideH w:val="nil"/>
+          <w:insideV w:val="single" w:color="FFFFFF" w:themeColor="background1" w:sz="8" w:space="0"/>
         </w:tcBorders>
         <w:shd w:val="clear" w:color="auto" w:fill="8064A2" w:themeFill="accent4"/>
       </w:tcPr>
@@ -14201,12 +14161,12 @@
       <w:tblPr/>
       <w:tcPr>
         <w:tcBorders>
-          <w:top w:val="single" w:sz="24" w:space="0" w:color="FFFFFF" w:themeColor="background1"/>
-          <w:left w:val="single" w:sz="8" w:space="0" w:color="FFFFFF" w:themeColor="background1"/>
-          <w:bottom w:val="single" w:sz="8" w:space="0" w:color="FFFFFF" w:themeColor="background1"/>
-          <w:right w:val="single" w:sz="8" w:space="0" w:color="FFFFFF" w:themeColor="background1"/>
-          <w:insideH w:val="nil"/>
-          <w:insideV w:val="single" w:sz="8" w:space="0" w:color="FFFFFF" w:themeColor="background1"/>
+          <w:top w:val="single" w:color="FFFFFF" w:themeColor="background1" w:sz="24" w:space="0"/>
+          <w:left w:val="single" w:color="FFFFFF" w:themeColor="background1" w:sz="8" w:space="0"/>
+          <w:bottom w:val="single" w:color="FFFFFF" w:themeColor="background1" w:sz="8" w:space="0"/>
+          <w:right w:val="single" w:color="FFFFFF" w:themeColor="background1" w:sz="8" w:space="0"/>
+          <w:insideH w:val="nil"/>
+          <w:insideV w:val="single" w:color="FFFFFF" w:themeColor="background1" w:sz="8" w:space="0"/>
         </w:tcBorders>
         <w:shd w:val="clear" w:color="auto" w:fill="8064A2" w:themeFill="accent4"/>
       </w:tcPr>
@@ -14222,8 +14182,8 @@
       <w:tblPr/>
       <w:tcPr>
         <w:tcBorders>
-          <w:left w:val="single" w:sz="8" w:space="0" w:color="FFFFFF" w:themeColor="background1"/>
-          <w:right w:val="single" w:sz="24" w:space="0" w:color="FFFFFF" w:themeColor="background1"/>
+          <w:left w:val="single" w:color="FFFFFF" w:themeColor="background1" w:sz="8" w:space="0"/>
+          <w:right w:val="single" w:color="FFFFFF" w:themeColor="background1" w:sz="24" w:space="0"/>
           <w:insideH w:val="nil"/>
           <w:insideV w:val="nil"/>
         </w:tcBorders>
@@ -14242,7 +14202,7 @@
       <w:tcPr>
         <w:tcBorders>
           <w:top w:val="nil"/>
-          <w:left w:val="single" w:sz="24" w:space="0" w:color="FFFFFF" w:themeColor="background1"/>
+          <w:left w:val="single" w:color="FFFFFF" w:themeColor="background1" w:sz="24" w:space="0"/>
           <w:bottom w:val="nil"/>
           <w:right w:val="nil"/>
           <w:insideH w:val="nil"/>
@@ -14255,10 +14215,10 @@
       <w:tblPr/>
       <w:tcPr>
         <w:tcBorders>
-          <w:top w:val="single" w:sz="8" w:space="0" w:color="FFFFFF" w:themeColor="background1"/>
-          <w:left w:val="single" w:sz="8" w:space="0" w:color="FFFFFF" w:themeColor="background1"/>
-          <w:bottom w:val="single" w:sz="8" w:space="0" w:color="FFFFFF" w:themeColor="background1"/>
-          <w:right w:val="single" w:sz="8" w:space="0" w:color="FFFFFF" w:themeColor="background1"/>
+          <w:top w:val="single" w:color="FFFFFF" w:themeColor="background1" w:sz="8" w:space="0"/>
+          <w:left w:val="single" w:color="FFFFFF" w:themeColor="background1" w:sz="8" w:space="0"/>
+          <w:bottom w:val="single" w:color="FFFFFF" w:themeColor="background1" w:sz="8" w:space="0"/>
+          <w:right w:val="single" w:color="FFFFFF" w:themeColor="background1" w:sz="8" w:space="0"/>
           <w:insideH w:val="nil"/>
           <w:insideV w:val="nil"/>
         </w:tcBorders>
@@ -14269,12 +14229,12 @@
       <w:tblPr/>
       <w:tcPr>
         <w:tcBorders>
-          <w:top w:val="single" w:sz="8" w:space="0" w:color="FFFFFF" w:themeColor="background1"/>
-          <w:left w:val="single" w:sz="8" w:space="0" w:color="FFFFFF" w:themeColor="background1"/>
-          <w:bottom w:val="single" w:sz="8" w:space="0" w:color="FFFFFF" w:themeColor="background1"/>
-          <w:right w:val="single" w:sz="8" w:space="0" w:color="FFFFFF" w:themeColor="background1"/>
-          <w:insideH w:val="single" w:sz="8" w:space="0" w:color="FFFFFF" w:themeColor="background1"/>
-          <w:insideV w:val="single" w:sz="8" w:space="0" w:color="FFFFFF" w:themeColor="background1"/>
+          <w:top w:val="single" w:color="FFFFFF" w:themeColor="background1" w:sz="8" w:space="0"/>
+          <w:left w:val="single" w:color="FFFFFF" w:themeColor="background1" w:sz="8" w:space="0"/>
+          <w:bottom w:val="single" w:color="FFFFFF" w:themeColor="background1" w:sz="8" w:space="0"/>
+          <w:right w:val="single" w:color="FFFFFF" w:themeColor="background1" w:sz="8" w:space="0"/>
+          <w:insideH w:val="single" w:color="FFFFFF" w:themeColor="background1" w:sz="8" w:space="0"/>
+          <w:insideV w:val="single" w:color="FFFFFF" w:themeColor="background1" w:sz="8" w:space="0"/>
         </w:tcBorders>
         <w:shd w:val="clear" w:color="auto" w:fill="BFB1D0" w:themeFill="accent4" w:themeFillTint="7F"/>
       </w:tcPr>
@@ -14293,12 +14253,12 @@
       <w:tblStyleColBandSize w:val="1"/>
       <w:tblInd w:w="0" w:type="dxa"/>
       <w:tblBorders>
-        <w:top w:val="single" w:sz="8" w:space="0" w:color="FFFFFF" w:themeColor="background1"/>
-        <w:left w:val="single" w:sz="8" w:space="0" w:color="FFFFFF" w:themeColor="background1"/>
-        <w:bottom w:val="single" w:sz="8" w:space="0" w:color="FFFFFF" w:themeColor="background1"/>
-        <w:right w:val="single" w:sz="8" w:space="0" w:color="FFFFFF" w:themeColor="background1"/>
-        <w:insideH w:val="single" w:sz="6" w:space="0" w:color="FFFFFF" w:themeColor="background1"/>
-        <w:insideV w:val="single" w:sz="6" w:space="0" w:color="FFFFFF" w:themeColor="background1"/>
+        <w:top w:val="single" w:color="FFFFFF" w:themeColor="background1" w:sz="8" w:space="0"/>
+        <w:left w:val="single" w:color="FFFFFF" w:themeColor="background1" w:sz="8" w:space="0"/>
+        <w:bottom w:val="single" w:color="FFFFFF" w:themeColor="background1" w:sz="8" w:space="0"/>
+        <w:right w:val="single" w:color="FFFFFF" w:themeColor="background1" w:sz="8" w:space="0"/>
+        <w:insideH w:val="single" w:color="FFFFFF" w:themeColor="background1" w:sz="6" w:space="0"/>
+        <w:insideV w:val="single" w:color="FFFFFF" w:themeColor="background1" w:sz="6" w:space="0"/>
       </w:tblBorders>
       <w:tblCellMar>
         <w:top w:w="0" w:type="dxa"/>
@@ -14321,12 +14281,12 @@
       <w:tblPr/>
       <w:tcPr>
         <w:tcBorders>
-          <w:top w:val="single" w:sz="8" w:space="0" w:color="FFFFFF" w:themeColor="background1"/>
-          <w:left w:val="single" w:sz="8" w:space="0" w:color="FFFFFF" w:themeColor="background1"/>
-          <w:bottom w:val="single" w:sz="24" w:space="0" w:color="FFFFFF" w:themeColor="background1"/>
-          <w:right w:val="single" w:sz="8" w:space="0" w:color="FFFFFF" w:themeColor="background1"/>
-          <w:insideH w:val="nil"/>
-          <w:insideV w:val="single" w:sz="8" w:space="0" w:color="FFFFFF" w:themeColor="background1"/>
+          <w:top w:val="single" w:color="FFFFFF" w:themeColor="background1" w:sz="8" w:space="0"/>
+          <w:left w:val="single" w:color="FFFFFF" w:themeColor="background1" w:sz="8" w:space="0"/>
+          <w:bottom w:val="single" w:color="FFFFFF" w:themeColor="background1" w:sz="24" w:space="0"/>
+          <w:right w:val="single" w:color="FFFFFF" w:themeColor="background1" w:sz="8" w:space="0"/>
+          <w:insideH w:val="nil"/>
+          <w:insideV w:val="single" w:color="FFFFFF" w:themeColor="background1" w:sz="8" w:space="0"/>
         </w:tcBorders>
         <w:shd w:val="clear" w:color="auto" w:fill="4BACC6" w:themeFill="accent5"/>
       </w:tcPr>
@@ -14342,12 +14302,12 @@
       <w:tblPr/>
       <w:tcPr>
         <w:tcBorders>
-          <w:top w:val="single" w:sz="24" w:space="0" w:color="FFFFFF" w:themeColor="background1"/>
-          <w:left w:val="single" w:sz="8" w:space="0" w:color="FFFFFF" w:themeColor="background1"/>
-          <w:bottom w:val="single" w:sz="8" w:space="0" w:color="FFFFFF" w:themeColor="background1"/>
-          <w:right w:val="single" w:sz="8" w:space="0" w:color="FFFFFF" w:themeColor="background1"/>
-          <w:insideH w:val="nil"/>
-          <w:insideV w:val="single" w:sz="8" w:space="0" w:color="FFFFFF" w:themeColor="background1"/>
+          <w:top w:val="single" w:color="FFFFFF" w:themeColor="background1" w:sz="24" w:space="0"/>
+          <w:left w:val="single" w:color="FFFFFF" w:themeColor="background1" w:sz="8" w:space="0"/>
+          <w:bottom w:val="single" w:color="FFFFFF" w:themeColor="background1" w:sz="8" w:space="0"/>
+          <w:right w:val="single" w:color="FFFFFF" w:themeColor="background1" w:sz="8" w:space="0"/>
+          <w:insideH w:val="nil"/>
+          <w:insideV w:val="single" w:color="FFFFFF" w:themeColor="background1" w:sz="8" w:space="0"/>
         </w:tcBorders>
         <w:shd w:val="clear" w:color="auto" w:fill="4BACC6" w:themeFill="accent5"/>
       </w:tcPr>
@@ -14363,8 +14323,8 @@
       <w:tblPr/>
       <w:tcPr>
         <w:tcBorders>
-          <w:left w:val="single" w:sz="8" w:space="0" w:color="FFFFFF" w:themeColor="background1"/>
-          <w:right w:val="single" w:sz="24" w:space="0" w:color="FFFFFF" w:themeColor="background1"/>
+          <w:left w:val="single" w:color="FFFFFF" w:themeColor="background1" w:sz="8" w:space="0"/>
+          <w:right w:val="single" w:color="FFFFFF" w:themeColor="background1" w:sz="24" w:space="0"/>
           <w:insideH w:val="nil"/>
           <w:insideV w:val="nil"/>
         </w:tcBorders>
@@ -14383,7 +14343,7 @@
       <w:tcPr>
         <w:tcBorders>
           <w:top w:val="nil"/>
-          <w:left w:val="single" w:sz="24" w:space="0" w:color="FFFFFF" w:themeColor="background1"/>
+          <w:left w:val="single" w:color="FFFFFF" w:themeColor="background1" w:sz="24" w:space="0"/>
           <w:bottom w:val="nil"/>
           <w:right w:val="nil"/>
           <w:insideH w:val="nil"/>
@@ -14396,10 +14356,10 @@
       <w:tblPr/>
       <w:tcPr>
         <w:tcBorders>
-          <w:top w:val="single" w:sz="8" w:space="0" w:color="FFFFFF" w:themeColor="background1"/>
-          <w:left w:val="single" w:sz="8" w:space="0" w:color="FFFFFF" w:themeColor="background1"/>
-          <w:bottom w:val="single" w:sz="8" w:space="0" w:color="FFFFFF" w:themeColor="background1"/>
-          <w:right w:val="single" w:sz="8" w:space="0" w:color="FFFFFF" w:themeColor="background1"/>
+          <w:top w:val="single" w:color="FFFFFF" w:themeColor="background1" w:sz="8" w:space="0"/>
+          <w:left w:val="single" w:color="FFFFFF" w:themeColor="background1" w:sz="8" w:space="0"/>
+          <w:bottom w:val="single" w:color="FFFFFF" w:themeColor="background1" w:sz="8" w:space="0"/>
+          <w:right w:val="single" w:color="FFFFFF" w:themeColor="background1" w:sz="8" w:space="0"/>
           <w:insideH w:val="nil"/>
           <w:insideV w:val="nil"/>
         </w:tcBorders>
@@ -14410,12 +14370,12 @@
       <w:tblPr/>
       <w:tcPr>
         <w:tcBorders>
-          <w:top w:val="single" w:sz="8" w:space="0" w:color="FFFFFF" w:themeColor="background1"/>
-          <w:left w:val="single" w:sz="8" w:space="0" w:color="FFFFFF" w:themeColor="background1"/>
-          <w:bottom w:val="single" w:sz="8" w:space="0" w:color="FFFFFF" w:themeColor="background1"/>
-          <w:right w:val="single" w:sz="8" w:space="0" w:color="FFFFFF" w:themeColor="background1"/>
-          <w:insideH w:val="single" w:sz="8" w:space="0" w:color="FFFFFF" w:themeColor="background1"/>
-          <w:insideV w:val="single" w:sz="8" w:space="0" w:color="FFFFFF" w:themeColor="background1"/>
+          <w:top w:val="single" w:color="FFFFFF" w:themeColor="background1" w:sz="8" w:space="0"/>
+          <w:left w:val="single" w:color="FFFFFF" w:themeColor="background1" w:sz="8" w:space="0"/>
+          <w:bottom w:val="single" w:color="FFFFFF" w:themeColor="background1" w:sz="8" w:space="0"/>
+          <w:right w:val="single" w:color="FFFFFF" w:themeColor="background1" w:sz="8" w:space="0"/>
+          <w:insideH w:val="single" w:color="FFFFFF" w:themeColor="background1" w:sz="8" w:space="0"/>
+          <w:insideV w:val="single" w:color="FFFFFF" w:themeColor="background1" w:sz="8" w:space="0"/>
         </w:tcBorders>
         <w:shd w:val="clear" w:color="auto" w:fill="A5D5E2" w:themeFill="accent5" w:themeFillTint="7F"/>
       </w:tcPr>
@@ -14434,12 +14394,12 @@
       <w:tblStyleColBandSize w:val="1"/>
       <w:tblInd w:w="0" w:type="dxa"/>
       <w:tblBorders>
-        <w:top w:val="single" w:sz="8" w:space="0" w:color="FFFFFF" w:themeColor="background1"/>
-        <w:left w:val="single" w:sz="8" w:space="0" w:color="FFFFFF" w:themeColor="background1"/>
-        <w:bottom w:val="single" w:sz="8" w:space="0" w:color="FFFFFF" w:themeColor="background1"/>
-        <w:right w:val="single" w:sz="8" w:space="0" w:color="FFFFFF" w:themeColor="background1"/>
-        <w:insideH w:val="single" w:sz="6" w:space="0" w:color="FFFFFF" w:themeColor="background1"/>
-        <w:insideV w:val="single" w:sz="6" w:space="0" w:color="FFFFFF" w:themeColor="background1"/>
+        <w:top w:val="single" w:color="FFFFFF" w:themeColor="background1" w:sz="8" w:space="0"/>
+        <w:left w:val="single" w:color="FFFFFF" w:themeColor="background1" w:sz="8" w:space="0"/>
+        <w:bottom w:val="single" w:color="FFFFFF" w:themeColor="background1" w:sz="8" w:space="0"/>
+        <w:right w:val="single" w:color="FFFFFF" w:themeColor="background1" w:sz="8" w:space="0"/>
+        <w:insideH w:val="single" w:color="FFFFFF" w:themeColor="background1" w:sz="6" w:space="0"/>
+        <w:insideV w:val="single" w:color="FFFFFF" w:themeColor="background1" w:sz="6" w:space="0"/>
       </w:tblBorders>
       <w:tblCellMar>
         <w:top w:w="0" w:type="dxa"/>
@@ -14462,12 +14422,12 @@
       <w:tblPr/>
       <w:tcPr>
         <w:tcBorders>
-          <w:top w:val="single" w:sz="8" w:space="0" w:color="FFFFFF" w:themeColor="background1"/>
-          <w:left w:val="single" w:sz="8" w:space="0" w:color="FFFFFF" w:themeColor="background1"/>
-          <w:bottom w:val="single" w:sz="24" w:space="0" w:color="FFFFFF" w:themeColor="background1"/>
-          <w:right w:val="single" w:sz="8" w:space="0" w:color="FFFFFF" w:themeColor="background1"/>
-          <w:insideH w:val="nil"/>
-          <w:insideV w:val="single" w:sz="8" w:space="0" w:color="FFFFFF" w:themeColor="background1"/>
+          <w:top w:val="single" w:color="FFFFFF" w:themeColor="background1" w:sz="8" w:space="0"/>
+          <w:left w:val="single" w:color="FFFFFF" w:themeColor="background1" w:sz="8" w:space="0"/>
+          <w:bottom w:val="single" w:color="FFFFFF" w:themeColor="background1" w:sz="24" w:space="0"/>
+          <w:right w:val="single" w:color="FFFFFF" w:themeColor="background1" w:sz="8" w:space="0"/>
+          <w:insideH w:val="nil"/>
+          <w:insideV w:val="single" w:color="FFFFFF" w:themeColor="background1" w:sz="8" w:space="0"/>
         </w:tcBorders>
         <w:shd w:val="clear" w:color="auto" w:fill="F79646" w:themeFill="accent6"/>
       </w:tcPr>
@@ -14483,12 +14443,12 @@
       <w:tblPr/>
       <w:tcPr>
         <w:tcBorders>
-          <w:top w:val="single" w:sz="24" w:space="0" w:color="FFFFFF" w:themeColor="background1"/>
-          <w:left w:val="single" w:sz="8" w:space="0" w:color="FFFFFF" w:themeColor="background1"/>
-          <w:bottom w:val="single" w:sz="8" w:space="0" w:color="FFFFFF" w:themeColor="background1"/>
-          <w:right w:val="single" w:sz="8" w:space="0" w:color="FFFFFF" w:themeColor="background1"/>
-          <w:insideH w:val="nil"/>
-          <w:insideV w:val="single" w:sz="8" w:space="0" w:color="FFFFFF" w:themeColor="background1"/>
+          <w:top w:val="single" w:color="FFFFFF" w:themeColor="background1" w:sz="24" w:space="0"/>
+          <w:left w:val="single" w:color="FFFFFF" w:themeColor="background1" w:sz="8" w:space="0"/>
+          <w:bottom w:val="single" w:color="FFFFFF" w:themeColor="background1" w:sz="8" w:space="0"/>
+          <w:right w:val="single" w:color="FFFFFF" w:themeColor="background1" w:sz="8" w:space="0"/>
+          <w:insideH w:val="nil"/>
+          <w:insideV w:val="single" w:color="FFFFFF" w:themeColor="background1" w:sz="8" w:space="0"/>
         </w:tcBorders>
         <w:shd w:val="clear" w:color="auto" w:fill="F79646" w:themeFill="accent6"/>
       </w:tcPr>
@@ -14504,8 +14464,8 @@
       <w:tblPr/>
       <w:tcPr>
         <w:tcBorders>
-          <w:left w:val="single" w:sz="8" w:space="0" w:color="FFFFFF" w:themeColor="background1"/>
-          <w:right w:val="single" w:sz="24" w:space="0" w:color="FFFFFF" w:themeColor="background1"/>
+          <w:left w:val="single" w:color="FFFFFF" w:themeColor="background1" w:sz="8" w:space="0"/>
+          <w:right w:val="single" w:color="FFFFFF" w:themeColor="background1" w:sz="24" w:space="0"/>
           <w:insideH w:val="nil"/>
           <w:insideV w:val="nil"/>
         </w:tcBorders>
@@ -14524,7 +14484,7 @@
       <w:tcPr>
         <w:tcBorders>
           <w:top w:val="nil"/>
-          <w:left w:val="single" w:sz="24" w:space="0" w:color="FFFFFF" w:themeColor="background1"/>
+          <w:left w:val="single" w:color="FFFFFF" w:themeColor="background1" w:sz="24" w:space="0"/>
           <w:bottom w:val="nil"/>
           <w:right w:val="nil"/>
           <w:insideH w:val="nil"/>
@@ -14537,10 +14497,10 @@
       <w:tblPr/>
       <w:tcPr>
         <w:tcBorders>
-          <w:top w:val="single" w:sz="8" w:space="0" w:color="FFFFFF" w:themeColor="background1"/>
-          <w:left w:val="single" w:sz="8" w:space="0" w:color="FFFFFF" w:themeColor="background1"/>
-          <w:bottom w:val="single" w:sz="8" w:space="0" w:color="FFFFFF" w:themeColor="background1"/>
-          <w:right w:val="single" w:sz="8" w:space="0" w:color="FFFFFF" w:themeColor="background1"/>
+          <w:top w:val="single" w:color="FFFFFF" w:themeColor="background1" w:sz="8" w:space="0"/>
+          <w:left w:val="single" w:color="FFFFFF" w:themeColor="background1" w:sz="8" w:space="0"/>
+          <w:bottom w:val="single" w:color="FFFFFF" w:themeColor="background1" w:sz="8" w:space="0"/>
+          <w:right w:val="single" w:color="FFFFFF" w:themeColor="background1" w:sz="8" w:space="0"/>
           <w:insideH w:val="nil"/>
           <w:insideV w:val="nil"/>
         </w:tcBorders>
@@ -14551,12 +14511,12 @@
       <w:tblPr/>
       <w:tcPr>
         <w:tcBorders>
-          <w:top w:val="single" w:sz="8" w:space="0" w:color="FFFFFF" w:themeColor="background1"/>
-          <w:left w:val="single" w:sz="8" w:space="0" w:color="FFFFFF" w:themeColor="background1"/>
-          <w:bottom w:val="single" w:sz="8" w:space="0" w:color="FFFFFF" w:themeColor="background1"/>
-          <w:right w:val="single" w:sz="8" w:space="0" w:color="FFFFFF" w:themeColor="background1"/>
-          <w:insideH w:val="single" w:sz="8" w:space="0" w:color="FFFFFF" w:themeColor="background1"/>
-          <w:insideV w:val="single" w:sz="8" w:space="0" w:color="FFFFFF" w:themeColor="background1"/>
+          <w:top w:val="single" w:color="FFFFFF" w:themeColor="background1" w:sz="8" w:space="0"/>
+          <w:left w:val="single" w:color="FFFFFF" w:themeColor="background1" w:sz="8" w:space="0"/>
+          <w:bottom w:val="single" w:color="FFFFFF" w:themeColor="background1" w:sz="8" w:space="0"/>
+          <w:right w:val="single" w:color="FFFFFF" w:themeColor="background1" w:sz="8" w:space="0"/>
+          <w:insideH w:val="single" w:color="FFFFFF" w:themeColor="background1" w:sz="8" w:space="0"/>
+          <w:insideV w:val="single" w:color="FFFFFF" w:themeColor="background1" w:sz="8" w:space="0"/>
         </w:tcBorders>
         <w:shd w:val="clear" w:color="auto" w:fill="FBCAA2" w:themeFill="accent6" w:themeFillTint="7F"/>
       </w:tcPr>
@@ -14597,7 +14557,7 @@
         <w:tcBorders>
           <w:top w:val="nil"/>
           <w:left w:val="nil"/>
-          <w:bottom w:val="single" w:sz="18" w:space="0" w:color="FFFFFF" w:themeColor="background1"/>
+          <w:bottom w:val="single" w:color="FFFFFF" w:themeColor="background1" w:sz="18" w:space="0"/>
           <w:right w:val="nil"/>
           <w:insideH w:val="nil"/>
           <w:insideV w:val="nil"/>
@@ -14609,7 +14569,7 @@
       <w:tblPr/>
       <w:tcPr>
         <w:tcBorders>
-          <w:top w:val="single" w:sz="18" w:space="0" w:color="FFFFFF" w:themeColor="background1"/>
+          <w:top w:val="single" w:color="FFFFFF" w:themeColor="background1" w:sz="18" w:space="0"/>
           <w:left w:val="nil"/>
           <w:bottom w:val="nil"/>
           <w:right w:val="nil"/>
@@ -14626,7 +14586,7 @@
           <w:top w:val="nil"/>
           <w:left w:val="nil"/>
           <w:bottom w:val="nil"/>
-          <w:right w:val="single" w:sz="18" w:space="0" w:color="FFFFFF" w:themeColor="background1"/>
+          <w:right w:val="single" w:color="FFFFFF" w:themeColor="background1" w:sz="18" w:space="0"/>
           <w:insideH w:val="nil"/>
           <w:insideV w:val="nil"/>
         </w:tcBorders>
@@ -14638,7 +14598,7 @@
       <w:tcPr>
         <w:tcBorders>
           <w:top w:val="nil"/>
-          <w:left w:val="single" w:sz="18" w:space="0" w:color="FFFFFF" w:themeColor="background1"/>
+          <w:left w:val="single" w:color="FFFFFF" w:themeColor="background1" w:sz="18" w:space="0"/>
           <w:bottom w:val="nil"/>
           <w:right w:val="nil"/>
           <w:insideH w:val="nil"/>
@@ -14711,7 +14671,7 @@
         <w:tcBorders>
           <w:top w:val="nil"/>
           <w:left w:val="nil"/>
-          <w:bottom w:val="single" w:sz="18" w:space="0" w:color="FFFFFF" w:themeColor="background1"/>
+          <w:bottom w:val="single" w:color="FFFFFF" w:themeColor="background1" w:sz="18" w:space="0"/>
           <w:right w:val="nil"/>
           <w:insideH w:val="nil"/>
           <w:insideV w:val="nil"/>
@@ -14723,7 +14683,7 @@
       <w:tblPr/>
       <w:tcPr>
         <w:tcBorders>
-          <w:top w:val="single" w:sz="18" w:space="0" w:color="FFFFFF" w:themeColor="background1"/>
+          <w:top w:val="single" w:color="FFFFFF" w:themeColor="background1" w:sz="18" w:space="0"/>
           <w:left w:val="nil"/>
           <w:bottom w:val="nil"/>
           <w:right w:val="nil"/>
@@ -14740,7 +14700,7 @@
           <w:top w:val="nil"/>
           <w:left w:val="nil"/>
           <w:bottom w:val="nil"/>
-          <w:right w:val="single" w:sz="18" w:space="0" w:color="FFFFFF" w:themeColor="background1"/>
+          <w:right w:val="single" w:color="FFFFFF" w:themeColor="background1" w:sz="18" w:space="0"/>
           <w:insideH w:val="nil"/>
           <w:insideV w:val="nil"/>
         </w:tcBorders>
@@ -14752,7 +14712,7 @@
       <w:tcPr>
         <w:tcBorders>
           <w:top w:val="nil"/>
-          <w:left w:val="single" w:sz="18" w:space="0" w:color="FFFFFF" w:themeColor="background1"/>
+          <w:left w:val="single" w:color="FFFFFF" w:themeColor="background1" w:sz="18" w:space="0"/>
           <w:bottom w:val="nil"/>
           <w:right w:val="nil"/>
           <w:insideH w:val="nil"/>
@@ -14825,7 +14785,7 @@
         <w:tcBorders>
           <w:top w:val="nil"/>
           <w:left w:val="nil"/>
-          <w:bottom w:val="single" w:sz="18" w:space="0" w:color="FFFFFF" w:themeColor="background1"/>
+          <w:bottom w:val="single" w:color="FFFFFF" w:themeColor="background1" w:sz="18" w:space="0"/>
           <w:right w:val="nil"/>
           <w:insideH w:val="nil"/>
           <w:insideV w:val="nil"/>
@@ -14837,7 +14797,7 @@
       <w:tblPr/>
       <w:tcPr>
         <w:tcBorders>
-          <w:top w:val="single" w:sz="18" w:space="0" w:color="FFFFFF" w:themeColor="background1"/>
+          <w:top w:val="single" w:color="FFFFFF" w:themeColor="background1" w:sz="18" w:space="0"/>
           <w:left w:val="nil"/>
           <w:bottom w:val="nil"/>
           <w:right w:val="nil"/>
@@ -14854,7 +14814,7 @@
           <w:top w:val="nil"/>
           <w:left w:val="nil"/>
           <w:bottom w:val="nil"/>
-          <w:right w:val="single" w:sz="18" w:space="0" w:color="FFFFFF" w:themeColor="background1"/>
+          <w:right w:val="single" w:color="FFFFFF" w:themeColor="background1" w:sz="18" w:space="0"/>
           <w:insideH w:val="nil"/>
           <w:insideV w:val="nil"/>
         </w:tcBorders>
@@ -14866,7 +14826,7 @@
       <w:tcPr>
         <w:tcBorders>
           <w:top w:val="nil"/>
-          <w:left w:val="single" w:sz="18" w:space="0" w:color="FFFFFF" w:themeColor="background1"/>
+          <w:left w:val="single" w:color="FFFFFF" w:themeColor="background1" w:sz="18" w:space="0"/>
           <w:bottom w:val="nil"/>
           <w:right w:val="nil"/>
           <w:insideH w:val="nil"/>
@@ -14939,7 +14899,7 @@
         <w:tcBorders>
           <w:top w:val="nil"/>
           <w:left w:val="nil"/>
-          <w:bottom w:val="single" w:sz="18" w:space="0" w:color="FFFFFF" w:themeColor="background1"/>
+          <w:bottom w:val="single" w:color="FFFFFF" w:themeColor="background1" w:sz="18" w:space="0"/>
           <w:right w:val="nil"/>
           <w:insideH w:val="nil"/>
           <w:insideV w:val="nil"/>
@@ -14951,7 +14911,7 @@
       <w:tblPr/>
       <w:tcPr>
         <w:tcBorders>
-          <w:top w:val="single" w:sz="18" w:space="0" w:color="FFFFFF" w:themeColor="background1"/>
+          <w:top w:val="single" w:color="FFFFFF" w:themeColor="background1" w:sz="18" w:space="0"/>
           <w:left w:val="nil"/>
           <w:bottom w:val="nil"/>
           <w:right w:val="nil"/>
@@ -14968,7 +14928,7 @@
           <w:top w:val="nil"/>
           <w:left w:val="nil"/>
           <w:bottom w:val="nil"/>
-          <w:right w:val="single" w:sz="18" w:space="0" w:color="FFFFFF" w:themeColor="background1"/>
+          <w:right w:val="single" w:color="FFFFFF" w:themeColor="background1" w:sz="18" w:space="0"/>
           <w:insideH w:val="nil"/>
           <w:insideV w:val="nil"/>
         </w:tcBorders>
@@ -14980,7 +14940,7 @@
       <w:tcPr>
         <w:tcBorders>
           <w:top w:val="nil"/>
-          <w:left w:val="single" w:sz="18" w:space="0" w:color="FFFFFF" w:themeColor="background1"/>
+          <w:left w:val="single" w:color="FFFFFF" w:themeColor="background1" w:sz="18" w:space="0"/>
           <w:bottom w:val="nil"/>
           <w:right w:val="nil"/>
           <w:insideH w:val="nil"/>
@@ -15053,7 +15013,7 @@
         <w:tcBorders>
           <w:top w:val="nil"/>
           <w:left w:val="nil"/>
-          <w:bottom w:val="single" w:sz="18" w:space="0" w:color="FFFFFF" w:themeColor="background1"/>
+          <w:bottom w:val="single" w:color="FFFFFF" w:themeColor="background1" w:sz="18" w:space="0"/>
           <w:right w:val="nil"/>
           <w:insideH w:val="nil"/>
           <w:insideV w:val="nil"/>
@@ -15065,7 +15025,7 @@
       <w:tblPr/>
       <w:tcPr>
         <w:tcBorders>
-          <w:top w:val="single" w:sz="18" w:space="0" w:color="FFFFFF" w:themeColor="background1"/>
+          <w:top w:val="single" w:color="FFFFFF" w:themeColor="background1" w:sz="18" w:space="0"/>
           <w:left w:val="nil"/>
           <w:bottom w:val="nil"/>
           <w:right w:val="nil"/>
@@ -15082,7 +15042,7 @@
           <w:top w:val="nil"/>
           <w:left w:val="nil"/>
           <w:bottom w:val="nil"/>
-          <w:right w:val="single" w:sz="18" w:space="0" w:color="FFFFFF" w:themeColor="background1"/>
+          <w:right w:val="single" w:color="FFFFFF" w:themeColor="background1" w:sz="18" w:space="0"/>
           <w:insideH w:val="nil"/>
           <w:insideV w:val="nil"/>
         </w:tcBorders>
@@ -15094,7 +15054,7 @@
       <w:tcPr>
         <w:tcBorders>
           <w:top w:val="nil"/>
-          <w:left w:val="single" w:sz="18" w:space="0" w:color="FFFFFF" w:themeColor="background1"/>
+          <w:left w:val="single" w:color="FFFFFF" w:themeColor="background1" w:sz="18" w:space="0"/>
           <w:bottom w:val="nil"/>
           <w:right w:val="nil"/>
           <w:insideH w:val="nil"/>
@@ -15167,7 +15127,7 @@
         <w:tcBorders>
           <w:top w:val="nil"/>
           <w:left w:val="nil"/>
-          <w:bottom w:val="single" w:sz="18" w:space="0" w:color="FFFFFF" w:themeColor="background1"/>
+          <w:bottom w:val="single" w:color="FFFFFF" w:themeColor="background1" w:sz="18" w:space="0"/>
           <w:right w:val="nil"/>
           <w:insideH w:val="nil"/>
           <w:insideV w:val="nil"/>
@@ -15179,7 +15139,7 @@
       <w:tblPr/>
       <w:tcPr>
         <w:tcBorders>
-          <w:top w:val="single" w:sz="18" w:space="0" w:color="FFFFFF" w:themeColor="background1"/>
+          <w:top w:val="single" w:color="FFFFFF" w:themeColor="background1" w:sz="18" w:space="0"/>
           <w:left w:val="nil"/>
           <w:bottom w:val="nil"/>
           <w:right w:val="nil"/>
@@ -15196,7 +15156,7 @@
           <w:top w:val="nil"/>
           <w:left w:val="nil"/>
           <w:bottom w:val="nil"/>
-          <w:right w:val="single" w:sz="18" w:space="0" w:color="FFFFFF" w:themeColor="background1"/>
+          <w:right w:val="single" w:color="FFFFFF" w:themeColor="background1" w:sz="18" w:space="0"/>
           <w:insideH w:val="nil"/>
           <w:insideV w:val="nil"/>
         </w:tcBorders>
@@ -15208,7 +15168,7 @@
       <w:tcPr>
         <w:tcBorders>
           <w:top w:val="nil"/>
-          <w:left w:val="single" w:sz="18" w:space="0" w:color="FFFFFF" w:themeColor="background1"/>
+          <w:left w:val="single" w:color="FFFFFF" w:themeColor="background1" w:sz="18" w:space="0"/>
           <w:bottom w:val="nil"/>
           <w:right w:val="nil"/>
           <w:insideH w:val="nil"/>
@@ -15281,7 +15241,7 @@
         <w:tcBorders>
           <w:top w:val="nil"/>
           <w:left w:val="nil"/>
-          <w:bottom w:val="single" w:sz="18" w:space="0" w:color="FFFFFF" w:themeColor="background1"/>
+          <w:bottom w:val="single" w:color="FFFFFF" w:themeColor="background1" w:sz="18" w:space="0"/>
           <w:right w:val="nil"/>
           <w:insideH w:val="nil"/>
           <w:insideV w:val="nil"/>
@@ -15293,7 +15253,7 @@
       <w:tblPr/>
       <w:tcPr>
         <w:tcBorders>
-          <w:top w:val="single" w:sz="18" w:space="0" w:color="FFFFFF" w:themeColor="background1"/>
+          <w:top w:val="single" w:color="FFFFFF" w:themeColor="background1" w:sz="18" w:space="0"/>
           <w:left w:val="nil"/>
           <w:bottom w:val="nil"/>
           <w:right w:val="nil"/>
@@ -15310,7 +15270,7 @@
           <w:top w:val="nil"/>
           <w:left w:val="nil"/>
           <w:bottom w:val="nil"/>
-          <w:right w:val="single" w:sz="18" w:space="0" w:color="FFFFFF" w:themeColor="background1"/>
+          <w:right w:val="single" w:color="FFFFFF" w:themeColor="background1" w:sz="18" w:space="0"/>
           <w:insideH w:val="nil"/>
           <w:insideV w:val="nil"/>
         </w:tcBorders>
@@ -15322,7 +15282,7 @@
       <w:tcPr>
         <w:tcBorders>
           <w:top w:val="nil"/>
-          <w:left w:val="single" w:sz="18" w:space="0" w:color="FFFFFF" w:themeColor="background1"/>
+          <w:left w:val="single" w:color="FFFFFF" w:themeColor="background1" w:sz="18" w:space="0"/>
           <w:bottom w:val="nil"/>
           <w:right w:val="nil"/>
           <w:insideH w:val="nil"/>
@@ -15376,12 +15336,12 @@
       <w:tblStyleColBandSize w:val="1"/>
       <w:tblInd w:w="0" w:type="dxa"/>
       <w:tblBorders>
-        <w:top w:val="single" w:sz="24" w:space="0" w:color="C0504D" w:themeColor="accent2"/>
-        <w:left w:val="single" w:sz="4" w:space="0" w:color="000000" w:themeColor="text1"/>
-        <w:bottom w:val="single" w:sz="4" w:space="0" w:color="000000" w:themeColor="text1"/>
-        <w:right w:val="single" w:sz="4" w:space="0" w:color="000000" w:themeColor="text1"/>
-        <w:insideH w:val="single" w:sz="4" w:space="0" w:color="FFFFFF" w:themeColor="background1"/>
-        <w:insideV w:val="single" w:sz="4" w:space="0" w:color="FFFFFF" w:themeColor="background1"/>
+        <w:top w:val="single" w:color="C0504D" w:themeColor="accent2" w:sz="24" w:space="0"/>
+        <w:left w:val="single" w:color="000000" w:themeColor="text1" w:sz="4" w:space="0"/>
+        <w:bottom w:val="single" w:color="000000" w:themeColor="text1" w:sz="4" w:space="0"/>
+        <w:right w:val="single" w:color="000000" w:themeColor="text1" w:sz="4" w:space="0"/>
+        <w:insideH w:val="single" w:color="FFFFFF" w:themeColor="background1" w:sz="4" w:space="0"/>
+        <w:insideV w:val="single" w:color="FFFFFF" w:themeColor="background1" w:sz="4" w:space="0"/>
       </w:tblBorders>
       <w:tblCellMar>
         <w:top w:w="0" w:type="dxa"/>
@@ -15403,7 +15363,7 @@
         <w:tcBorders>
           <w:top w:val="nil"/>
           <w:left w:val="nil"/>
-          <w:bottom w:val="single" w:sz="24" w:space="0" w:color="C0504D" w:themeColor="accent2"/>
+          <w:bottom w:val="single" w:color="C0504D" w:themeColor="accent2" w:sz="24" w:space="0"/>
           <w:right w:val="nil"/>
           <w:insideH w:val="nil"/>
           <w:insideV w:val="nil"/>
@@ -15420,7 +15380,7 @@
       <w:tblPr/>
       <w:tcPr>
         <w:tcBorders>
-          <w:top w:val="single" w:sz="6" w:space="0" w:color="FFFFFF" w:themeColor="background1"/>
+          <w:top w:val="single" w:color="FFFFFF" w:themeColor="background1" w:sz="6" w:space="0"/>
         </w:tcBorders>
         <w:shd w:val="clear" w:color="auto" w:fill="000000" w:themeFill="text1" w:themeFillShade="99"/>
       </w:tcPr>
@@ -15436,7 +15396,7 @@
           <w:left w:val="nil"/>
           <w:bottom w:val="nil"/>
           <w:right w:val="nil"/>
-          <w:insideH w:val="single" w:sz="4" w:space="0" w:color="000000" w:themeColor="text1" w:themeShade="99"/>
+          <w:insideH w:val="single" w:color="000000" w:themeColor="text1" w:themeShade="99" w:sz="4" w:space="0"/>
           <w:insideV w:val="nil"/>
         </w:tcBorders>
         <w:shd w:val="clear" w:color="auto" w:fill="000000" w:themeFill="text1" w:themeFillShade="99"/>
@@ -15498,12 +15458,12 @@
       <w:tblStyleColBandSize w:val="1"/>
       <w:tblInd w:w="0" w:type="dxa"/>
       <w:tblBorders>
-        <w:top w:val="single" w:sz="24" w:space="0" w:color="C0504D" w:themeColor="accent2"/>
-        <w:left w:val="single" w:sz="4" w:space="0" w:color="4F81BD" w:themeColor="accent1"/>
-        <w:bottom w:val="single" w:sz="4" w:space="0" w:color="4F81BD" w:themeColor="accent1"/>
-        <w:right w:val="single" w:sz="4" w:space="0" w:color="4F81BD" w:themeColor="accent1"/>
-        <w:insideH w:val="single" w:sz="4" w:space="0" w:color="FFFFFF" w:themeColor="background1"/>
-        <w:insideV w:val="single" w:sz="4" w:space="0" w:color="FFFFFF" w:themeColor="background1"/>
+        <w:top w:val="single" w:color="C0504D" w:themeColor="accent2" w:sz="24" w:space="0"/>
+        <w:left w:val="single" w:color="4F81BD" w:themeColor="accent1" w:sz="4" w:space="0"/>
+        <w:bottom w:val="single" w:color="4F81BD" w:themeColor="accent1" w:sz="4" w:space="0"/>
+        <w:right w:val="single" w:color="4F81BD" w:themeColor="accent1" w:sz="4" w:space="0"/>
+        <w:insideH w:val="single" w:color="FFFFFF" w:themeColor="background1" w:sz="4" w:space="0"/>
+        <w:insideV w:val="single" w:color="FFFFFF" w:themeColor="background1" w:sz="4" w:space="0"/>
       </w:tblBorders>
       <w:tblCellMar>
         <w:top w:w="0" w:type="dxa"/>
@@ -15525,7 +15485,7 @@
         <w:tcBorders>
           <w:top w:val="nil"/>
           <w:left w:val="nil"/>
-          <w:bottom w:val="single" w:sz="24" w:space="0" w:color="C0504D" w:themeColor="accent2"/>
+          <w:bottom w:val="single" w:color="C0504D" w:themeColor="accent2" w:sz="24" w:space="0"/>
           <w:right w:val="nil"/>
           <w:insideH w:val="nil"/>
           <w:insideV w:val="nil"/>
@@ -15542,7 +15502,7 @@
       <w:tblPr/>
       <w:tcPr>
         <w:tcBorders>
-          <w:top w:val="single" w:sz="6" w:space="0" w:color="FFFFFF" w:themeColor="background1"/>
+          <w:top w:val="single" w:color="FFFFFF" w:themeColor="background1" w:sz="6" w:space="0"/>
         </w:tcBorders>
         <w:shd w:val="clear" w:color="auto" w:fill="2C4C74" w:themeFill="accent1" w:themeFillShade="99"/>
       </w:tcPr>
@@ -15558,7 +15518,7 @@
           <w:left w:val="nil"/>
           <w:bottom w:val="nil"/>
           <w:right w:val="nil"/>
-          <w:insideH w:val="single" w:sz="4" w:space="0" w:color="2C4C74" w:themeColor="accent1" w:themeShade="99"/>
+          <w:insideH w:val="single" w:color="2C4C74" w:themeColor="accent1" w:themeShade="99" w:sz="4" w:space="0"/>
           <w:insideV w:val="nil"/>
         </w:tcBorders>
         <w:shd w:val="clear" w:color="auto" w:fill="2C4C74" w:themeFill="accent1" w:themeFillShade="99"/>
@@ -15620,12 +15580,12 @@
       <w:tblStyleColBandSize w:val="1"/>
       <w:tblInd w:w="0" w:type="dxa"/>
       <w:tblBorders>
-        <w:top w:val="single" w:sz="24" w:space="0" w:color="C0504D" w:themeColor="accent2"/>
-        <w:left w:val="single" w:sz="4" w:space="0" w:color="C0504D" w:themeColor="accent2"/>
-        <w:bottom w:val="single" w:sz="4" w:space="0" w:color="C0504D" w:themeColor="accent2"/>
-        <w:right w:val="single" w:sz="4" w:space="0" w:color="C0504D" w:themeColor="accent2"/>
-        <w:insideH w:val="single" w:sz="4" w:space="0" w:color="FFFFFF" w:themeColor="background1"/>
-        <w:insideV w:val="single" w:sz="4" w:space="0" w:color="FFFFFF" w:themeColor="background1"/>
+        <w:top w:val="single" w:color="C0504D" w:themeColor="accent2" w:sz="24" w:space="0"/>
+        <w:left w:val="single" w:color="C0504D" w:themeColor="accent2" w:sz="4" w:space="0"/>
+        <w:bottom w:val="single" w:color="C0504D" w:themeColor="accent2" w:sz="4" w:space="0"/>
+        <w:right w:val="single" w:color="C0504D" w:themeColor="accent2" w:sz="4" w:space="0"/>
+        <w:insideH w:val="single" w:color="FFFFFF" w:themeColor="background1" w:sz="4" w:space="0"/>
+        <w:insideV w:val="single" w:color="FFFFFF" w:themeColor="background1" w:sz="4" w:space="0"/>
       </w:tblBorders>
       <w:tblCellMar>
         <w:top w:w="0" w:type="dxa"/>
@@ -15647,7 +15607,7 @@
         <w:tcBorders>
           <w:top w:val="nil"/>
           <w:left w:val="nil"/>
-          <w:bottom w:val="single" w:sz="24" w:space="0" w:color="C0504D" w:themeColor="accent2"/>
+          <w:bottom w:val="single" w:color="C0504D" w:themeColor="accent2" w:sz="24" w:space="0"/>
           <w:right w:val="nil"/>
           <w:insideH w:val="nil"/>
           <w:insideV w:val="nil"/>
@@ -15664,7 +15624,7 @@
       <w:tblPr/>
       <w:tcPr>
         <w:tcBorders>
-          <w:top w:val="single" w:sz="6" w:space="0" w:color="FFFFFF" w:themeColor="background1"/>
+          <w:top w:val="single" w:color="FFFFFF" w:themeColor="background1" w:sz="6" w:space="0"/>
         </w:tcBorders>
         <w:shd w:val="clear" w:color="auto" w:fill="772C2A" w:themeFill="accent2" w:themeFillShade="99"/>
       </w:tcPr>
@@ -15680,7 +15640,7 @@
           <w:left w:val="nil"/>
           <w:bottom w:val="nil"/>
           <w:right w:val="nil"/>
-          <w:insideH w:val="single" w:sz="4" w:space="0" w:color="772C2A" w:themeColor="accent2" w:themeShade="99"/>
+          <w:insideH w:val="single" w:color="772C2A" w:themeColor="accent2" w:themeShade="99" w:sz="4" w:space="0"/>
           <w:insideV w:val="nil"/>
         </w:tcBorders>
         <w:shd w:val="clear" w:color="auto" w:fill="772C2A" w:themeFill="accent2" w:themeFillShade="99"/>
@@ -15742,12 +15702,12 @@
       <w:tblStyleColBandSize w:val="1"/>
       <w:tblInd w:w="0" w:type="dxa"/>
       <w:tblBorders>
-        <w:top w:val="single" w:sz="24" w:space="0" w:color="8064A2" w:themeColor="accent4"/>
-        <w:left w:val="single" w:sz="4" w:space="0" w:color="9BBB59" w:themeColor="accent3"/>
-        <w:bottom w:val="single" w:sz="4" w:space="0" w:color="9BBB59" w:themeColor="accent3"/>
-        <w:right w:val="single" w:sz="4" w:space="0" w:color="9BBB59" w:themeColor="accent3"/>
-        <w:insideH w:val="single" w:sz="4" w:space="0" w:color="FFFFFF" w:themeColor="background1"/>
-        <w:insideV w:val="single" w:sz="4" w:space="0" w:color="FFFFFF" w:themeColor="background1"/>
+        <w:top w:val="single" w:color="8064A2" w:themeColor="accent4" w:sz="24" w:space="0"/>
+        <w:left w:val="single" w:color="9BBB59" w:themeColor="accent3" w:sz="4" w:space="0"/>
+        <w:bottom w:val="single" w:color="9BBB59" w:themeColor="accent3" w:sz="4" w:space="0"/>
+        <w:right w:val="single" w:color="9BBB59" w:themeColor="accent3" w:sz="4" w:space="0"/>
+        <w:insideH w:val="single" w:color="FFFFFF" w:themeColor="background1" w:sz="4" w:space="0"/>
+        <w:insideV w:val="single" w:color="FFFFFF" w:themeColor="background1" w:sz="4" w:space="0"/>
       </w:tblBorders>
       <w:tblCellMar>
         <w:top w:w="0" w:type="dxa"/>
@@ -15769,7 +15729,7 @@
         <w:tcBorders>
           <w:top w:val="nil"/>
           <w:left w:val="nil"/>
-          <w:bottom w:val="single" w:sz="24" w:space="0" w:color="8064A2" w:themeColor="accent4"/>
+          <w:bottom w:val="single" w:color="8064A2" w:themeColor="accent4" w:sz="24" w:space="0"/>
           <w:right w:val="nil"/>
           <w:insideH w:val="nil"/>
           <w:insideV w:val="nil"/>
@@ -15786,7 +15746,7 @@
       <w:tblPr/>
       <w:tcPr>
         <w:tcBorders>
-          <w:top w:val="single" w:sz="6" w:space="0" w:color="FFFFFF" w:themeColor="background1"/>
+          <w:top w:val="single" w:color="FFFFFF" w:themeColor="background1" w:sz="6" w:space="0"/>
         </w:tcBorders>
         <w:shd w:val="clear" w:color="auto" w:fill="5E7530" w:themeFill="accent3" w:themeFillShade="99"/>
       </w:tcPr>
@@ -15802,7 +15762,7 @@
           <w:left w:val="nil"/>
           <w:bottom w:val="nil"/>
           <w:right w:val="nil"/>
-          <w:insideH w:val="single" w:sz="4" w:space="0" w:color="5E7530" w:themeColor="accent3" w:themeShade="99"/>
+          <w:insideH w:val="single" w:color="5E7530" w:themeColor="accent3" w:themeShade="99" w:sz="4" w:space="0"/>
           <w:insideV w:val="nil"/>
         </w:tcBorders>
         <w:shd w:val="clear" w:color="auto" w:fill="5E7530" w:themeFill="accent3" w:themeFillShade="99"/>
@@ -15854,12 +15814,12 @@
       <w:tblStyleColBandSize w:val="1"/>
       <w:tblInd w:w="0" w:type="dxa"/>
       <w:tblBorders>
-        <w:top w:val="single" w:sz="24" w:space="0" w:color="9BBB59" w:themeColor="accent3"/>
-        <w:left w:val="single" w:sz="4" w:space="0" w:color="8064A2" w:themeColor="accent4"/>
-        <w:bottom w:val="single" w:sz="4" w:space="0" w:color="8064A2" w:themeColor="accent4"/>
-        <w:right w:val="single" w:sz="4" w:space="0" w:color="8064A2" w:themeColor="accent4"/>
-        <w:insideH w:val="single" w:sz="4" w:space="0" w:color="FFFFFF" w:themeColor="background1"/>
-        <w:insideV w:val="single" w:sz="4" w:space="0" w:color="FFFFFF" w:themeColor="background1"/>
+        <w:top w:val="single" w:color="9BBB59" w:themeColor="accent3" w:sz="24" w:space="0"/>
+        <w:left w:val="single" w:color="8064A2" w:themeColor="accent4" w:sz="4" w:space="0"/>
+        <w:bottom w:val="single" w:color="8064A2" w:themeColor="accent4" w:sz="4" w:space="0"/>
+        <w:right w:val="single" w:color="8064A2" w:themeColor="accent4" w:sz="4" w:space="0"/>
+        <w:insideH w:val="single" w:color="FFFFFF" w:themeColor="background1" w:sz="4" w:space="0"/>
+        <w:insideV w:val="single" w:color="FFFFFF" w:themeColor="background1" w:sz="4" w:space="0"/>
       </w:tblBorders>
       <w:tblCellMar>
         <w:top w:w="0" w:type="dxa"/>
@@ -15881,7 +15841,7 @@
         <w:tcBorders>
           <w:top w:val="nil"/>
           <w:left w:val="nil"/>
-          <w:bottom w:val="single" w:sz="24" w:space="0" w:color="9BBB59" w:themeColor="accent3"/>
+          <w:bottom w:val="single" w:color="9BBB59" w:themeColor="accent3" w:sz="24" w:space="0"/>
           <w:right w:val="nil"/>
           <w:insideH w:val="nil"/>
           <w:insideV w:val="nil"/>
@@ -15898,7 +15858,7 @@
       <w:tblPr/>
       <w:tcPr>
         <w:tcBorders>
-          <w:top w:val="single" w:sz="6" w:space="0" w:color="FFFFFF" w:themeColor="background1"/>
+          <w:top w:val="single" w:color="FFFFFF" w:themeColor="background1" w:sz="6" w:space="0"/>
         </w:tcBorders>
         <w:shd w:val="clear" w:color="auto" w:fill="4C3B62" w:themeFill="accent4" w:themeFillShade="99"/>
       </w:tcPr>
@@ -15914,7 +15874,7 @@
           <w:left w:val="nil"/>
           <w:bottom w:val="nil"/>
           <w:right w:val="nil"/>
-          <w:insideH w:val="single" w:sz="4" w:space="0" w:color="4C3B62" w:themeColor="accent4" w:themeShade="99"/>
+          <w:insideH w:val="single" w:color="4C3B62" w:themeColor="accent4" w:themeShade="99" w:sz="4" w:space="0"/>
           <w:insideV w:val="nil"/>
         </w:tcBorders>
         <w:shd w:val="clear" w:color="auto" w:fill="4C3B62" w:themeFill="accent4" w:themeFillShade="99"/>
@@ -15976,12 +15936,12 @@
       <w:tblStyleColBandSize w:val="1"/>
       <w:tblInd w:w="0" w:type="dxa"/>
       <w:tblBorders>
-        <w:top w:val="single" w:sz="24" w:space="0" w:color="F79646" w:themeColor="accent6"/>
-        <w:left w:val="single" w:sz="4" w:space="0" w:color="4BACC6" w:themeColor="accent5"/>
-        <w:bottom w:val="single" w:sz="4" w:space="0" w:color="4BACC6" w:themeColor="accent5"/>
-        <w:right w:val="single" w:sz="4" w:space="0" w:color="4BACC6" w:themeColor="accent5"/>
-        <w:insideH w:val="single" w:sz="4" w:space="0" w:color="FFFFFF" w:themeColor="background1"/>
-        <w:insideV w:val="single" w:sz="4" w:space="0" w:color="FFFFFF" w:themeColor="background1"/>
+        <w:top w:val="single" w:color="F79646" w:themeColor="accent6" w:sz="24" w:space="0"/>
+        <w:left w:val="single" w:color="4BACC6" w:themeColor="accent5" w:sz="4" w:space="0"/>
+        <w:bottom w:val="single" w:color="4BACC6" w:themeColor="accent5" w:sz="4" w:space="0"/>
+        <w:right w:val="single" w:color="4BACC6" w:themeColor="accent5" w:sz="4" w:space="0"/>
+        <w:insideH w:val="single" w:color="FFFFFF" w:themeColor="background1" w:sz="4" w:space="0"/>
+        <w:insideV w:val="single" w:color="FFFFFF" w:themeColor="background1" w:sz="4" w:space="0"/>
       </w:tblBorders>
       <w:tblCellMar>
         <w:top w:w="0" w:type="dxa"/>
@@ -16003,7 +15963,7 @@
         <w:tcBorders>
           <w:top w:val="nil"/>
           <w:left w:val="nil"/>
-          <w:bottom w:val="single" w:sz="24" w:space="0" w:color="F79646" w:themeColor="accent6"/>
+          <w:bottom w:val="single" w:color="F79646" w:themeColor="accent6" w:sz="24" w:space="0"/>
           <w:right w:val="nil"/>
           <w:insideH w:val="nil"/>
           <w:insideV w:val="nil"/>
@@ -16020,7 +15980,7 @@
       <w:tblPr/>
       <w:tcPr>
         <w:tcBorders>
-          <w:top w:val="single" w:sz="6" w:space="0" w:color="FFFFFF" w:themeColor="background1"/>
+          <w:top w:val="single" w:color="FFFFFF" w:themeColor="background1" w:sz="6" w:space="0"/>
         </w:tcBorders>
         <w:shd w:val="clear" w:color="auto" w:fill="276A7C" w:themeFill="accent5" w:themeFillShade="99"/>
       </w:tcPr>
@@ -16036,7 +15996,7 @@
           <w:left w:val="nil"/>
           <w:bottom w:val="nil"/>
           <w:right w:val="nil"/>
-          <w:insideH w:val="single" w:sz="4" w:space="0" w:color="276A7C" w:themeColor="accent5" w:themeShade="99"/>
+          <w:insideH w:val="single" w:color="276A7C" w:themeColor="accent5" w:themeShade="99" w:sz="4" w:space="0"/>
           <w:insideV w:val="nil"/>
         </w:tcBorders>
         <w:shd w:val="clear" w:color="auto" w:fill="276A7C" w:themeFill="accent5" w:themeFillShade="99"/>
@@ -16098,12 +16058,12 @@
       <w:tblStyleColBandSize w:val="1"/>
       <w:tblInd w:w="0" w:type="dxa"/>
       <w:tblBorders>
-        <w:top w:val="single" w:sz="24" w:space="0" w:color="4BACC6" w:themeColor="accent5"/>
-        <w:left w:val="single" w:sz="4" w:space="0" w:color="F79646" w:themeColor="accent6"/>
-        <w:bottom w:val="single" w:sz="4" w:space="0" w:color="F79646" w:themeColor="accent6"/>
-        <w:right w:val="single" w:sz="4" w:space="0" w:color="F79646" w:themeColor="accent6"/>
-        <w:insideH w:val="single" w:sz="4" w:space="0" w:color="FFFFFF" w:themeColor="background1"/>
-        <w:insideV w:val="single" w:sz="4" w:space="0" w:color="FFFFFF" w:themeColor="background1"/>
+        <w:top w:val="single" w:color="4BACC6" w:themeColor="accent5" w:sz="24" w:space="0"/>
+        <w:left w:val="single" w:color="F79646" w:themeColor="accent6" w:sz="4" w:space="0"/>
+        <w:bottom w:val="single" w:color="F79646" w:themeColor="accent6" w:sz="4" w:space="0"/>
+        <w:right w:val="single" w:color="F79646" w:themeColor="accent6" w:sz="4" w:space="0"/>
+        <w:insideH w:val="single" w:color="FFFFFF" w:themeColor="background1" w:sz="4" w:space="0"/>
+        <w:insideV w:val="single" w:color="FFFFFF" w:themeColor="background1" w:sz="4" w:space="0"/>
       </w:tblBorders>
       <w:tblCellMar>
         <w:top w:w="0" w:type="dxa"/>
@@ -16125,7 +16085,7 @@
         <w:tcBorders>
           <w:top w:val="nil"/>
           <w:left w:val="nil"/>
-          <w:bottom w:val="single" w:sz="24" w:space="0" w:color="4BACC6" w:themeColor="accent5"/>
+          <w:bottom w:val="single" w:color="4BACC6" w:themeColor="accent5" w:sz="24" w:space="0"/>
           <w:right w:val="nil"/>
           <w:insideH w:val="nil"/>
           <w:insideV w:val="nil"/>
@@ -16142,7 +16102,7 @@
       <w:tblPr/>
       <w:tcPr>
         <w:tcBorders>
-          <w:top w:val="single" w:sz="6" w:space="0" w:color="FFFFFF" w:themeColor="background1"/>
+          <w:top w:val="single" w:color="FFFFFF" w:themeColor="background1" w:sz="6" w:space="0"/>
         </w:tcBorders>
         <w:shd w:val="clear" w:color="auto" w:fill="B65608" w:themeFill="accent6" w:themeFillShade="99"/>
       </w:tcPr>
@@ -16158,7 +16118,7 @@
           <w:left w:val="nil"/>
           <w:bottom w:val="nil"/>
           <w:right w:val="nil"/>
-          <w:insideH w:val="single" w:sz="4" w:space="0" w:color="B65608" w:themeColor="accent6" w:themeShade="99"/>
+          <w:insideH w:val="single" w:color="B65608" w:themeColor="accent6" w:themeShade="99" w:sz="4" w:space="0"/>
           <w:insideV w:val="nil"/>
         </w:tcBorders>
         <w:shd w:val="clear" w:color="auto" w:fill="B65608" w:themeFill="accent6" w:themeFillShade="99"/>
@@ -16238,7 +16198,7 @@
       <w:tblPr/>
       <w:tcPr>
         <w:tcBorders>
-          <w:bottom w:val="single" w:sz="12" w:space="0" w:color="FFFFFF" w:themeColor="background1"/>
+          <w:bottom w:val="single" w:color="FFFFFF" w:themeColor="background1" w:sz="12" w:space="0"/>
         </w:tcBorders>
         <w:shd w:val="clear" w:color="auto" w:fill="9E3A38" w:themeFill="accent2" w:themeFillShade="CC"/>
       </w:tcPr>
@@ -16252,7 +16212,7 @@
       <w:tblPr/>
       <w:tcPr>
         <w:tcBorders>
-          <w:top w:val="single" w:sz="12" w:space="0" w:color="000000" w:themeColor="text1"/>
+          <w:top w:val="single" w:color="000000" w:themeColor="text1" w:sz="12" w:space="0"/>
         </w:tcBorders>
         <w:shd w:val="clear" w:color="auto" w:fill="FFFFFF" w:themeFill="background1"/>
       </w:tcPr>
@@ -16324,7 +16284,7 @@
       <w:tblPr/>
       <w:tcPr>
         <w:tcBorders>
-          <w:bottom w:val="single" w:sz="12" w:space="0" w:color="FFFFFF" w:themeColor="background1"/>
+          <w:bottom w:val="single" w:color="FFFFFF" w:themeColor="background1" w:sz="12" w:space="0"/>
         </w:tcBorders>
         <w:shd w:val="clear" w:color="auto" w:fill="9E3A38" w:themeFill="accent2" w:themeFillShade="CC"/>
       </w:tcPr>
@@ -16338,7 +16298,7 @@
       <w:tblPr/>
       <w:tcPr>
         <w:tcBorders>
-          <w:top w:val="single" w:sz="12" w:space="0" w:color="000000" w:themeColor="text1"/>
+          <w:top w:val="single" w:color="000000" w:themeColor="text1" w:sz="12" w:space="0"/>
         </w:tcBorders>
         <w:shd w:val="clear" w:color="auto" w:fill="FFFFFF" w:themeFill="background1"/>
       </w:tcPr>
@@ -16410,7 +16370,7 @@
       <w:tblPr/>
       <w:tcPr>
         <w:tcBorders>
-          <w:bottom w:val="single" w:sz="12" w:space="0" w:color="FFFFFF" w:themeColor="background1"/>
+          <w:bottom w:val="single" w:color="FFFFFF" w:themeColor="background1" w:sz="12" w:space="0"/>
         </w:tcBorders>
         <w:shd w:val="clear" w:color="auto" w:fill="9E3A38" w:themeFill="accent2" w:themeFillShade="CC"/>
       </w:tcPr>
@@ -16424,7 +16384,7 @@
       <w:tblPr/>
       <w:tcPr>
         <w:tcBorders>
-          <w:top w:val="single" w:sz="12" w:space="0" w:color="000000" w:themeColor="text1"/>
+          <w:top w:val="single" w:color="000000" w:themeColor="text1" w:sz="12" w:space="0"/>
         </w:tcBorders>
         <w:shd w:val="clear" w:color="auto" w:fill="FFFFFF" w:themeFill="background1"/>
       </w:tcPr>
@@ -16496,7 +16456,7 @@
       <w:tblPr/>
       <w:tcPr>
         <w:tcBorders>
-          <w:bottom w:val="single" w:sz="12" w:space="0" w:color="FFFFFF" w:themeColor="background1"/>
+          <w:bottom w:val="single" w:color="FFFFFF" w:themeColor="background1" w:sz="12" w:space="0"/>
         </w:tcBorders>
         <w:shd w:val="clear" w:color="auto" w:fill="664E82" w:themeFill="accent4" w:themeFillShade="CC"/>
       </w:tcPr>
@@ -16510,7 +16470,7 @@
       <w:tblPr/>
       <w:tcPr>
         <w:tcBorders>
-          <w:top w:val="single" w:sz="12" w:space="0" w:color="000000" w:themeColor="text1"/>
+          <w:top w:val="single" w:color="000000" w:themeColor="text1" w:sz="12" w:space="0"/>
         </w:tcBorders>
         <w:shd w:val="clear" w:color="auto" w:fill="FFFFFF" w:themeFill="background1"/>
       </w:tcPr>
@@ -16582,7 +16542,7 @@
       <w:tblPr/>
       <w:tcPr>
         <w:tcBorders>
-          <w:bottom w:val="single" w:sz="12" w:space="0" w:color="FFFFFF" w:themeColor="background1"/>
+          <w:bottom w:val="single" w:color="FFFFFF" w:themeColor="background1" w:sz="12" w:space="0"/>
         </w:tcBorders>
         <w:shd w:val="clear" w:color="auto" w:fill="7E9C40" w:themeFill="accent3" w:themeFillShade="CC"/>
       </w:tcPr>
@@ -16596,7 +16556,7 @@
       <w:tblPr/>
       <w:tcPr>
         <w:tcBorders>
-          <w:top w:val="single" w:sz="12" w:space="0" w:color="000000" w:themeColor="text1"/>
+          <w:top w:val="single" w:color="000000" w:themeColor="text1" w:sz="12" w:space="0"/>
         </w:tcBorders>
         <w:shd w:val="clear" w:color="auto" w:fill="FFFFFF" w:themeFill="background1"/>
       </w:tcPr>
@@ -16668,7 +16628,7 @@
       <w:tblPr/>
       <w:tcPr>
         <w:tcBorders>
-          <w:bottom w:val="single" w:sz="12" w:space="0" w:color="FFFFFF" w:themeColor="background1"/>
+          <w:bottom w:val="single" w:color="FFFFFF" w:themeColor="background1" w:sz="12" w:space="0"/>
         </w:tcBorders>
         <w:shd w:val="clear" w:color="auto" w:fill="F2730A" w:themeFill="accent6" w:themeFillShade="CC"/>
       </w:tcPr>
@@ -16682,7 +16642,7 @@
       <w:tblPr/>
       <w:tcPr>
         <w:tcBorders>
-          <w:top w:val="single" w:sz="12" w:space="0" w:color="000000" w:themeColor="text1"/>
+          <w:top w:val="single" w:color="000000" w:themeColor="text1" w:sz="12" w:space="0"/>
         </w:tcBorders>
         <w:shd w:val="clear" w:color="auto" w:fill="FFFFFF" w:themeFill="background1"/>
       </w:tcPr>
@@ -16754,7 +16714,7 @@
       <w:tblPr/>
       <w:tcPr>
         <w:tcBorders>
-          <w:bottom w:val="single" w:sz="12" w:space="0" w:color="FFFFFF" w:themeColor="background1"/>
+          <w:bottom w:val="single" w:color="FFFFFF" w:themeColor="background1" w:sz="12" w:space="0"/>
         </w:tcBorders>
         <w:shd w:val="clear" w:color="auto" w:fill="348DA5" w:themeFill="accent5" w:themeFillShade="CC"/>
       </w:tcPr>
@@ -16768,7 +16728,7 @@
       <w:tblPr/>
       <w:tcPr>
         <w:tcBorders>
-          <w:top w:val="single" w:sz="12" w:space="0" w:color="000000" w:themeColor="text1"/>
+          <w:top w:val="single" w:color="000000" w:themeColor="text1" w:sz="12" w:space="0"/>
         </w:tcBorders>
         <w:shd w:val="clear" w:color="auto" w:fill="FFFFFF" w:themeFill="background1"/>
       </w:tcPr>
@@ -16822,7 +16782,7 @@
       <w:tblStyleColBandSize w:val="1"/>
       <w:tblInd w:w="0" w:type="dxa"/>
       <w:tblBorders>
-        <w:insideH w:val="single" w:sz="4" w:space="0" w:color="FFFFFF" w:themeColor="background1"/>
+        <w:insideH w:val="single" w:color="FFFFFF" w:themeColor="background1" w:sz="4" w:space="0"/>
       </w:tblBorders>
       <w:tblCellMar>
         <w:top w:w="0" w:type="dxa"/>
@@ -16902,7 +16862,7 @@
       <w:tblStyleColBandSize w:val="1"/>
       <w:tblInd w:w="0" w:type="dxa"/>
       <w:tblBorders>
-        <w:insideH w:val="single" w:sz="4" w:space="0" w:color="FFFFFF" w:themeColor="background1"/>
+        <w:insideH w:val="single" w:color="FFFFFF" w:themeColor="background1" w:sz="4" w:space="0"/>
       </w:tblBorders>
       <w:tblCellMar>
         <w:top w:w="0" w:type="dxa"/>
@@ -16982,7 +16942,7 @@
       <w:tblStyleColBandSize w:val="1"/>
       <w:tblInd w:w="0" w:type="dxa"/>
       <w:tblBorders>
-        <w:insideH w:val="single" w:sz="4" w:space="0" w:color="FFFFFF" w:themeColor="background1"/>
+        <w:insideH w:val="single" w:color="FFFFFF" w:themeColor="background1" w:sz="4" w:space="0"/>
       </w:tblBorders>
       <w:tblCellMar>
         <w:top w:w="0" w:type="dxa"/>
@@ -17062,7 +17022,7 @@
       <w:tblStyleColBandSize w:val="1"/>
       <w:tblInd w:w="0" w:type="dxa"/>
       <w:tblBorders>
-        <w:insideH w:val="single" w:sz="4" w:space="0" w:color="FFFFFF" w:themeColor="background1"/>
+        <w:insideH w:val="single" w:color="FFFFFF" w:themeColor="background1" w:sz="4" w:space="0"/>
       </w:tblBorders>
       <w:tblCellMar>
         <w:top w:w="0" w:type="dxa"/>
@@ -17142,7 +17102,7 @@
       <w:tblStyleColBandSize w:val="1"/>
       <w:tblInd w:w="0" w:type="dxa"/>
       <w:tblBorders>
-        <w:insideH w:val="single" w:sz="4" w:space="0" w:color="FFFFFF" w:themeColor="background1"/>
+        <w:insideH w:val="single" w:color="FFFFFF" w:themeColor="background1" w:sz="4" w:space="0"/>
       </w:tblBorders>
       <w:tblCellMar>
         <w:top w:w="0" w:type="dxa"/>
@@ -17222,7 +17182,7 @@
       <w:tblStyleColBandSize w:val="1"/>
       <w:tblInd w:w="0" w:type="dxa"/>
       <w:tblBorders>
-        <w:insideH w:val="single" w:sz="4" w:space="0" w:color="FFFFFF" w:themeColor="background1"/>
+        <w:insideH w:val="single" w:color="FFFFFF" w:themeColor="background1" w:sz="4" w:space="0"/>
       </w:tblBorders>
       <w:tblCellMar>
         <w:top w:w="0" w:type="dxa"/>
@@ -17302,7 +17262,7 @@
       <w:tblStyleColBandSize w:val="1"/>
       <w:tblInd w:w="0" w:type="dxa"/>
       <w:tblBorders>
-        <w:insideH w:val="single" w:sz="4" w:space="0" w:color="FFFFFF" w:themeColor="background1"/>
+        <w:insideH w:val="single" w:color="FFFFFF" w:themeColor="background1" w:sz="4" w:space="0"/>
       </w:tblBorders>
       <w:tblCellMar>
         <w:top w:w="0" w:type="dxa"/>

--- a/technologies/06_CLM/30 Документация/Управление_Директорами_CLM_Методология_реализации_V1.docx
+++ b/technologies/06_CLM/30 Документация/Управление_Директорами_CLM_Методология_реализации_V1.docx
@@ -1539,7 +1539,7 @@
               <w:spacing w:after="0" w:line="254" w:lineRule="auto"/>
             </w:pPr>
             <w:r>
-              <w:t xml:space="preserve">Паспорт Спринта готов → Спринт; паспорт не готов → доработка в Сессии; обязательный блокер → STOP.</w:t>
+              <w:t>Паспорт Спринта готов → заказчик выбирает Спринт с консультантом или самостоятельную реализацию по Паспорту; паспорт не готов → доработка в Сессии; обязательный блокер → STOP. Сопровождение открывается только после подтвержденного внедрения.</w:t>
             </w:r>
           </w:p>
         </w:tc>
